--- a/docs/pdf-to-svg/PdfToSvg_設計書.docx
+++ b/docs/pdf-to-svg/PdfToSvg_設計書.docx
@@ -5,7 +5,7 @@
     <w:p>
       <w:r>
         <w:rPr>
-          <w:rFonts w:ascii="游ゴシック" w:hAnsi="游ゴシック" w:eastAsia="游ゴシック"/>
+          <w:rFonts w:ascii="Meiryo UI" w:hAnsi="Meiryo UI" w:eastAsia="Meiryo UI"/>
           <w:b/>
           <w:i w:val="0"/>
           <w:color w:val="1F5C99"/>
@@ -17,7 +17,7 @@
     <w:p>
       <w:r>
         <w:rPr>
-          <w:rFonts w:ascii="游ゴシック" w:hAnsi="游ゴシック" w:eastAsia="游ゴシック"/>
+          <w:rFonts w:ascii="Meiryo UI" w:hAnsi="Meiryo UI" w:eastAsia="Meiryo UI"/>
           <w:b w:val="0"/>
           <w:i w:val="0"/>
           <w:color w:val="606874"/>
@@ -32,12 +32,12 @@
       </w:pPr>
       <w:r>
         <w:rPr>
-          <w:rFonts w:ascii="游ゴシック" w:hAnsi="游ゴシック" w:eastAsia="游ゴシック"/>
+          <w:rFonts w:ascii="Meiryo UI" w:hAnsi="Meiryo UI" w:eastAsia="Meiryo UI"/>
           <w:b w:val="0"/>
           <w:i w:val="0"/>
           <w:sz w:val="19"/>
         </w:rPr>
-        <w:t>版: 1.0　　対象リビジョン: chore/deps-latest-offline-bundle　　本書は実装の構造・依存・ライフサイクルを記述し、引き継ぎと改修を可能にすることを目的とする。</w:t>
+        <w:t>版: 1.0　　対象リビジョン: 最新版　　本書は実装の構造・依存・ライフサイクルを記述し、引き継ぎと改修を可能にすることを目的とする。</w:t>
       </w:r>
     </w:p>
     <w:p>
@@ -46,7 +46,7 @@
       </w:pPr>
       <w:r>
         <w:rPr>
-          <w:rFonts w:ascii="游ゴシック" w:hAnsi="游ゴシック" w:eastAsia="游ゴシック"/>
+          <w:rFonts w:ascii="Meiryo UI" w:hAnsi="Meiryo UI" w:eastAsia="Meiryo UI"/>
           <w:b/>
           <w:i w:val="0"/>
           <w:color w:val="1F5C99"/>
@@ -61,7 +61,7 @@
       </w:pPr>
       <w:r>
         <w:rPr>
-          <w:rFonts w:ascii="游ゴシック" w:hAnsi="游ゴシック" w:eastAsia="游ゴシック"/>
+          <w:rFonts w:ascii="Meiryo UI" w:hAnsi="Meiryo UI" w:eastAsia="Meiryo UI"/>
           <w:b w:val="0"/>
           <w:i w:val="0"/>
           <w:sz w:val="21"/>
@@ -70,7 +70,7 @@
       </w:r>
       <w:r>
         <w:rPr>
-          <w:rFonts w:ascii="游ゴシック" w:hAnsi="游ゴシック" w:eastAsia="游ゴシック"/>
+          <w:rFonts w:ascii="Meiryo UI" w:hAnsi="Meiryo UI" w:eastAsia="Meiryo UI"/>
           <w:b/>
           <w:i w:val="0"/>
           <w:sz w:val="21"/>
@@ -79,7 +79,7 @@
       </w:r>
       <w:r>
         <w:rPr>
-          <w:rFonts w:ascii="游ゴシック" w:hAnsi="游ゴシック" w:eastAsia="游ゴシック"/>
+          <w:rFonts w:ascii="Meiryo UI" w:hAnsi="Meiryo UI" w:eastAsia="Meiryo UI"/>
           <w:b w:val="0"/>
           <w:i w:val="0"/>
           <w:sz w:val="21"/>
@@ -95,7 +95,7 @@
       </w:pPr>
       <w:r>
         <w:rPr>
-          <w:rFonts w:ascii="游ゴシック" w:hAnsi="游ゴシック" w:eastAsia="游ゴシック"/>
+          <w:rFonts w:ascii="Meiryo UI" w:hAnsi="Meiryo UI" w:eastAsia="Meiryo UI"/>
           <w:b/>
           <w:i w:val="0"/>
           <w:sz w:val="21"/>
@@ -104,7 +104,7 @@
       </w:r>
       <w:r>
         <w:rPr>
-          <w:rFonts w:ascii="游ゴシック" w:hAnsi="游ゴシック" w:eastAsia="游ゴシック"/>
+          <w:rFonts w:ascii="Meiryo UI" w:hAnsi="Meiryo UI" w:eastAsia="Meiryo UI"/>
           <w:b w:val="0"/>
           <w:i w:val="0"/>
           <w:sz w:val="21"/>
@@ -120,7 +120,7 @@
       </w:pPr>
       <w:r>
         <w:rPr>
-          <w:rFonts w:ascii="游ゴシック" w:hAnsi="游ゴシック" w:eastAsia="游ゴシック"/>
+          <w:rFonts w:ascii="Meiryo UI" w:hAnsi="Meiryo UI" w:eastAsia="Meiryo UI"/>
           <w:b/>
           <w:i w:val="0"/>
           <w:sz w:val="21"/>
@@ -129,7 +129,7 @@
       </w:r>
       <w:r>
         <w:rPr>
-          <w:rFonts w:ascii="游ゴシック" w:hAnsi="游ゴシック" w:eastAsia="游ゴシック"/>
+          <w:rFonts w:ascii="Meiryo UI" w:hAnsi="Meiryo UI" w:eastAsia="Meiryo UI"/>
           <w:b w:val="0"/>
           <w:i w:val="0"/>
           <w:sz w:val="21"/>
@@ -143,7 +143,7 @@
       </w:pPr>
       <w:r>
         <w:rPr>
-          <w:rFonts w:ascii="游ゴシック" w:hAnsi="游ゴシック" w:eastAsia="游ゴシック"/>
+          <w:rFonts w:ascii="Meiryo UI" w:hAnsi="Meiryo UI" w:eastAsia="Meiryo UI"/>
           <w:b w:val="0"/>
           <w:i w:val="0"/>
           <w:sz w:val="21"/>
@@ -152,7 +152,7 @@
       </w:r>
       <w:r>
         <w:rPr>
-          <w:rFonts w:ascii="游ゴシック" w:hAnsi="游ゴシック" w:eastAsia="游ゴシック"/>
+          <w:rFonts w:ascii="Meiryo UI" w:hAnsi="Meiryo UI" w:eastAsia="Meiryo UI"/>
           <w:b/>
           <w:i w:val="0"/>
           <w:sz w:val="21"/>
@@ -161,7 +161,7 @@
       </w:r>
       <w:r>
         <w:rPr>
-          <w:rFonts w:ascii="游ゴシック" w:hAnsi="游ゴシック" w:eastAsia="游ゴシック"/>
+          <w:rFonts w:ascii="Meiryo UI" w:hAnsi="Meiryo UI" w:eastAsia="Meiryo UI"/>
           <w:b w:val="0"/>
           <w:i w:val="0"/>
           <w:sz w:val="21"/>
@@ -175,7 +175,7 @@
       </w:pPr>
       <w:r>
         <w:rPr>
-          <w:rFonts w:ascii="游ゴシック" w:hAnsi="游ゴシック" w:eastAsia="游ゴシック"/>
+          <w:rFonts w:ascii="Meiryo UI" w:hAnsi="Meiryo UI" w:eastAsia="Meiryo UI"/>
           <w:b/>
           <w:i w:val="0"/>
           <w:sz w:val="21"/>
@@ -184,7 +184,7 @@
       </w:r>
       <w:r>
         <w:rPr>
-          <w:rFonts w:ascii="游ゴシック" w:hAnsi="游ゴシック" w:eastAsia="游ゴシック"/>
+          <w:rFonts w:ascii="Meiryo UI" w:hAnsi="Meiryo UI" w:eastAsia="Meiryo UI"/>
           <w:b w:val="0"/>
           <w:i w:val="0"/>
           <w:sz w:val="21"/>
@@ -198,7 +198,7 @@
       </w:pPr>
       <w:r>
         <w:rPr>
-          <w:rFonts w:ascii="游ゴシック" w:hAnsi="游ゴシック" w:eastAsia="游ゴシック"/>
+          <w:rFonts w:ascii="Meiryo UI" w:hAnsi="Meiryo UI" w:eastAsia="Meiryo UI"/>
           <w:b/>
           <w:i w:val="0"/>
           <w:color w:val="1F5C99"/>
@@ -227,7 +227,7 @@
             <w:r/>
             <w:r>
               <w:rPr>
-                <w:rFonts w:ascii="游ゴシック" w:hAnsi="游ゴシック" w:eastAsia="游ゴシック"/>
+                <w:rFonts w:ascii="Meiryo UI" w:hAnsi="Meiryo UI" w:eastAsia="Meiryo UI"/>
                 <w:b/>
                 <w:i w:val="0"/>
                 <w:sz w:val="19"/>
@@ -244,7 +244,7 @@
             <w:r/>
             <w:r>
               <w:rPr>
-                <w:rFonts w:ascii="游ゴシック" w:hAnsi="游ゴシック" w:eastAsia="游ゴシック"/>
+                <w:rFonts w:ascii="Meiryo UI" w:hAnsi="Meiryo UI" w:eastAsia="Meiryo UI"/>
                 <w:b/>
                 <w:i w:val="0"/>
                 <w:sz w:val="19"/>
@@ -263,7 +263,7 @@
             <w:r/>
             <w:r>
               <w:rPr>
-                <w:rFonts w:ascii="游ゴシック" w:hAnsi="游ゴシック" w:eastAsia="游ゴシック"/>
+                <w:rFonts w:ascii="Meiryo UI" w:hAnsi="Meiryo UI" w:eastAsia="Meiryo UI"/>
                 <w:b w:val="0"/>
                 <w:i w:val="0"/>
                 <w:sz w:val="19"/>
@@ -280,7 +280,7 @@
             <w:r/>
             <w:r>
               <w:rPr>
-                <w:rFonts w:ascii="游ゴシック" w:hAnsi="游ゴシック" w:eastAsia="游ゴシック"/>
+                <w:rFonts w:ascii="Meiryo UI" w:hAnsi="Meiryo UI" w:eastAsia="Meiryo UI"/>
                 <w:b w:val="0"/>
                 <w:i w:val="0"/>
                 <w:sz w:val="19"/>
@@ -299,7 +299,7 @@
             <w:r/>
             <w:r>
               <w:rPr>
-                <w:rFonts w:ascii="游ゴシック" w:hAnsi="游ゴシック" w:eastAsia="游ゴシック"/>
+                <w:rFonts w:ascii="Meiryo UI" w:hAnsi="Meiryo UI" w:eastAsia="Meiryo UI"/>
                 <w:b w:val="0"/>
                 <w:i w:val="0"/>
                 <w:sz w:val="19"/>
@@ -316,7 +316,7 @@
             <w:r/>
             <w:r>
               <w:rPr>
-                <w:rFonts w:ascii="游ゴシック" w:hAnsi="游ゴシック" w:eastAsia="游ゴシック"/>
+                <w:rFonts w:ascii="Meiryo UI" w:hAnsi="Meiryo UI" w:eastAsia="Meiryo UI"/>
                 <w:b w:val="0"/>
                 <w:i w:val="0"/>
                 <w:sz w:val="19"/>
@@ -335,7 +335,7 @@
             <w:r/>
             <w:r>
               <w:rPr>
-                <w:rFonts w:ascii="游ゴシック" w:hAnsi="游ゴシック" w:eastAsia="游ゴシック"/>
+                <w:rFonts w:ascii="Meiryo UI" w:hAnsi="Meiryo UI" w:eastAsia="Meiryo UI"/>
                 <w:b w:val="0"/>
                 <w:i w:val="0"/>
                 <w:sz w:val="19"/>
@@ -352,7 +352,7 @@
             <w:r/>
             <w:r>
               <w:rPr>
-                <w:rFonts w:ascii="游ゴシック" w:hAnsi="游ゴシック" w:eastAsia="游ゴシック"/>
+                <w:rFonts w:ascii="Meiryo UI" w:hAnsi="Meiryo UI" w:eastAsia="Meiryo UI"/>
                 <w:b w:val="0"/>
                 <w:i w:val="0"/>
                 <w:sz w:val="19"/>
@@ -371,7 +371,7 @@
             <w:r/>
             <w:r>
               <w:rPr>
-                <w:rFonts w:ascii="游ゴシック" w:hAnsi="游ゴシック" w:eastAsia="游ゴシック"/>
+                <w:rFonts w:ascii="Meiryo UI" w:hAnsi="Meiryo UI" w:eastAsia="Meiryo UI"/>
                 <w:b w:val="0"/>
                 <w:i w:val="0"/>
                 <w:sz w:val="19"/>
@@ -388,7 +388,7 @@
             <w:r/>
             <w:r>
               <w:rPr>
-                <w:rFonts w:ascii="游ゴシック" w:hAnsi="游ゴシック" w:eastAsia="游ゴシック"/>
+                <w:rFonts w:ascii="Meiryo UI" w:hAnsi="Meiryo UI" w:eastAsia="Meiryo UI"/>
                 <w:b w:val="0"/>
                 <w:i w:val="0"/>
                 <w:sz w:val="19"/>
@@ -407,7 +407,7 @@
             <w:r/>
             <w:r>
               <w:rPr>
-                <w:rFonts w:ascii="游ゴシック" w:hAnsi="游ゴシック" w:eastAsia="游ゴシック"/>
+                <w:rFonts w:ascii="Meiryo UI" w:hAnsi="Meiryo UI" w:eastAsia="Meiryo UI"/>
                 <w:b w:val="0"/>
                 <w:i w:val="0"/>
                 <w:sz w:val="19"/>
@@ -424,7 +424,7 @@
             <w:r/>
             <w:r>
               <w:rPr>
-                <w:rFonts w:ascii="游ゴシック" w:hAnsi="游ゴシック" w:eastAsia="游ゴシック"/>
+                <w:rFonts w:ascii="Meiryo UI" w:hAnsi="Meiryo UI" w:eastAsia="Meiryo UI"/>
                 <w:b w:val="0"/>
                 <w:i w:val="0"/>
                 <w:sz w:val="19"/>
@@ -441,7 +441,7 @@
       </w:pPr>
       <w:r>
         <w:rPr>
-          <w:rFonts w:ascii="游ゴシック" w:hAnsi="游ゴシック" w:eastAsia="游ゴシック"/>
+          <w:rFonts w:ascii="Meiryo UI" w:hAnsi="Meiryo UI" w:eastAsia="Meiryo UI"/>
           <w:b w:val="0"/>
           <w:i w:val="0"/>
           <w:sz w:val="21"/>
@@ -455,7 +455,7 @@
       </w:pPr>
       <w:r>
         <w:rPr>
-          <w:rFonts w:ascii="游ゴシック" w:hAnsi="游ゴシック" w:eastAsia="游ゴシック"/>
+          <w:rFonts w:ascii="Meiryo UI" w:hAnsi="Meiryo UI" w:eastAsia="Meiryo UI"/>
           <w:b/>
           <w:i w:val="0"/>
           <w:color w:val="1F5C99"/>
@@ -470,7 +470,7 @@
       </w:pPr>
       <w:r>
         <w:rPr>
-          <w:rFonts w:ascii="游ゴシック" w:hAnsi="游ゴシック" w:eastAsia="游ゴシック"/>
+          <w:rFonts w:ascii="Meiryo UI" w:hAnsi="Meiryo UI" w:eastAsia="Meiryo UI"/>
           <w:b w:val="0"/>
           <w:i w:val="0"/>
           <w:sz w:val="21"/>
@@ -479,7 +479,7 @@
       </w:r>
       <w:r>
         <w:rPr>
-          <w:rFonts w:ascii="游ゴシック" w:hAnsi="游ゴシック" w:eastAsia="游ゴシック"/>
+          <w:rFonts w:ascii="Meiryo UI" w:hAnsi="Meiryo UI" w:eastAsia="Meiryo UI"/>
           <w:b/>
           <w:i w:val="0"/>
           <w:sz w:val="21"/>
@@ -488,7 +488,7 @@
       </w:r>
       <w:r>
         <w:rPr>
-          <w:rFonts w:ascii="游ゴシック" w:hAnsi="游ゴシック" w:eastAsia="游ゴシック"/>
+          <w:rFonts w:ascii="Meiryo UI" w:hAnsi="Meiryo UI" w:eastAsia="Meiryo UI"/>
           <w:b w:val="0"/>
           <w:i w:val="0"/>
           <w:sz w:val="21"/>
@@ -531,7 +531,7 @@
       </w:pPr>
       <w:r>
         <w:rPr>
-          <w:rFonts w:ascii="游ゴシック" w:hAnsi="游ゴシック" w:eastAsia="游ゴシック"/>
+          <w:rFonts w:ascii="Meiryo UI" w:hAnsi="Meiryo UI" w:eastAsia="Meiryo UI"/>
           <w:b w:val="0"/>
           <w:i w:val="0"/>
           <w:sz w:val="21"/>
@@ -546,7 +546,7 @@
       </w:pPr>
       <w:r>
         <w:rPr>
-          <w:rFonts w:ascii="游ゴシック" w:hAnsi="游ゴシック" w:eastAsia="游ゴシック"/>
+          <w:rFonts w:ascii="Meiryo UI" w:hAnsi="Meiryo UI" w:eastAsia="Meiryo UI"/>
           <w:b w:val="0"/>
           <w:i w:val="0"/>
           <w:sz w:val="21"/>
@@ -561,7 +561,7 @@
       </w:pPr>
       <w:r>
         <w:rPr>
-          <w:rFonts w:ascii="游ゴシック" w:hAnsi="游ゴシック" w:eastAsia="游ゴシック"/>
+          <w:rFonts w:ascii="Meiryo UI" w:hAnsi="Meiryo UI" w:eastAsia="Meiryo UI"/>
           <w:b w:val="0"/>
           <w:i w:val="0"/>
           <w:sz w:val="21"/>
@@ -576,7 +576,7 @@
       </w:pPr>
       <w:r>
         <w:rPr>
-          <w:rFonts w:ascii="游ゴシック" w:hAnsi="游ゴシック" w:eastAsia="游ゴシック"/>
+          <w:rFonts w:ascii="Meiryo UI" w:hAnsi="Meiryo UI" w:eastAsia="Meiryo UI"/>
           <w:b w:val="0"/>
           <w:i w:val="0"/>
           <w:sz w:val="21"/>
@@ -591,7 +591,7 @@
       </w:pPr>
       <w:r>
         <w:rPr>
-          <w:rFonts w:ascii="游ゴシック" w:hAnsi="游ゴシック" w:eastAsia="游ゴシック"/>
+          <w:rFonts w:ascii="Meiryo UI" w:hAnsi="Meiryo UI" w:eastAsia="Meiryo UI"/>
           <w:b w:val="0"/>
           <w:i w:val="0"/>
           <w:sz w:val="21"/>
@@ -605,7 +605,7 @@
       </w:pPr>
       <w:r>
         <w:rPr>
-          <w:rFonts w:ascii="游ゴシック" w:hAnsi="游ゴシック" w:eastAsia="游ゴシック"/>
+          <w:rFonts w:ascii="Meiryo UI" w:hAnsi="Meiryo UI" w:eastAsia="Meiryo UI"/>
           <w:b/>
           <w:i w:val="0"/>
           <w:color w:val="1F5C99"/>
@@ -620,7 +620,7 @@
       </w:pPr>
       <w:r>
         <w:rPr>
-          <w:rFonts w:ascii="游ゴシック" w:hAnsi="游ゴシック" w:eastAsia="游ゴシック"/>
+          <w:rFonts w:ascii="Meiryo UI" w:hAnsi="Meiryo UI" w:eastAsia="Meiryo UI"/>
           <w:b w:val="0"/>
           <w:i w:val="0"/>
           <w:sz w:val="21"/>
@@ -648,7 +648,7 @@
             <w:r/>
             <w:r>
               <w:rPr>
-                <w:rFonts w:ascii="游ゴシック" w:hAnsi="游ゴシック" w:eastAsia="游ゴシック"/>
+                <w:rFonts w:ascii="Meiryo UI" w:hAnsi="Meiryo UI" w:eastAsia="Meiryo UI"/>
                 <w:b/>
                 <w:i w:val="0"/>
                 <w:sz w:val="19"/>
@@ -665,7 +665,7 @@
             <w:r/>
             <w:r>
               <w:rPr>
-                <w:rFonts w:ascii="游ゴシック" w:hAnsi="游ゴシック" w:eastAsia="游ゴシック"/>
+                <w:rFonts w:ascii="Meiryo UI" w:hAnsi="Meiryo UI" w:eastAsia="Meiryo UI"/>
                 <w:b/>
                 <w:i w:val="0"/>
                 <w:sz w:val="19"/>
@@ -684,7 +684,7 @@
             <w:r/>
             <w:r>
               <w:rPr>
-                <w:rFonts w:ascii="游ゴシック" w:hAnsi="游ゴシック" w:eastAsia="游ゴシック"/>
+                <w:rFonts w:ascii="Meiryo UI" w:hAnsi="Meiryo UI" w:eastAsia="Meiryo UI"/>
                 <w:b w:val="0"/>
                 <w:i w:val="0"/>
                 <w:sz w:val="19"/>
@@ -701,7 +701,7 @@
             <w:r/>
             <w:r>
               <w:rPr>
-                <w:rFonts w:ascii="游ゴシック" w:hAnsi="游ゴシック" w:eastAsia="游ゴシック"/>
+                <w:rFonts w:ascii="Meiryo UI" w:hAnsi="Meiryo UI" w:eastAsia="Meiryo UI"/>
                 <w:b w:val="0"/>
                 <w:i w:val="0"/>
                 <w:sz w:val="19"/>
@@ -720,7 +720,7 @@
             <w:r/>
             <w:r>
               <w:rPr>
-                <w:rFonts w:ascii="游ゴシック" w:hAnsi="游ゴシック" w:eastAsia="游ゴシック"/>
+                <w:rFonts w:ascii="Meiryo UI" w:hAnsi="Meiryo UI" w:eastAsia="Meiryo UI"/>
                 <w:b w:val="0"/>
                 <w:i w:val="0"/>
                 <w:sz w:val="19"/>
@@ -737,7 +737,7 @@
             <w:r/>
             <w:r>
               <w:rPr>
-                <w:rFonts w:ascii="游ゴシック" w:hAnsi="游ゴシック" w:eastAsia="游ゴシック"/>
+                <w:rFonts w:ascii="Meiryo UI" w:hAnsi="Meiryo UI" w:eastAsia="Meiryo UI"/>
                 <w:b w:val="0"/>
                 <w:i w:val="0"/>
                 <w:sz w:val="19"/>
@@ -756,7 +756,7 @@
             <w:r/>
             <w:r>
               <w:rPr>
-                <w:rFonts w:ascii="游ゴシック" w:hAnsi="游ゴシック" w:eastAsia="游ゴシック"/>
+                <w:rFonts w:ascii="Meiryo UI" w:hAnsi="Meiryo UI" w:eastAsia="Meiryo UI"/>
                 <w:b w:val="0"/>
                 <w:i w:val="0"/>
                 <w:sz w:val="19"/>
@@ -773,7 +773,7 @@
             <w:r/>
             <w:r>
               <w:rPr>
-                <w:rFonts w:ascii="游ゴシック" w:hAnsi="游ゴシック" w:eastAsia="游ゴシック"/>
+                <w:rFonts w:ascii="Meiryo UI" w:hAnsi="Meiryo UI" w:eastAsia="Meiryo UI"/>
                 <w:b w:val="0"/>
                 <w:i w:val="0"/>
                 <w:sz w:val="19"/>
@@ -792,7 +792,7 @@
             <w:r/>
             <w:r>
               <w:rPr>
-                <w:rFonts w:ascii="游ゴシック" w:hAnsi="游ゴシック" w:eastAsia="游ゴシック"/>
+                <w:rFonts w:ascii="Meiryo UI" w:hAnsi="Meiryo UI" w:eastAsia="Meiryo UI"/>
                 <w:b w:val="0"/>
                 <w:i w:val="0"/>
                 <w:sz w:val="19"/>
@@ -809,7 +809,7 @@
             <w:r/>
             <w:r>
               <w:rPr>
-                <w:rFonts w:ascii="游ゴシック" w:hAnsi="游ゴシック" w:eastAsia="游ゴシック"/>
+                <w:rFonts w:ascii="Meiryo UI" w:hAnsi="Meiryo UI" w:eastAsia="Meiryo UI"/>
                 <w:b w:val="0"/>
                 <w:i w:val="0"/>
                 <w:sz w:val="19"/>
@@ -828,7 +828,7 @@
             <w:r/>
             <w:r>
               <w:rPr>
-                <w:rFonts w:ascii="游ゴシック" w:hAnsi="游ゴシック" w:eastAsia="游ゴシック"/>
+                <w:rFonts w:ascii="Meiryo UI" w:hAnsi="Meiryo UI" w:eastAsia="Meiryo UI"/>
                 <w:b w:val="0"/>
                 <w:i w:val="0"/>
                 <w:sz w:val="19"/>
@@ -845,7 +845,7 @@
             <w:r/>
             <w:r>
               <w:rPr>
-                <w:rFonts w:ascii="游ゴシック" w:hAnsi="游ゴシック" w:eastAsia="游ゴシック"/>
+                <w:rFonts w:ascii="Meiryo UI" w:hAnsi="Meiryo UI" w:eastAsia="Meiryo UI"/>
                 <w:b w:val="0"/>
                 <w:i w:val="0"/>
                 <w:sz w:val="19"/>
@@ -864,7 +864,7 @@
             <w:r/>
             <w:r>
               <w:rPr>
-                <w:rFonts w:ascii="游ゴシック" w:hAnsi="游ゴシック" w:eastAsia="游ゴシック"/>
+                <w:rFonts w:ascii="Meiryo UI" w:hAnsi="Meiryo UI" w:eastAsia="Meiryo UI"/>
                 <w:b w:val="0"/>
                 <w:i w:val="0"/>
                 <w:sz w:val="19"/>
@@ -881,7 +881,7 @@
             <w:r/>
             <w:r>
               <w:rPr>
-                <w:rFonts w:ascii="游ゴシック" w:hAnsi="游ゴシック" w:eastAsia="游ゴシック"/>
+                <w:rFonts w:ascii="Meiryo UI" w:hAnsi="Meiryo UI" w:eastAsia="Meiryo UI"/>
                 <w:b w:val="0"/>
                 <w:i w:val="0"/>
                 <w:sz w:val="19"/>
@@ -900,7 +900,7 @@
             <w:r/>
             <w:r>
               <w:rPr>
-                <w:rFonts w:ascii="游ゴシック" w:hAnsi="游ゴシック" w:eastAsia="游ゴシック"/>
+                <w:rFonts w:ascii="Meiryo UI" w:hAnsi="Meiryo UI" w:eastAsia="Meiryo UI"/>
                 <w:b w:val="0"/>
                 <w:i w:val="0"/>
                 <w:sz w:val="19"/>
@@ -917,7 +917,7 @@
             <w:r/>
             <w:r>
               <w:rPr>
-                <w:rFonts w:ascii="游ゴシック" w:hAnsi="游ゴシック" w:eastAsia="游ゴシック"/>
+                <w:rFonts w:ascii="Meiryo UI" w:hAnsi="Meiryo UI" w:eastAsia="Meiryo UI"/>
                 <w:b w:val="0"/>
                 <w:i w:val="0"/>
                 <w:sz w:val="19"/>
@@ -936,7 +936,7 @@
             <w:r/>
             <w:r>
               <w:rPr>
-                <w:rFonts w:ascii="游ゴシック" w:hAnsi="游ゴシック" w:eastAsia="游ゴシック"/>
+                <w:rFonts w:ascii="Meiryo UI" w:hAnsi="Meiryo UI" w:eastAsia="Meiryo UI"/>
                 <w:b w:val="0"/>
                 <w:i w:val="0"/>
                 <w:sz w:val="19"/>
@@ -953,7 +953,7 @@
             <w:r/>
             <w:r>
               <w:rPr>
-                <w:rFonts w:ascii="游ゴシック" w:hAnsi="游ゴシック" w:eastAsia="游ゴシック"/>
+                <w:rFonts w:ascii="Meiryo UI" w:hAnsi="Meiryo UI" w:eastAsia="Meiryo UI"/>
                 <w:b w:val="0"/>
                 <w:i w:val="0"/>
                 <w:sz w:val="19"/>
@@ -972,7 +972,7 @@
             <w:r/>
             <w:r>
               <w:rPr>
-                <w:rFonts w:ascii="游ゴシック" w:hAnsi="游ゴシック" w:eastAsia="游ゴシック"/>
+                <w:rFonts w:ascii="Meiryo UI" w:hAnsi="Meiryo UI" w:eastAsia="Meiryo UI"/>
                 <w:b w:val="0"/>
                 <w:i w:val="0"/>
                 <w:sz w:val="19"/>
@@ -989,7 +989,7 @@
             <w:r/>
             <w:r>
               <w:rPr>
-                <w:rFonts w:ascii="游ゴシック" w:hAnsi="游ゴシック" w:eastAsia="游ゴシック"/>
+                <w:rFonts w:ascii="Meiryo UI" w:hAnsi="Meiryo UI" w:eastAsia="Meiryo UI"/>
                 <w:b w:val="0"/>
                 <w:i w:val="0"/>
                 <w:sz w:val="19"/>
@@ -1008,7 +1008,7 @@
             <w:r/>
             <w:r>
               <w:rPr>
-                <w:rFonts w:ascii="游ゴシック" w:hAnsi="游ゴシック" w:eastAsia="游ゴシック"/>
+                <w:rFonts w:ascii="Meiryo UI" w:hAnsi="Meiryo UI" w:eastAsia="Meiryo UI"/>
                 <w:b w:val="0"/>
                 <w:i w:val="0"/>
                 <w:sz w:val="19"/>
@@ -1025,7 +1025,7 @@
             <w:r/>
             <w:r>
               <w:rPr>
-                <w:rFonts w:ascii="游ゴシック" w:hAnsi="游ゴシック" w:eastAsia="游ゴシック"/>
+                <w:rFonts w:ascii="Meiryo UI" w:hAnsi="Meiryo UI" w:eastAsia="Meiryo UI"/>
                 <w:b w:val="0"/>
                 <w:i w:val="0"/>
                 <w:sz w:val="19"/>
@@ -1044,7 +1044,7 @@
             <w:r/>
             <w:r>
               <w:rPr>
-                <w:rFonts w:ascii="游ゴシック" w:hAnsi="游ゴシック" w:eastAsia="游ゴシック"/>
+                <w:rFonts w:ascii="Meiryo UI" w:hAnsi="Meiryo UI" w:eastAsia="Meiryo UI"/>
                 <w:b w:val="0"/>
                 <w:i w:val="0"/>
                 <w:sz w:val="19"/>
@@ -1061,7 +1061,7 @@
             <w:r/>
             <w:r>
               <w:rPr>
-                <w:rFonts w:ascii="游ゴシック" w:hAnsi="游ゴシック" w:eastAsia="游ゴシック"/>
+                <w:rFonts w:ascii="Meiryo UI" w:hAnsi="Meiryo UI" w:eastAsia="Meiryo UI"/>
                 <w:b w:val="0"/>
                 <w:i w:val="0"/>
                 <w:sz w:val="19"/>
@@ -1080,7 +1080,7 @@
             <w:r/>
             <w:r>
               <w:rPr>
-                <w:rFonts w:ascii="游ゴシック" w:hAnsi="游ゴシック" w:eastAsia="游ゴシック"/>
+                <w:rFonts w:ascii="Meiryo UI" w:hAnsi="Meiryo UI" w:eastAsia="Meiryo UI"/>
                 <w:b w:val="0"/>
                 <w:i w:val="0"/>
                 <w:sz w:val="19"/>
@@ -1097,7 +1097,7 @@
             <w:r/>
             <w:r>
               <w:rPr>
-                <w:rFonts w:ascii="游ゴシック" w:hAnsi="游ゴシック" w:eastAsia="游ゴシック"/>
+                <w:rFonts w:ascii="Meiryo UI" w:hAnsi="Meiryo UI" w:eastAsia="Meiryo UI"/>
                 <w:b w:val="0"/>
                 <w:i w:val="0"/>
                 <w:sz w:val="19"/>
@@ -1116,7 +1116,7 @@
             <w:r/>
             <w:r>
               <w:rPr>
-                <w:rFonts w:ascii="游ゴシック" w:hAnsi="游ゴシック" w:eastAsia="游ゴシック"/>
+                <w:rFonts w:ascii="Meiryo UI" w:hAnsi="Meiryo UI" w:eastAsia="Meiryo UI"/>
                 <w:b w:val="0"/>
                 <w:i w:val="0"/>
                 <w:sz w:val="19"/>
@@ -1133,7 +1133,7 @@
             <w:r/>
             <w:r>
               <w:rPr>
-                <w:rFonts w:ascii="游ゴシック" w:hAnsi="游ゴシック" w:eastAsia="游ゴシック"/>
+                <w:rFonts w:ascii="Meiryo UI" w:hAnsi="Meiryo UI" w:eastAsia="Meiryo UI"/>
                 <w:b w:val="0"/>
                 <w:i w:val="0"/>
                 <w:sz w:val="19"/>
@@ -1152,7 +1152,7 @@
             <w:r/>
             <w:r>
               <w:rPr>
-                <w:rFonts w:ascii="游ゴシック" w:hAnsi="游ゴシック" w:eastAsia="游ゴシック"/>
+                <w:rFonts w:ascii="Meiryo UI" w:hAnsi="Meiryo UI" w:eastAsia="Meiryo UI"/>
                 <w:b w:val="0"/>
                 <w:i w:val="0"/>
                 <w:sz w:val="19"/>
@@ -1169,7 +1169,7 @@
             <w:r/>
             <w:r>
               <w:rPr>
-                <w:rFonts w:ascii="游ゴシック" w:hAnsi="游ゴシック" w:eastAsia="游ゴシック"/>
+                <w:rFonts w:ascii="Meiryo UI" w:hAnsi="Meiryo UI" w:eastAsia="Meiryo UI"/>
                 <w:b w:val="0"/>
                 <w:i w:val="0"/>
                 <w:sz w:val="19"/>
@@ -1188,7 +1188,7 @@
             <w:r/>
             <w:r>
               <w:rPr>
-                <w:rFonts w:ascii="游ゴシック" w:hAnsi="游ゴシック" w:eastAsia="游ゴシック"/>
+                <w:rFonts w:ascii="Meiryo UI" w:hAnsi="Meiryo UI" w:eastAsia="Meiryo UI"/>
                 <w:b w:val="0"/>
                 <w:i w:val="0"/>
                 <w:sz w:val="19"/>
@@ -1205,7 +1205,7 @@
             <w:r/>
             <w:r>
               <w:rPr>
-                <w:rFonts w:ascii="游ゴシック" w:hAnsi="游ゴシック" w:eastAsia="游ゴシック"/>
+                <w:rFonts w:ascii="Meiryo UI" w:hAnsi="Meiryo UI" w:eastAsia="Meiryo UI"/>
                 <w:b w:val="0"/>
                 <w:i w:val="0"/>
                 <w:sz w:val="19"/>
@@ -1224,7 +1224,7 @@
             <w:r/>
             <w:r>
               <w:rPr>
-                <w:rFonts w:ascii="游ゴシック" w:hAnsi="游ゴシック" w:eastAsia="游ゴシック"/>
+                <w:rFonts w:ascii="Meiryo UI" w:hAnsi="Meiryo UI" w:eastAsia="Meiryo UI"/>
                 <w:b w:val="0"/>
                 <w:i w:val="0"/>
                 <w:sz w:val="19"/>
@@ -1241,7 +1241,7 @@
             <w:r/>
             <w:r>
               <w:rPr>
-                <w:rFonts w:ascii="游ゴシック" w:hAnsi="游ゴシック" w:eastAsia="游ゴシック"/>
+                <w:rFonts w:ascii="Meiryo UI" w:hAnsi="Meiryo UI" w:eastAsia="Meiryo UI"/>
                 <w:b w:val="0"/>
                 <w:i w:val="0"/>
                 <w:sz w:val="19"/>
@@ -1260,7 +1260,7 @@
             <w:r/>
             <w:r>
               <w:rPr>
-                <w:rFonts w:ascii="游ゴシック" w:hAnsi="游ゴシック" w:eastAsia="游ゴシック"/>
+                <w:rFonts w:ascii="Meiryo UI" w:hAnsi="Meiryo UI" w:eastAsia="Meiryo UI"/>
                 <w:b w:val="0"/>
                 <w:i w:val="0"/>
                 <w:sz w:val="19"/>
@@ -1277,7 +1277,7 @@
             <w:r/>
             <w:r>
               <w:rPr>
-                <w:rFonts w:ascii="游ゴシック" w:hAnsi="游ゴシック" w:eastAsia="游ゴシック"/>
+                <w:rFonts w:ascii="Meiryo UI" w:hAnsi="Meiryo UI" w:eastAsia="Meiryo UI"/>
                 <w:b w:val="0"/>
                 <w:i w:val="0"/>
                 <w:sz w:val="19"/>
@@ -1296,7 +1296,7 @@
             <w:r/>
             <w:r>
               <w:rPr>
-                <w:rFonts w:ascii="游ゴシック" w:hAnsi="游ゴシック" w:eastAsia="游ゴシック"/>
+                <w:rFonts w:ascii="Meiryo UI" w:hAnsi="Meiryo UI" w:eastAsia="Meiryo UI"/>
                 <w:b w:val="0"/>
                 <w:i w:val="0"/>
                 <w:sz w:val="19"/>
@@ -1313,7 +1313,7 @@
             <w:r/>
             <w:r>
               <w:rPr>
-                <w:rFonts w:ascii="游ゴシック" w:hAnsi="游ゴシック" w:eastAsia="游ゴシック"/>
+                <w:rFonts w:ascii="Meiryo UI" w:hAnsi="Meiryo UI" w:eastAsia="Meiryo UI"/>
                 <w:b w:val="0"/>
                 <w:i w:val="0"/>
                 <w:sz w:val="19"/>
@@ -1332,7 +1332,7 @@
             <w:r/>
             <w:r>
               <w:rPr>
-                <w:rFonts w:ascii="游ゴシック" w:hAnsi="游ゴシック" w:eastAsia="游ゴシック"/>
+                <w:rFonts w:ascii="Meiryo UI" w:hAnsi="Meiryo UI" w:eastAsia="Meiryo UI"/>
                 <w:b w:val="0"/>
                 <w:i w:val="0"/>
                 <w:sz w:val="19"/>
@@ -1349,7 +1349,7 @@
             <w:r/>
             <w:r>
               <w:rPr>
-                <w:rFonts w:ascii="游ゴシック" w:hAnsi="游ゴシック" w:eastAsia="游ゴシック"/>
+                <w:rFonts w:ascii="Meiryo UI" w:hAnsi="Meiryo UI" w:eastAsia="Meiryo UI"/>
                 <w:b w:val="0"/>
                 <w:i w:val="0"/>
                 <w:sz w:val="19"/>
@@ -1366,7 +1366,7 @@
       </w:pPr>
       <w:r>
         <w:rPr>
-          <w:rFonts w:ascii="游ゴシック" w:hAnsi="游ゴシック" w:eastAsia="游ゴシック"/>
+          <w:rFonts w:ascii="Meiryo UI" w:hAnsi="Meiryo UI" w:eastAsia="Meiryo UI"/>
           <w:b/>
           <w:i w:val="0"/>
           <w:color w:val="20242C"/>
@@ -1395,7 +1395,7 @@
             <w:r/>
             <w:r>
               <w:rPr>
-                <w:rFonts w:ascii="游ゴシック" w:hAnsi="游ゴシック" w:eastAsia="游ゴシック"/>
+                <w:rFonts w:ascii="Meiryo UI" w:hAnsi="Meiryo UI" w:eastAsia="Meiryo UI"/>
                 <w:b/>
                 <w:i w:val="0"/>
                 <w:sz w:val="19"/>
@@ -1412,7 +1412,7 @@
             <w:r/>
             <w:r>
               <w:rPr>
-                <w:rFonts w:ascii="游ゴシック" w:hAnsi="游ゴシック" w:eastAsia="游ゴシック"/>
+                <w:rFonts w:ascii="Meiryo UI" w:hAnsi="Meiryo UI" w:eastAsia="Meiryo UI"/>
                 <w:b/>
                 <w:i w:val="0"/>
                 <w:sz w:val="19"/>
@@ -1431,7 +1431,7 @@
             <w:r/>
             <w:r>
               <w:rPr>
-                <w:rFonts w:ascii="游ゴシック" w:hAnsi="游ゴシック" w:eastAsia="游ゴシック"/>
+                <w:rFonts w:ascii="Meiryo UI" w:hAnsi="Meiryo UI" w:eastAsia="Meiryo UI"/>
                 <w:b w:val="0"/>
                 <w:i w:val="0"/>
                 <w:sz w:val="19"/>
@@ -1448,7 +1448,7 @@
             <w:r/>
             <w:r>
               <w:rPr>
-                <w:rFonts w:ascii="游ゴシック" w:hAnsi="游ゴシック" w:eastAsia="游ゴシック"/>
+                <w:rFonts w:ascii="Meiryo UI" w:hAnsi="Meiryo UI" w:eastAsia="Meiryo UI"/>
                 <w:b w:val="0"/>
                 <w:i w:val="0"/>
                 <w:sz w:val="19"/>
@@ -1467,7 +1467,7 @@
             <w:r/>
             <w:r>
               <w:rPr>
-                <w:rFonts w:ascii="游ゴシック" w:hAnsi="游ゴシック" w:eastAsia="游ゴシック"/>
+                <w:rFonts w:ascii="Meiryo UI" w:hAnsi="Meiryo UI" w:eastAsia="Meiryo UI"/>
                 <w:b w:val="0"/>
                 <w:i w:val="0"/>
                 <w:sz w:val="19"/>
@@ -1484,7 +1484,7 @@
             <w:r/>
             <w:r>
               <w:rPr>
-                <w:rFonts w:ascii="游ゴシック" w:hAnsi="游ゴシック" w:eastAsia="游ゴシック"/>
+                <w:rFonts w:ascii="Meiryo UI" w:hAnsi="Meiryo UI" w:eastAsia="Meiryo UI"/>
                 <w:b w:val="0"/>
                 <w:i w:val="0"/>
                 <w:sz w:val="19"/>
@@ -1503,7 +1503,7 @@
             <w:r/>
             <w:r>
               <w:rPr>
-                <w:rFonts w:ascii="游ゴシック" w:hAnsi="游ゴシック" w:eastAsia="游ゴシック"/>
+                <w:rFonts w:ascii="Meiryo UI" w:hAnsi="Meiryo UI" w:eastAsia="Meiryo UI"/>
                 <w:b w:val="0"/>
                 <w:i w:val="0"/>
                 <w:sz w:val="19"/>
@@ -1520,7 +1520,7 @@
             <w:r/>
             <w:r>
               <w:rPr>
-                <w:rFonts w:ascii="游ゴシック" w:hAnsi="游ゴシック" w:eastAsia="游ゴシック"/>
+                <w:rFonts w:ascii="Meiryo UI" w:hAnsi="Meiryo UI" w:eastAsia="Meiryo UI"/>
                 <w:b w:val="0"/>
                 <w:i w:val="0"/>
                 <w:sz w:val="19"/>
@@ -1539,7 +1539,7 @@
             <w:r/>
             <w:r>
               <w:rPr>
-                <w:rFonts w:ascii="游ゴシック" w:hAnsi="游ゴシック" w:eastAsia="游ゴシック"/>
+                <w:rFonts w:ascii="Meiryo UI" w:hAnsi="Meiryo UI" w:eastAsia="Meiryo UI"/>
                 <w:b w:val="0"/>
                 <w:i w:val="0"/>
                 <w:sz w:val="19"/>
@@ -1556,7 +1556,7 @@
             <w:r/>
             <w:r>
               <w:rPr>
-                <w:rFonts w:ascii="游ゴシック" w:hAnsi="游ゴシック" w:eastAsia="游ゴシック"/>
+                <w:rFonts w:ascii="Meiryo UI" w:hAnsi="Meiryo UI" w:eastAsia="Meiryo UI"/>
                 <w:b w:val="0"/>
                 <w:i w:val="0"/>
                 <w:sz w:val="19"/>
@@ -1575,7 +1575,7 @@
             <w:r/>
             <w:r>
               <w:rPr>
-                <w:rFonts w:ascii="游ゴシック" w:hAnsi="游ゴシック" w:eastAsia="游ゴシック"/>
+                <w:rFonts w:ascii="Meiryo UI" w:hAnsi="Meiryo UI" w:eastAsia="Meiryo UI"/>
                 <w:b w:val="0"/>
                 <w:i w:val="0"/>
                 <w:sz w:val="19"/>
@@ -1592,7 +1592,7 @@
             <w:r/>
             <w:r>
               <w:rPr>
-                <w:rFonts w:ascii="游ゴシック" w:hAnsi="游ゴシック" w:eastAsia="游ゴシック"/>
+                <w:rFonts w:ascii="Meiryo UI" w:hAnsi="Meiryo UI" w:eastAsia="Meiryo UI"/>
                 <w:b w:val="0"/>
                 <w:i w:val="0"/>
                 <w:sz w:val="19"/>
@@ -1609,7 +1609,7 @@
       </w:pPr>
       <w:r>
         <w:rPr>
-          <w:rFonts w:ascii="游ゴシック" w:hAnsi="游ゴシック" w:eastAsia="游ゴシック"/>
+          <w:rFonts w:ascii="Meiryo UI" w:hAnsi="Meiryo UI" w:eastAsia="Meiryo UI"/>
           <w:b w:val="0"/>
           <w:i w:val="0"/>
           <w:sz w:val="19"/>
@@ -1623,7 +1623,7 @@
       </w:pPr>
       <w:r>
         <w:rPr>
-          <w:rFonts w:ascii="游ゴシック" w:hAnsi="游ゴシック" w:eastAsia="游ゴシック"/>
+          <w:rFonts w:ascii="Meiryo UI" w:hAnsi="Meiryo UI" w:eastAsia="Meiryo UI"/>
           <w:b/>
           <w:i w:val="0"/>
           <w:color w:val="20242C"/>
@@ -1652,7 +1652,7 @@
             <w:r/>
             <w:r>
               <w:rPr>
-                <w:rFonts w:ascii="游ゴシック" w:hAnsi="游ゴシック" w:eastAsia="游ゴシック"/>
+                <w:rFonts w:ascii="Meiryo UI" w:hAnsi="Meiryo UI" w:eastAsia="Meiryo UI"/>
                 <w:b/>
                 <w:i w:val="0"/>
                 <w:sz w:val="19"/>
@@ -1669,7 +1669,7 @@
             <w:r/>
             <w:r>
               <w:rPr>
-                <w:rFonts w:ascii="游ゴシック" w:hAnsi="游ゴシック" w:eastAsia="游ゴシック"/>
+                <w:rFonts w:ascii="Meiryo UI" w:hAnsi="Meiryo UI" w:eastAsia="Meiryo UI"/>
                 <w:b/>
                 <w:i w:val="0"/>
                 <w:sz w:val="19"/>
@@ -1688,7 +1688,7 @@
             <w:r/>
             <w:r>
               <w:rPr>
-                <w:rFonts w:ascii="游ゴシック" w:hAnsi="游ゴシック" w:eastAsia="游ゴシック"/>
+                <w:rFonts w:ascii="Meiryo UI" w:hAnsi="Meiryo UI" w:eastAsia="Meiryo UI"/>
                 <w:b w:val="0"/>
                 <w:i w:val="0"/>
                 <w:sz w:val="19"/>
@@ -1705,7 +1705,7 @@
             <w:r/>
             <w:r>
               <w:rPr>
-                <w:rFonts w:ascii="游ゴシック" w:hAnsi="游ゴシック" w:eastAsia="游ゴシック"/>
+                <w:rFonts w:ascii="Meiryo UI" w:hAnsi="Meiryo UI" w:eastAsia="Meiryo UI"/>
                 <w:b w:val="0"/>
                 <w:i w:val="0"/>
                 <w:sz w:val="19"/>
@@ -1724,7 +1724,7 @@
             <w:r/>
             <w:r>
               <w:rPr>
-                <w:rFonts w:ascii="游ゴシック" w:hAnsi="游ゴシック" w:eastAsia="游ゴシック"/>
+                <w:rFonts w:ascii="Meiryo UI" w:hAnsi="Meiryo UI" w:eastAsia="Meiryo UI"/>
                 <w:b w:val="0"/>
                 <w:i w:val="0"/>
                 <w:sz w:val="19"/>
@@ -1741,7 +1741,7 @@
             <w:r/>
             <w:r>
               <w:rPr>
-                <w:rFonts w:ascii="游ゴシック" w:hAnsi="游ゴシック" w:eastAsia="游ゴシック"/>
+                <w:rFonts w:ascii="Meiryo UI" w:hAnsi="Meiryo UI" w:eastAsia="Meiryo UI"/>
                 <w:b w:val="0"/>
                 <w:i w:val="0"/>
                 <w:sz w:val="19"/>
@@ -1760,7 +1760,7 @@
             <w:r/>
             <w:r>
               <w:rPr>
-                <w:rFonts w:ascii="游ゴシック" w:hAnsi="游ゴシック" w:eastAsia="游ゴシック"/>
+                <w:rFonts w:ascii="Meiryo UI" w:hAnsi="Meiryo UI" w:eastAsia="Meiryo UI"/>
                 <w:b w:val="0"/>
                 <w:i w:val="0"/>
                 <w:sz w:val="19"/>
@@ -1777,7 +1777,7 @@
             <w:r/>
             <w:r>
               <w:rPr>
-                <w:rFonts w:ascii="游ゴシック" w:hAnsi="游ゴシック" w:eastAsia="游ゴシック"/>
+                <w:rFonts w:ascii="Meiryo UI" w:hAnsi="Meiryo UI" w:eastAsia="Meiryo UI"/>
                 <w:b w:val="0"/>
                 <w:i w:val="0"/>
                 <w:sz w:val="19"/>
@@ -1796,7 +1796,7 @@
             <w:r/>
             <w:r>
               <w:rPr>
-                <w:rFonts w:ascii="游ゴシック" w:hAnsi="游ゴシック" w:eastAsia="游ゴシック"/>
+                <w:rFonts w:ascii="Meiryo UI" w:hAnsi="Meiryo UI" w:eastAsia="Meiryo UI"/>
                 <w:b w:val="0"/>
                 <w:i w:val="0"/>
                 <w:sz w:val="19"/>
@@ -1813,7 +1813,7 @@
             <w:r/>
             <w:r>
               <w:rPr>
-                <w:rFonts w:ascii="游ゴシック" w:hAnsi="游ゴシック" w:eastAsia="游ゴシック"/>
+                <w:rFonts w:ascii="Meiryo UI" w:hAnsi="Meiryo UI" w:eastAsia="Meiryo UI"/>
                 <w:b w:val="0"/>
                 <w:i w:val="0"/>
                 <w:sz w:val="19"/>
@@ -1832,7 +1832,7 @@
             <w:r/>
             <w:r>
               <w:rPr>
-                <w:rFonts w:ascii="游ゴシック" w:hAnsi="游ゴシック" w:eastAsia="游ゴシック"/>
+                <w:rFonts w:ascii="Meiryo UI" w:hAnsi="Meiryo UI" w:eastAsia="Meiryo UI"/>
                 <w:b w:val="0"/>
                 <w:i w:val="0"/>
                 <w:sz w:val="19"/>
@@ -1849,7 +1849,7 @@
             <w:r/>
             <w:r>
               <w:rPr>
-                <w:rFonts w:ascii="游ゴシック" w:hAnsi="游ゴシック" w:eastAsia="游ゴシック"/>
+                <w:rFonts w:ascii="Meiryo UI" w:hAnsi="Meiryo UI" w:eastAsia="Meiryo UI"/>
                 <w:b w:val="0"/>
                 <w:i w:val="0"/>
                 <w:sz w:val="19"/>
@@ -1868,7 +1868,7 @@
             <w:r/>
             <w:r>
               <w:rPr>
-                <w:rFonts w:ascii="游ゴシック" w:hAnsi="游ゴシック" w:eastAsia="游ゴシック"/>
+                <w:rFonts w:ascii="Meiryo UI" w:hAnsi="Meiryo UI" w:eastAsia="Meiryo UI"/>
                 <w:b w:val="0"/>
                 <w:i w:val="0"/>
                 <w:sz w:val="19"/>
@@ -1885,7 +1885,7 @@
             <w:r/>
             <w:r>
               <w:rPr>
-                <w:rFonts w:ascii="游ゴシック" w:hAnsi="游ゴシック" w:eastAsia="游ゴシック"/>
+                <w:rFonts w:ascii="Meiryo UI" w:hAnsi="Meiryo UI" w:eastAsia="Meiryo UI"/>
                 <w:b w:val="0"/>
                 <w:i w:val="0"/>
                 <w:sz w:val="19"/>
@@ -1904,7 +1904,7 @@
             <w:r/>
             <w:r>
               <w:rPr>
-                <w:rFonts w:ascii="游ゴシック" w:hAnsi="游ゴシック" w:eastAsia="游ゴシック"/>
+                <w:rFonts w:ascii="Meiryo UI" w:hAnsi="Meiryo UI" w:eastAsia="Meiryo UI"/>
                 <w:b w:val="0"/>
                 <w:i w:val="0"/>
                 <w:sz w:val="19"/>
@@ -1921,7 +1921,7 @@
             <w:r/>
             <w:r>
               <w:rPr>
-                <w:rFonts w:ascii="游ゴシック" w:hAnsi="游ゴシック" w:eastAsia="游ゴシック"/>
+                <w:rFonts w:ascii="Meiryo UI" w:hAnsi="Meiryo UI" w:eastAsia="Meiryo UI"/>
                 <w:b w:val="0"/>
                 <w:i w:val="0"/>
                 <w:sz w:val="19"/>
@@ -1940,7 +1940,7 @@
             <w:r/>
             <w:r>
               <w:rPr>
-                <w:rFonts w:ascii="游ゴシック" w:hAnsi="游ゴシック" w:eastAsia="游ゴシック"/>
+                <w:rFonts w:ascii="Meiryo UI" w:hAnsi="Meiryo UI" w:eastAsia="Meiryo UI"/>
                 <w:b w:val="0"/>
                 <w:i w:val="0"/>
                 <w:sz w:val="19"/>
@@ -1957,7 +1957,7 @@
             <w:r/>
             <w:r>
               <w:rPr>
-                <w:rFonts w:ascii="游ゴシック" w:hAnsi="游ゴシック" w:eastAsia="游ゴシック"/>
+                <w:rFonts w:ascii="Meiryo UI" w:hAnsi="Meiryo UI" w:eastAsia="Meiryo UI"/>
                 <w:b w:val="0"/>
                 <w:i w:val="0"/>
                 <w:sz w:val="19"/>
@@ -1976,7 +1976,7 @@
             <w:r/>
             <w:r>
               <w:rPr>
-                <w:rFonts w:ascii="游ゴシック" w:hAnsi="游ゴシック" w:eastAsia="游ゴシック"/>
+                <w:rFonts w:ascii="Meiryo UI" w:hAnsi="Meiryo UI" w:eastAsia="Meiryo UI"/>
                 <w:b w:val="0"/>
                 <w:i w:val="0"/>
                 <w:sz w:val="19"/>
@@ -1993,7 +1993,7 @@
             <w:r/>
             <w:r>
               <w:rPr>
-                <w:rFonts w:ascii="游ゴシック" w:hAnsi="游ゴシック" w:eastAsia="游ゴシック"/>
+                <w:rFonts w:ascii="Meiryo UI" w:hAnsi="Meiryo UI" w:eastAsia="Meiryo UI"/>
                 <w:b w:val="0"/>
                 <w:i w:val="0"/>
                 <w:sz w:val="19"/>
@@ -2012,7 +2012,7 @@
             <w:r/>
             <w:r>
               <w:rPr>
-                <w:rFonts w:ascii="游ゴシック" w:hAnsi="游ゴシック" w:eastAsia="游ゴシック"/>
+                <w:rFonts w:ascii="Meiryo UI" w:hAnsi="Meiryo UI" w:eastAsia="Meiryo UI"/>
                 <w:b w:val="0"/>
                 <w:i w:val="0"/>
                 <w:sz w:val="19"/>
@@ -2029,7 +2029,7 @@
             <w:r/>
             <w:r>
               <w:rPr>
-                <w:rFonts w:ascii="游ゴシック" w:hAnsi="游ゴシック" w:eastAsia="游ゴシック"/>
+                <w:rFonts w:ascii="Meiryo UI" w:hAnsi="Meiryo UI" w:eastAsia="Meiryo UI"/>
                 <w:b w:val="0"/>
                 <w:i w:val="0"/>
                 <w:sz w:val="19"/>
@@ -2046,7 +2046,7 @@
       </w:pPr>
       <w:r>
         <w:rPr>
-          <w:rFonts w:ascii="游ゴシック" w:hAnsi="游ゴシック" w:eastAsia="游ゴシック"/>
+          <w:rFonts w:ascii="Meiryo UI" w:hAnsi="Meiryo UI" w:eastAsia="Meiryo UI"/>
           <w:b/>
           <w:i w:val="0"/>
           <w:color w:val="1F5C99"/>
@@ -2077,7 +2077,7 @@
             <w:r/>
             <w:r>
               <w:rPr>
-                <w:rFonts w:ascii="游ゴシック" w:hAnsi="游ゴシック" w:eastAsia="游ゴシック"/>
+                <w:rFonts w:ascii="Meiryo UI" w:hAnsi="Meiryo UI" w:eastAsia="Meiryo UI"/>
                 <w:b/>
                 <w:i w:val="0"/>
                 <w:sz w:val="19"/>
@@ -2094,7 +2094,7 @@
             <w:r/>
             <w:r>
               <w:rPr>
-                <w:rFonts w:ascii="游ゴシック" w:hAnsi="游ゴシック" w:eastAsia="游ゴシック"/>
+                <w:rFonts w:ascii="Meiryo UI" w:hAnsi="Meiryo UI" w:eastAsia="Meiryo UI"/>
                 <w:b/>
                 <w:i w:val="0"/>
                 <w:sz w:val="19"/>
@@ -2111,7 +2111,7 @@
             <w:r/>
             <w:r>
               <w:rPr>
-                <w:rFonts w:ascii="游ゴシック" w:hAnsi="游ゴシック" w:eastAsia="游ゴシック"/>
+                <w:rFonts w:ascii="Meiryo UI" w:hAnsi="Meiryo UI" w:eastAsia="Meiryo UI"/>
                 <w:b/>
                 <w:i w:val="0"/>
                 <w:sz w:val="19"/>
@@ -2128,7 +2128,7 @@
             <w:r/>
             <w:r>
               <w:rPr>
-                <w:rFonts w:ascii="游ゴシック" w:hAnsi="游ゴシック" w:eastAsia="游ゴシック"/>
+                <w:rFonts w:ascii="Meiryo UI" w:hAnsi="Meiryo UI" w:eastAsia="Meiryo UI"/>
                 <w:b/>
                 <w:i w:val="0"/>
                 <w:sz w:val="19"/>
@@ -2147,7 +2147,7 @@
             <w:r/>
             <w:r>
               <w:rPr>
-                <w:rFonts w:ascii="游ゴシック" w:hAnsi="游ゴシック" w:eastAsia="游ゴシック"/>
+                <w:rFonts w:ascii="Meiryo UI" w:hAnsi="Meiryo UI" w:eastAsia="Meiryo UI"/>
                 <w:b w:val="0"/>
                 <w:i w:val="0"/>
                 <w:sz w:val="19"/>
@@ -2164,7 +2164,7 @@
             <w:r/>
             <w:r>
               <w:rPr>
-                <w:rFonts w:ascii="游ゴシック" w:hAnsi="游ゴシック" w:eastAsia="游ゴシック"/>
+                <w:rFonts w:ascii="Meiryo UI" w:hAnsi="Meiryo UI" w:eastAsia="Meiryo UI"/>
                 <w:b w:val="0"/>
                 <w:i w:val="0"/>
                 <w:sz w:val="19"/>
@@ -2181,7 +2181,7 @@
             <w:r/>
             <w:r>
               <w:rPr>
-                <w:rFonts w:ascii="游ゴシック" w:hAnsi="游ゴシック" w:eastAsia="游ゴシック"/>
+                <w:rFonts w:ascii="Meiryo UI" w:hAnsi="Meiryo UI" w:eastAsia="Meiryo UI"/>
                 <w:b w:val="0"/>
                 <w:i w:val="0"/>
                 <w:sz w:val="19"/>
@@ -2198,7 +2198,7 @@
             <w:r/>
             <w:r>
               <w:rPr>
-                <w:rFonts w:ascii="游ゴシック" w:hAnsi="游ゴシック" w:eastAsia="游ゴシック"/>
+                <w:rFonts w:ascii="Meiryo UI" w:hAnsi="Meiryo UI" w:eastAsia="Meiryo UI"/>
                 <w:b w:val="0"/>
                 <w:i w:val="0"/>
                 <w:sz w:val="19"/>
@@ -2217,7 +2217,7 @@
             <w:r/>
             <w:r>
               <w:rPr>
-                <w:rFonts w:ascii="游ゴシック" w:hAnsi="游ゴシック" w:eastAsia="游ゴシック"/>
+                <w:rFonts w:ascii="Meiryo UI" w:hAnsi="Meiryo UI" w:eastAsia="Meiryo UI"/>
                 <w:b w:val="0"/>
                 <w:i w:val="0"/>
                 <w:sz w:val="19"/>
@@ -2234,7 +2234,7 @@
             <w:r/>
             <w:r>
               <w:rPr>
-                <w:rFonts w:ascii="游ゴシック" w:hAnsi="游ゴシック" w:eastAsia="游ゴシック"/>
+                <w:rFonts w:ascii="Meiryo UI" w:hAnsi="Meiryo UI" w:eastAsia="Meiryo UI"/>
                 <w:b w:val="0"/>
                 <w:i w:val="0"/>
                 <w:sz w:val="19"/>
@@ -2251,7 +2251,7 @@
             <w:r/>
             <w:r>
               <w:rPr>
-                <w:rFonts w:ascii="游ゴシック" w:hAnsi="游ゴシック" w:eastAsia="游ゴシック"/>
+                <w:rFonts w:ascii="Meiryo UI" w:hAnsi="Meiryo UI" w:eastAsia="Meiryo UI"/>
                 <w:b w:val="0"/>
                 <w:i w:val="0"/>
                 <w:sz w:val="19"/>
@@ -2268,7 +2268,7 @@
             <w:r/>
             <w:r>
               <w:rPr>
-                <w:rFonts w:ascii="游ゴシック" w:hAnsi="游ゴシック" w:eastAsia="游ゴシック"/>
+                <w:rFonts w:ascii="Meiryo UI" w:hAnsi="Meiryo UI" w:eastAsia="Meiryo UI"/>
                 <w:b w:val="0"/>
                 <w:i w:val="0"/>
                 <w:sz w:val="19"/>
@@ -2287,7 +2287,7 @@
             <w:r/>
             <w:r>
               <w:rPr>
-                <w:rFonts w:ascii="游ゴシック" w:hAnsi="游ゴシック" w:eastAsia="游ゴシック"/>
+                <w:rFonts w:ascii="Meiryo UI" w:hAnsi="Meiryo UI" w:eastAsia="Meiryo UI"/>
                 <w:b w:val="0"/>
                 <w:i w:val="0"/>
                 <w:sz w:val="19"/>
@@ -2304,7 +2304,7 @@
             <w:r/>
             <w:r>
               <w:rPr>
-                <w:rFonts w:ascii="游ゴシック" w:hAnsi="游ゴシック" w:eastAsia="游ゴシック"/>
+                <w:rFonts w:ascii="Meiryo UI" w:hAnsi="Meiryo UI" w:eastAsia="Meiryo UI"/>
                 <w:b w:val="0"/>
                 <w:i w:val="0"/>
                 <w:sz w:val="19"/>
@@ -2321,7 +2321,7 @@
             <w:r/>
             <w:r>
               <w:rPr>
-                <w:rFonts w:ascii="游ゴシック" w:hAnsi="游ゴシック" w:eastAsia="游ゴシック"/>
+                <w:rFonts w:ascii="Meiryo UI" w:hAnsi="Meiryo UI" w:eastAsia="Meiryo UI"/>
                 <w:b w:val="0"/>
                 <w:i w:val="0"/>
                 <w:sz w:val="19"/>
@@ -2338,7 +2338,7 @@
             <w:r/>
             <w:r>
               <w:rPr>
-                <w:rFonts w:ascii="游ゴシック" w:hAnsi="游ゴシック" w:eastAsia="游ゴシック"/>
+                <w:rFonts w:ascii="Meiryo UI" w:hAnsi="Meiryo UI" w:eastAsia="Meiryo UI"/>
                 <w:b w:val="0"/>
                 <w:i w:val="0"/>
                 <w:sz w:val="19"/>
@@ -2357,7 +2357,7 @@
             <w:r/>
             <w:r>
               <w:rPr>
-                <w:rFonts w:ascii="游ゴシック" w:hAnsi="游ゴシック" w:eastAsia="游ゴシック"/>
+                <w:rFonts w:ascii="Meiryo UI" w:hAnsi="Meiryo UI" w:eastAsia="Meiryo UI"/>
                 <w:b w:val="0"/>
                 <w:i w:val="0"/>
                 <w:sz w:val="19"/>
@@ -2374,7 +2374,7 @@
             <w:r/>
             <w:r>
               <w:rPr>
-                <w:rFonts w:ascii="游ゴシック" w:hAnsi="游ゴシック" w:eastAsia="游ゴシック"/>
+                <w:rFonts w:ascii="Meiryo UI" w:hAnsi="Meiryo UI" w:eastAsia="Meiryo UI"/>
                 <w:b w:val="0"/>
                 <w:i w:val="0"/>
                 <w:sz w:val="19"/>
@@ -2391,7 +2391,7 @@
             <w:r/>
             <w:r>
               <w:rPr>
-                <w:rFonts w:ascii="游ゴシック" w:hAnsi="游ゴシック" w:eastAsia="游ゴシック"/>
+                <w:rFonts w:ascii="Meiryo UI" w:hAnsi="Meiryo UI" w:eastAsia="Meiryo UI"/>
                 <w:b w:val="0"/>
                 <w:i w:val="0"/>
                 <w:sz w:val="19"/>
@@ -2408,7 +2408,7 @@
             <w:r/>
             <w:r>
               <w:rPr>
-                <w:rFonts w:ascii="游ゴシック" w:hAnsi="游ゴシック" w:eastAsia="游ゴシック"/>
+                <w:rFonts w:ascii="Meiryo UI" w:hAnsi="Meiryo UI" w:eastAsia="Meiryo UI"/>
                 <w:b w:val="0"/>
                 <w:i w:val="0"/>
                 <w:sz w:val="19"/>
@@ -2427,7 +2427,7 @@
             <w:r/>
             <w:r>
               <w:rPr>
-                <w:rFonts w:ascii="游ゴシック" w:hAnsi="游ゴシック" w:eastAsia="游ゴシック"/>
+                <w:rFonts w:ascii="Meiryo UI" w:hAnsi="Meiryo UI" w:eastAsia="Meiryo UI"/>
                 <w:b w:val="0"/>
                 <w:i w:val="0"/>
                 <w:sz w:val="19"/>
@@ -2444,7 +2444,7 @@
             <w:r/>
             <w:r>
               <w:rPr>
-                <w:rFonts w:ascii="游ゴシック" w:hAnsi="游ゴシック" w:eastAsia="游ゴシック"/>
+                <w:rFonts w:ascii="Meiryo UI" w:hAnsi="Meiryo UI" w:eastAsia="Meiryo UI"/>
                 <w:b w:val="0"/>
                 <w:i w:val="0"/>
                 <w:sz w:val="19"/>
@@ -2461,7 +2461,7 @@
             <w:r/>
             <w:r>
               <w:rPr>
-                <w:rFonts w:ascii="游ゴシック" w:hAnsi="游ゴシック" w:eastAsia="游ゴシック"/>
+                <w:rFonts w:ascii="Meiryo UI" w:hAnsi="Meiryo UI" w:eastAsia="Meiryo UI"/>
                 <w:b w:val="0"/>
                 <w:i w:val="0"/>
                 <w:sz w:val="19"/>
@@ -2478,7 +2478,7 @@
             <w:r/>
             <w:r>
               <w:rPr>
-                <w:rFonts w:ascii="游ゴシック" w:hAnsi="游ゴシック" w:eastAsia="游ゴシック"/>
+                <w:rFonts w:ascii="Meiryo UI" w:hAnsi="Meiryo UI" w:eastAsia="Meiryo UI"/>
                 <w:b w:val="0"/>
                 <w:i w:val="0"/>
                 <w:sz w:val="19"/>
@@ -2497,7 +2497,7 @@
             <w:r/>
             <w:r>
               <w:rPr>
-                <w:rFonts w:ascii="游ゴシック" w:hAnsi="游ゴシック" w:eastAsia="游ゴシック"/>
+                <w:rFonts w:ascii="Meiryo UI" w:hAnsi="Meiryo UI" w:eastAsia="Meiryo UI"/>
                 <w:b w:val="0"/>
                 <w:i w:val="0"/>
                 <w:sz w:val="19"/>
@@ -2514,7 +2514,7 @@
             <w:r/>
             <w:r>
               <w:rPr>
-                <w:rFonts w:ascii="游ゴシック" w:hAnsi="游ゴシック" w:eastAsia="游ゴシック"/>
+                <w:rFonts w:ascii="Meiryo UI" w:hAnsi="Meiryo UI" w:eastAsia="Meiryo UI"/>
                 <w:b w:val="0"/>
                 <w:i w:val="0"/>
                 <w:sz w:val="19"/>
@@ -2531,7 +2531,7 @@
             <w:r/>
             <w:r>
               <w:rPr>
-                <w:rFonts w:ascii="游ゴシック" w:hAnsi="游ゴシック" w:eastAsia="游ゴシック"/>
+                <w:rFonts w:ascii="Meiryo UI" w:hAnsi="Meiryo UI" w:eastAsia="Meiryo UI"/>
                 <w:b w:val="0"/>
                 <w:i w:val="0"/>
                 <w:sz w:val="19"/>
@@ -2548,7 +2548,7 @@
             <w:r/>
             <w:r>
               <w:rPr>
-                <w:rFonts w:ascii="游ゴシック" w:hAnsi="游ゴシック" w:eastAsia="游ゴシック"/>
+                <w:rFonts w:ascii="Meiryo UI" w:hAnsi="Meiryo UI" w:eastAsia="Meiryo UI"/>
                 <w:b w:val="0"/>
                 <w:i w:val="0"/>
                 <w:sz w:val="19"/>
@@ -2567,7 +2567,7 @@
             <w:r/>
             <w:r>
               <w:rPr>
-                <w:rFonts w:ascii="游ゴシック" w:hAnsi="游ゴシック" w:eastAsia="游ゴシック"/>
+                <w:rFonts w:ascii="Meiryo UI" w:hAnsi="Meiryo UI" w:eastAsia="Meiryo UI"/>
                 <w:b w:val="0"/>
                 <w:i w:val="0"/>
                 <w:sz w:val="19"/>
@@ -2584,7 +2584,7 @@
             <w:r/>
             <w:r>
               <w:rPr>
-                <w:rFonts w:ascii="游ゴシック" w:hAnsi="游ゴシック" w:eastAsia="游ゴシック"/>
+                <w:rFonts w:ascii="Meiryo UI" w:hAnsi="Meiryo UI" w:eastAsia="Meiryo UI"/>
                 <w:b w:val="0"/>
                 <w:i w:val="0"/>
                 <w:sz w:val="19"/>
@@ -2601,7 +2601,7 @@
             <w:r/>
             <w:r>
               <w:rPr>
-                <w:rFonts w:ascii="游ゴシック" w:hAnsi="游ゴシック" w:eastAsia="游ゴシック"/>
+                <w:rFonts w:ascii="Meiryo UI" w:hAnsi="Meiryo UI" w:eastAsia="Meiryo UI"/>
                 <w:b w:val="0"/>
                 <w:i w:val="0"/>
                 <w:sz w:val="19"/>
@@ -2618,7 +2618,7 @@
             <w:r/>
             <w:r>
               <w:rPr>
-                <w:rFonts w:ascii="游ゴシック" w:hAnsi="游ゴシック" w:eastAsia="游ゴシック"/>
+                <w:rFonts w:ascii="Meiryo UI" w:hAnsi="Meiryo UI" w:eastAsia="Meiryo UI"/>
                 <w:b w:val="0"/>
                 <w:i w:val="0"/>
                 <w:sz w:val="19"/>
@@ -2635,7 +2635,7 @@
       </w:pPr>
       <w:r>
         <w:rPr>
-          <w:rFonts w:ascii="游ゴシック" w:hAnsi="游ゴシック" w:eastAsia="游ゴシック"/>
+          <w:rFonts w:ascii="Meiryo UI" w:hAnsi="Meiryo UI" w:eastAsia="Meiryo UI"/>
           <w:b w:val="0"/>
           <w:i w:val="0"/>
           <w:sz w:val="21"/>
@@ -2649,7 +2649,7 @@
       </w:pPr>
       <w:r>
         <w:rPr>
-          <w:rFonts w:ascii="游ゴシック" w:hAnsi="游ゴシック" w:eastAsia="游ゴシック"/>
+          <w:rFonts w:ascii="Meiryo UI" w:hAnsi="Meiryo UI" w:eastAsia="Meiryo UI"/>
           <w:b/>
           <w:i w:val="0"/>
           <w:color w:val="1F5C99"/>
@@ -2664,7 +2664,7 @@
       </w:pPr>
       <w:r>
         <w:rPr>
-          <w:rFonts w:ascii="游ゴシック" w:hAnsi="游ゴシック" w:eastAsia="游ゴシック"/>
+          <w:rFonts w:ascii="Meiryo UI" w:hAnsi="Meiryo UI" w:eastAsia="Meiryo UI"/>
           <w:b w:val="0"/>
           <w:i w:val="0"/>
           <w:sz w:val="21"/>
@@ -2692,7 +2692,7 @@
             <w:r/>
             <w:r>
               <w:rPr>
-                <w:rFonts w:ascii="游ゴシック" w:hAnsi="游ゴシック" w:eastAsia="游ゴシック"/>
+                <w:rFonts w:ascii="Meiryo UI" w:hAnsi="Meiryo UI" w:eastAsia="Meiryo UI"/>
                 <w:b/>
                 <w:i w:val="0"/>
                 <w:sz w:val="19"/>
@@ -2709,7 +2709,7 @@
             <w:r/>
             <w:r>
               <w:rPr>
-                <w:rFonts w:ascii="游ゴシック" w:hAnsi="游ゴシック" w:eastAsia="游ゴシック"/>
+                <w:rFonts w:ascii="Meiryo UI" w:hAnsi="Meiryo UI" w:eastAsia="Meiryo UI"/>
                 <w:b/>
                 <w:i w:val="0"/>
                 <w:sz w:val="19"/>
@@ -2728,7 +2728,7 @@
             <w:r/>
             <w:r>
               <w:rPr>
-                <w:rFonts w:ascii="游ゴシック" w:hAnsi="游ゴシック" w:eastAsia="游ゴシック"/>
+                <w:rFonts w:ascii="Meiryo UI" w:hAnsi="Meiryo UI" w:eastAsia="Meiryo UI"/>
                 <w:b w:val="0"/>
                 <w:i w:val="0"/>
                 <w:sz w:val="19"/>
@@ -2745,7 +2745,7 @@
             <w:r/>
             <w:r>
               <w:rPr>
-                <w:rFonts w:ascii="游ゴシック" w:hAnsi="游ゴシック" w:eastAsia="游ゴシック"/>
+                <w:rFonts w:ascii="Meiryo UI" w:hAnsi="Meiryo UI" w:eastAsia="Meiryo UI"/>
                 <w:b w:val="0"/>
                 <w:i w:val="0"/>
                 <w:sz w:val="19"/>
@@ -2764,7 +2764,7 @@
             <w:r/>
             <w:r>
               <w:rPr>
-                <w:rFonts w:ascii="游ゴシック" w:hAnsi="游ゴシック" w:eastAsia="游ゴシック"/>
+                <w:rFonts w:ascii="Meiryo UI" w:hAnsi="Meiryo UI" w:eastAsia="Meiryo UI"/>
                 <w:b w:val="0"/>
                 <w:i w:val="0"/>
                 <w:sz w:val="19"/>
@@ -2781,7 +2781,7 @@
             <w:r/>
             <w:r>
               <w:rPr>
-                <w:rFonts w:ascii="游ゴシック" w:hAnsi="游ゴシック" w:eastAsia="游ゴシック"/>
+                <w:rFonts w:ascii="Meiryo UI" w:hAnsi="Meiryo UI" w:eastAsia="Meiryo UI"/>
                 <w:b w:val="0"/>
                 <w:i w:val="0"/>
                 <w:sz w:val="19"/>
@@ -2800,7 +2800,7 @@
             <w:r/>
             <w:r>
               <w:rPr>
-                <w:rFonts w:ascii="游ゴシック" w:hAnsi="游ゴシック" w:eastAsia="游ゴシック"/>
+                <w:rFonts w:ascii="Meiryo UI" w:hAnsi="Meiryo UI" w:eastAsia="Meiryo UI"/>
                 <w:b w:val="0"/>
                 <w:i w:val="0"/>
                 <w:sz w:val="19"/>
@@ -2817,7 +2817,7 @@
             <w:r/>
             <w:r>
               <w:rPr>
-                <w:rFonts w:ascii="游ゴシック" w:hAnsi="游ゴシック" w:eastAsia="游ゴシック"/>
+                <w:rFonts w:ascii="Meiryo UI" w:hAnsi="Meiryo UI" w:eastAsia="Meiryo UI"/>
                 <w:b w:val="0"/>
                 <w:i w:val="0"/>
                 <w:sz w:val="19"/>
@@ -2834,7 +2834,7 @@
       </w:pPr>
       <w:r>
         <w:rPr>
-          <w:rFonts w:ascii="游ゴシック" w:hAnsi="游ゴシック" w:eastAsia="游ゴシック"/>
+          <w:rFonts w:ascii="Meiryo UI" w:hAnsi="Meiryo UI" w:eastAsia="Meiryo UI"/>
           <w:b w:val="0"/>
           <w:i w:val="0"/>
           <w:sz w:val="21"/>
@@ -2870,7 +2870,7 @@
       </w:pPr>
       <w:r>
         <w:rPr>
-          <w:rFonts w:ascii="游ゴシック" w:hAnsi="游ゴシック" w:eastAsia="游ゴシック"/>
+          <w:rFonts w:ascii="Meiryo UI" w:hAnsi="Meiryo UI" w:eastAsia="Meiryo UI"/>
           <w:b w:val="0"/>
           <w:i w:val="0"/>
           <w:sz w:val="21"/>
@@ -2884,7 +2884,7 @@
       </w:pPr>
       <w:r>
         <w:rPr>
-          <w:rFonts w:ascii="游ゴシック" w:hAnsi="游ゴシック" w:eastAsia="游ゴシック"/>
+          <w:rFonts w:ascii="Meiryo UI" w:hAnsi="Meiryo UI" w:eastAsia="Meiryo UI"/>
           <w:b/>
           <w:i w:val="0"/>
           <w:color w:val="1F5C99"/>
@@ -2899,7 +2899,7 @@
       </w:pPr>
       <w:r>
         <w:rPr>
-          <w:rFonts w:ascii="游ゴシック" w:hAnsi="游ゴシック" w:eastAsia="游ゴシック"/>
+          <w:rFonts w:ascii="Meiryo UI" w:hAnsi="Meiryo UI" w:eastAsia="Meiryo UI"/>
           <w:b w:val="0"/>
           <w:i w:val="0"/>
           <w:sz w:val="21"/>
@@ -2913,7 +2913,7 @@
       </w:pPr>
       <w:r>
         <w:rPr>
-          <w:rFonts w:ascii="游ゴシック" w:hAnsi="游ゴシック" w:eastAsia="游ゴシック"/>
+          <w:rFonts w:ascii="Meiryo UI" w:hAnsi="Meiryo UI" w:eastAsia="Meiryo UI"/>
           <w:b/>
           <w:i w:val="0"/>
           <w:color w:val="1F5C99"/>
@@ -2929,7 +2929,7 @@
       </w:pPr>
       <w:r>
         <w:rPr>
-          <w:rFonts w:ascii="游ゴシック" w:hAnsi="游ゴシック" w:eastAsia="游ゴシック"/>
+          <w:rFonts w:ascii="Meiryo UI" w:hAnsi="Meiryo UI" w:eastAsia="Meiryo UI"/>
           <w:b w:val="0"/>
           <w:i w:val="0"/>
           <w:sz w:val="21"/>
@@ -2944,7 +2944,7 @@
       </w:pPr>
       <w:r>
         <w:rPr>
-          <w:rFonts w:ascii="游ゴシック" w:hAnsi="游ゴシック" w:eastAsia="游ゴシック"/>
+          <w:rFonts w:ascii="Meiryo UI" w:hAnsi="Meiryo UI" w:eastAsia="Meiryo UI"/>
           <w:b w:val="0"/>
           <w:i w:val="0"/>
           <w:sz w:val="21"/>
@@ -2959,7 +2959,7 @@
       </w:pPr>
       <w:r>
         <w:rPr>
-          <w:rFonts w:ascii="游ゴシック" w:hAnsi="游ゴシック" w:eastAsia="游ゴシック"/>
+          <w:rFonts w:ascii="Meiryo UI" w:hAnsi="Meiryo UI" w:eastAsia="Meiryo UI"/>
           <w:b w:val="0"/>
           <w:i w:val="0"/>
           <w:sz w:val="21"/>
@@ -2973,7 +2973,7 @@
       </w:pPr>
       <w:r>
         <w:rPr>
-          <w:rFonts w:ascii="游ゴシック" w:hAnsi="游ゴシック" w:eastAsia="游ゴシック"/>
+          <w:rFonts w:ascii="Meiryo UI" w:hAnsi="Meiryo UI" w:eastAsia="Meiryo UI"/>
           <w:b w:val="0"/>
           <w:i w:val="0"/>
           <w:sz w:val="21"/>
@@ -2987,7 +2987,7 @@
       </w:pPr>
       <w:r>
         <w:rPr>
-          <w:rFonts w:ascii="游ゴシック" w:hAnsi="游ゴシック" w:eastAsia="游ゴシック"/>
+          <w:rFonts w:ascii="Meiryo UI" w:hAnsi="Meiryo UI" w:eastAsia="Meiryo UI"/>
           <w:b/>
           <w:i w:val="0"/>
           <w:color w:val="1F5C99"/>
@@ -3003,7 +3003,7 @@
       </w:pPr>
       <w:r>
         <w:rPr>
-          <w:rFonts w:ascii="游ゴシック" w:hAnsi="游ゴシック" w:eastAsia="游ゴシック"/>
+          <w:rFonts w:ascii="Meiryo UI" w:hAnsi="Meiryo UI" w:eastAsia="Meiryo UI"/>
           <w:b w:val="0"/>
           <w:i w:val="0"/>
           <w:sz w:val="21"/>
@@ -3018,7 +3018,7 @@
       </w:pPr>
       <w:r>
         <w:rPr>
-          <w:rFonts w:ascii="游ゴシック" w:hAnsi="游ゴシック" w:eastAsia="游ゴシック"/>
+          <w:rFonts w:ascii="Meiryo UI" w:hAnsi="Meiryo UI" w:eastAsia="Meiryo UI"/>
           <w:b w:val="0"/>
           <w:i w:val="0"/>
           <w:sz w:val="21"/>
@@ -3033,7 +3033,7 @@
       </w:pPr>
       <w:r>
         <w:rPr>
-          <w:rFonts w:ascii="游ゴシック" w:hAnsi="游ゴシック" w:eastAsia="游ゴシック"/>
+          <w:rFonts w:ascii="Meiryo UI" w:hAnsi="Meiryo UI" w:eastAsia="Meiryo UI"/>
           <w:b w:val="0"/>
           <w:i w:val="0"/>
           <w:sz w:val="21"/>
@@ -3048,7 +3048,7 @@
       </w:pPr>
       <w:r>
         <w:rPr>
-          <w:rFonts w:ascii="游ゴシック" w:hAnsi="游ゴシック" w:eastAsia="游ゴシック"/>
+          <w:rFonts w:ascii="Meiryo UI" w:hAnsi="Meiryo UI" w:eastAsia="Meiryo UI"/>
           <w:b w:val="0"/>
           <w:i w:val="0"/>
           <w:sz w:val="21"/>
@@ -3063,7 +3063,7 @@
       </w:pPr>
       <w:r>
         <w:rPr>
-          <w:rFonts w:ascii="游ゴシック" w:hAnsi="游ゴシック" w:eastAsia="游ゴシック"/>
+          <w:rFonts w:ascii="Meiryo UI" w:hAnsi="Meiryo UI" w:eastAsia="Meiryo UI"/>
           <w:b w:val="0"/>
           <w:i w:val="0"/>
           <w:sz w:val="21"/>
@@ -3078,7 +3078,7 @@
       </w:pPr>
       <w:r>
         <w:rPr>
-          <w:rFonts w:ascii="游ゴシック" w:hAnsi="游ゴシック" w:eastAsia="游ゴシック"/>
+          <w:rFonts w:ascii="Meiryo UI" w:hAnsi="Meiryo UI" w:eastAsia="Meiryo UI"/>
           <w:b/>
           <w:i w:val="0"/>
           <w:sz w:val="20"/>
@@ -3087,7 +3087,7 @@
       </w:r>
       <w:r>
         <w:rPr>
-          <w:rFonts w:ascii="游ゴシック" w:hAnsi="游ゴシック" w:eastAsia="游ゴシック"/>
+          <w:rFonts w:ascii="Meiryo UI" w:hAnsi="Meiryo UI" w:eastAsia="Meiryo UI"/>
           <w:b w:val="0"/>
           <w:i w:val="0"/>
           <w:sz w:val="20"/>
@@ -3101,7 +3101,7 @@
       </w:pPr>
       <w:r>
         <w:rPr>
-          <w:rFonts w:ascii="游ゴシック" w:hAnsi="游ゴシック" w:eastAsia="游ゴシック"/>
+          <w:rFonts w:ascii="Meiryo UI" w:hAnsi="Meiryo UI" w:eastAsia="Meiryo UI"/>
           <w:b/>
           <w:i w:val="0"/>
           <w:color w:val="1F5C99"/>
@@ -3116,7 +3116,7 @@
       </w:pPr>
       <w:r>
         <w:rPr>
-          <w:rFonts w:ascii="游ゴシック" w:hAnsi="游ゴシック" w:eastAsia="游ゴシック"/>
+          <w:rFonts w:ascii="Meiryo UI" w:hAnsi="Meiryo UI" w:eastAsia="Meiryo UI"/>
           <w:b w:val="0"/>
           <w:i w:val="0"/>
           <w:sz w:val="21"/>
@@ -3130,7 +3130,7 @@
       </w:pPr>
       <w:r>
         <w:rPr>
-          <w:rFonts w:ascii="游ゴシック" w:hAnsi="游ゴシック" w:eastAsia="游ゴシック"/>
+          <w:rFonts w:ascii="Meiryo UI" w:hAnsi="Meiryo UI" w:eastAsia="Meiryo UI"/>
           <w:b/>
           <w:i w:val="0"/>
           <w:color w:val="1F5C99"/>
@@ -3146,7 +3146,7 @@
       </w:pPr>
       <w:r>
         <w:rPr>
-          <w:rFonts w:ascii="游ゴシック" w:hAnsi="游ゴシック" w:eastAsia="游ゴシック"/>
+          <w:rFonts w:ascii="Meiryo UI" w:hAnsi="Meiryo UI" w:eastAsia="Meiryo UI"/>
           <w:b w:val="0"/>
           <w:i w:val="0"/>
           <w:sz w:val="20"/>
@@ -3155,7 +3155,7 @@
       </w:r>
       <w:r>
         <w:rPr>
-          <w:rFonts w:ascii="游ゴシック" w:hAnsi="游ゴシック" w:eastAsia="游ゴシック"/>
+          <w:rFonts w:ascii="Meiryo UI" w:hAnsi="Meiryo UI" w:eastAsia="Meiryo UI"/>
           <w:b/>
           <w:i w:val="0"/>
           <w:sz w:val="20"/>
@@ -3164,7 +3164,7 @@
       </w:r>
       <w:r>
         <w:rPr>
-          <w:rFonts w:ascii="游ゴシック" w:hAnsi="游ゴシック" w:eastAsia="游ゴシック"/>
+          <w:rFonts w:ascii="Meiryo UI" w:hAnsi="Meiryo UI" w:eastAsia="Meiryo UI"/>
           <w:b w:val="0"/>
           <w:i w:val="0"/>
           <w:sz w:val="20"/>
@@ -3173,7 +3173,7 @@
       </w:r>
       <w:r>
         <w:rPr>
-          <w:rFonts w:ascii="游ゴシック" w:hAnsi="游ゴシック" w:eastAsia="游ゴシック"/>
+          <w:rFonts w:ascii="Meiryo UI" w:hAnsi="Meiryo UI" w:eastAsia="Meiryo UI"/>
           <w:b/>
           <w:i w:val="0"/>
           <w:sz w:val="20"/>
@@ -3182,7 +3182,7 @@
       </w:r>
       <w:r>
         <w:rPr>
-          <w:rFonts w:ascii="游ゴシック" w:hAnsi="游ゴシック" w:eastAsia="游ゴシック"/>
+          <w:rFonts w:ascii="Meiryo UI" w:hAnsi="Meiryo UI" w:eastAsia="Meiryo UI"/>
           <w:b w:val="0"/>
           <w:i w:val="0"/>
           <w:sz w:val="20"/>
@@ -3191,7 +3191,7 @@
       </w:r>
       <w:r>
         <w:rPr>
-          <w:rFonts w:ascii="游ゴシック" w:hAnsi="游ゴシック" w:eastAsia="游ゴシック"/>
+          <w:rFonts w:ascii="Meiryo UI" w:hAnsi="Meiryo UI" w:eastAsia="Meiryo UI"/>
           <w:b/>
           <w:i w:val="0"/>
           <w:sz w:val="20"/>
@@ -3200,7 +3200,7 @@
       </w:r>
       <w:r>
         <w:rPr>
-          <w:rFonts w:ascii="游ゴシック" w:hAnsi="游ゴシック" w:eastAsia="游ゴシック"/>
+          <w:rFonts w:ascii="Meiryo UI" w:hAnsi="Meiryo UI" w:eastAsia="Meiryo UI"/>
           <w:b w:val="0"/>
           <w:i w:val="0"/>
           <w:sz w:val="20"/>
@@ -3582,7 +3582,7 @@
     <w:qFormat/>
     <w:rsid w:val="00FC693F"/>
     <w:rPr>
-      <w:rFonts w:ascii="游ゴシック" w:hAnsi="游ゴシック" w:eastAsia="游ゴシック"/>
+      <w:rFonts w:ascii="Meiryo UI" w:hAnsi="Meiryo UI" w:eastAsia="Meiryo UI"/>
       <w:sz w:val="21"/>
     </w:rPr>
   </w:style>

--- a/docs/pdf-to-svg/PdfToSvg_設計書.docx
+++ b/docs/pdf-to-svg/PdfToSvg_設計書.docx
@@ -37,7 +37,21 @@
           <w:i w:val="0"/>
           <w:sz w:val="19"/>
         </w:rPr>
-        <w:t>版: 1.0　　対象リビジョン: 最新版　　本書は実装の構造・依存・ライフサイクルを記述し、引き継ぎと改修を可能にすることを目的とする。</w:t>
+        <w:t>版: 1.0</w:t>
+      </w:r>
+    </w:p>
+    <w:p>
+      <w:pPr>
+        <w:spacing w:after="80"/>
+      </w:pPr>
+      <w:r>
+        <w:rPr>
+          <w:rFonts w:ascii="Meiryo UI" w:hAnsi="Meiryo UI" w:eastAsia="Meiryo UI"/>
+          <w:b w:val="0"/>
+          <w:i w:val="0"/>
+          <w:sz w:val="21"/>
+        </w:rPr>
+        <w:t>本書は実装の構造・依存・ライフサイクルを記述し、引き継ぎと改修を可能にすることを目的とする。対象リビジョンは最新版。</w:t>
       </w:r>
     </w:p>
     <w:p>
@@ -134,7 +148,7 @@
           <w:i w:val="0"/>
           <w:sz w:val="21"/>
         </w:rPr>
-        <w:t>: 要素単位の削除・矩形クロップ・枠線追加。</w:t>
+        <w:t>: 要素単位の削除・矩形クロップ（範囲削除）・枠線追加。</w:t>
       </w:r>
     </w:p>
     <w:p>
@@ -221,7 +235,7 @@
       <w:tr>
         <w:tc>
           <w:tcPr>
-            <w:tcW w:type="dxa" w:w="2268"/>
+            <w:tcW w:type="dxa" w:w="4873"/>
           </w:tcPr>
           <w:p>
             <w:r/>
@@ -238,7 +252,7 @@
         </w:tc>
         <w:tc>
           <w:tcPr>
-            <w:tcW w:type="dxa" w:w="6803"/>
+            <w:tcW w:type="dxa" w:w="4873"/>
           </w:tcPr>
           <w:p>
             <w:r/>
@@ -257,7 +271,7 @@
       <w:tr>
         <w:tc>
           <w:tcPr>
-            <w:tcW w:type="dxa" w:w="2268"/>
+            <w:tcW w:type="dxa" w:w="4873"/>
           </w:tcPr>
           <w:p>
             <w:r/>
@@ -274,7 +288,7 @@
         </w:tc>
         <w:tc>
           <w:tcPr>
-            <w:tcW w:type="dxa" w:w="6803"/>
+            <w:tcW w:type="dxa" w:w="4873"/>
           </w:tcPr>
           <w:p>
             <w:r/>
@@ -293,7 +307,7 @@
       <w:tr>
         <w:tc>
           <w:tcPr>
-            <w:tcW w:type="dxa" w:w="2268"/>
+            <w:tcW w:type="dxa" w:w="4873"/>
           </w:tcPr>
           <w:p>
             <w:r/>
@@ -310,7 +324,7 @@
         </w:tc>
         <w:tc>
           <w:tcPr>
-            <w:tcW w:type="dxa" w:w="6803"/>
+            <w:tcW w:type="dxa" w:w="4873"/>
           </w:tcPr>
           <w:p>
             <w:r/>
@@ -329,7 +343,7 @@
       <w:tr>
         <w:tc>
           <w:tcPr>
-            <w:tcW w:type="dxa" w:w="2268"/>
+            <w:tcW w:type="dxa" w:w="4873"/>
           </w:tcPr>
           <w:p>
             <w:r/>
@@ -346,7 +360,7 @@
         </w:tc>
         <w:tc>
           <w:tcPr>
-            <w:tcW w:type="dxa" w:w="6803"/>
+            <w:tcW w:type="dxa" w:w="4873"/>
           </w:tcPr>
           <w:p>
             <w:r/>
@@ -365,7 +379,7 @@
       <w:tr>
         <w:tc>
           <w:tcPr>
-            <w:tcW w:type="dxa" w:w="2268"/>
+            <w:tcW w:type="dxa" w:w="4873"/>
           </w:tcPr>
           <w:p>
             <w:r/>
@@ -382,7 +396,7 @@
         </w:tc>
         <w:tc>
           <w:tcPr>
-            <w:tcW w:type="dxa" w:w="6803"/>
+            <w:tcW w:type="dxa" w:w="4873"/>
           </w:tcPr>
           <w:p>
             <w:r/>
@@ -401,7 +415,7 @@
       <w:tr>
         <w:tc>
           <w:tcPr>
-            <w:tcW w:type="dxa" w:w="2268"/>
+            <w:tcW w:type="dxa" w:w="4873"/>
           </w:tcPr>
           <w:p>
             <w:r/>
@@ -418,7 +432,7 @@
         </w:tc>
         <w:tc>
           <w:tcPr>
-            <w:tcW w:type="dxa" w:w="6803"/>
+            <w:tcW w:type="dxa" w:w="4873"/>
           </w:tcPr>
           <w:p>
             <w:r/>
@@ -493,7 +507,25 @@
           <w:i w:val="0"/>
           <w:sz w:val="21"/>
         </w:rPr>
-        <w:t>。編集は Web UI から `/rpc` 経由でコマンドを Undo スタックへ push してモデルを更新し、SVG はモデルから直接書き出す（決定的・GUI 非依存でユニットテスト可能）。</w:t>
+        <w:t xml:space="preserve">。編集は Web UI から </w:t>
+      </w:r>
+      <w:r>
+        <w:rPr>
+          <w:rFonts w:ascii="ＭＳ ゴシック" w:hAnsi="ＭＳ ゴシック" w:eastAsia="ＭＳ ゴシック"/>
+          <w:b w:val="0"/>
+          <w:i w:val="0"/>
+          <w:sz w:val="20"/>
+        </w:rPr>
+        <w:t>/rpc</w:t>
+      </w:r>
+      <w:r>
+        <w:rPr>
+          <w:rFonts w:ascii="Meiryo UI" w:hAnsi="Meiryo UI" w:eastAsia="Meiryo UI"/>
+          <w:b w:val="0"/>
+          <w:i w:val="0"/>
+          <w:sz w:val="21"/>
+        </w:rPr>
+        <w:t xml:space="preserve"> 経由でコマンドを Undo スタックへ push してモデルを更新し、SVG はモデルから直接書き出す（決定的・GUI 非依存でユニットテスト可能）。</w:t>
       </w:r>
     </w:p>
     <w:p>
@@ -543,6 +575,7 @@
       <w:pPr>
         <w:pStyle w:val="ListNumber"/>
         <w:spacing w:after="60"/>
+        <w:ind w:left="340"/>
       </w:pPr>
       <w:r>
         <w:rPr>
@@ -551,13 +584,68 @@
           <w:i w:val="0"/>
           <w:sz w:val="21"/>
         </w:rPr>
-        <w:t>UI が `/upload` へ PDF バイト列を送信 → `loader` が `Document` を構築し、辞書を自動適用。</w:t>
+        <w:t xml:space="preserve">UI が </w:t>
+      </w:r>
+      <w:r>
+        <w:rPr>
+          <w:rFonts w:ascii="ＭＳ ゴシック" w:hAnsi="ＭＳ ゴシック" w:eastAsia="ＭＳ ゴシック"/>
+          <w:b w:val="0"/>
+          <w:i w:val="0"/>
+          <w:sz w:val="20"/>
+        </w:rPr>
+        <w:t>/upload</w:t>
+      </w:r>
+      <w:r>
+        <w:rPr>
+          <w:rFonts w:ascii="Meiryo UI" w:hAnsi="Meiryo UI" w:eastAsia="Meiryo UI"/>
+          <w:b w:val="0"/>
+          <w:i w:val="0"/>
+          <w:sz w:val="21"/>
+        </w:rPr>
+        <w:t xml:space="preserve"> へ PDF バイト列を送信 → </w:t>
+      </w:r>
+      <w:r>
+        <w:rPr>
+          <w:rFonts w:ascii="ＭＳ ゴシック" w:hAnsi="ＭＳ ゴシック" w:eastAsia="ＭＳ ゴシック"/>
+          <w:b w:val="0"/>
+          <w:i w:val="0"/>
+          <w:sz w:val="20"/>
+        </w:rPr>
+        <w:t>loader</w:t>
+      </w:r>
+      <w:r>
+        <w:rPr>
+          <w:rFonts w:ascii="Meiryo UI" w:hAnsi="Meiryo UI" w:eastAsia="Meiryo UI"/>
+          <w:b w:val="0"/>
+          <w:i w:val="0"/>
+          <w:sz w:val="21"/>
+        </w:rPr>
+        <w:t xml:space="preserve"> が </w:t>
+      </w:r>
+      <w:r>
+        <w:rPr>
+          <w:rFonts w:ascii="ＭＳ ゴシック" w:hAnsi="ＭＳ ゴシック" w:eastAsia="ＭＳ ゴシック"/>
+          <w:b w:val="0"/>
+          <w:i w:val="0"/>
+          <w:sz w:val="20"/>
+        </w:rPr>
+        <w:t>Document</w:t>
+      </w:r>
+      <w:r>
+        <w:rPr>
+          <w:rFonts w:ascii="Meiryo UI" w:hAnsi="Meiryo UI" w:eastAsia="Meiryo UI"/>
+          <w:b w:val="0"/>
+          <w:i w:val="0"/>
+          <w:sz w:val="21"/>
+        </w:rPr>
+        <w:t xml:space="preserve"> を構築し、辞書を自動適用。</w:t>
       </w:r>
     </w:p>
     <w:p>
       <w:pPr>
         <w:pStyle w:val="ListNumber"/>
         <w:spacing w:after="60"/>
+        <w:ind w:left="340"/>
       </w:pPr>
       <w:r>
         <w:rPr>
@@ -566,13 +654,50 @@
           <w:i w:val="0"/>
           <w:sz w:val="21"/>
         </w:rPr>
-        <w:t>UI が `pageSvg` RPC を呼び、`page_to_svg(annotate=True)` がモデルから SVG を生成して表示。</w:t>
+        <w:t xml:space="preserve">UI が </w:t>
+      </w:r>
+      <w:r>
+        <w:rPr>
+          <w:rFonts w:ascii="ＭＳ ゴシック" w:hAnsi="ＭＳ ゴシック" w:eastAsia="ＭＳ ゴシック"/>
+          <w:b w:val="0"/>
+          <w:i w:val="0"/>
+          <w:sz w:val="20"/>
+        </w:rPr>
+        <w:t>pageSvg</w:t>
+      </w:r>
+      <w:r>
+        <w:rPr>
+          <w:rFonts w:ascii="Meiryo UI" w:hAnsi="Meiryo UI" w:eastAsia="Meiryo UI"/>
+          <w:b w:val="0"/>
+          <w:i w:val="0"/>
+          <w:sz w:val="21"/>
+        </w:rPr>
+        <w:t xml:space="preserve"> RPC を呼び、</w:t>
+      </w:r>
+      <w:r>
+        <w:rPr>
+          <w:rFonts w:ascii="ＭＳ ゴシック" w:hAnsi="ＭＳ ゴシック" w:eastAsia="ＭＳ ゴシック"/>
+          <w:b w:val="0"/>
+          <w:i w:val="0"/>
+          <w:sz w:val="20"/>
+        </w:rPr>
+        <w:t>page_to_svg(annotate=True)</w:t>
+      </w:r>
+      <w:r>
+        <w:rPr>
+          <w:rFonts w:ascii="Meiryo UI" w:hAnsi="Meiryo UI" w:eastAsia="Meiryo UI"/>
+          <w:b w:val="0"/>
+          <w:i w:val="0"/>
+          <w:sz w:val="21"/>
+        </w:rPr>
+        <w:t xml:space="preserve"> がモデルから SVG を生成して表示。</w:t>
       </w:r>
     </w:p>
     <w:p>
       <w:pPr>
         <w:pStyle w:val="ListNumber"/>
         <w:spacing w:after="60"/>
+        <w:ind w:left="340"/>
       </w:pPr>
       <w:r>
         <w:rPr>
@@ -581,14 +706,24 @@
           <w:i w:val="0"/>
           <w:sz w:val="21"/>
         </w:rPr>
-        <w:t>削除/クロップ等の編集は対応コマンドを Undo スタックへ push してモデルを更新。</w:t>
+        <w:t>削除/範囲削除等の編集は対応コマンドを Undo スタックへ push してモデルを更新。</w:t>
       </w:r>
     </w:p>
     <w:p>
       <w:pPr>
         <w:pStyle w:val="ListNumber"/>
         <w:spacing w:after="60"/>
+        <w:ind w:left="340"/>
       </w:pPr>
+      <w:r>
+        <w:rPr>
+          <w:rFonts w:ascii="ＭＳ ゴシック" w:hAnsi="ＭＳ ゴシック" w:eastAsia="ＭＳ ゴシック"/>
+          <w:b w:val="0"/>
+          <w:i w:val="0"/>
+          <w:sz w:val="20"/>
+        </w:rPr>
+        <w:t>undo</w:t>
+      </w:r>
       <w:r>
         <w:rPr>
           <w:rFonts w:ascii="Meiryo UI" w:hAnsi="Meiryo UI" w:eastAsia="Meiryo UI"/>
@@ -596,7 +731,25 @@
           <w:i w:val="0"/>
           <w:sz w:val="21"/>
         </w:rPr>
-        <w:t>`undo`/`redo` RPC でコマンドの undo()/redo() を実行し、SVG を再生成。辞書適用はマクロ化され「1 操作 = 1 Undo ステップ」。</w:t>
+        <w:t>/</w:t>
+      </w:r>
+      <w:r>
+        <w:rPr>
+          <w:rFonts w:ascii="ＭＳ ゴシック" w:hAnsi="ＭＳ ゴシック" w:eastAsia="ＭＳ ゴシック"/>
+          <w:b w:val="0"/>
+          <w:i w:val="0"/>
+          <w:sz w:val="20"/>
+        </w:rPr>
+        <w:t>redo</w:t>
+      </w:r>
+      <w:r>
+        <w:rPr>
+          <w:rFonts w:ascii="Meiryo UI" w:hAnsi="Meiryo UI" w:eastAsia="Meiryo UI"/>
+          <w:b w:val="0"/>
+          <w:i w:val="0"/>
+          <w:sz w:val="21"/>
+        </w:rPr>
+        <w:t xml:space="preserve"> RPC でコマンドの undo()/redo() を実行し、SVG を再生成。辞書適用はマクロ化され「1 操作 = 1 Undo ステップ」。</w:t>
       </w:r>
     </w:p>
     <w:p>
@@ -642,7 +795,7 @@
       <w:tr>
         <w:tc>
           <w:tcPr>
-            <w:tcW w:type="dxa" w:w="3515"/>
+            <w:tcW w:type="dxa" w:w="4873"/>
           </w:tcPr>
           <w:p>
             <w:r/>
@@ -659,7 +812,7 @@
         </w:tc>
         <w:tc>
           <w:tcPr>
-            <w:tcW w:type="dxa" w:w="5556"/>
+            <w:tcW w:type="dxa" w:w="4873"/>
           </w:tcPr>
           <w:p>
             <w:r/>
@@ -678,16 +831,16 @@
       <w:tr>
         <w:tc>
           <w:tcPr>
-            <w:tcW w:type="dxa" w:w="3515"/>
+            <w:tcW w:type="dxa" w:w="4873"/>
           </w:tcPr>
           <w:p>
             <w:r/>
             <w:r>
               <w:rPr>
-                <w:rFonts w:ascii="Meiryo UI" w:hAnsi="Meiryo UI" w:eastAsia="Meiryo UI"/>
+                <w:rFonts w:ascii="ＭＳ ゴシック" w:hAnsi="ＭＳ ゴシック" w:eastAsia="ＭＳ ゴシック"/>
                 <w:b w:val="0"/>
                 <w:i w:val="0"/>
-                <w:sz w:val="19"/>
+                <w:sz w:val="18"/>
               </w:rPr>
               <w:t>src/app.py</w:t>
             </w:r>
@@ -695,7 +848,7 @@
         </w:tc>
         <w:tc>
           <w:tcPr>
-            <w:tcW w:type="dxa" w:w="5556"/>
+            <w:tcW w:type="dxa" w:w="4873"/>
           </w:tcPr>
           <w:p>
             <w:r/>
@@ -714,16 +867,16 @@
       <w:tr>
         <w:tc>
           <w:tcPr>
-            <w:tcW w:type="dxa" w:w="3515"/>
+            <w:tcW w:type="dxa" w:w="4873"/>
           </w:tcPr>
           <w:p>
             <w:r/>
             <w:r>
               <w:rPr>
-                <w:rFonts w:ascii="Meiryo UI" w:hAnsi="Meiryo UI" w:eastAsia="Meiryo UI"/>
+                <w:rFonts w:ascii="ＭＳ ゴシック" w:hAnsi="ＭＳ ゴシック" w:eastAsia="ＭＳ ゴシック"/>
                 <w:b w:val="0"/>
                 <w:i w:val="0"/>
-                <w:sz w:val="19"/>
+                <w:sz w:val="18"/>
               </w:rPr>
               <w:t>src/config.py</w:t>
             </w:r>
@@ -731,7 +884,7 @@
         </w:tc>
         <w:tc>
           <w:tcPr>
-            <w:tcW w:type="dxa" w:w="5556"/>
+            <w:tcW w:type="dxa" w:w="4873"/>
           </w:tcPr>
           <w:p>
             <w:r/>
@@ -750,16 +903,16 @@
       <w:tr>
         <w:tc>
           <w:tcPr>
-            <w:tcW w:type="dxa" w:w="3515"/>
+            <w:tcW w:type="dxa" w:w="4873"/>
           </w:tcPr>
           <w:p>
             <w:r/>
             <w:r>
               <w:rPr>
-                <w:rFonts w:ascii="Meiryo UI" w:hAnsi="Meiryo UI" w:eastAsia="Meiryo UI"/>
+                <w:rFonts w:ascii="ＭＳ ゴシック" w:hAnsi="ＭＳ ゴシック" w:eastAsia="ＭＳ ゴシック"/>
                 <w:b w:val="0"/>
                 <w:i w:val="0"/>
-                <w:sz w:val="19"/>
+                <w:sz w:val="18"/>
               </w:rPr>
               <w:t>src/engine/pdf_engine.py</w:t>
             </w:r>
@@ -767,7 +920,7 @@
         </w:tc>
         <w:tc>
           <w:tcPr>
-            <w:tcW w:type="dxa" w:w="5556"/>
+            <w:tcW w:type="dxa" w:w="4873"/>
           </w:tcPr>
           <w:p>
             <w:r/>
@@ -786,16 +939,16 @@
       <w:tr>
         <w:tc>
           <w:tcPr>
-            <w:tcW w:type="dxa" w:w="3515"/>
+            <w:tcW w:type="dxa" w:w="4873"/>
           </w:tcPr>
           <w:p>
             <w:r/>
             <w:r>
               <w:rPr>
-                <w:rFonts w:ascii="Meiryo UI" w:hAnsi="Meiryo UI" w:eastAsia="Meiryo UI"/>
+                <w:rFonts w:ascii="ＭＳ ゴシック" w:hAnsi="ＭＳ ゴシック" w:eastAsia="ＭＳ ゴシック"/>
                 <w:b w:val="0"/>
                 <w:i w:val="0"/>
-                <w:sz w:val="19"/>
+                <w:sz w:val="18"/>
               </w:rPr>
               <w:t>src/engine/classify.py</w:t>
             </w:r>
@@ -803,7 +956,7 @@
         </w:tc>
         <w:tc>
           <w:tcPr>
-            <w:tcW w:type="dxa" w:w="5556"/>
+            <w:tcW w:type="dxa" w:w="4873"/>
           </w:tcPr>
           <w:p>
             <w:r/>
@@ -822,16 +975,16 @@
       <w:tr>
         <w:tc>
           <w:tcPr>
-            <w:tcW w:type="dxa" w:w="3515"/>
+            <w:tcW w:type="dxa" w:w="4873"/>
           </w:tcPr>
           <w:p>
             <w:r/>
             <w:r>
               <w:rPr>
-                <w:rFonts w:ascii="Meiryo UI" w:hAnsi="Meiryo UI" w:eastAsia="Meiryo UI"/>
+                <w:rFonts w:ascii="ＭＳ ゴシック" w:hAnsi="ＭＳ ゴシック" w:eastAsia="ＭＳ ゴシック"/>
                 <w:b w:val="0"/>
                 <w:i w:val="0"/>
-                <w:sz w:val="19"/>
+                <w:sz w:val="18"/>
               </w:rPr>
               <w:t>src/model/document.py, elements.py</w:t>
             </w:r>
@@ -839,7 +992,7 @@
         </w:tc>
         <w:tc>
           <w:tcPr>
-            <w:tcW w:type="dxa" w:w="5556"/>
+            <w:tcW w:type="dxa" w:w="4873"/>
           </w:tcPr>
           <w:p>
             <w:r/>
@@ -858,16 +1011,16 @@
       <w:tr>
         <w:tc>
           <w:tcPr>
-            <w:tcW w:type="dxa" w:w="3515"/>
+            <w:tcW w:type="dxa" w:w="4873"/>
           </w:tcPr>
           <w:p>
             <w:r/>
             <w:r>
               <w:rPr>
-                <w:rFonts w:ascii="Meiryo UI" w:hAnsi="Meiryo UI" w:eastAsia="Meiryo UI"/>
+                <w:rFonts w:ascii="ＭＳ ゴシック" w:hAnsi="ＭＳ ゴシック" w:eastAsia="ＭＳ ゴシック"/>
                 <w:b w:val="0"/>
                 <w:i w:val="0"/>
-                <w:sz w:val="19"/>
+                <w:sz w:val="18"/>
               </w:rPr>
               <w:t>src/model/fonts.py</w:t>
             </w:r>
@@ -875,7 +1028,7 @@
         </w:tc>
         <w:tc>
           <w:tcPr>
-            <w:tcW w:type="dxa" w:w="5556"/>
+            <w:tcW w:type="dxa" w:w="4873"/>
           </w:tcPr>
           <w:p>
             <w:r/>
@@ -894,16 +1047,16 @@
       <w:tr>
         <w:tc>
           <w:tcPr>
-            <w:tcW w:type="dxa" w:w="3515"/>
+            <w:tcW w:type="dxa" w:w="4873"/>
           </w:tcPr>
           <w:p>
             <w:r/>
             <w:r>
               <w:rPr>
-                <w:rFonts w:ascii="Meiryo UI" w:hAnsi="Meiryo UI" w:eastAsia="Meiryo UI"/>
+                <w:rFonts w:ascii="ＭＳ ゴシック" w:hAnsi="ＭＳ ゴシック" w:eastAsia="ＭＳ ゴシック"/>
                 <w:b w:val="0"/>
                 <w:i w:val="0"/>
-                <w:sz w:val="19"/>
+                <w:sz w:val="18"/>
               </w:rPr>
               <w:t>src/export/svg_exporter.py</w:t>
             </w:r>
@@ -911,7 +1064,7 @@
         </w:tc>
         <w:tc>
           <w:tcPr>
-            <w:tcW w:type="dxa" w:w="5556"/>
+            <w:tcW w:type="dxa" w:w="4873"/>
           </w:tcPr>
           <w:p>
             <w:r/>
@@ -930,16 +1083,16 @@
       <w:tr>
         <w:tc>
           <w:tcPr>
-            <w:tcW w:type="dxa" w:w="3515"/>
+            <w:tcW w:type="dxa" w:w="4873"/>
           </w:tcPr>
           <w:p>
             <w:r/>
             <w:r>
               <w:rPr>
-                <w:rFonts w:ascii="Meiryo UI" w:hAnsi="Meiryo UI" w:eastAsia="Meiryo UI"/>
+                <w:rFonts w:ascii="ＭＳ ゴシック" w:hAnsi="ＭＳ ゴシック" w:eastAsia="ＭＳ ゴシック"/>
                 <w:b w:val="0"/>
                 <w:i w:val="0"/>
-                <w:sz w:val="19"/>
+                <w:sz w:val="18"/>
               </w:rPr>
               <w:t>src/export/font_embed.py</w:t>
             </w:r>
@@ -947,7 +1100,7 @@
         </w:tc>
         <w:tc>
           <w:tcPr>
-            <w:tcW w:type="dxa" w:w="5556"/>
+            <w:tcW w:type="dxa" w:w="4873"/>
           </w:tcPr>
           <w:p>
             <w:r/>
@@ -966,16 +1119,16 @@
       <w:tr>
         <w:tc>
           <w:tcPr>
-            <w:tcW w:type="dxa" w:w="3515"/>
+            <w:tcW w:type="dxa" w:w="4873"/>
           </w:tcPr>
           <w:p>
             <w:r/>
             <w:r>
               <w:rPr>
-                <w:rFonts w:ascii="Meiryo UI" w:hAnsi="Meiryo UI" w:eastAsia="Meiryo UI"/>
+                <w:rFonts w:ascii="ＭＳ ゴシック" w:hAnsi="ＭＳ ゴシック" w:eastAsia="ＭＳ ゴシック"/>
                 <w:b w:val="0"/>
                 <w:i w:val="0"/>
-                <w:sz w:val="19"/>
+                <w:sz w:val="18"/>
               </w:rPr>
               <w:t>src/dictionary/store.py</w:t>
             </w:r>
@@ -983,7 +1136,7 @@
         </w:tc>
         <w:tc>
           <w:tcPr>
-            <w:tcW w:type="dxa" w:w="5556"/>
+            <w:tcW w:type="dxa" w:w="4873"/>
           </w:tcPr>
           <w:p>
             <w:r/>
@@ -1002,16 +1155,16 @@
       <w:tr>
         <w:tc>
           <w:tcPr>
-            <w:tcW w:type="dxa" w:w="3515"/>
+            <w:tcW w:type="dxa" w:w="4873"/>
           </w:tcPr>
           <w:p>
             <w:r/>
             <w:r>
               <w:rPr>
-                <w:rFonts w:ascii="Meiryo UI" w:hAnsi="Meiryo UI" w:eastAsia="Meiryo UI"/>
+                <w:rFonts w:ascii="ＭＳ ゴシック" w:hAnsi="ＭＳ ゴシック" w:eastAsia="ＭＳ ゴシック"/>
                 <w:b w:val="0"/>
                 <w:i w:val="0"/>
-                <w:sz w:val="19"/>
+                <w:sz w:val="18"/>
               </w:rPr>
               <w:t>src/dictionary/apply.py</w:t>
             </w:r>
@@ -1019,7 +1172,7 @@
         </w:tc>
         <w:tc>
           <w:tcPr>
-            <w:tcW w:type="dxa" w:w="5556"/>
+            <w:tcW w:type="dxa" w:w="4873"/>
           </w:tcPr>
           <w:p>
             <w:r/>
@@ -1038,16 +1191,16 @@
       <w:tr>
         <w:tc>
           <w:tcPr>
-            <w:tcW w:type="dxa" w:w="3515"/>
+            <w:tcW w:type="dxa" w:w="4873"/>
           </w:tcPr>
           <w:p>
             <w:r/>
             <w:r>
               <w:rPr>
-                <w:rFonts w:ascii="Meiryo UI" w:hAnsi="Meiryo UI" w:eastAsia="Meiryo UI"/>
+                <w:rFonts w:ascii="ＭＳ ゴシック" w:hAnsi="ＭＳ ゴシック" w:eastAsia="ＭＳ ゴシック"/>
                 <w:b w:val="0"/>
                 <w:i w:val="0"/>
-                <w:sz w:val="19"/>
+                <w:sz w:val="18"/>
               </w:rPr>
               <w:t>src/dictionary/normalize.py</w:t>
             </w:r>
@@ -1055,7 +1208,7 @@
         </w:tc>
         <w:tc>
           <w:tcPr>
-            <w:tcW w:type="dxa" w:w="5556"/>
+            <w:tcW w:type="dxa" w:w="4873"/>
           </w:tcPr>
           <w:p>
             <w:r/>
@@ -1074,16 +1227,16 @@
       <w:tr>
         <w:tc>
           <w:tcPr>
-            <w:tcW w:type="dxa" w:w="3515"/>
+            <w:tcW w:type="dxa" w:w="4873"/>
           </w:tcPr>
           <w:p>
             <w:r/>
             <w:r>
               <w:rPr>
-                <w:rFonts w:ascii="Meiryo UI" w:hAnsi="Meiryo UI" w:eastAsia="Meiryo UI"/>
+                <w:rFonts w:ascii="ＭＳ ゴシック" w:hAnsi="ＭＳ ゴシック" w:eastAsia="ＭＳ ゴシック"/>
                 <w:b w:val="0"/>
                 <w:i w:val="0"/>
-                <w:sz w:val="19"/>
+                <w:sz w:val="18"/>
               </w:rPr>
               <w:t>src/web/server.py</w:t>
             </w:r>
@@ -1091,7 +1244,7 @@
         </w:tc>
         <w:tc>
           <w:tcPr>
-            <w:tcW w:type="dxa" w:w="5556"/>
+            <w:tcW w:type="dxa" w:w="4873"/>
           </w:tcPr>
           <w:p>
             <w:r/>
@@ -1110,16 +1263,16 @@
       <w:tr>
         <w:tc>
           <w:tcPr>
-            <w:tcW w:type="dxa" w:w="3515"/>
+            <w:tcW w:type="dxa" w:w="4873"/>
           </w:tcPr>
           <w:p>
             <w:r/>
             <w:r>
               <w:rPr>
-                <w:rFonts w:ascii="Meiryo UI" w:hAnsi="Meiryo UI" w:eastAsia="Meiryo UI"/>
+                <w:rFonts w:ascii="ＭＳ ゴシック" w:hAnsi="ＭＳ ゴシック" w:eastAsia="ＭＳ ゴシック"/>
                 <w:b w:val="0"/>
                 <w:i w:val="0"/>
-                <w:sz w:val="19"/>
+                <w:sz w:val="18"/>
               </w:rPr>
               <w:t>src/web/rpc_methods.py</w:t>
             </w:r>
@@ -1127,7 +1280,7 @@
         </w:tc>
         <w:tc>
           <w:tcPr>
-            <w:tcW w:type="dxa" w:w="5556"/>
+            <w:tcW w:type="dxa" w:w="4873"/>
           </w:tcPr>
           <w:p>
             <w:r/>
@@ -1146,16 +1299,16 @@
       <w:tr>
         <w:tc>
           <w:tcPr>
-            <w:tcW w:type="dxa" w:w="3515"/>
+            <w:tcW w:type="dxa" w:w="4873"/>
           </w:tcPr>
           <w:p>
             <w:r/>
             <w:r>
               <w:rPr>
-                <w:rFonts w:ascii="Meiryo UI" w:hAnsi="Meiryo UI" w:eastAsia="Meiryo UI"/>
+                <w:rFonts w:ascii="ＭＳ ゴシック" w:hAnsi="ＭＳ ゴシック" w:eastAsia="ＭＳ ゴシック"/>
                 <w:b w:val="0"/>
                 <w:i w:val="0"/>
-                <w:sz w:val="19"/>
+                <w:sz w:val="18"/>
               </w:rPr>
               <w:t>src/web/commands.py, undo_stack.py</w:t>
             </w:r>
@@ -1163,7 +1316,7 @@
         </w:tc>
         <w:tc>
           <w:tcPr>
-            <w:tcW w:type="dxa" w:w="5556"/>
+            <w:tcW w:type="dxa" w:w="4873"/>
           </w:tcPr>
           <w:p>
             <w:r/>
@@ -1182,16 +1335,16 @@
       <w:tr>
         <w:tc>
           <w:tcPr>
-            <w:tcW w:type="dxa" w:w="3515"/>
+            <w:tcW w:type="dxa" w:w="4873"/>
           </w:tcPr>
           <w:p>
             <w:r/>
             <w:r>
               <w:rPr>
-                <w:rFonts w:ascii="Meiryo UI" w:hAnsi="Meiryo UI" w:eastAsia="Meiryo UI"/>
+                <w:rFonts w:ascii="ＭＳ ゴシック" w:hAnsi="ＭＳ ゴシック" w:eastAsia="ＭＳ ゴシック"/>
                 <w:b w:val="0"/>
                 <w:i w:val="0"/>
-                <w:sz w:val="19"/>
+                <w:sz w:val="18"/>
               </w:rPr>
               <w:t>src/web/loader.py</w:t>
             </w:r>
@@ -1199,7 +1352,7 @@
         </w:tc>
         <w:tc>
           <w:tcPr>
-            <w:tcW w:type="dxa" w:w="5556"/>
+            <w:tcW w:type="dxa" w:w="4873"/>
           </w:tcPr>
           <w:p>
             <w:r/>
@@ -1218,16 +1371,16 @@
       <w:tr>
         <w:tc>
           <w:tcPr>
-            <w:tcW w:type="dxa" w:w="3515"/>
+            <w:tcW w:type="dxa" w:w="4873"/>
           </w:tcPr>
           <w:p>
             <w:r/>
             <w:r>
               <w:rPr>
-                <w:rFonts w:ascii="Meiryo UI" w:hAnsi="Meiryo UI" w:eastAsia="Meiryo UI"/>
+                <w:rFonts w:ascii="ＭＳ ゴシック" w:hAnsi="ＭＳ ゴシック" w:eastAsia="ＭＳ ゴシック"/>
                 <w:b w:val="0"/>
                 <w:i w:val="0"/>
-                <w:sz w:val="19"/>
+                <w:sz w:val="18"/>
               </w:rPr>
               <w:t>resources/web/</w:t>
             </w:r>
@@ -1235,7 +1388,7 @@
         </w:tc>
         <w:tc>
           <w:tcPr>
-            <w:tcW w:type="dxa" w:w="5556"/>
+            <w:tcW w:type="dxa" w:w="4873"/>
           </w:tcPr>
           <w:p>
             <w:r/>
@@ -1254,16 +1407,16 @@
       <w:tr>
         <w:tc>
           <w:tcPr>
-            <w:tcW w:type="dxa" w:w="3515"/>
+            <w:tcW w:type="dxa" w:w="4873"/>
           </w:tcPr>
           <w:p>
             <w:r/>
             <w:r>
               <w:rPr>
-                <w:rFonts w:ascii="Meiryo UI" w:hAnsi="Meiryo UI" w:eastAsia="Meiryo UI"/>
+                <w:rFonts w:ascii="ＭＳ ゴシック" w:hAnsi="ＭＳ ゴシック" w:eastAsia="ＭＳ ゴシック"/>
                 <w:b w:val="0"/>
                 <w:i w:val="0"/>
-                <w:sz w:val="19"/>
+                <w:sz w:val="18"/>
               </w:rPr>
               <w:t>fonts/</w:t>
             </w:r>
@@ -1271,7 +1424,7 @@
         </w:tc>
         <w:tc>
           <w:tcPr>
-            <w:tcW w:type="dxa" w:w="5556"/>
+            <w:tcW w:type="dxa" w:w="4873"/>
           </w:tcPr>
           <w:p>
             <w:r/>
@@ -1290,16 +1443,16 @@
       <w:tr>
         <w:tc>
           <w:tcPr>
-            <w:tcW w:type="dxa" w:w="3515"/>
+            <w:tcW w:type="dxa" w:w="4873"/>
           </w:tcPr>
           <w:p>
             <w:r/>
             <w:r>
               <w:rPr>
-                <w:rFonts w:ascii="Meiryo UI" w:hAnsi="Meiryo UI" w:eastAsia="Meiryo UI"/>
+                <w:rFonts w:ascii="ＭＳ ゴシック" w:hAnsi="ＭＳ ゴシック" w:eastAsia="ＭＳ ゴシック"/>
                 <w:b w:val="0"/>
                 <w:i w:val="0"/>
-                <w:sz w:val="19"/>
+                <w:sz w:val="18"/>
               </w:rPr>
               <w:t>packaging/pdftosvg.spec</w:t>
             </w:r>
@@ -1307,7 +1460,7 @@
         </w:tc>
         <w:tc>
           <w:tcPr>
-            <w:tcW w:type="dxa" w:w="5556"/>
+            <w:tcW w:type="dxa" w:w="4873"/>
           </w:tcPr>
           <w:p>
             <w:r/>
@@ -1326,16 +1479,16 @@
       <w:tr>
         <w:tc>
           <w:tcPr>
-            <w:tcW w:type="dxa" w:w="3515"/>
+            <w:tcW w:type="dxa" w:w="4873"/>
           </w:tcPr>
           <w:p>
             <w:r/>
             <w:r>
               <w:rPr>
-                <w:rFonts w:ascii="Meiryo UI" w:hAnsi="Meiryo UI" w:eastAsia="Meiryo UI"/>
+                <w:rFonts w:ascii="ＭＳ ゴシック" w:hAnsi="ＭＳ ゴシック" w:eastAsia="ＭＳ ゴシック"/>
                 <w:b w:val="0"/>
                 <w:i w:val="0"/>
-                <w:sz w:val="19"/>
+                <w:sz w:val="18"/>
               </w:rPr>
               <w:t>tests/</w:t>
             </w:r>
@@ -1343,7 +1496,7 @@
         </w:tc>
         <w:tc>
           <w:tcPr>
-            <w:tcW w:type="dxa" w:w="5556"/>
+            <w:tcW w:type="dxa" w:w="4873"/>
           </w:tcPr>
           <w:p>
             <w:r/>
@@ -1389,7 +1542,7 @@
       <w:tr>
         <w:tc>
           <w:tcPr>
-            <w:tcW w:type="dxa" w:w="2608"/>
+            <w:tcW w:type="dxa" w:w="4873"/>
           </w:tcPr>
           <w:p>
             <w:r/>
@@ -1406,7 +1559,7 @@
         </w:tc>
         <w:tc>
           <w:tcPr>
-            <w:tcW w:type="dxa" w:w="6463"/>
+            <w:tcW w:type="dxa" w:w="4873"/>
           </w:tcPr>
           <w:p>
             <w:r/>
@@ -1425,10 +1578,19 @@
       <w:tr>
         <w:tc>
           <w:tcPr>
-            <w:tcW w:type="dxa" w:w="2608"/>
+            <w:tcW w:type="dxa" w:w="4873"/>
           </w:tcPr>
           <w:p>
             <w:r/>
+            <w:r>
+              <w:rPr>
+                <w:rFonts w:ascii="ＭＳ ゴシック" w:hAnsi="ＭＳ ゴシック" w:eastAsia="ＭＳ ゴシック"/>
+                <w:b w:val="0"/>
+                <w:i w:val="0"/>
+                <w:sz w:val="18"/>
+              </w:rPr>
+              <w:t>GET /</w:t>
+            </w:r>
             <w:r>
               <w:rPr>
                 <w:rFonts w:ascii="Meiryo UI" w:hAnsi="Meiryo UI" w:eastAsia="Meiryo UI"/>
@@ -1436,13 +1598,13 @@
                 <w:i w:val="0"/>
                 <w:sz w:val="19"/>
               </w:rPr>
-              <w:t>GET /  (静的)</w:t>
+              <w:t xml:space="preserve"> (静的)</w:t>
             </w:r>
           </w:p>
         </w:tc>
         <w:tc>
           <w:tcPr>
-            <w:tcW w:type="dxa" w:w="6463"/>
+            <w:tcW w:type="dxa" w:w="4873"/>
           </w:tcPr>
           <w:p>
             <w:r/>
@@ -1461,16 +1623,16 @@
       <w:tr>
         <w:tc>
           <w:tcPr>
-            <w:tcW w:type="dxa" w:w="2608"/>
+            <w:tcW w:type="dxa" w:w="4873"/>
           </w:tcPr>
           <w:p>
             <w:r/>
             <w:r>
               <w:rPr>
-                <w:rFonts w:ascii="Meiryo UI" w:hAnsi="Meiryo UI" w:eastAsia="Meiryo UI"/>
+                <w:rFonts w:ascii="ＭＳ ゴシック" w:hAnsi="ＭＳ ゴシック" w:eastAsia="ＭＳ ゴシック"/>
                 <w:b w:val="0"/>
                 <w:i w:val="0"/>
-                <w:sz w:val="19"/>
+                <w:sz w:val="18"/>
               </w:rPr>
               <w:t>POST /rpc</w:t>
             </w:r>
@@ -1478,7 +1640,7 @@
         </w:tc>
         <w:tc>
           <w:tcPr>
-            <w:tcW w:type="dxa" w:w="6463"/>
+            <w:tcW w:type="dxa" w:w="4873"/>
           </w:tcPr>
           <w:p>
             <w:r/>
@@ -1497,16 +1659,16 @@
       <w:tr>
         <w:tc>
           <w:tcPr>
-            <w:tcW w:type="dxa" w:w="2608"/>
+            <w:tcW w:type="dxa" w:w="4873"/>
           </w:tcPr>
           <w:p>
             <w:r/>
             <w:r>
               <w:rPr>
-                <w:rFonts w:ascii="Meiryo UI" w:hAnsi="Meiryo UI" w:eastAsia="Meiryo UI"/>
+                <w:rFonts w:ascii="ＭＳ ゴシック" w:hAnsi="ＭＳ ゴシック" w:eastAsia="ＭＳ ゴシック"/>
                 <w:b w:val="0"/>
                 <w:i w:val="0"/>
-                <w:sz w:val="19"/>
+                <w:sz w:val="18"/>
               </w:rPr>
               <w:t>POST /upload?name=</w:t>
             </w:r>
@@ -1514,7 +1676,7 @@
         </w:tc>
         <w:tc>
           <w:tcPr>
-            <w:tcW w:type="dxa" w:w="6463"/>
+            <w:tcW w:type="dxa" w:w="4873"/>
           </w:tcPr>
           <w:p>
             <w:r/>
@@ -1533,16 +1695,16 @@
       <w:tr>
         <w:tc>
           <w:tcPr>
-            <w:tcW w:type="dxa" w:w="2608"/>
+            <w:tcW w:type="dxa" w:w="4873"/>
           </w:tcPr>
           <w:p>
             <w:r/>
             <w:r>
               <w:rPr>
-                <w:rFonts w:ascii="Meiryo UI" w:hAnsi="Meiryo UI" w:eastAsia="Meiryo UI"/>
+                <w:rFonts w:ascii="ＭＳ ゴシック" w:hAnsi="ＭＳ ゴシック" w:eastAsia="ＭＳ ゴシック"/>
                 <w:b w:val="0"/>
                 <w:i w:val="0"/>
-                <w:sz w:val="19"/>
+                <w:sz w:val="18"/>
               </w:rPr>
               <w:t>POST /quit</w:t>
             </w:r>
@@ -1550,7 +1712,7 @@
         </w:tc>
         <w:tc>
           <w:tcPr>
-            <w:tcW w:type="dxa" w:w="6463"/>
+            <w:tcW w:type="dxa" w:w="4873"/>
           </w:tcPr>
           <w:p>
             <w:r/>
@@ -1569,16 +1731,16 @@
       <w:tr>
         <w:tc>
           <w:tcPr>
-            <w:tcW w:type="dxa" w:w="2608"/>
+            <w:tcW w:type="dxa" w:w="4873"/>
           </w:tcPr>
           <w:p>
             <w:r/>
             <w:r>
               <w:rPr>
-                <w:rFonts w:ascii="Meiryo UI" w:hAnsi="Meiryo UI" w:eastAsia="Meiryo UI"/>
+                <w:rFonts w:ascii="ＭＳ ゴシック" w:hAnsi="ＭＳ ゴシック" w:eastAsia="ＭＳ ゴシック"/>
                 <w:b w:val="0"/>
                 <w:i w:val="0"/>
-                <w:sz w:val="19"/>
+                <w:sz w:val="18"/>
               </w:rPr>
               <w:t>POST /ping</w:t>
             </w:r>
@@ -1586,7 +1748,7 @@
         </w:tc>
         <w:tc>
           <w:tcPr>
-            <w:tcW w:type="dxa" w:w="6463"/>
+            <w:tcW w:type="dxa" w:w="4873"/>
           </w:tcPr>
           <w:p>
             <w:r/>
@@ -1612,9 +1774,27 @@
           <w:rFonts w:ascii="Meiryo UI" w:hAnsi="Meiryo UI" w:eastAsia="Meiryo UI"/>
           <w:b w:val="0"/>
           <w:i w:val="0"/>
-          <w:sz w:val="19"/>
+          <w:sz w:val="21"/>
         </w:rPr>
-        <w:t>ThreadingHTTPServer のため、セッション状態の変更は `server.lock` で直列化する。</w:t>
+        <w:t xml:space="preserve">ThreadingHTTPServer のため、セッション状態の変更は </w:t>
+      </w:r>
+      <w:r>
+        <w:rPr>
+          <w:rFonts w:ascii="ＭＳ ゴシック" w:hAnsi="ＭＳ ゴシック" w:eastAsia="ＭＳ ゴシック"/>
+          <w:b w:val="0"/>
+          <w:i w:val="0"/>
+          <w:sz w:val="20"/>
+        </w:rPr>
+        <w:t>server.lock</w:t>
+      </w:r>
+      <w:r>
+        <w:rPr>
+          <w:rFonts w:ascii="Meiryo UI" w:hAnsi="Meiryo UI" w:eastAsia="Meiryo UI"/>
+          <w:b w:val="0"/>
+          <w:i w:val="0"/>
+          <w:sz w:val="21"/>
+        </w:rPr>
+        <w:t xml:space="preserve"> で直列化する。</w:t>
       </w:r>
     </w:p>
     <w:p>
@@ -1646,7 +1826,7 @@
       <w:tr>
         <w:tc>
           <w:tcPr>
-            <w:tcW w:type="dxa" w:w="3402"/>
+            <w:tcW w:type="dxa" w:w="4873"/>
           </w:tcPr>
           <w:p>
             <w:r/>
@@ -1663,7 +1843,7 @@
         </w:tc>
         <w:tc>
           <w:tcPr>
-            <w:tcW w:type="dxa" w:w="5669"/>
+            <w:tcW w:type="dxa" w:w="4873"/>
           </w:tcPr>
           <w:p>
             <w:r/>
@@ -1682,16 +1862,16 @@
       <w:tr>
         <w:tc>
           <w:tcPr>
-            <w:tcW w:type="dxa" w:w="3402"/>
+            <w:tcW w:type="dxa" w:w="4873"/>
           </w:tcPr>
           <w:p>
             <w:r/>
             <w:r>
               <w:rPr>
-                <w:rFonts w:ascii="Meiryo UI" w:hAnsi="Meiryo UI" w:eastAsia="Meiryo UI"/>
+                <w:rFonts w:ascii="ＭＳ ゴシック" w:hAnsi="ＭＳ ゴシック" w:eastAsia="ＭＳ ゴシック"/>
                 <w:b w:val="0"/>
                 <w:i w:val="0"/>
-                <w:sz w:val="19"/>
+                <w:sz w:val="18"/>
               </w:rPr>
               <w:t>state</w:t>
             </w:r>
@@ -1699,7 +1879,7 @@
         </w:tc>
         <w:tc>
           <w:tcPr>
-            <w:tcW w:type="dxa" w:w="5669"/>
+            <w:tcW w:type="dxa" w:w="4873"/>
           </w:tcPr>
           <w:p>
             <w:r/>
@@ -1718,16 +1898,16 @@
       <w:tr>
         <w:tc>
           <w:tcPr>
-            <w:tcW w:type="dxa" w:w="3402"/>
+            <w:tcW w:type="dxa" w:w="4873"/>
           </w:tcPr>
           <w:p>
             <w:r/>
             <w:r>
               <w:rPr>
-                <w:rFonts w:ascii="Meiryo UI" w:hAnsi="Meiryo UI" w:eastAsia="Meiryo UI"/>
+                <w:rFonts w:ascii="ＭＳ ゴシック" w:hAnsi="ＭＳ ゴシック" w:eastAsia="ＭＳ ゴシック"/>
                 <w:b w:val="0"/>
                 <w:i w:val="0"/>
-                <w:sz w:val="19"/>
+                <w:sz w:val="18"/>
               </w:rPr>
               <w:t>pageSvg</w:t>
             </w:r>
@@ -1735,7 +1915,7 @@
         </w:tc>
         <w:tc>
           <w:tcPr>
-            <w:tcW w:type="dxa" w:w="5669"/>
+            <w:tcW w:type="dxa" w:w="4873"/>
           </w:tcPr>
           <w:p>
             <w:r/>
@@ -1754,16 +1934,16 @@
       <w:tr>
         <w:tc>
           <w:tcPr>
-            <w:tcW w:type="dxa" w:w="3402"/>
+            <w:tcW w:type="dxa" w:w="4873"/>
           </w:tcPr>
           <w:p>
             <w:r/>
             <w:r>
               <w:rPr>
-                <w:rFonts w:ascii="Meiryo UI" w:hAnsi="Meiryo UI" w:eastAsia="Meiryo UI"/>
+                <w:rFonts w:ascii="ＭＳ ゴシック" w:hAnsi="ＭＳ ゴシック" w:eastAsia="ＭＳ ゴシック"/>
                 <w:b w:val="0"/>
                 <w:i w:val="0"/>
-                <w:sz w:val="19"/>
+                <w:sz w:val="18"/>
               </w:rPr>
               <w:t>planPage / removedList</w:t>
             </w:r>
@@ -1771,7 +1951,7 @@
         </w:tc>
         <w:tc>
           <w:tcPr>
-            <w:tcW w:type="dxa" w:w="5669"/>
+            <w:tcW w:type="dxa" w:w="4873"/>
           </w:tcPr>
           <w:p>
             <w:r/>
@@ -1790,7 +1970,24 @@
       <w:tr>
         <w:tc>
           <w:tcPr>
-            <w:tcW w:type="dxa" w:w="3402"/>
+            <w:tcW w:type="dxa" w:w="4873"/>
+          </w:tcPr>
+          <w:p>
+            <w:r/>
+            <w:r>
+              <w:rPr>
+                <w:rFonts w:ascii="ＭＳ ゴシック" w:hAnsi="ＭＳ ゴシック" w:eastAsia="ＭＳ ゴシック"/>
+                <w:b w:val="0"/>
+                <w:i w:val="0"/>
+                <w:sz w:val="18"/>
+              </w:rPr>
+              <w:t>applyDelete / deleteRegion / addBorder</w:t>
+            </w:r>
+          </w:p>
+        </w:tc>
+        <w:tc>
+          <w:tcPr>
+            <w:tcW w:type="dxa" w:w="4873"/>
           </w:tcPr>
           <w:p>
             <w:r/>
@@ -1801,24 +1998,7 @@
                 <w:i w:val="0"/>
                 <w:sz w:val="19"/>
               </w:rPr>
-              <w:t>applyDelete / deleteRegion / addBorder</w:t>
-            </w:r>
-          </w:p>
-        </w:tc>
-        <w:tc>
-          <w:tcPr>
-            <w:tcW w:type="dxa" w:w="5669"/>
-          </w:tcPr>
-          <w:p>
-            <w:r/>
-            <w:r>
-              <w:rPr>
-                <w:rFonts w:ascii="Meiryo UI" w:hAnsi="Meiryo UI" w:eastAsia="Meiryo UI"/>
-                <w:b w:val="0"/>
-                <w:i w:val="0"/>
-                <w:sz w:val="19"/>
-              </w:rPr>
-              <w:t>削除・クロップ・枠線（Undo へ push）</w:t>
+              <w:t>削除・範囲削除・枠線（Undo へ push）</w:t>
             </w:r>
           </w:p>
         </w:tc>
@@ -1826,16 +2006,16 @@
       <w:tr>
         <w:tc>
           <w:tcPr>
-            <w:tcW w:type="dxa" w:w="3402"/>
+            <w:tcW w:type="dxa" w:w="4873"/>
           </w:tcPr>
           <w:p>
             <w:r/>
             <w:r>
               <w:rPr>
-                <w:rFonts w:ascii="Meiryo UI" w:hAnsi="Meiryo UI" w:eastAsia="Meiryo UI"/>
+                <w:rFonts w:ascii="ＭＳ ゴシック" w:hAnsi="ＭＳ ゴシック" w:eastAsia="ＭＳ ゴシック"/>
                 <w:b w:val="0"/>
                 <w:i w:val="0"/>
-                <w:sz w:val="19"/>
+                <w:sz w:val="18"/>
               </w:rPr>
               <w:t>dictList / dictAdd / reapplyDict</w:t>
             </w:r>
@@ -1843,7 +2023,7 @@
         </w:tc>
         <w:tc>
           <w:tcPr>
-            <w:tcW w:type="dxa" w:w="5669"/>
+            <w:tcW w:type="dxa" w:w="4873"/>
           </w:tcPr>
           <w:p>
             <w:r/>
@@ -1862,16 +2042,16 @@
       <w:tr>
         <w:tc>
           <w:tcPr>
-            <w:tcW w:type="dxa" w:w="3402"/>
+            <w:tcW w:type="dxa" w:w="4873"/>
           </w:tcPr>
           <w:p>
             <w:r/>
             <w:r>
               <w:rPr>
-                <w:rFonts w:ascii="Meiryo UI" w:hAnsi="Meiryo UI" w:eastAsia="Meiryo UI"/>
+                <w:rFonts w:ascii="ＭＳ ゴシック" w:hAnsi="ＭＳ ゴシック" w:eastAsia="ＭＳ ゴシック"/>
                 <w:b w:val="0"/>
                 <w:i w:val="0"/>
-                <w:sz w:val="19"/>
+                <w:sz w:val="18"/>
               </w:rPr>
               <w:t>dictJson / dictImportJson</w:t>
             </w:r>
@@ -1879,7 +2059,7 @@
         </w:tc>
         <w:tc>
           <w:tcPr>
-            <w:tcW w:type="dxa" w:w="5669"/>
+            <w:tcW w:type="dxa" w:w="4873"/>
           </w:tcPr>
           <w:p>
             <w:r/>
@@ -1898,16 +2078,16 @@
       <w:tr>
         <w:tc>
           <w:tcPr>
-            <w:tcW w:type="dxa" w:w="3402"/>
+            <w:tcW w:type="dxa" w:w="4873"/>
           </w:tcPr>
           <w:p>
             <w:r/>
             <w:r>
               <w:rPr>
-                <w:rFonts w:ascii="Meiryo UI" w:hAnsi="Meiryo UI" w:eastAsia="Meiryo UI"/>
+                <w:rFonts w:ascii="ＭＳ ゴシック" w:hAnsi="ＭＳ ゴシック" w:eastAsia="ＭＳ ゴシック"/>
                 <w:b w:val="0"/>
                 <w:i w:val="0"/>
-                <w:sz w:val="19"/>
+                <w:sz w:val="18"/>
               </w:rPr>
               <w:t>setOnlyHeaders</w:t>
             </w:r>
@@ -1915,7 +2095,7 @@
         </w:tc>
         <w:tc>
           <w:tcPr>
-            <w:tcW w:type="dxa" w:w="5669"/>
+            <w:tcW w:type="dxa" w:w="4873"/>
           </w:tcPr>
           <w:p>
             <w:r/>
@@ -1934,16 +2114,16 @@
       <w:tr>
         <w:tc>
           <w:tcPr>
-            <w:tcW w:type="dxa" w:w="3402"/>
+            <w:tcW w:type="dxa" w:w="4873"/>
           </w:tcPr>
           <w:p>
             <w:r/>
             <w:r>
               <w:rPr>
-                <w:rFonts w:ascii="Meiryo UI" w:hAnsi="Meiryo UI" w:eastAsia="Meiryo UI"/>
+                <w:rFonts w:ascii="ＭＳ ゴシック" w:hAnsi="ＭＳ ゴシック" w:eastAsia="ＭＳ ゴシック"/>
                 <w:b w:val="0"/>
                 <w:i w:val="0"/>
-                <w:sz w:val="19"/>
+                <w:sz w:val="18"/>
               </w:rPr>
               <w:t>undo / redo</w:t>
             </w:r>
@@ -1951,7 +2131,7 @@
         </w:tc>
         <w:tc>
           <w:tcPr>
-            <w:tcW w:type="dxa" w:w="5669"/>
+            <w:tcW w:type="dxa" w:w="4873"/>
           </w:tcPr>
           <w:p>
             <w:r/>
@@ -1970,16 +2150,16 @@
       <w:tr>
         <w:tc>
           <w:tcPr>
-            <w:tcW w:type="dxa" w:w="3402"/>
+            <w:tcW w:type="dxa" w:w="4873"/>
           </w:tcPr>
           <w:p>
             <w:r/>
             <w:r>
               <w:rPr>
-                <w:rFonts w:ascii="Meiryo UI" w:hAnsi="Meiryo UI" w:eastAsia="Meiryo UI"/>
+                <w:rFonts w:ascii="ＭＳ ゴシック" w:hAnsi="ＭＳ ゴシック" w:eastAsia="ＭＳ ゴシック"/>
                 <w:b w:val="0"/>
                 <w:i w:val="0"/>
-                <w:sz w:val="19"/>
+                <w:sz w:val="18"/>
               </w:rPr>
               <w:t>exportSvg</w:t>
             </w:r>
@@ -1987,7 +2167,7 @@
         </w:tc>
         <w:tc>
           <w:tcPr>
-            <w:tcW w:type="dxa" w:w="5669"/>
+            <w:tcW w:type="dxa" w:w="4873"/>
           </w:tcPr>
           <w:p>
             <w:r/>
@@ -2006,16 +2186,16 @@
       <w:tr>
         <w:tc>
           <w:tcPr>
-            <w:tcW w:type="dxa" w:w="3402"/>
+            <w:tcW w:type="dxa" w:w="4873"/>
           </w:tcPr>
           <w:p>
             <w:r/>
             <w:r>
               <w:rPr>
-                <w:rFonts w:ascii="Meiryo UI" w:hAnsi="Meiryo UI" w:eastAsia="Meiryo UI"/>
+                <w:rFonts w:ascii="ＭＳ ゴシック" w:hAnsi="ＭＳ ゴシック" w:eastAsia="ＭＳ ゴシック"/>
                 <w:b w:val="0"/>
                 <w:i w:val="0"/>
-                <w:sz w:val="19"/>
+                <w:sz w:val="18"/>
               </w:rPr>
               <w:t>removeFile</w:t>
             </w:r>
@@ -2023,7 +2203,7 @@
         </w:tc>
         <w:tc>
           <w:tcPr>
-            <w:tcW w:type="dxa" w:w="5669"/>
+            <w:tcW w:type="dxa" w:w="4873"/>
           </w:tcPr>
           <w:p>
             <w:r/>
@@ -2071,7 +2251,7 @@
       <w:tr>
         <w:tc>
           <w:tcPr>
-            <w:tcW w:type="dxa" w:w="2041"/>
+            <w:tcW w:type="dxa" w:w="2436"/>
           </w:tcPr>
           <w:p>
             <w:r/>
@@ -2088,7 +2268,7 @@
         </w:tc>
         <w:tc>
           <w:tcPr>
-            <w:tcW w:type="dxa" w:w="1134"/>
+            <w:tcW w:type="dxa" w:w="2436"/>
           </w:tcPr>
           <w:p>
             <w:r/>
@@ -2105,7 +2285,7 @@
         </w:tc>
         <w:tc>
           <w:tcPr>
-            <w:tcW w:type="dxa" w:w="1474"/>
+            <w:tcW w:type="dxa" w:w="2436"/>
           </w:tcPr>
           <w:p>
             <w:r/>
@@ -2122,7 +2302,7 @@
         </w:tc>
         <w:tc>
           <w:tcPr>
-            <w:tcW w:type="dxa" w:w="4422"/>
+            <w:tcW w:type="dxa" w:w="2436"/>
           </w:tcPr>
           <w:p>
             <w:r/>
@@ -2141,7 +2321,7 @@
       <w:tr>
         <w:tc>
           <w:tcPr>
-            <w:tcW w:type="dxa" w:w="2041"/>
+            <w:tcW w:type="dxa" w:w="2436"/>
           </w:tcPr>
           <w:p>
             <w:r/>
@@ -2158,7 +2338,7 @@
         </w:tc>
         <w:tc>
           <w:tcPr>
-            <w:tcW w:type="dxa" w:w="1134"/>
+            <w:tcW w:type="dxa" w:w="2436"/>
           </w:tcPr>
           <w:p>
             <w:r/>
@@ -2175,7 +2355,7 @@
         </w:tc>
         <w:tc>
           <w:tcPr>
-            <w:tcW w:type="dxa" w:w="1474"/>
+            <w:tcW w:type="dxa" w:w="2436"/>
           </w:tcPr>
           <w:p>
             <w:r/>
@@ -2192,7 +2372,7 @@
         </w:tc>
         <w:tc>
           <w:tcPr>
-            <w:tcW w:type="dxa" w:w="4422"/>
+            <w:tcW w:type="dxa" w:w="2436"/>
           </w:tcPr>
           <w:p>
             <w:r/>
@@ -2211,7 +2391,7 @@
       <w:tr>
         <w:tc>
           <w:tcPr>
-            <w:tcW w:type="dxa" w:w="2041"/>
+            <w:tcW w:type="dxa" w:w="2436"/>
           </w:tcPr>
           <w:p>
             <w:r/>
@@ -2228,7 +2408,7 @@
         </w:tc>
         <w:tc>
           <w:tcPr>
-            <w:tcW w:type="dxa" w:w="1134"/>
+            <w:tcW w:type="dxa" w:w="2436"/>
           </w:tcPr>
           <w:p>
             <w:r/>
@@ -2245,7 +2425,7 @@
         </w:tc>
         <w:tc>
           <w:tcPr>
-            <w:tcW w:type="dxa" w:w="1474"/>
+            <w:tcW w:type="dxa" w:w="2436"/>
           </w:tcPr>
           <w:p>
             <w:r/>
@@ -2262,7 +2442,7 @@
         </w:tc>
         <w:tc>
           <w:tcPr>
-            <w:tcW w:type="dxa" w:w="4422"/>
+            <w:tcW w:type="dxa" w:w="2436"/>
           </w:tcPr>
           <w:p>
             <w:r/>
@@ -2281,7 +2461,7 @@
       <w:tr>
         <w:tc>
           <w:tcPr>
-            <w:tcW w:type="dxa" w:w="2041"/>
+            <w:tcW w:type="dxa" w:w="2436"/>
           </w:tcPr>
           <w:p>
             <w:r/>
@@ -2298,7 +2478,7 @@
         </w:tc>
         <w:tc>
           <w:tcPr>
-            <w:tcW w:type="dxa" w:w="1134"/>
+            <w:tcW w:type="dxa" w:w="2436"/>
           </w:tcPr>
           <w:p>
             <w:r/>
@@ -2315,7 +2495,7 @@
         </w:tc>
         <w:tc>
           <w:tcPr>
-            <w:tcW w:type="dxa" w:w="1474"/>
+            <w:tcW w:type="dxa" w:w="2436"/>
           </w:tcPr>
           <w:p>
             <w:r/>
@@ -2332,7 +2512,7 @@
         </w:tc>
         <w:tc>
           <w:tcPr>
-            <w:tcW w:type="dxa" w:w="4422"/>
+            <w:tcW w:type="dxa" w:w="2436"/>
           </w:tcPr>
           <w:p>
             <w:r/>
@@ -2351,7 +2531,7 @@
       <w:tr>
         <w:tc>
           <w:tcPr>
-            <w:tcW w:type="dxa" w:w="2041"/>
+            <w:tcW w:type="dxa" w:w="2436"/>
           </w:tcPr>
           <w:p>
             <w:r/>
@@ -2368,7 +2548,7 @@
         </w:tc>
         <w:tc>
           <w:tcPr>
-            <w:tcW w:type="dxa" w:w="1134"/>
+            <w:tcW w:type="dxa" w:w="2436"/>
           </w:tcPr>
           <w:p>
             <w:r/>
@@ -2385,7 +2565,7 @@
         </w:tc>
         <w:tc>
           <w:tcPr>
-            <w:tcW w:type="dxa" w:w="1474"/>
+            <w:tcW w:type="dxa" w:w="2436"/>
           </w:tcPr>
           <w:p>
             <w:r/>
@@ -2402,7 +2582,7 @@
         </w:tc>
         <w:tc>
           <w:tcPr>
-            <w:tcW w:type="dxa" w:w="4422"/>
+            <w:tcW w:type="dxa" w:w="2436"/>
           </w:tcPr>
           <w:p>
             <w:r/>
@@ -2421,7 +2601,7 @@
       <w:tr>
         <w:tc>
           <w:tcPr>
-            <w:tcW w:type="dxa" w:w="2041"/>
+            <w:tcW w:type="dxa" w:w="2436"/>
           </w:tcPr>
           <w:p>
             <w:r/>
@@ -2438,7 +2618,7 @@
         </w:tc>
         <w:tc>
           <w:tcPr>
-            <w:tcW w:type="dxa" w:w="1134"/>
+            <w:tcW w:type="dxa" w:w="2436"/>
           </w:tcPr>
           <w:p>
             <w:r/>
@@ -2455,7 +2635,7 @@
         </w:tc>
         <w:tc>
           <w:tcPr>
-            <w:tcW w:type="dxa" w:w="1474"/>
+            <w:tcW w:type="dxa" w:w="2436"/>
           </w:tcPr>
           <w:p>
             <w:r/>
@@ -2472,7 +2652,7 @@
         </w:tc>
         <w:tc>
           <w:tcPr>
-            <w:tcW w:type="dxa" w:w="4422"/>
+            <w:tcW w:type="dxa" w:w="2436"/>
           </w:tcPr>
           <w:p>
             <w:r/>
@@ -2491,7 +2671,7 @@
       <w:tr>
         <w:tc>
           <w:tcPr>
-            <w:tcW w:type="dxa" w:w="2041"/>
+            <w:tcW w:type="dxa" w:w="2436"/>
           </w:tcPr>
           <w:p>
             <w:r/>
@@ -2508,7 +2688,7 @@
         </w:tc>
         <w:tc>
           <w:tcPr>
-            <w:tcW w:type="dxa" w:w="1134"/>
+            <w:tcW w:type="dxa" w:w="2436"/>
           </w:tcPr>
           <w:p>
             <w:r/>
@@ -2525,7 +2705,7 @@
         </w:tc>
         <w:tc>
           <w:tcPr>
-            <w:tcW w:type="dxa" w:w="1474"/>
+            <w:tcW w:type="dxa" w:w="2436"/>
           </w:tcPr>
           <w:p>
             <w:r/>
@@ -2542,7 +2722,7 @@
         </w:tc>
         <w:tc>
           <w:tcPr>
-            <w:tcW w:type="dxa" w:w="4422"/>
+            <w:tcW w:type="dxa" w:w="2436"/>
           </w:tcPr>
           <w:p>
             <w:r/>
@@ -2561,7 +2741,7 @@
       <w:tr>
         <w:tc>
           <w:tcPr>
-            <w:tcW w:type="dxa" w:w="2041"/>
+            <w:tcW w:type="dxa" w:w="2436"/>
           </w:tcPr>
           <w:p>
             <w:r/>
@@ -2578,7 +2758,7 @@
         </w:tc>
         <w:tc>
           <w:tcPr>
-            <w:tcW w:type="dxa" w:w="1134"/>
+            <w:tcW w:type="dxa" w:w="2436"/>
           </w:tcPr>
           <w:p>
             <w:r/>
@@ -2595,7 +2775,7 @@
         </w:tc>
         <w:tc>
           <w:tcPr>
-            <w:tcW w:type="dxa" w:w="1474"/>
+            <w:tcW w:type="dxa" w:w="2436"/>
           </w:tcPr>
           <w:p>
             <w:r/>
@@ -2612,7 +2792,7 @@
         </w:tc>
         <w:tc>
           <w:tcPr>
-            <w:tcW w:type="dxa" w:w="4422"/>
+            <w:tcW w:type="dxa" w:w="2436"/>
           </w:tcPr>
           <w:p>
             <w:r/>
@@ -2669,7 +2849,25 @@
           <w:i w:val="0"/>
           <w:sz w:val="21"/>
         </w:rPr>
-        <w:t>辞書・設定は exe と同じ場所の `data/` に置くポータブル方式（C ドライブや %APPDATA% に非依存）。</w:t>
+        <w:t xml:space="preserve">辞書・設定は exe と同じ場所の </w:t>
+      </w:r>
+      <w:r>
+        <w:rPr>
+          <w:rFonts w:ascii="ＭＳ ゴシック" w:hAnsi="ＭＳ ゴシック" w:eastAsia="ＭＳ ゴシック"/>
+          <w:b w:val="0"/>
+          <w:i w:val="0"/>
+          <w:sz w:val="20"/>
+        </w:rPr>
+        <w:t>data/</w:t>
+      </w:r>
+      <w:r>
+        <w:rPr>
+          <w:rFonts w:ascii="Meiryo UI" w:hAnsi="Meiryo UI" w:eastAsia="Meiryo UI"/>
+          <w:b w:val="0"/>
+          <w:i w:val="0"/>
+          <w:sz w:val="21"/>
+        </w:rPr>
+        <w:t xml:space="preserve"> に置くポータブル方式（C ドライブや %APPDATA% に非依存）。</w:t>
       </w:r>
     </w:p>
     <w:tbl>
@@ -2686,7 +2884,7 @@
       <w:tr>
         <w:tc>
           <w:tcPr>
-            <w:tcW w:type="dxa" w:w="2608"/>
+            <w:tcW w:type="dxa" w:w="4873"/>
           </w:tcPr>
           <w:p>
             <w:r/>
@@ -2703,7 +2901,7 @@
         </w:tc>
         <w:tc>
           <w:tcPr>
-            <w:tcW w:type="dxa" w:w="6463"/>
+            <w:tcW w:type="dxa" w:w="4873"/>
           </w:tcPr>
           <w:p>
             <w:r/>
@@ -2722,16 +2920,16 @@
       <w:tr>
         <w:tc>
           <w:tcPr>
-            <w:tcW w:type="dxa" w:w="2608"/>
+            <w:tcW w:type="dxa" w:w="4873"/>
           </w:tcPr>
           <w:p>
             <w:r/>
             <w:r>
               <w:rPr>
-                <w:rFonts w:ascii="Meiryo UI" w:hAnsi="Meiryo UI" w:eastAsia="Meiryo UI"/>
+                <w:rFonts w:ascii="ＭＳ ゴシック" w:hAnsi="ＭＳ ゴシック" w:eastAsia="ＭＳ ゴシック"/>
                 <w:b w:val="0"/>
                 <w:i w:val="0"/>
-                <w:sz w:val="19"/>
+                <w:sz w:val="18"/>
               </w:rPr>
               <w:t>data/dictionary.json</w:t>
             </w:r>
@@ -2739,7 +2937,7 @@
         </w:tc>
         <w:tc>
           <w:tcPr>
-            <w:tcW w:type="dxa" w:w="6463"/>
+            <w:tcW w:type="dxa" w:w="4873"/>
           </w:tcPr>
           <w:p>
             <w:r/>
@@ -2758,16 +2956,16 @@
       <w:tr>
         <w:tc>
           <w:tcPr>
-            <w:tcW w:type="dxa" w:w="2608"/>
+            <w:tcW w:type="dxa" w:w="4873"/>
           </w:tcPr>
           <w:p>
             <w:r/>
             <w:r>
               <w:rPr>
-                <w:rFonts w:ascii="Meiryo UI" w:hAnsi="Meiryo UI" w:eastAsia="Meiryo UI"/>
+                <w:rFonts w:ascii="ＭＳ ゴシック" w:hAnsi="ＭＳ ゴシック" w:eastAsia="ＭＳ ゴシック"/>
                 <w:b w:val="0"/>
                 <w:i w:val="0"/>
-                <w:sz w:val="19"/>
+                <w:sz w:val="18"/>
               </w:rPr>
               <w:t>data/settings.json</w:t>
             </w:r>
@@ -2775,7 +2973,7 @@
         </w:tc>
         <w:tc>
           <w:tcPr>
-            <w:tcW w:type="dxa" w:w="6463"/>
+            <w:tcW w:type="dxa" w:w="4873"/>
           </w:tcPr>
           <w:p>
             <w:r/>
@@ -2794,16 +2992,16 @@
       <w:tr>
         <w:tc>
           <w:tcPr>
-            <w:tcW w:type="dxa" w:w="2608"/>
+            <w:tcW w:type="dxa" w:w="4873"/>
           </w:tcPr>
           <w:p>
             <w:r/>
             <w:r>
               <w:rPr>
-                <w:rFonts w:ascii="Meiryo UI" w:hAnsi="Meiryo UI" w:eastAsia="Meiryo UI"/>
+                <w:rFonts w:ascii="ＭＳ ゴシック" w:hAnsi="ＭＳ ゴシック" w:eastAsia="ＭＳ ゴシック"/>
                 <w:b w:val="0"/>
                 <w:i w:val="0"/>
-                <w:sz w:val="19"/>
+                <w:sz w:val="18"/>
               </w:rPr>
               <w:t>data/startup.log</w:t>
             </w:r>
@@ -2811,7 +3009,7 @@
         </w:tc>
         <w:tc>
           <w:tcPr>
-            <w:tcW w:type="dxa" w:w="6463"/>
+            <w:tcW w:type="dxa" w:w="4873"/>
           </w:tcPr>
           <w:p>
             <w:r/>
@@ -2875,7 +3073,25 @@
           <w:i w:val="0"/>
           <w:sz w:val="21"/>
         </w:rPr>
-        <w:t>パス解決（`config.py`）: frozen 時は exe のあるフォルダ、ソース実行時はリポジトリ直下を基準に data/・fonts/・resources/ を解決する。これにより配布フォルダを任意の場所へコピーできる。</w:t>
+        <w:t>パス解決（</w:t>
+      </w:r>
+      <w:r>
+        <w:rPr>
+          <w:rFonts w:ascii="ＭＳ ゴシック" w:hAnsi="ＭＳ ゴシック" w:eastAsia="ＭＳ ゴシック"/>
+          <w:b w:val="0"/>
+          <w:i w:val="0"/>
+          <w:sz w:val="20"/>
+        </w:rPr>
+        <w:t>config.py</w:t>
+      </w:r>
+      <w:r>
+        <w:rPr>
+          <w:rFonts w:ascii="Meiryo UI" w:hAnsi="Meiryo UI" w:eastAsia="Meiryo UI"/>
+          <w:b w:val="0"/>
+          <w:i w:val="0"/>
+          <w:sz w:val="21"/>
+        </w:rPr>
+        <w:t>）: frozen 時は exe のあるフォルダ、ソース実行時はリポジトリ直下を基準に data/・fonts/・resources/ を解決する。これにより配布フォルダを任意の場所へコピーできる。</w:t>
       </w:r>
     </w:p>
     <w:p>
@@ -2904,7 +3120,43 @@
           <w:i w:val="0"/>
           <w:sz w:val="21"/>
         </w:rPr>
-        <w:t>同梱フォントは BIZ UDPゴシック（ゴシック代替）と Noto Serif JP（明朝代替）。いずれも SIL OFL 1.1 で再配布可。元 PDF のウェイト（Light/Regular/Medium/Bold）を保持するため、フォント名から CSS ウェイトを抽出し `&lt;text&gt;` に数値 `font-weight` を出力する。出力時は使用グリフのみをサブセット化し base64 WOFF2 として @font-face に埋め込む。</w:t>
+        <w:t xml:space="preserve">同梱フォントは BIZ UDPゴシック（ゴシック代替）と Noto Serif JP（明朝代替）。いずれも SIL OFL 1.1 で再配布可。元 PDF のウェイト（Light/Regular/Medium/Bold）を保持するため、フォント名から CSS ウェイトを抽出し </w:t>
+      </w:r>
+      <w:r>
+        <w:rPr>
+          <w:rFonts w:ascii="ＭＳ ゴシック" w:hAnsi="ＭＳ ゴシック" w:eastAsia="ＭＳ ゴシック"/>
+          <w:b w:val="0"/>
+          <w:i w:val="0"/>
+          <w:sz w:val="20"/>
+        </w:rPr>
+        <w:t>&lt;text&gt;</w:t>
+      </w:r>
+      <w:r>
+        <w:rPr>
+          <w:rFonts w:ascii="Meiryo UI" w:hAnsi="Meiryo UI" w:eastAsia="Meiryo UI"/>
+          <w:b w:val="0"/>
+          <w:i w:val="0"/>
+          <w:sz w:val="21"/>
+        </w:rPr>
+        <w:t xml:space="preserve"> に数値 </w:t>
+      </w:r>
+      <w:r>
+        <w:rPr>
+          <w:rFonts w:ascii="ＭＳ ゴシック" w:hAnsi="ＭＳ ゴシック" w:eastAsia="ＭＳ ゴシック"/>
+          <w:b w:val="0"/>
+          <w:i w:val="0"/>
+          <w:sz w:val="20"/>
+        </w:rPr>
+        <w:t>font-weight</w:t>
+      </w:r>
+      <w:r>
+        <w:rPr>
+          <w:rFonts w:ascii="Meiryo UI" w:hAnsi="Meiryo UI" w:eastAsia="Meiryo UI"/>
+          <w:b w:val="0"/>
+          <w:i w:val="0"/>
+          <w:sz w:val="21"/>
+        </w:rPr>
+        <w:t xml:space="preserve"> を出力する。出力時は使用グリフのみをサブセット化し base64 WOFF2 として @font-face に埋め込む。</w:t>
       </w:r>
     </w:p>
     <w:p>
@@ -2926,6 +3178,75 @@
       <w:pPr>
         <w:pStyle w:val="ListNumber"/>
         <w:spacing w:after="60"/>
+        <w:ind w:left="340"/>
+      </w:pPr>
+      <w:r>
+        <w:rPr>
+          <w:rFonts w:ascii="ＭＳ ゴシック" w:hAnsi="ＭＳ ゴシック" w:eastAsia="ＭＳ ゴシック"/>
+          <w:b w:val="0"/>
+          <w:i w:val="0"/>
+          <w:sz w:val="20"/>
+        </w:rPr>
+        <w:t>build.bat</w:t>
+      </w:r>
+      <w:r>
+        <w:rPr>
+          <w:rFonts w:ascii="Meiryo UI" w:hAnsi="Meiryo UI" w:eastAsia="Meiryo UI"/>
+          <w:b w:val="0"/>
+          <w:i w:val="0"/>
+          <w:sz w:val="21"/>
+        </w:rPr>
+        <w:t xml:space="preserve"> が隔離 venv（</w:t>
+      </w:r>
+      <w:r>
+        <w:rPr>
+          <w:rFonts w:ascii="ＭＳ ゴシック" w:hAnsi="ＭＳ ゴシック" w:eastAsia="ＭＳ ゴシック"/>
+          <w:b w:val="0"/>
+          <w:i w:val="0"/>
+          <w:sz w:val="20"/>
+        </w:rPr>
+        <w:t>.venv-build</w:t>
+      </w:r>
+      <w:r>
+        <w:rPr>
+          <w:rFonts w:ascii="Meiryo UI" w:hAnsi="Meiryo UI" w:eastAsia="Meiryo UI"/>
+          <w:b w:val="0"/>
+          <w:i w:val="0"/>
+          <w:sz w:val="21"/>
+        </w:rPr>
+        <w:t>）を作成し必要依存のみインストール。</w:t>
+      </w:r>
+    </w:p>
+    <w:p>
+      <w:pPr>
+        <w:pStyle w:val="ListNumber"/>
+        <w:spacing w:after="60"/>
+        <w:ind w:left="340"/>
+      </w:pPr>
+      <w:r>
+        <w:rPr>
+          <w:rFonts w:ascii="ＭＳ ゴシック" w:hAnsi="ＭＳ ゴシック" w:eastAsia="ＭＳ ゴシック"/>
+          <w:b w:val="0"/>
+          <w:i w:val="0"/>
+          <w:sz w:val="20"/>
+        </w:rPr>
+        <w:t>pyinstaller packaging/pdftosvg.spec --clean --noconfirm</w:t>
+      </w:r>
+      <w:r>
+        <w:rPr>
+          <w:rFonts w:ascii="Meiryo UI" w:hAnsi="Meiryo UI" w:eastAsia="Meiryo UI"/>
+          <w:b w:val="0"/>
+          <w:i w:val="0"/>
+          <w:sz w:val="21"/>
+        </w:rPr>
+        <w:t xml:space="preserve"> で onedir exe を生成。</w:t>
+      </w:r>
+    </w:p>
+    <w:p>
+      <w:pPr>
+        <w:pStyle w:val="ListNumber"/>
+        <w:spacing w:after="60"/>
+        <w:ind w:left="340"/>
       </w:pPr>
       <w:r>
         <w:rPr>
@@ -2934,14 +3255,17 @@
           <w:i w:val="0"/>
           <w:sz w:val="21"/>
         </w:rPr>
-        <w:t>`build.bat` が隔離 venv（`.venv-build`）を作成し必要依存のみインストール。</w:t>
+        <w:t xml:space="preserve">成果物 </w:t>
       </w:r>
-    </w:p>
-    <w:p>
-      <w:pPr>
-        <w:pStyle w:val="ListNumber"/>
-        <w:spacing w:after="60"/>
-      </w:pPr>
+      <w:r>
+        <w:rPr>
+          <w:rFonts w:ascii="ＭＳ ゴシック" w:hAnsi="ＭＳ ゴシック" w:eastAsia="ＭＳ ゴシック"/>
+          <w:b w:val="0"/>
+          <w:i w:val="0"/>
+          <w:sz w:val="20"/>
+        </w:rPr>
+        <w:t>dist/PdfToSvg/</w:t>
+      </w:r>
       <w:r>
         <w:rPr>
           <w:rFonts w:ascii="Meiryo UI" w:hAnsi="Meiryo UI" w:eastAsia="Meiryo UI"/>
@@ -2949,22 +3273,7 @@
           <w:i w:val="0"/>
           <w:sz w:val="21"/>
         </w:rPr>
-        <w:t>`pyinstaller packaging/pdftosvg.spec --clean --noconfirm` で onedir exe を生成。</w:t>
-      </w:r>
-    </w:p>
-    <w:p>
-      <w:pPr>
-        <w:pStyle w:val="ListNumber"/>
-        <w:spacing w:after="60"/>
-      </w:pPr>
-      <w:r>
-        <w:rPr>
-          <w:rFonts w:ascii="Meiryo UI" w:hAnsi="Meiryo UI" w:eastAsia="Meiryo UI"/>
-          <w:b w:val="0"/>
-          <w:i w:val="0"/>
-          <w:sz w:val="21"/>
-        </w:rPr>
-        <w:t>成果物 `dist/PdfToSvg/`（exe + _internal + resources + fonts）をフォルダごと配布。</w:t>
+        <w:t>（exe + _internal + resources + fonts）をフォルダごと配布。</w:t>
       </w:r>
     </w:p>
     <w:p>
@@ -3000,6 +3309,32 @@
       <w:pPr>
         <w:pStyle w:val="ListNumber"/>
         <w:spacing w:after="60"/>
+        <w:ind w:left="340"/>
+      </w:pPr>
+      <w:r>
+        <w:rPr>
+          <w:rFonts w:ascii="ＭＳ ゴシック" w:hAnsi="ＭＳ ゴシック" w:eastAsia="ＭＳ ゴシック"/>
+          <w:b w:val="0"/>
+          <w:i w:val="0"/>
+          <w:sz w:val="20"/>
+        </w:rPr>
+        <w:t>_find_edge()</w:t>
+      </w:r>
+      <w:r>
+        <w:rPr>
+          <w:rFonts w:ascii="Meiryo UI" w:hAnsi="Meiryo UI" w:eastAsia="Meiryo UI"/>
+          <w:b w:val="0"/>
+          <w:i w:val="0"/>
+          <w:sz w:val="21"/>
+        </w:rPr>
+        <w:t xml:space="preserve"> がレジストリ（App Paths）→既知パスの順に msedge.exe を探索。</w:t>
+      </w:r>
+    </w:p>
+    <w:p>
+      <w:pPr>
+        <w:pStyle w:val="ListNumber"/>
+        <w:spacing w:after="60"/>
+        <w:ind w:left="340"/>
       </w:pPr>
       <w:r>
         <w:rPr>
@@ -3008,14 +3343,17 @@
           <w:i w:val="0"/>
           <w:sz w:val="21"/>
         </w:rPr>
-        <w:t>`_find_edge()` がレジストリ（App Paths）→既知パスの順に msedge.exe を探索。</w:t>
+        <w:t xml:space="preserve">専用 user-data-dir（temp）を作り </w:t>
       </w:r>
-    </w:p>
-    <w:p>
-      <w:pPr>
-        <w:pStyle w:val="ListNumber"/>
-        <w:spacing w:after="60"/>
-      </w:pPr>
+      <w:r>
+        <w:rPr>
+          <w:rFonts w:ascii="ＭＳ ゴシック" w:hAnsi="ＭＳ ゴシック" w:eastAsia="ＭＳ ゴシック"/>
+          <w:b w:val="0"/>
+          <w:i w:val="0"/>
+          <w:sz w:val="20"/>
+        </w:rPr>
+        <w:t>--app=URL</w:t>
+      </w:r>
       <w:r>
         <w:rPr>
           <w:rFonts w:ascii="Meiryo UI" w:hAnsi="Meiryo UI" w:eastAsia="Meiryo UI"/>
@@ -3023,13 +3361,14 @@
           <w:i w:val="0"/>
           <w:sz w:val="21"/>
         </w:rPr>
-        <w:t>専用 user-data-dir（temp）を作り `--app=URL` で独立プロセスとして起動。</w:t>
+        <w:t xml:space="preserve"> で独立プロセスとして起動。</w:t>
       </w:r>
     </w:p>
     <w:p>
       <w:pPr>
         <w:pStyle w:val="ListNumber"/>
         <w:spacing w:after="60"/>
+        <w:ind w:left="340"/>
       </w:pPr>
       <w:r>
         <w:rPr>
@@ -3045,6 +3384,7 @@
       <w:pPr>
         <w:pStyle w:val="ListNumber"/>
         <w:spacing w:after="60"/>
+        <w:ind w:left="340"/>
       </w:pPr>
       <w:r>
         <w:rPr>
@@ -3053,13 +3393,50 @@
           <w:i w:val="0"/>
           <w:sz w:val="21"/>
         </w:rPr>
-        <w:t>終了契機は窓を閉じた時の `/quit` ビーコン、または `/ping` 途絶を見張る idle watchdog（60 秒）。</w:t>
+        <w:t xml:space="preserve">終了契機は窓を閉じた時の </w:t>
+      </w:r>
+      <w:r>
+        <w:rPr>
+          <w:rFonts w:ascii="ＭＳ ゴシック" w:hAnsi="ＭＳ ゴシック" w:eastAsia="ＭＳ ゴシック"/>
+          <w:b w:val="0"/>
+          <w:i w:val="0"/>
+          <w:sz w:val="20"/>
+        </w:rPr>
+        <w:t>/quit</w:t>
+      </w:r>
+      <w:r>
+        <w:rPr>
+          <w:rFonts w:ascii="Meiryo UI" w:hAnsi="Meiryo UI" w:eastAsia="Meiryo UI"/>
+          <w:b w:val="0"/>
+          <w:i w:val="0"/>
+          <w:sz w:val="21"/>
+        </w:rPr>
+        <w:t xml:space="preserve"> ビーコン、または </w:t>
+      </w:r>
+      <w:r>
+        <w:rPr>
+          <w:rFonts w:ascii="ＭＳ ゴシック" w:hAnsi="ＭＳ ゴシック" w:eastAsia="ＭＳ ゴシック"/>
+          <w:b w:val="0"/>
+          <w:i w:val="0"/>
+          <w:sz w:val="20"/>
+        </w:rPr>
+        <w:t>/ping</w:t>
+      </w:r>
+      <w:r>
+        <w:rPr>
+          <w:rFonts w:ascii="Meiryo UI" w:hAnsi="Meiryo UI" w:eastAsia="Meiryo UI"/>
+          <w:b w:val="0"/>
+          <w:i w:val="0"/>
+          <w:sz w:val="21"/>
+        </w:rPr>
+        <w:t xml:space="preserve"> 途絶を見張る idle watchdog（60 秒）。</w:t>
       </w:r>
     </w:p>
     <w:p>
       <w:pPr>
         <w:pStyle w:val="ListNumber"/>
         <w:spacing w:after="60"/>
+        <w:ind w:left="340"/>
       </w:pPr>
       <w:r>
         <w:rPr>
@@ -3116,12 +3493,39 @@
       </w:pPr>
       <w:r>
         <w:rPr>
+          <w:rFonts w:ascii="ＭＳ ゴシック" w:hAnsi="ＭＳ ゴシック" w:eastAsia="ＭＳ ゴシック"/>
+          <w:b w:val="0"/>
+          <w:i w:val="0"/>
+          <w:sz w:val="20"/>
+        </w:rPr>
+        <w:t>tests/</w:t>
+      </w:r>
+      <w:r>
+        <w:rPr>
           <w:rFonts w:ascii="Meiryo UI" w:hAnsi="Meiryo UI" w:eastAsia="Meiryo UI"/>
           <w:b w:val="0"/>
           <w:i w:val="0"/>
           <w:sz w:val="21"/>
         </w:rPr>
-        <w:t>`tests/` に pytest スイート。SVG 出力は決定的（同一 Document → 同一 SVG）であることを前提に、engine / model / dictionary / export / web を網羅。フロントは任意で Vitest。実行は `python -m pytest`。</w:t>
+        <w:t xml:space="preserve"> に pytest スイート。SVG 出力は決定的（同一 Document → 同一 SVG）であることを前提に、engine / model / dictionary / export / web を網羅。フロントは任意で Vitest。実行は </w:t>
+      </w:r>
+      <w:r>
+        <w:rPr>
+          <w:rFonts w:ascii="ＭＳ ゴシック" w:hAnsi="ＭＳ ゴシック" w:eastAsia="ＭＳ ゴシック"/>
+          <w:b w:val="0"/>
+          <w:i w:val="0"/>
+          <w:sz w:val="20"/>
+        </w:rPr>
+        <w:t>python -m pytest</w:t>
+      </w:r>
+      <w:r>
+        <w:rPr>
+          <w:rFonts w:ascii="Meiryo UI" w:hAnsi="Meiryo UI" w:eastAsia="Meiryo UI"/>
+          <w:b w:val="0"/>
+          <w:i w:val="0"/>
+          <w:sz w:val="21"/>
+        </w:rPr>
+        <w:t>。</w:t>
       </w:r>
     </w:p>
     <w:p>
@@ -3187,7 +3591,25 @@
           <w:i w:val="0"/>
           <w:sz w:val="20"/>
         </w:rPr>
-        <w:t xml:space="preserve">を前提とする。外部・商用配布が必要になった場合は、抽出部 `engine/pdf_engine.py` を BSD ライセンスの </w:t>
+        <w:t xml:space="preserve">を前提とする。外部・商用配布が必要になった場合は、抽出部 </w:t>
+      </w:r>
+      <w:r>
+        <w:rPr>
+          <w:rFonts w:ascii="ＭＳ ゴシック" w:hAnsi="ＭＳ ゴシック" w:eastAsia="ＭＳ ゴシック"/>
+          <w:b w:val="0"/>
+          <w:i w:val="0"/>
+          <w:sz w:val="19"/>
+        </w:rPr>
+        <w:t>engine/pdf_engine.py</w:t>
+      </w:r>
+      <w:r>
+        <w:rPr>
+          <w:rFonts w:ascii="Meiryo UI" w:hAnsi="Meiryo UI" w:eastAsia="Meiryo UI"/>
+          <w:b w:val="0"/>
+          <w:i w:val="0"/>
+          <w:sz w:val="20"/>
+        </w:rPr>
+        <w:t xml:space="preserve"> を BSD ライセンスの </w:t>
       </w:r>
       <w:r>
         <w:rPr>

--- a/docs/pdf-to-svg/PdfToSvg_設計書.docx
+++ b/docs/pdf-to-svg/PdfToSvg_設計書.docx
@@ -5,7 +5,7 @@
     <w:p>
       <w:r>
         <w:rPr>
-          <w:rFonts w:ascii="游ゴシック" w:hAnsi="游ゴシック" w:eastAsia="游ゴシック"/>
+          <w:rFonts w:ascii="Meiryo UI" w:hAnsi="Meiryo UI" w:eastAsia="Meiryo UI"/>
           <w:b/>
           <w:i w:val="0"/>
           <w:color w:val="1F5C99"/>
@@ -17,7 +17,7 @@
     <w:p>
       <w:r>
         <w:rPr>
-          <w:rFonts w:ascii="游ゴシック" w:hAnsi="游ゴシック" w:eastAsia="游ゴシック"/>
+          <w:rFonts w:ascii="Meiryo UI" w:hAnsi="Meiryo UI" w:eastAsia="Meiryo UI"/>
           <w:b w:val="0"/>
           <w:i w:val="0"/>
           <w:color w:val="606874"/>
@@ -32,12 +32,26 @@
       </w:pPr>
       <w:r>
         <w:rPr>
-          <w:rFonts w:ascii="游ゴシック" w:hAnsi="游ゴシック" w:eastAsia="游ゴシック"/>
+          <w:rFonts w:ascii="Meiryo UI" w:hAnsi="Meiryo UI" w:eastAsia="Meiryo UI"/>
           <w:b w:val="0"/>
           <w:i w:val="0"/>
           <w:sz w:val="19"/>
         </w:rPr>
-        <w:t>版: 1.0　　対象リビジョン: chore/deps-latest-offline-bundle　　本書は実装の構造・依存・ライフサイクルを記述し、引き継ぎと改修を可能にすることを目的とする。</w:t>
+        <w:t>版: 1.0</w:t>
+      </w:r>
+    </w:p>
+    <w:p>
+      <w:pPr>
+        <w:spacing w:after="80"/>
+      </w:pPr>
+      <w:r>
+        <w:rPr>
+          <w:rFonts w:ascii="Meiryo UI" w:hAnsi="Meiryo UI" w:eastAsia="Meiryo UI"/>
+          <w:b w:val="0"/>
+          <w:i w:val="0"/>
+          <w:sz w:val="21"/>
+        </w:rPr>
+        <w:t>本書は実装の構造・依存・ライフサイクルを記述し、引き継ぎと改修を可能にすることを目的とする。対象リビジョンは最新版。</w:t>
       </w:r>
     </w:p>
     <w:p>
@@ -46,7 +60,7 @@
       </w:pPr>
       <w:r>
         <w:rPr>
-          <w:rFonts w:ascii="游ゴシック" w:hAnsi="游ゴシック" w:eastAsia="游ゴシック"/>
+          <w:rFonts w:ascii="Meiryo UI" w:hAnsi="Meiryo UI" w:eastAsia="Meiryo UI"/>
           <w:b/>
           <w:i w:val="0"/>
           <w:color w:val="1F5C99"/>
@@ -61,7 +75,7 @@
       </w:pPr>
       <w:r>
         <w:rPr>
-          <w:rFonts w:ascii="游ゴシック" w:hAnsi="游ゴシック" w:eastAsia="游ゴシック"/>
+          <w:rFonts w:ascii="Meiryo UI" w:hAnsi="Meiryo UI" w:eastAsia="Meiryo UI"/>
           <w:b w:val="0"/>
           <w:i w:val="0"/>
           <w:sz w:val="21"/>
@@ -70,7 +84,7 @@
       </w:r>
       <w:r>
         <w:rPr>
-          <w:rFonts w:ascii="游ゴシック" w:hAnsi="游ゴシック" w:eastAsia="游ゴシック"/>
+          <w:rFonts w:ascii="Meiryo UI" w:hAnsi="Meiryo UI" w:eastAsia="Meiryo UI"/>
           <w:b/>
           <w:i w:val="0"/>
           <w:sz w:val="21"/>
@@ -79,7 +93,7 @@
       </w:r>
       <w:r>
         <w:rPr>
-          <w:rFonts w:ascii="游ゴシック" w:hAnsi="游ゴシック" w:eastAsia="游ゴシック"/>
+          <w:rFonts w:ascii="Meiryo UI" w:hAnsi="Meiryo UI" w:eastAsia="Meiryo UI"/>
           <w:b w:val="0"/>
           <w:i w:val="0"/>
           <w:sz w:val="21"/>
@@ -95,7 +109,7 @@
       </w:pPr>
       <w:r>
         <w:rPr>
-          <w:rFonts w:ascii="游ゴシック" w:hAnsi="游ゴシック" w:eastAsia="游ゴシック"/>
+          <w:rFonts w:ascii="Meiryo UI" w:hAnsi="Meiryo UI" w:eastAsia="Meiryo UI"/>
           <w:b/>
           <w:i w:val="0"/>
           <w:sz w:val="21"/>
@@ -104,7 +118,7 @@
       </w:r>
       <w:r>
         <w:rPr>
-          <w:rFonts w:ascii="游ゴシック" w:hAnsi="游ゴシック" w:eastAsia="游ゴシック"/>
+          <w:rFonts w:ascii="Meiryo UI" w:hAnsi="Meiryo UI" w:eastAsia="Meiryo UI"/>
           <w:b w:val="0"/>
           <w:i w:val="0"/>
           <w:sz w:val="21"/>
@@ -120,7 +134,7 @@
       </w:pPr>
       <w:r>
         <w:rPr>
-          <w:rFonts w:ascii="游ゴシック" w:hAnsi="游ゴシック" w:eastAsia="游ゴシック"/>
+          <w:rFonts w:ascii="Meiryo UI" w:hAnsi="Meiryo UI" w:eastAsia="Meiryo UI"/>
           <w:b/>
           <w:i w:val="0"/>
           <w:sz w:val="21"/>
@@ -129,12 +143,12 @@
       </w:r>
       <w:r>
         <w:rPr>
-          <w:rFonts w:ascii="游ゴシック" w:hAnsi="游ゴシック" w:eastAsia="游ゴシック"/>
+          <w:rFonts w:ascii="Meiryo UI" w:hAnsi="Meiryo UI" w:eastAsia="Meiryo UI"/>
           <w:b w:val="0"/>
           <w:i w:val="0"/>
           <w:sz w:val="21"/>
         </w:rPr>
-        <w:t>: 要素単位の削除・矩形クロップ・枠線追加。</w:t>
+        <w:t>: 要素単位の削除・矩形クロップ（範囲削除）・枠線追加。</w:t>
       </w:r>
     </w:p>
     <w:p>
@@ -143,7 +157,7 @@
       </w:pPr>
       <w:r>
         <w:rPr>
-          <w:rFonts w:ascii="游ゴシック" w:hAnsi="游ゴシック" w:eastAsia="游ゴシック"/>
+          <w:rFonts w:ascii="Meiryo UI" w:hAnsi="Meiryo UI" w:eastAsia="Meiryo UI"/>
           <w:b w:val="0"/>
           <w:i w:val="0"/>
           <w:sz w:val="21"/>
@@ -152,7 +166,7 @@
       </w:r>
       <w:r>
         <w:rPr>
-          <w:rFonts w:ascii="游ゴシック" w:hAnsi="游ゴシック" w:eastAsia="游ゴシック"/>
+          <w:rFonts w:ascii="Meiryo UI" w:hAnsi="Meiryo UI" w:eastAsia="Meiryo UI"/>
           <w:b/>
           <w:i w:val="0"/>
           <w:sz w:val="21"/>
@@ -161,7 +175,7 @@
       </w:r>
       <w:r>
         <w:rPr>
-          <w:rFonts w:ascii="游ゴシック" w:hAnsi="游ゴシック" w:eastAsia="游ゴシック"/>
+          <w:rFonts w:ascii="Meiryo UI" w:hAnsi="Meiryo UI" w:eastAsia="Meiryo UI"/>
           <w:b w:val="0"/>
           <w:i w:val="0"/>
           <w:sz w:val="21"/>
@@ -175,7 +189,7 @@
       </w:pPr>
       <w:r>
         <w:rPr>
-          <w:rFonts w:ascii="游ゴシック" w:hAnsi="游ゴシック" w:eastAsia="游ゴシック"/>
+          <w:rFonts w:ascii="Meiryo UI" w:hAnsi="Meiryo UI" w:eastAsia="Meiryo UI"/>
           <w:b/>
           <w:i w:val="0"/>
           <w:sz w:val="21"/>
@@ -184,7 +198,7 @@
       </w:r>
       <w:r>
         <w:rPr>
-          <w:rFonts w:ascii="游ゴシック" w:hAnsi="游ゴシック" w:eastAsia="游ゴシック"/>
+          <w:rFonts w:ascii="Meiryo UI" w:hAnsi="Meiryo UI" w:eastAsia="Meiryo UI"/>
           <w:b w:val="0"/>
           <w:i w:val="0"/>
           <w:sz w:val="21"/>
@@ -198,7 +212,7 @@
       </w:pPr>
       <w:r>
         <w:rPr>
-          <w:rFonts w:ascii="游ゴシック" w:hAnsi="游ゴシック" w:eastAsia="游ゴシック"/>
+          <w:rFonts w:ascii="Meiryo UI" w:hAnsi="Meiryo UI" w:eastAsia="Meiryo UI"/>
           <w:b/>
           <w:i w:val="0"/>
           <w:color w:val="1F5C99"/>
@@ -221,13 +235,13 @@
       <w:tr>
         <w:tc>
           <w:tcPr>
-            <w:tcW w:type="dxa" w:w="2268"/>
+            <w:tcW w:type="dxa" w:w="4873"/>
           </w:tcPr>
           <w:p>
             <w:r/>
             <w:r>
               <w:rPr>
-                <w:rFonts w:ascii="游ゴシック" w:hAnsi="游ゴシック" w:eastAsia="游ゴシック"/>
+                <w:rFonts w:ascii="Meiryo UI" w:hAnsi="Meiryo UI" w:eastAsia="Meiryo UI"/>
                 <w:b/>
                 <w:i w:val="0"/>
                 <w:sz w:val="19"/>
@@ -238,13 +252,13 @@
         </w:tc>
         <w:tc>
           <w:tcPr>
-            <w:tcW w:type="dxa" w:w="6803"/>
+            <w:tcW w:type="dxa" w:w="4873"/>
           </w:tcPr>
           <w:p>
             <w:r/>
             <w:r>
               <w:rPr>
-                <w:rFonts w:ascii="游ゴシック" w:hAnsi="游ゴシック" w:eastAsia="游ゴシック"/>
+                <w:rFonts w:ascii="Meiryo UI" w:hAnsi="Meiryo UI" w:eastAsia="Meiryo UI"/>
                 <w:b/>
                 <w:i w:val="0"/>
                 <w:sz w:val="19"/>
@@ -257,13 +271,13 @@
       <w:tr>
         <w:tc>
           <w:tcPr>
-            <w:tcW w:type="dxa" w:w="2268"/>
+            <w:tcW w:type="dxa" w:w="4873"/>
           </w:tcPr>
           <w:p>
             <w:r/>
             <w:r>
               <w:rPr>
-                <w:rFonts w:ascii="游ゴシック" w:hAnsi="游ゴシック" w:eastAsia="游ゴシック"/>
+                <w:rFonts w:ascii="Meiryo UI" w:hAnsi="Meiryo UI" w:eastAsia="Meiryo UI"/>
                 <w:b w:val="0"/>
                 <w:i w:val="0"/>
                 <w:sz w:val="19"/>
@@ -274,13 +288,13 @@
         </w:tc>
         <w:tc>
           <w:tcPr>
-            <w:tcW w:type="dxa" w:w="6803"/>
+            <w:tcW w:type="dxa" w:w="4873"/>
           </w:tcPr>
           <w:p>
             <w:r/>
             <w:r>
               <w:rPr>
-                <w:rFonts w:ascii="游ゴシック" w:hAnsi="游ゴシック" w:eastAsia="游ゴシック"/>
+                <w:rFonts w:ascii="Meiryo UI" w:hAnsi="Meiryo UI" w:eastAsia="Meiryo UI"/>
                 <w:b w:val="0"/>
                 <w:i w:val="0"/>
                 <w:sz w:val="19"/>
@@ -293,13 +307,13 @@
       <w:tr>
         <w:tc>
           <w:tcPr>
-            <w:tcW w:type="dxa" w:w="2268"/>
+            <w:tcW w:type="dxa" w:w="4873"/>
           </w:tcPr>
           <w:p>
             <w:r/>
             <w:r>
               <w:rPr>
-                <w:rFonts w:ascii="游ゴシック" w:hAnsi="游ゴシック" w:eastAsia="游ゴシック"/>
+                <w:rFonts w:ascii="Meiryo UI" w:hAnsi="Meiryo UI" w:eastAsia="Meiryo UI"/>
                 <w:b w:val="0"/>
                 <w:i w:val="0"/>
                 <w:sz w:val="19"/>
@@ -310,13 +324,13 @@
         </w:tc>
         <w:tc>
           <w:tcPr>
-            <w:tcW w:type="dxa" w:w="6803"/>
+            <w:tcW w:type="dxa" w:w="4873"/>
           </w:tcPr>
           <w:p>
             <w:r/>
             <w:r>
               <w:rPr>
-                <w:rFonts w:ascii="游ゴシック" w:hAnsi="游ゴシック" w:eastAsia="游ゴシック"/>
+                <w:rFonts w:ascii="Meiryo UI" w:hAnsi="Meiryo UI" w:eastAsia="Meiryo UI"/>
                 <w:b w:val="0"/>
                 <w:i w:val="0"/>
                 <w:sz w:val="19"/>
@@ -329,13 +343,13 @@
       <w:tr>
         <w:tc>
           <w:tcPr>
-            <w:tcW w:type="dxa" w:w="2268"/>
+            <w:tcW w:type="dxa" w:w="4873"/>
           </w:tcPr>
           <w:p>
             <w:r/>
             <w:r>
               <w:rPr>
-                <w:rFonts w:ascii="游ゴシック" w:hAnsi="游ゴシック" w:eastAsia="游ゴシック"/>
+                <w:rFonts w:ascii="Meiryo UI" w:hAnsi="Meiryo UI" w:eastAsia="Meiryo UI"/>
                 <w:b w:val="0"/>
                 <w:i w:val="0"/>
                 <w:sz w:val="19"/>
@@ -346,13 +360,13 @@
         </w:tc>
         <w:tc>
           <w:tcPr>
-            <w:tcW w:type="dxa" w:w="6803"/>
+            <w:tcW w:type="dxa" w:w="4873"/>
           </w:tcPr>
           <w:p>
             <w:r/>
             <w:r>
               <w:rPr>
-                <w:rFonts w:ascii="游ゴシック" w:hAnsi="游ゴシック" w:eastAsia="游ゴシック"/>
+                <w:rFonts w:ascii="Meiryo UI" w:hAnsi="Meiryo UI" w:eastAsia="Meiryo UI"/>
                 <w:b w:val="0"/>
                 <w:i w:val="0"/>
                 <w:sz w:val="19"/>
@@ -365,13 +379,13 @@
       <w:tr>
         <w:tc>
           <w:tcPr>
-            <w:tcW w:type="dxa" w:w="2268"/>
+            <w:tcW w:type="dxa" w:w="4873"/>
           </w:tcPr>
           <w:p>
             <w:r/>
             <w:r>
               <w:rPr>
-                <w:rFonts w:ascii="游ゴシック" w:hAnsi="游ゴシック" w:eastAsia="游ゴシック"/>
+                <w:rFonts w:ascii="Meiryo UI" w:hAnsi="Meiryo UI" w:eastAsia="Meiryo UI"/>
                 <w:b w:val="0"/>
                 <w:i w:val="0"/>
                 <w:sz w:val="19"/>
@@ -382,13 +396,13 @@
         </w:tc>
         <w:tc>
           <w:tcPr>
-            <w:tcW w:type="dxa" w:w="6803"/>
+            <w:tcW w:type="dxa" w:w="4873"/>
           </w:tcPr>
           <w:p>
             <w:r/>
             <w:r>
               <w:rPr>
-                <w:rFonts w:ascii="游ゴシック" w:hAnsi="游ゴシック" w:eastAsia="游ゴシック"/>
+                <w:rFonts w:ascii="Meiryo UI" w:hAnsi="Meiryo UI" w:eastAsia="Meiryo UI"/>
                 <w:b w:val="0"/>
                 <w:i w:val="0"/>
                 <w:sz w:val="19"/>
@@ -401,13 +415,13 @@
       <w:tr>
         <w:tc>
           <w:tcPr>
-            <w:tcW w:type="dxa" w:w="2268"/>
+            <w:tcW w:type="dxa" w:w="4873"/>
           </w:tcPr>
           <w:p>
             <w:r/>
             <w:r>
               <w:rPr>
-                <w:rFonts w:ascii="游ゴシック" w:hAnsi="游ゴシック" w:eastAsia="游ゴシック"/>
+                <w:rFonts w:ascii="Meiryo UI" w:hAnsi="Meiryo UI" w:eastAsia="Meiryo UI"/>
                 <w:b w:val="0"/>
                 <w:i w:val="0"/>
                 <w:sz w:val="19"/>
@@ -418,13 +432,13 @@
         </w:tc>
         <w:tc>
           <w:tcPr>
-            <w:tcW w:type="dxa" w:w="6803"/>
+            <w:tcW w:type="dxa" w:w="4873"/>
           </w:tcPr>
           <w:p>
             <w:r/>
             <w:r>
               <w:rPr>
-                <w:rFonts w:ascii="游ゴシック" w:hAnsi="游ゴシック" w:eastAsia="游ゴシック"/>
+                <w:rFonts w:ascii="Meiryo UI" w:hAnsi="Meiryo UI" w:eastAsia="Meiryo UI"/>
                 <w:b w:val="0"/>
                 <w:i w:val="0"/>
                 <w:sz w:val="19"/>
@@ -441,7 +455,7 @@
       </w:pPr>
       <w:r>
         <w:rPr>
-          <w:rFonts w:ascii="游ゴシック" w:hAnsi="游ゴシック" w:eastAsia="游ゴシック"/>
+          <w:rFonts w:ascii="Meiryo UI" w:hAnsi="Meiryo UI" w:eastAsia="Meiryo UI"/>
           <w:b w:val="0"/>
           <w:i w:val="0"/>
           <w:sz w:val="21"/>
@@ -455,7 +469,7 @@
       </w:pPr>
       <w:r>
         <w:rPr>
-          <w:rFonts w:ascii="游ゴシック" w:hAnsi="游ゴシック" w:eastAsia="游ゴシック"/>
+          <w:rFonts w:ascii="Meiryo UI" w:hAnsi="Meiryo UI" w:eastAsia="Meiryo UI"/>
           <w:b/>
           <w:i w:val="0"/>
           <w:color w:val="1F5C99"/>
@@ -470,7 +484,7 @@
       </w:pPr>
       <w:r>
         <w:rPr>
-          <w:rFonts w:ascii="游ゴシック" w:hAnsi="游ゴシック" w:eastAsia="游ゴシック"/>
+          <w:rFonts w:ascii="Meiryo UI" w:hAnsi="Meiryo UI" w:eastAsia="Meiryo UI"/>
           <w:b w:val="0"/>
           <w:i w:val="0"/>
           <w:sz w:val="21"/>
@@ -479,7 +493,7 @@
       </w:r>
       <w:r>
         <w:rPr>
-          <w:rFonts w:ascii="游ゴシック" w:hAnsi="游ゴシック" w:eastAsia="游ゴシック"/>
+          <w:rFonts w:ascii="Meiryo UI" w:hAnsi="Meiryo UI" w:eastAsia="Meiryo UI"/>
           <w:b/>
           <w:i w:val="0"/>
           <w:sz w:val="21"/>
@@ -488,12 +502,30 @@
       </w:r>
       <w:r>
         <w:rPr>
-          <w:rFonts w:ascii="游ゴシック" w:hAnsi="游ゴシック" w:eastAsia="游ゴシック"/>
+          <w:rFonts w:ascii="Meiryo UI" w:hAnsi="Meiryo UI" w:eastAsia="Meiryo UI"/>
           <w:b w:val="0"/>
           <w:i w:val="0"/>
           <w:sz w:val="21"/>
         </w:rPr>
-        <w:t>。編集は Web UI から `/rpc` 経由でコマンドを Undo スタックへ push してモデルを更新し、SVG はモデルから直接書き出す（決定的・GUI 非依存でユニットテスト可能）。</w:t>
+        <w:t xml:space="preserve">。編集は Web UI から </w:t>
+      </w:r>
+      <w:r>
+        <w:rPr>
+          <w:rFonts w:ascii="ＭＳ ゴシック" w:hAnsi="ＭＳ ゴシック" w:eastAsia="ＭＳ ゴシック"/>
+          <w:b w:val="0"/>
+          <w:i w:val="0"/>
+          <w:sz w:val="20"/>
+        </w:rPr>
+        <w:t>/rpc</w:t>
+      </w:r>
+      <w:r>
+        <w:rPr>
+          <w:rFonts w:ascii="Meiryo UI" w:hAnsi="Meiryo UI" w:eastAsia="Meiryo UI"/>
+          <w:b w:val="0"/>
+          <w:i w:val="0"/>
+          <w:sz w:val="21"/>
+        </w:rPr>
+        <w:t xml:space="preserve"> 経由でコマンドを Undo スタックへ push してモデルを更新し、SVG はモデルから直接書き出す（決定的・GUI 非依存でユニットテスト可能）。</w:t>
       </w:r>
     </w:p>
     <w:p>
@@ -531,7 +563,7 @@
       </w:pPr>
       <w:r>
         <w:rPr>
-          <w:rFonts w:ascii="游ゴシック" w:hAnsi="游ゴシック" w:eastAsia="游ゴシック"/>
+          <w:rFonts w:ascii="Meiryo UI" w:hAnsi="Meiryo UI" w:eastAsia="Meiryo UI"/>
           <w:b w:val="0"/>
           <w:i w:val="0"/>
           <w:sz w:val="21"/>
@@ -543,60 +575,181 @@
       <w:pPr>
         <w:pStyle w:val="ListNumber"/>
         <w:spacing w:after="60"/>
+        <w:ind w:left="340"/>
       </w:pPr>
       <w:r>
         <w:rPr>
-          <w:rFonts w:ascii="游ゴシック" w:hAnsi="游ゴシック" w:eastAsia="游ゴシック"/>
+          <w:rFonts w:ascii="Meiryo UI" w:hAnsi="Meiryo UI" w:eastAsia="Meiryo UI"/>
           <w:b w:val="0"/>
           <w:i w:val="0"/>
           <w:sz w:val="21"/>
         </w:rPr>
-        <w:t>UI が `/upload` へ PDF バイト列を送信 → `loader` が `Document` を構築し、辞書を自動適用。</w:t>
+        <w:t xml:space="preserve">UI が </w:t>
+      </w:r>
+      <w:r>
+        <w:rPr>
+          <w:rFonts w:ascii="ＭＳ ゴシック" w:hAnsi="ＭＳ ゴシック" w:eastAsia="ＭＳ ゴシック"/>
+          <w:b w:val="0"/>
+          <w:i w:val="0"/>
+          <w:sz w:val="20"/>
+        </w:rPr>
+        <w:t>/upload</w:t>
+      </w:r>
+      <w:r>
+        <w:rPr>
+          <w:rFonts w:ascii="Meiryo UI" w:hAnsi="Meiryo UI" w:eastAsia="Meiryo UI"/>
+          <w:b w:val="0"/>
+          <w:i w:val="0"/>
+          <w:sz w:val="21"/>
+        </w:rPr>
+        <w:t xml:space="preserve"> へ PDF バイト列を送信 → </w:t>
+      </w:r>
+      <w:r>
+        <w:rPr>
+          <w:rFonts w:ascii="ＭＳ ゴシック" w:hAnsi="ＭＳ ゴシック" w:eastAsia="ＭＳ ゴシック"/>
+          <w:b w:val="0"/>
+          <w:i w:val="0"/>
+          <w:sz w:val="20"/>
+        </w:rPr>
+        <w:t>loader</w:t>
+      </w:r>
+      <w:r>
+        <w:rPr>
+          <w:rFonts w:ascii="Meiryo UI" w:hAnsi="Meiryo UI" w:eastAsia="Meiryo UI"/>
+          <w:b w:val="0"/>
+          <w:i w:val="0"/>
+          <w:sz w:val="21"/>
+        </w:rPr>
+        <w:t xml:space="preserve"> が </w:t>
+      </w:r>
+      <w:r>
+        <w:rPr>
+          <w:rFonts w:ascii="ＭＳ ゴシック" w:hAnsi="ＭＳ ゴシック" w:eastAsia="ＭＳ ゴシック"/>
+          <w:b w:val="0"/>
+          <w:i w:val="0"/>
+          <w:sz w:val="20"/>
+        </w:rPr>
+        <w:t>Document</w:t>
+      </w:r>
+      <w:r>
+        <w:rPr>
+          <w:rFonts w:ascii="Meiryo UI" w:hAnsi="Meiryo UI" w:eastAsia="Meiryo UI"/>
+          <w:b w:val="0"/>
+          <w:i w:val="0"/>
+          <w:sz w:val="21"/>
+        </w:rPr>
+        <w:t xml:space="preserve"> を構築し、辞書を自動適用。</w:t>
       </w:r>
     </w:p>
     <w:p>
       <w:pPr>
         <w:pStyle w:val="ListNumber"/>
         <w:spacing w:after="60"/>
+        <w:ind w:left="340"/>
       </w:pPr>
       <w:r>
         <w:rPr>
-          <w:rFonts w:ascii="游ゴシック" w:hAnsi="游ゴシック" w:eastAsia="游ゴシック"/>
+          <w:rFonts w:ascii="Meiryo UI" w:hAnsi="Meiryo UI" w:eastAsia="Meiryo UI"/>
           <w:b w:val="0"/>
           <w:i w:val="0"/>
           <w:sz w:val="21"/>
         </w:rPr>
-        <w:t>UI が `pageSvg` RPC を呼び、`page_to_svg(annotate=True)` がモデルから SVG を生成して表示。</w:t>
+        <w:t xml:space="preserve">UI が </w:t>
+      </w:r>
+      <w:r>
+        <w:rPr>
+          <w:rFonts w:ascii="ＭＳ ゴシック" w:hAnsi="ＭＳ ゴシック" w:eastAsia="ＭＳ ゴシック"/>
+          <w:b w:val="0"/>
+          <w:i w:val="0"/>
+          <w:sz w:val="20"/>
+        </w:rPr>
+        <w:t>pageSvg</w:t>
+      </w:r>
+      <w:r>
+        <w:rPr>
+          <w:rFonts w:ascii="Meiryo UI" w:hAnsi="Meiryo UI" w:eastAsia="Meiryo UI"/>
+          <w:b w:val="0"/>
+          <w:i w:val="0"/>
+          <w:sz w:val="21"/>
+        </w:rPr>
+        <w:t xml:space="preserve"> RPC を呼び、</w:t>
+      </w:r>
+      <w:r>
+        <w:rPr>
+          <w:rFonts w:ascii="ＭＳ ゴシック" w:hAnsi="ＭＳ ゴシック" w:eastAsia="ＭＳ ゴシック"/>
+          <w:b w:val="0"/>
+          <w:i w:val="0"/>
+          <w:sz w:val="20"/>
+        </w:rPr>
+        <w:t>page_to_svg(annotate=True)</w:t>
+      </w:r>
+      <w:r>
+        <w:rPr>
+          <w:rFonts w:ascii="Meiryo UI" w:hAnsi="Meiryo UI" w:eastAsia="Meiryo UI"/>
+          <w:b w:val="0"/>
+          <w:i w:val="0"/>
+          <w:sz w:val="21"/>
+        </w:rPr>
+        <w:t xml:space="preserve"> がモデルから SVG を生成して表示。</w:t>
       </w:r>
     </w:p>
     <w:p>
       <w:pPr>
         <w:pStyle w:val="ListNumber"/>
         <w:spacing w:after="60"/>
+        <w:ind w:left="340"/>
       </w:pPr>
       <w:r>
         <w:rPr>
-          <w:rFonts w:ascii="游ゴシック" w:hAnsi="游ゴシック" w:eastAsia="游ゴシック"/>
+          <w:rFonts w:ascii="Meiryo UI" w:hAnsi="Meiryo UI" w:eastAsia="Meiryo UI"/>
           <w:b w:val="0"/>
           <w:i w:val="0"/>
           <w:sz w:val="21"/>
         </w:rPr>
-        <w:t>削除/クロップ等の編集は対応コマンドを Undo スタックへ push してモデルを更新。</w:t>
+        <w:t>削除/範囲削除等の編集は対応コマンドを Undo スタックへ push してモデルを更新。</w:t>
       </w:r>
     </w:p>
     <w:p>
       <w:pPr>
         <w:pStyle w:val="ListNumber"/>
         <w:spacing w:after="60"/>
+        <w:ind w:left="340"/>
       </w:pPr>
       <w:r>
         <w:rPr>
-          <w:rFonts w:ascii="游ゴシック" w:hAnsi="游ゴシック" w:eastAsia="游ゴシック"/>
+          <w:rFonts w:ascii="ＭＳ ゴシック" w:hAnsi="ＭＳ ゴシック" w:eastAsia="ＭＳ ゴシック"/>
+          <w:b w:val="0"/>
+          <w:i w:val="0"/>
+          <w:sz w:val="20"/>
+        </w:rPr>
+        <w:t>undo</w:t>
+      </w:r>
+      <w:r>
+        <w:rPr>
+          <w:rFonts w:ascii="Meiryo UI" w:hAnsi="Meiryo UI" w:eastAsia="Meiryo UI"/>
           <w:b w:val="0"/>
           <w:i w:val="0"/>
           <w:sz w:val="21"/>
         </w:rPr>
-        <w:t>`undo`/`redo` RPC でコマンドの undo()/redo() を実行し、SVG を再生成。辞書適用はマクロ化され「1 操作 = 1 Undo ステップ」。</w:t>
+        <w:t>/</w:t>
+      </w:r>
+      <w:r>
+        <w:rPr>
+          <w:rFonts w:ascii="ＭＳ ゴシック" w:hAnsi="ＭＳ ゴシック" w:eastAsia="ＭＳ ゴシック"/>
+          <w:b w:val="0"/>
+          <w:i w:val="0"/>
+          <w:sz w:val="20"/>
+        </w:rPr>
+        <w:t>redo</w:t>
+      </w:r>
+      <w:r>
+        <w:rPr>
+          <w:rFonts w:ascii="Meiryo UI" w:hAnsi="Meiryo UI" w:eastAsia="Meiryo UI"/>
+          <w:b w:val="0"/>
+          <w:i w:val="0"/>
+          <w:sz w:val="21"/>
+        </w:rPr>
+        <w:t xml:space="preserve"> RPC でコマンドの undo()/redo() を実行し、SVG を再生成。辞書適用はマクロ化され「1 操作 = 1 Undo ステップ」。</w:t>
       </w:r>
     </w:p>
     <w:p>
@@ -605,7 +758,7 @@
       </w:pPr>
       <w:r>
         <w:rPr>
-          <w:rFonts w:ascii="游ゴシック" w:hAnsi="游ゴシック" w:eastAsia="游ゴシック"/>
+          <w:rFonts w:ascii="Meiryo UI" w:hAnsi="Meiryo UI" w:eastAsia="Meiryo UI"/>
           <w:b/>
           <w:i w:val="0"/>
           <w:color w:val="1F5C99"/>
@@ -620,7 +773,7 @@
       </w:pPr>
       <w:r>
         <w:rPr>
-          <w:rFonts w:ascii="游ゴシック" w:hAnsi="游ゴシック" w:eastAsia="游ゴシック"/>
+          <w:rFonts w:ascii="Meiryo UI" w:hAnsi="Meiryo UI" w:eastAsia="Meiryo UI"/>
           <w:b w:val="0"/>
           <w:i w:val="0"/>
           <w:sz w:val="21"/>
@@ -642,13 +795,13 @@
       <w:tr>
         <w:tc>
           <w:tcPr>
-            <w:tcW w:type="dxa" w:w="3515"/>
+            <w:tcW w:type="dxa" w:w="4873"/>
           </w:tcPr>
           <w:p>
             <w:r/>
             <w:r>
               <w:rPr>
-                <w:rFonts w:ascii="游ゴシック" w:hAnsi="游ゴシック" w:eastAsia="游ゴシック"/>
+                <w:rFonts w:ascii="Meiryo UI" w:hAnsi="Meiryo UI" w:eastAsia="Meiryo UI"/>
                 <w:b/>
                 <w:i w:val="0"/>
                 <w:sz w:val="19"/>
@@ -659,13 +812,13 @@
         </w:tc>
         <w:tc>
           <w:tcPr>
-            <w:tcW w:type="dxa" w:w="5556"/>
+            <w:tcW w:type="dxa" w:w="4873"/>
           </w:tcPr>
           <w:p>
             <w:r/>
             <w:r>
               <w:rPr>
-                <w:rFonts w:ascii="游ゴシック" w:hAnsi="游ゴシック" w:eastAsia="游ゴシック"/>
+                <w:rFonts w:ascii="Meiryo UI" w:hAnsi="Meiryo UI" w:eastAsia="Meiryo UI"/>
                 <w:b/>
                 <w:i w:val="0"/>
                 <w:sz w:val="19"/>
@@ -678,16 +831,16 @@
       <w:tr>
         <w:tc>
           <w:tcPr>
-            <w:tcW w:type="dxa" w:w="3515"/>
+            <w:tcW w:type="dxa" w:w="4873"/>
           </w:tcPr>
           <w:p>
             <w:r/>
             <w:r>
               <w:rPr>
-                <w:rFonts w:ascii="游ゴシック" w:hAnsi="游ゴシック" w:eastAsia="游ゴシック"/>
+                <w:rFonts w:ascii="ＭＳ ゴシック" w:hAnsi="ＭＳ ゴシック" w:eastAsia="ＭＳ ゴシック"/>
                 <w:b w:val="0"/>
                 <w:i w:val="0"/>
-                <w:sz w:val="19"/>
+                <w:sz w:val="18"/>
               </w:rPr>
               <w:t>src/app.py</w:t>
             </w:r>
@@ -695,13 +848,13 @@
         </w:tc>
         <w:tc>
           <w:tcPr>
-            <w:tcW w:type="dxa" w:w="5556"/>
+            <w:tcW w:type="dxa" w:w="4873"/>
           </w:tcPr>
           <w:p>
             <w:r/>
             <w:r>
               <w:rPr>
-                <w:rFonts w:ascii="游ゴシック" w:hAnsi="游ゴシック" w:eastAsia="游ゴシック"/>
+                <w:rFonts w:ascii="Meiryo UI" w:hAnsi="Meiryo UI" w:eastAsia="Meiryo UI"/>
                 <w:b w:val="0"/>
                 <w:i w:val="0"/>
                 <w:sz w:val="19"/>
@@ -714,16 +867,16 @@
       <w:tr>
         <w:tc>
           <w:tcPr>
-            <w:tcW w:type="dxa" w:w="3515"/>
+            <w:tcW w:type="dxa" w:w="4873"/>
           </w:tcPr>
           <w:p>
             <w:r/>
             <w:r>
               <w:rPr>
-                <w:rFonts w:ascii="游ゴシック" w:hAnsi="游ゴシック" w:eastAsia="游ゴシック"/>
+                <w:rFonts w:ascii="ＭＳ ゴシック" w:hAnsi="ＭＳ ゴシック" w:eastAsia="ＭＳ ゴシック"/>
                 <w:b w:val="0"/>
                 <w:i w:val="0"/>
-                <w:sz w:val="19"/>
+                <w:sz w:val="18"/>
               </w:rPr>
               <w:t>src/config.py</w:t>
             </w:r>
@@ -731,13 +884,13 @@
         </w:tc>
         <w:tc>
           <w:tcPr>
-            <w:tcW w:type="dxa" w:w="5556"/>
+            <w:tcW w:type="dxa" w:w="4873"/>
           </w:tcPr>
           <w:p>
             <w:r/>
             <w:r>
               <w:rPr>
-                <w:rFonts w:ascii="游ゴシック" w:hAnsi="游ゴシック" w:eastAsia="游ゴシック"/>
+                <w:rFonts w:ascii="Meiryo UI" w:hAnsi="Meiryo UI" w:eastAsia="Meiryo UI"/>
                 <w:b w:val="0"/>
                 <w:i w:val="0"/>
                 <w:sz w:val="19"/>
@@ -750,16 +903,16 @@
       <w:tr>
         <w:tc>
           <w:tcPr>
-            <w:tcW w:type="dxa" w:w="3515"/>
+            <w:tcW w:type="dxa" w:w="4873"/>
           </w:tcPr>
           <w:p>
             <w:r/>
             <w:r>
               <w:rPr>
-                <w:rFonts w:ascii="游ゴシック" w:hAnsi="游ゴシック" w:eastAsia="游ゴシック"/>
+                <w:rFonts w:ascii="ＭＳ ゴシック" w:hAnsi="ＭＳ ゴシック" w:eastAsia="ＭＳ ゴシック"/>
                 <w:b w:val="0"/>
                 <w:i w:val="0"/>
-                <w:sz w:val="19"/>
+                <w:sz w:val="18"/>
               </w:rPr>
               <w:t>src/engine/pdf_engine.py</w:t>
             </w:r>
@@ -767,13 +920,13 @@
         </w:tc>
         <w:tc>
           <w:tcPr>
-            <w:tcW w:type="dxa" w:w="5556"/>
+            <w:tcW w:type="dxa" w:w="4873"/>
           </w:tcPr>
           <w:p>
             <w:r/>
             <w:r>
               <w:rPr>
-                <w:rFonts w:ascii="游ゴシック" w:hAnsi="游ゴシック" w:eastAsia="游ゴシック"/>
+                <w:rFonts w:ascii="Meiryo UI" w:hAnsi="Meiryo UI" w:eastAsia="Meiryo UI"/>
                 <w:b w:val="0"/>
                 <w:i w:val="0"/>
                 <w:sz w:val="19"/>
@@ -786,16 +939,16 @@
       <w:tr>
         <w:tc>
           <w:tcPr>
-            <w:tcW w:type="dxa" w:w="3515"/>
+            <w:tcW w:type="dxa" w:w="4873"/>
           </w:tcPr>
           <w:p>
             <w:r/>
             <w:r>
               <w:rPr>
-                <w:rFonts w:ascii="游ゴシック" w:hAnsi="游ゴシック" w:eastAsia="游ゴシック"/>
+                <w:rFonts w:ascii="ＭＳ ゴシック" w:hAnsi="ＭＳ ゴシック" w:eastAsia="ＭＳ ゴシック"/>
                 <w:b w:val="0"/>
                 <w:i w:val="0"/>
-                <w:sz w:val="19"/>
+                <w:sz w:val="18"/>
               </w:rPr>
               <w:t>src/engine/classify.py</w:t>
             </w:r>
@@ -803,13 +956,13 @@
         </w:tc>
         <w:tc>
           <w:tcPr>
-            <w:tcW w:type="dxa" w:w="5556"/>
+            <w:tcW w:type="dxa" w:w="4873"/>
           </w:tcPr>
           <w:p>
             <w:r/>
             <w:r>
               <w:rPr>
-                <w:rFonts w:ascii="游ゴシック" w:hAnsi="游ゴシック" w:eastAsia="游ゴシック"/>
+                <w:rFonts w:ascii="Meiryo UI" w:hAnsi="Meiryo UI" w:eastAsia="Meiryo UI"/>
                 <w:b w:val="0"/>
                 <w:i w:val="0"/>
                 <w:sz w:val="19"/>
@@ -822,16 +975,16 @@
       <w:tr>
         <w:tc>
           <w:tcPr>
-            <w:tcW w:type="dxa" w:w="3515"/>
+            <w:tcW w:type="dxa" w:w="4873"/>
           </w:tcPr>
           <w:p>
             <w:r/>
             <w:r>
               <w:rPr>
-                <w:rFonts w:ascii="游ゴシック" w:hAnsi="游ゴシック" w:eastAsia="游ゴシック"/>
+                <w:rFonts w:ascii="ＭＳ ゴシック" w:hAnsi="ＭＳ ゴシック" w:eastAsia="ＭＳ ゴシック"/>
                 <w:b w:val="0"/>
                 <w:i w:val="0"/>
-                <w:sz w:val="19"/>
+                <w:sz w:val="18"/>
               </w:rPr>
               <w:t>src/model/document.py, elements.py</w:t>
             </w:r>
@@ -839,13 +992,13 @@
         </w:tc>
         <w:tc>
           <w:tcPr>
-            <w:tcW w:type="dxa" w:w="5556"/>
+            <w:tcW w:type="dxa" w:w="4873"/>
           </w:tcPr>
           <w:p>
             <w:r/>
             <w:r>
               <w:rPr>
-                <w:rFonts w:ascii="游ゴシック" w:hAnsi="游ゴシック" w:eastAsia="游ゴシック"/>
+                <w:rFonts w:ascii="Meiryo UI" w:hAnsi="Meiryo UI" w:eastAsia="Meiryo UI"/>
                 <w:b w:val="0"/>
                 <w:i w:val="0"/>
                 <w:sz w:val="19"/>
@@ -858,16 +1011,16 @@
       <w:tr>
         <w:tc>
           <w:tcPr>
-            <w:tcW w:type="dxa" w:w="3515"/>
+            <w:tcW w:type="dxa" w:w="4873"/>
           </w:tcPr>
           <w:p>
             <w:r/>
             <w:r>
               <w:rPr>
-                <w:rFonts w:ascii="游ゴシック" w:hAnsi="游ゴシック" w:eastAsia="游ゴシック"/>
+                <w:rFonts w:ascii="ＭＳ ゴシック" w:hAnsi="ＭＳ ゴシック" w:eastAsia="ＭＳ ゴシック"/>
                 <w:b w:val="0"/>
                 <w:i w:val="0"/>
-                <w:sz w:val="19"/>
+                <w:sz w:val="18"/>
               </w:rPr>
               <w:t>src/model/fonts.py</w:t>
             </w:r>
@@ -875,13 +1028,13 @@
         </w:tc>
         <w:tc>
           <w:tcPr>
-            <w:tcW w:type="dxa" w:w="5556"/>
+            <w:tcW w:type="dxa" w:w="4873"/>
           </w:tcPr>
           <w:p>
             <w:r/>
             <w:r>
               <w:rPr>
-                <w:rFonts w:ascii="游ゴシック" w:hAnsi="游ゴシック" w:eastAsia="游ゴシック"/>
+                <w:rFonts w:ascii="Meiryo UI" w:hAnsi="Meiryo UI" w:eastAsia="Meiryo UI"/>
                 <w:b w:val="0"/>
                 <w:i w:val="0"/>
                 <w:sz w:val="19"/>
@@ -894,16 +1047,16 @@
       <w:tr>
         <w:tc>
           <w:tcPr>
-            <w:tcW w:type="dxa" w:w="3515"/>
+            <w:tcW w:type="dxa" w:w="4873"/>
           </w:tcPr>
           <w:p>
             <w:r/>
             <w:r>
               <w:rPr>
-                <w:rFonts w:ascii="游ゴシック" w:hAnsi="游ゴシック" w:eastAsia="游ゴシック"/>
+                <w:rFonts w:ascii="ＭＳ ゴシック" w:hAnsi="ＭＳ ゴシック" w:eastAsia="ＭＳ ゴシック"/>
                 <w:b w:val="0"/>
                 <w:i w:val="0"/>
-                <w:sz w:val="19"/>
+                <w:sz w:val="18"/>
               </w:rPr>
               <w:t>src/export/svg_exporter.py</w:t>
             </w:r>
@@ -911,13 +1064,13 @@
         </w:tc>
         <w:tc>
           <w:tcPr>
-            <w:tcW w:type="dxa" w:w="5556"/>
+            <w:tcW w:type="dxa" w:w="4873"/>
           </w:tcPr>
           <w:p>
             <w:r/>
             <w:r>
               <w:rPr>
-                <w:rFonts w:ascii="游ゴシック" w:hAnsi="游ゴシック" w:eastAsia="游ゴシック"/>
+                <w:rFonts w:ascii="Meiryo UI" w:hAnsi="Meiryo UI" w:eastAsia="Meiryo UI"/>
                 <w:b w:val="0"/>
                 <w:i w:val="0"/>
                 <w:sz w:val="19"/>
@@ -930,16 +1083,16 @@
       <w:tr>
         <w:tc>
           <w:tcPr>
-            <w:tcW w:type="dxa" w:w="3515"/>
+            <w:tcW w:type="dxa" w:w="4873"/>
           </w:tcPr>
           <w:p>
             <w:r/>
             <w:r>
               <w:rPr>
-                <w:rFonts w:ascii="游ゴシック" w:hAnsi="游ゴシック" w:eastAsia="游ゴシック"/>
+                <w:rFonts w:ascii="ＭＳ ゴシック" w:hAnsi="ＭＳ ゴシック" w:eastAsia="ＭＳ ゴシック"/>
                 <w:b w:val="0"/>
                 <w:i w:val="0"/>
-                <w:sz w:val="19"/>
+                <w:sz w:val="18"/>
               </w:rPr>
               <w:t>src/export/font_embed.py</w:t>
             </w:r>
@@ -947,13 +1100,13 @@
         </w:tc>
         <w:tc>
           <w:tcPr>
-            <w:tcW w:type="dxa" w:w="5556"/>
+            <w:tcW w:type="dxa" w:w="4873"/>
           </w:tcPr>
           <w:p>
             <w:r/>
             <w:r>
               <w:rPr>
-                <w:rFonts w:ascii="游ゴシック" w:hAnsi="游ゴシック" w:eastAsia="游ゴシック"/>
+                <w:rFonts w:ascii="Meiryo UI" w:hAnsi="Meiryo UI" w:eastAsia="Meiryo UI"/>
                 <w:b w:val="0"/>
                 <w:i w:val="0"/>
                 <w:sz w:val="19"/>
@@ -966,16 +1119,16 @@
       <w:tr>
         <w:tc>
           <w:tcPr>
-            <w:tcW w:type="dxa" w:w="3515"/>
+            <w:tcW w:type="dxa" w:w="4873"/>
           </w:tcPr>
           <w:p>
             <w:r/>
             <w:r>
               <w:rPr>
-                <w:rFonts w:ascii="游ゴシック" w:hAnsi="游ゴシック" w:eastAsia="游ゴシック"/>
+                <w:rFonts w:ascii="ＭＳ ゴシック" w:hAnsi="ＭＳ ゴシック" w:eastAsia="ＭＳ ゴシック"/>
                 <w:b w:val="0"/>
                 <w:i w:val="0"/>
-                <w:sz w:val="19"/>
+                <w:sz w:val="18"/>
               </w:rPr>
               <w:t>src/dictionary/store.py</w:t>
             </w:r>
@@ -983,13 +1136,13 @@
         </w:tc>
         <w:tc>
           <w:tcPr>
-            <w:tcW w:type="dxa" w:w="5556"/>
+            <w:tcW w:type="dxa" w:w="4873"/>
           </w:tcPr>
           <w:p>
             <w:r/>
             <w:r>
               <w:rPr>
-                <w:rFonts w:ascii="游ゴシック" w:hAnsi="游ゴシック" w:eastAsia="游ゴシック"/>
+                <w:rFonts w:ascii="Meiryo UI" w:hAnsi="Meiryo UI" w:eastAsia="Meiryo UI"/>
                 <w:b w:val="0"/>
                 <w:i w:val="0"/>
                 <w:sz w:val="19"/>
@@ -1002,16 +1155,16 @@
       <w:tr>
         <w:tc>
           <w:tcPr>
-            <w:tcW w:type="dxa" w:w="3515"/>
+            <w:tcW w:type="dxa" w:w="4873"/>
           </w:tcPr>
           <w:p>
             <w:r/>
             <w:r>
               <w:rPr>
-                <w:rFonts w:ascii="游ゴシック" w:hAnsi="游ゴシック" w:eastAsia="游ゴシック"/>
+                <w:rFonts w:ascii="ＭＳ ゴシック" w:hAnsi="ＭＳ ゴシック" w:eastAsia="ＭＳ ゴシック"/>
                 <w:b w:val="0"/>
                 <w:i w:val="0"/>
-                <w:sz w:val="19"/>
+                <w:sz w:val="18"/>
               </w:rPr>
               <w:t>src/dictionary/apply.py</w:t>
             </w:r>
@@ -1019,13 +1172,13 @@
         </w:tc>
         <w:tc>
           <w:tcPr>
-            <w:tcW w:type="dxa" w:w="5556"/>
+            <w:tcW w:type="dxa" w:w="4873"/>
           </w:tcPr>
           <w:p>
             <w:r/>
             <w:r>
               <w:rPr>
-                <w:rFonts w:ascii="游ゴシック" w:hAnsi="游ゴシック" w:eastAsia="游ゴシック"/>
+                <w:rFonts w:ascii="Meiryo UI" w:hAnsi="Meiryo UI" w:eastAsia="Meiryo UI"/>
                 <w:b w:val="0"/>
                 <w:i w:val="0"/>
                 <w:sz w:val="19"/>
@@ -1038,16 +1191,16 @@
       <w:tr>
         <w:tc>
           <w:tcPr>
-            <w:tcW w:type="dxa" w:w="3515"/>
+            <w:tcW w:type="dxa" w:w="4873"/>
           </w:tcPr>
           <w:p>
             <w:r/>
             <w:r>
               <w:rPr>
-                <w:rFonts w:ascii="游ゴシック" w:hAnsi="游ゴシック" w:eastAsia="游ゴシック"/>
+                <w:rFonts w:ascii="ＭＳ ゴシック" w:hAnsi="ＭＳ ゴシック" w:eastAsia="ＭＳ ゴシック"/>
                 <w:b w:val="0"/>
                 <w:i w:val="0"/>
-                <w:sz w:val="19"/>
+                <w:sz w:val="18"/>
               </w:rPr>
               <w:t>src/dictionary/normalize.py</w:t>
             </w:r>
@@ -1055,13 +1208,13 @@
         </w:tc>
         <w:tc>
           <w:tcPr>
-            <w:tcW w:type="dxa" w:w="5556"/>
+            <w:tcW w:type="dxa" w:w="4873"/>
           </w:tcPr>
           <w:p>
             <w:r/>
             <w:r>
               <w:rPr>
-                <w:rFonts w:ascii="游ゴシック" w:hAnsi="游ゴシック" w:eastAsia="游ゴシック"/>
+                <w:rFonts w:ascii="Meiryo UI" w:hAnsi="Meiryo UI" w:eastAsia="Meiryo UI"/>
                 <w:b w:val="0"/>
                 <w:i w:val="0"/>
                 <w:sz w:val="19"/>
@@ -1074,16 +1227,16 @@
       <w:tr>
         <w:tc>
           <w:tcPr>
-            <w:tcW w:type="dxa" w:w="3515"/>
+            <w:tcW w:type="dxa" w:w="4873"/>
           </w:tcPr>
           <w:p>
             <w:r/>
             <w:r>
               <w:rPr>
-                <w:rFonts w:ascii="游ゴシック" w:hAnsi="游ゴシック" w:eastAsia="游ゴシック"/>
+                <w:rFonts w:ascii="ＭＳ ゴシック" w:hAnsi="ＭＳ ゴシック" w:eastAsia="ＭＳ ゴシック"/>
                 <w:b w:val="0"/>
                 <w:i w:val="0"/>
-                <w:sz w:val="19"/>
+                <w:sz w:val="18"/>
               </w:rPr>
               <w:t>src/web/server.py</w:t>
             </w:r>
@@ -1091,13 +1244,13 @@
         </w:tc>
         <w:tc>
           <w:tcPr>
-            <w:tcW w:type="dxa" w:w="5556"/>
+            <w:tcW w:type="dxa" w:w="4873"/>
           </w:tcPr>
           <w:p>
             <w:r/>
             <w:r>
               <w:rPr>
-                <w:rFonts w:ascii="游ゴシック" w:hAnsi="游ゴシック" w:eastAsia="游ゴシック"/>
+                <w:rFonts w:ascii="Meiryo UI" w:hAnsi="Meiryo UI" w:eastAsia="Meiryo UI"/>
                 <w:b w:val="0"/>
                 <w:i w:val="0"/>
                 <w:sz w:val="19"/>
@@ -1110,16 +1263,16 @@
       <w:tr>
         <w:tc>
           <w:tcPr>
-            <w:tcW w:type="dxa" w:w="3515"/>
+            <w:tcW w:type="dxa" w:w="4873"/>
           </w:tcPr>
           <w:p>
             <w:r/>
             <w:r>
               <w:rPr>
-                <w:rFonts w:ascii="游ゴシック" w:hAnsi="游ゴシック" w:eastAsia="游ゴシック"/>
+                <w:rFonts w:ascii="ＭＳ ゴシック" w:hAnsi="ＭＳ ゴシック" w:eastAsia="ＭＳ ゴシック"/>
                 <w:b w:val="0"/>
                 <w:i w:val="0"/>
-                <w:sz w:val="19"/>
+                <w:sz w:val="18"/>
               </w:rPr>
               <w:t>src/web/rpc_methods.py</w:t>
             </w:r>
@@ -1127,13 +1280,13 @@
         </w:tc>
         <w:tc>
           <w:tcPr>
-            <w:tcW w:type="dxa" w:w="5556"/>
+            <w:tcW w:type="dxa" w:w="4873"/>
           </w:tcPr>
           <w:p>
             <w:r/>
             <w:r>
               <w:rPr>
-                <w:rFonts w:ascii="游ゴシック" w:hAnsi="游ゴシック" w:eastAsia="游ゴシック"/>
+                <w:rFonts w:ascii="Meiryo UI" w:hAnsi="Meiryo UI" w:eastAsia="Meiryo UI"/>
                 <w:b w:val="0"/>
                 <w:i w:val="0"/>
                 <w:sz w:val="19"/>
@@ -1146,16 +1299,16 @@
       <w:tr>
         <w:tc>
           <w:tcPr>
-            <w:tcW w:type="dxa" w:w="3515"/>
+            <w:tcW w:type="dxa" w:w="4873"/>
           </w:tcPr>
           <w:p>
             <w:r/>
             <w:r>
               <w:rPr>
-                <w:rFonts w:ascii="游ゴシック" w:hAnsi="游ゴシック" w:eastAsia="游ゴシック"/>
+                <w:rFonts w:ascii="ＭＳ ゴシック" w:hAnsi="ＭＳ ゴシック" w:eastAsia="ＭＳ ゴシック"/>
                 <w:b w:val="0"/>
                 <w:i w:val="0"/>
-                <w:sz w:val="19"/>
+                <w:sz w:val="18"/>
               </w:rPr>
               <w:t>src/web/commands.py, undo_stack.py</w:t>
             </w:r>
@@ -1163,13 +1316,13 @@
         </w:tc>
         <w:tc>
           <w:tcPr>
-            <w:tcW w:type="dxa" w:w="5556"/>
+            <w:tcW w:type="dxa" w:w="4873"/>
           </w:tcPr>
           <w:p>
             <w:r/>
             <w:r>
               <w:rPr>
-                <w:rFonts w:ascii="游ゴシック" w:hAnsi="游ゴシック" w:eastAsia="游ゴシック"/>
+                <w:rFonts w:ascii="Meiryo UI" w:hAnsi="Meiryo UI" w:eastAsia="Meiryo UI"/>
                 <w:b w:val="0"/>
                 <w:i w:val="0"/>
                 <w:sz w:val="19"/>
@@ -1182,16 +1335,16 @@
       <w:tr>
         <w:tc>
           <w:tcPr>
-            <w:tcW w:type="dxa" w:w="3515"/>
+            <w:tcW w:type="dxa" w:w="4873"/>
           </w:tcPr>
           <w:p>
             <w:r/>
             <w:r>
               <w:rPr>
-                <w:rFonts w:ascii="游ゴシック" w:hAnsi="游ゴシック" w:eastAsia="游ゴシック"/>
+                <w:rFonts w:ascii="ＭＳ ゴシック" w:hAnsi="ＭＳ ゴシック" w:eastAsia="ＭＳ ゴシック"/>
                 <w:b w:val="0"/>
                 <w:i w:val="0"/>
-                <w:sz w:val="19"/>
+                <w:sz w:val="18"/>
               </w:rPr>
               <w:t>src/web/loader.py</w:t>
             </w:r>
@@ -1199,13 +1352,13 @@
         </w:tc>
         <w:tc>
           <w:tcPr>
-            <w:tcW w:type="dxa" w:w="5556"/>
+            <w:tcW w:type="dxa" w:w="4873"/>
           </w:tcPr>
           <w:p>
             <w:r/>
             <w:r>
               <w:rPr>
-                <w:rFonts w:ascii="游ゴシック" w:hAnsi="游ゴシック" w:eastAsia="游ゴシック"/>
+                <w:rFonts w:ascii="Meiryo UI" w:hAnsi="Meiryo UI" w:eastAsia="Meiryo UI"/>
                 <w:b w:val="0"/>
                 <w:i w:val="0"/>
                 <w:sz w:val="19"/>
@@ -1218,16 +1371,16 @@
       <w:tr>
         <w:tc>
           <w:tcPr>
-            <w:tcW w:type="dxa" w:w="3515"/>
+            <w:tcW w:type="dxa" w:w="4873"/>
           </w:tcPr>
           <w:p>
             <w:r/>
             <w:r>
               <w:rPr>
-                <w:rFonts w:ascii="游ゴシック" w:hAnsi="游ゴシック" w:eastAsia="游ゴシック"/>
+                <w:rFonts w:ascii="ＭＳ ゴシック" w:hAnsi="ＭＳ ゴシック" w:eastAsia="ＭＳ ゴシック"/>
                 <w:b w:val="0"/>
                 <w:i w:val="0"/>
-                <w:sz w:val="19"/>
+                <w:sz w:val="18"/>
               </w:rPr>
               <w:t>resources/web/</w:t>
             </w:r>
@@ -1235,13 +1388,13 @@
         </w:tc>
         <w:tc>
           <w:tcPr>
-            <w:tcW w:type="dxa" w:w="5556"/>
+            <w:tcW w:type="dxa" w:w="4873"/>
           </w:tcPr>
           <w:p>
             <w:r/>
             <w:r>
               <w:rPr>
-                <w:rFonts w:ascii="游ゴシック" w:hAnsi="游ゴシック" w:eastAsia="游ゴシック"/>
+                <w:rFonts w:ascii="Meiryo UI" w:hAnsi="Meiryo UI" w:eastAsia="Meiryo UI"/>
                 <w:b w:val="0"/>
                 <w:i w:val="0"/>
                 <w:sz w:val="19"/>
@@ -1254,16 +1407,16 @@
       <w:tr>
         <w:tc>
           <w:tcPr>
-            <w:tcW w:type="dxa" w:w="3515"/>
+            <w:tcW w:type="dxa" w:w="4873"/>
           </w:tcPr>
           <w:p>
             <w:r/>
             <w:r>
               <w:rPr>
-                <w:rFonts w:ascii="游ゴシック" w:hAnsi="游ゴシック" w:eastAsia="游ゴシック"/>
+                <w:rFonts w:ascii="ＭＳ ゴシック" w:hAnsi="ＭＳ ゴシック" w:eastAsia="ＭＳ ゴシック"/>
                 <w:b w:val="0"/>
                 <w:i w:val="0"/>
-                <w:sz w:val="19"/>
+                <w:sz w:val="18"/>
               </w:rPr>
               <w:t>fonts/</w:t>
             </w:r>
@@ -1271,13 +1424,13 @@
         </w:tc>
         <w:tc>
           <w:tcPr>
-            <w:tcW w:type="dxa" w:w="5556"/>
+            <w:tcW w:type="dxa" w:w="4873"/>
           </w:tcPr>
           <w:p>
             <w:r/>
             <w:r>
               <w:rPr>
-                <w:rFonts w:ascii="游ゴシック" w:hAnsi="游ゴシック" w:eastAsia="游ゴシック"/>
+                <w:rFonts w:ascii="Meiryo UI" w:hAnsi="Meiryo UI" w:eastAsia="Meiryo UI"/>
                 <w:b w:val="0"/>
                 <w:i w:val="0"/>
                 <w:sz w:val="19"/>
@@ -1290,16 +1443,16 @@
       <w:tr>
         <w:tc>
           <w:tcPr>
-            <w:tcW w:type="dxa" w:w="3515"/>
+            <w:tcW w:type="dxa" w:w="4873"/>
           </w:tcPr>
           <w:p>
             <w:r/>
             <w:r>
               <w:rPr>
-                <w:rFonts w:ascii="游ゴシック" w:hAnsi="游ゴシック" w:eastAsia="游ゴシック"/>
+                <w:rFonts w:ascii="ＭＳ ゴシック" w:hAnsi="ＭＳ ゴシック" w:eastAsia="ＭＳ ゴシック"/>
                 <w:b w:val="0"/>
                 <w:i w:val="0"/>
-                <w:sz w:val="19"/>
+                <w:sz w:val="18"/>
               </w:rPr>
               <w:t>packaging/pdftosvg.spec</w:t>
             </w:r>
@@ -1307,13 +1460,13 @@
         </w:tc>
         <w:tc>
           <w:tcPr>
-            <w:tcW w:type="dxa" w:w="5556"/>
+            <w:tcW w:type="dxa" w:w="4873"/>
           </w:tcPr>
           <w:p>
             <w:r/>
             <w:r>
               <w:rPr>
-                <w:rFonts w:ascii="游ゴシック" w:hAnsi="游ゴシック" w:eastAsia="游ゴシック"/>
+                <w:rFonts w:ascii="Meiryo UI" w:hAnsi="Meiryo UI" w:eastAsia="Meiryo UI"/>
                 <w:b w:val="0"/>
                 <w:i w:val="0"/>
                 <w:sz w:val="19"/>
@@ -1326,16 +1479,16 @@
       <w:tr>
         <w:tc>
           <w:tcPr>
-            <w:tcW w:type="dxa" w:w="3515"/>
+            <w:tcW w:type="dxa" w:w="4873"/>
           </w:tcPr>
           <w:p>
             <w:r/>
             <w:r>
               <w:rPr>
-                <w:rFonts w:ascii="游ゴシック" w:hAnsi="游ゴシック" w:eastAsia="游ゴシック"/>
+                <w:rFonts w:ascii="ＭＳ ゴシック" w:hAnsi="ＭＳ ゴシック" w:eastAsia="ＭＳ ゴシック"/>
                 <w:b w:val="0"/>
                 <w:i w:val="0"/>
-                <w:sz w:val="19"/>
+                <w:sz w:val="18"/>
               </w:rPr>
               <w:t>tests/</w:t>
             </w:r>
@@ -1343,13 +1496,13 @@
         </w:tc>
         <w:tc>
           <w:tcPr>
-            <w:tcW w:type="dxa" w:w="5556"/>
+            <w:tcW w:type="dxa" w:w="4873"/>
           </w:tcPr>
           <w:p>
             <w:r/>
             <w:r>
               <w:rPr>
-                <w:rFonts w:ascii="游ゴシック" w:hAnsi="游ゴシック" w:eastAsia="游ゴシック"/>
+                <w:rFonts w:ascii="Meiryo UI" w:hAnsi="Meiryo UI" w:eastAsia="Meiryo UI"/>
                 <w:b w:val="0"/>
                 <w:i w:val="0"/>
                 <w:sz w:val="19"/>
@@ -1366,7 +1519,7 @@
       </w:pPr>
       <w:r>
         <w:rPr>
-          <w:rFonts w:ascii="游ゴシック" w:hAnsi="游ゴシック" w:eastAsia="游ゴシック"/>
+          <w:rFonts w:ascii="Meiryo UI" w:hAnsi="Meiryo UI" w:eastAsia="Meiryo UI"/>
           <w:b/>
           <w:i w:val="0"/>
           <w:color w:val="20242C"/>
@@ -1389,13 +1542,13 @@
       <w:tr>
         <w:tc>
           <w:tcPr>
-            <w:tcW w:type="dxa" w:w="2608"/>
+            <w:tcW w:type="dxa" w:w="4873"/>
           </w:tcPr>
           <w:p>
             <w:r/>
             <w:r>
               <w:rPr>
-                <w:rFonts w:ascii="游ゴシック" w:hAnsi="游ゴシック" w:eastAsia="游ゴシック"/>
+                <w:rFonts w:ascii="Meiryo UI" w:hAnsi="Meiryo UI" w:eastAsia="Meiryo UI"/>
                 <w:b/>
                 <w:i w:val="0"/>
                 <w:sz w:val="19"/>
@@ -1406,13 +1559,13 @@
         </w:tc>
         <w:tc>
           <w:tcPr>
-            <w:tcW w:type="dxa" w:w="6463"/>
+            <w:tcW w:type="dxa" w:w="4873"/>
           </w:tcPr>
           <w:p>
             <w:r/>
             <w:r>
               <w:rPr>
-                <w:rFonts w:ascii="游ゴシック" w:hAnsi="游ゴシック" w:eastAsia="游ゴシック"/>
+                <w:rFonts w:ascii="Meiryo UI" w:hAnsi="Meiryo UI" w:eastAsia="Meiryo UI"/>
                 <w:b/>
                 <w:i w:val="0"/>
                 <w:sz w:val="19"/>
@@ -1425,30 +1578,39 @@
       <w:tr>
         <w:tc>
           <w:tcPr>
-            <w:tcW w:type="dxa" w:w="2608"/>
+            <w:tcW w:type="dxa" w:w="4873"/>
           </w:tcPr>
           <w:p>
             <w:r/>
             <w:r>
               <w:rPr>
-                <w:rFonts w:ascii="游ゴシック" w:hAnsi="游ゴシック" w:eastAsia="游ゴシック"/>
+                <w:rFonts w:ascii="ＭＳ ゴシック" w:hAnsi="ＭＳ ゴシック" w:eastAsia="ＭＳ ゴシック"/>
+                <w:b w:val="0"/>
+                <w:i w:val="0"/>
+                <w:sz w:val="18"/>
+              </w:rPr>
+              <w:t>GET /</w:t>
+            </w:r>
+            <w:r>
+              <w:rPr>
+                <w:rFonts w:ascii="Meiryo UI" w:hAnsi="Meiryo UI" w:eastAsia="Meiryo UI"/>
                 <w:b w:val="0"/>
                 <w:i w:val="0"/>
                 <w:sz w:val="19"/>
               </w:rPr>
-              <w:t>GET /  (静的)</w:t>
+              <w:t xml:space="preserve"> (静的)</w:t>
             </w:r>
           </w:p>
         </w:tc>
         <w:tc>
           <w:tcPr>
-            <w:tcW w:type="dxa" w:w="6463"/>
+            <w:tcW w:type="dxa" w:w="4873"/>
           </w:tcPr>
           <w:p>
             <w:r/>
             <w:r>
               <w:rPr>
-                <w:rFonts w:ascii="游ゴシック" w:hAnsi="游ゴシック" w:eastAsia="游ゴシック"/>
+                <w:rFonts w:ascii="Meiryo UI" w:hAnsi="Meiryo UI" w:eastAsia="Meiryo UI"/>
                 <w:b w:val="0"/>
                 <w:i w:val="0"/>
                 <w:sz w:val="19"/>
@@ -1461,16 +1623,16 @@
       <w:tr>
         <w:tc>
           <w:tcPr>
-            <w:tcW w:type="dxa" w:w="2608"/>
+            <w:tcW w:type="dxa" w:w="4873"/>
           </w:tcPr>
           <w:p>
             <w:r/>
             <w:r>
               <w:rPr>
-                <w:rFonts w:ascii="游ゴシック" w:hAnsi="游ゴシック" w:eastAsia="游ゴシック"/>
+                <w:rFonts w:ascii="ＭＳ ゴシック" w:hAnsi="ＭＳ ゴシック" w:eastAsia="ＭＳ ゴシック"/>
                 <w:b w:val="0"/>
                 <w:i w:val="0"/>
-                <w:sz w:val="19"/>
+                <w:sz w:val="18"/>
               </w:rPr>
               <w:t>POST /rpc</w:t>
             </w:r>
@@ -1478,13 +1640,13 @@
         </w:tc>
         <w:tc>
           <w:tcPr>
-            <w:tcW w:type="dxa" w:w="6463"/>
+            <w:tcW w:type="dxa" w:w="4873"/>
           </w:tcPr>
           <w:p>
             <w:r/>
             <w:r>
               <w:rPr>
-                <w:rFonts w:ascii="游ゴシック" w:hAnsi="游ゴシック" w:eastAsia="游ゴシック"/>
+                <w:rFonts w:ascii="Meiryo UI" w:hAnsi="Meiryo UI" w:eastAsia="Meiryo UI"/>
                 <w:b w:val="0"/>
                 <w:i w:val="0"/>
                 <w:sz w:val="19"/>
@@ -1497,16 +1659,16 @@
       <w:tr>
         <w:tc>
           <w:tcPr>
-            <w:tcW w:type="dxa" w:w="2608"/>
+            <w:tcW w:type="dxa" w:w="4873"/>
           </w:tcPr>
           <w:p>
             <w:r/>
             <w:r>
               <w:rPr>
-                <w:rFonts w:ascii="游ゴシック" w:hAnsi="游ゴシック" w:eastAsia="游ゴシック"/>
+                <w:rFonts w:ascii="ＭＳ ゴシック" w:hAnsi="ＭＳ ゴシック" w:eastAsia="ＭＳ ゴシック"/>
                 <w:b w:val="0"/>
                 <w:i w:val="0"/>
-                <w:sz w:val="19"/>
+                <w:sz w:val="18"/>
               </w:rPr>
               <w:t>POST /upload?name=</w:t>
             </w:r>
@@ -1514,13 +1676,13 @@
         </w:tc>
         <w:tc>
           <w:tcPr>
-            <w:tcW w:type="dxa" w:w="6463"/>
+            <w:tcW w:type="dxa" w:w="4873"/>
           </w:tcPr>
           <w:p>
             <w:r/>
             <w:r>
               <w:rPr>
-                <w:rFonts w:ascii="游ゴシック" w:hAnsi="游ゴシック" w:eastAsia="游ゴシック"/>
+                <w:rFonts w:ascii="Meiryo UI" w:hAnsi="Meiryo UI" w:eastAsia="Meiryo UI"/>
                 <w:b w:val="0"/>
                 <w:i w:val="0"/>
                 <w:sz w:val="19"/>
@@ -1533,16 +1695,16 @@
       <w:tr>
         <w:tc>
           <w:tcPr>
-            <w:tcW w:type="dxa" w:w="2608"/>
+            <w:tcW w:type="dxa" w:w="4873"/>
           </w:tcPr>
           <w:p>
             <w:r/>
             <w:r>
               <w:rPr>
-                <w:rFonts w:ascii="游ゴシック" w:hAnsi="游ゴシック" w:eastAsia="游ゴシック"/>
+                <w:rFonts w:ascii="ＭＳ ゴシック" w:hAnsi="ＭＳ ゴシック" w:eastAsia="ＭＳ ゴシック"/>
                 <w:b w:val="0"/>
                 <w:i w:val="0"/>
-                <w:sz w:val="19"/>
+                <w:sz w:val="18"/>
               </w:rPr>
               <w:t>POST /quit</w:t>
             </w:r>
@@ -1550,13 +1712,13 @@
         </w:tc>
         <w:tc>
           <w:tcPr>
-            <w:tcW w:type="dxa" w:w="6463"/>
+            <w:tcW w:type="dxa" w:w="4873"/>
           </w:tcPr>
           <w:p>
             <w:r/>
             <w:r>
               <w:rPr>
-                <w:rFonts w:ascii="游ゴシック" w:hAnsi="游ゴシック" w:eastAsia="游ゴシック"/>
+                <w:rFonts w:ascii="Meiryo UI" w:hAnsi="Meiryo UI" w:eastAsia="Meiryo UI"/>
                 <w:b w:val="0"/>
                 <w:i w:val="0"/>
                 <w:sz w:val="19"/>
@@ -1569,16 +1731,16 @@
       <w:tr>
         <w:tc>
           <w:tcPr>
-            <w:tcW w:type="dxa" w:w="2608"/>
+            <w:tcW w:type="dxa" w:w="4873"/>
           </w:tcPr>
           <w:p>
             <w:r/>
             <w:r>
               <w:rPr>
-                <w:rFonts w:ascii="游ゴシック" w:hAnsi="游ゴシック" w:eastAsia="游ゴシック"/>
+                <w:rFonts w:ascii="ＭＳ ゴシック" w:hAnsi="ＭＳ ゴシック" w:eastAsia="ＭＳ ゴシック"/>
                 <w:b w:val="0"/>
                 <w:i w:val="0"/>
-                <w:sz w:val="19"/>
+                <w:sz w:val="18"/>
               </w:rPr>
               <w:t>POST /ping</w:t>
             </w:r>
@@ -1586,13 +1748,13 @@
         </w:tc>
         <w:tc>
           <w:tcPr>
-            <w:tcW w:type="dxa" w:w="6463"/>
+            <w:tcW w:type="dxa" w:w="4873"/>
           </w:tcPr>
           <w:p>
             <w:r/>
             <w:r>
               <w:rPr>
-                <w:rFonts w:ascii="游ゴシック" w:hAnsi="游ゴシック" w:eastAsia="游ゴシック"/>
+                <w:rFonts w:ascii="Meiryo UI" w:hAnsi="Meiryo UI" w:eastAsia="Meiryo UI"/>
                 <w:b w:val="0"/>
                 <w:i w:val="0"/>
                 <w:sz w:val="19"/>
@@ -1609,12 +1771,30 @@
       </w:pPr>
       <w:r>
         <w:rPr>
-          <w:rFonts w:ascii="游ゴシック" w:hAnsi="游ゴシック" w:eastAsia="游ゴシック"/>
+          <w:rFonts w:ascii="Meiryo UI" w:hAnsi="Meiryo UI" w:eastAsia="Meiryo UI"/>
           <w:b w:val="0"/>
           <w:i w:val="0"/>
-          <w:sz w:val="19"/>
+          <w:sz w:val="21"/>
         </w:rPr>
-        <w:t>ThreadingHTTPServer のため、セッション状態の変更は `server.lock` で直列化する。</w:t>
+        <w:t xml:space="preserve">ThreadingHTTPServer のため、セッション状態の変更は </w:t>
+      </w:r>
+      <w:r>
+        <w:rPr>
+          <w:rFonts w:ascii="ＭＳ ゴシック" w:hAnsi="ＭＳ ゴシック" w:eastAsia="ＭＳ ゴシック"/>
+          <w:b w:val="0"/>
+          <w:i w:val="0"/>
+          <w:sz w:val="20"/>
+        </w:rPr>
+        <w:t>server.lock</w:t>
+      </w:r>
+      <w:r>
+        <w:rPr>
+          <w:rFonts w:ascii="Meiryo UI" w:hAnsi="Meiryo UI" w:eastAsia="Meiryo UI"/>
+          <w:b w:val="0"/>
+          <w:i w:val="0"/>
+          <w:sz w:val="21"/>
+        </w:rPr>
+        <w:t xml:space="preserve"> で直列化する。</w:t>
       </w:r>
     </w:p>
     <w:p>
@@ -1623,7 +1803,7 @@
       </w:pPr>
       <w:r>
         <w:rPr>
-          <w:rFonts w:ascii="游ゴシック" w:hAnsi="游ゴシック" w:eastAsia="游ゴシック"/>
+          <w:rFonts w:ascii="Meiryo UI" w:hAnsi="Meiryo UI" w:eastAsia="Meiryo UI"/>
           <w:b/>
           <w:i w:val="0"/>
           <w:color w:val="20242C"/>
@@ -1646,13 +1826,13 @@
       <w:tr>
         <w:tc>
           <w:tcPr>
-            <w:tcW w:type="dxa" w:w="3402"/>
+            <w:tcW w:type="dxa" w:w="4873"/>
           </w:tcPr>
           <w:p>
             <w:r/>
             <w:r>
               <w:rPr>
-                <w:rFonts w:ascii="游ゴシック" w:hAnsi="游ゴシック" w:eastAsia="游ゴシック"/>
+                <w:rFonts w:ascii="Meiryo UI" w:hAnsi="Meiryo UI" w:eastAsia="Meiryo UI"/>
                 <w:b/>
                 <w:i w:val="0"/>
                 <w:sz w:val="19"/>
@@ -1663,13 +1843,13 @@
         </w:tc>
         <w:tc>
           <w:tcPr>
-            <w:tcW w:type="dxa" w:w="5669"/>
+            <w:tcW w:type="dxa" w:w="4873"/>
           </w:tcPr>
           <w:p>
             <w:r/>
             <w:r>
               <w:rPr>
-                <w:rFonts w:ascii="游ゴシック" w:hAnsi="游ゴシック" w:eastAsia="游ゴシック"/>
+                <w:rFonts w:ascii="Meiryo UI" w:hAnsi="Meiryo UI" w:eastAsia="Meiryo UI"/>
                 <w:b/>
                 <w:i w:val="0"/>
                 <w:sz w:val="19"/>
@@ -1682,16 +1862,16 @@
       <w:tr>
         <w:tc>
           <w:tcPr>
-            <w:tcW w:type="dxa" w:w="3402"/>
+            <w:tcW w:type="dxa" w:w="4873"/>
           </w:tcPr>
           <w:p>
             <w:r/>
             <w:r>
               <w:rPr>
-                <w:rFonts w:ascii="游ゴシック" w:hAnsi="游ゴシック" w:eastAsia="游ゴシック"/>
+                <w:rFonts w:ascii="ＭＳ ゴシック" w:hAnsi="ＭＳ ゴシック" w:eastAsia="ＭＳ ゴシック"/>
                 <w:b w:val="0"/>
                 <w:i w:val="0"/>
-                <w:sz w:val="19"/>
+                <w:sz w:val="18"/>
               </w:rPr>
               <w:t>state</w:t>
             </w:r>
@@ -1699,13 +1879,13 @@
         </w:tc>
         <w:tc>
           <w:tcPr>
-            <w:tcW w:type="dxa" w:w="5669"/>
+            <w:tcW w:type="dxa" w:w="4873"/>
           </w:tcPr>
           <w:p>
             <w:r/>
             <w:r>
               <w:rPr>
-                <w:rFonts w:ascii="游ゴシック" w:hAnsi="游ゴシック" w:eastAsia="游ゴシック"/>
+                <w:rFonts w:ascii="Meiryo UI" w:hAnsi="Meiryo UI" w:eastAsia="Meiryo UI"/>
                 <w:b w:val="0"/>
                 <w:i w:val="0"/>
                 <w:sz w:val="19"/>
@@ -1718,16 +1898,16 @@
       <w:tr>
         <w:tc>
           <w:tcPr>
-            <w:tcW w:type="dxa" w:w="3402"/>
+            <w:tcW w:type="dxa" w:w="4873"/>
           </w:tcPr>
           <w:p>
             <w:r/>
             <w:r>
               <w:rPr>
-                <w:rFonts w:ascii="游ゴシック" w:hAnsi="游ゴシック" w:eastAsia="游ゴシック"/>
+                <w:rFonts w:ascii="ＭＳ ゴシック" w:hAnsi="ＭＳ ゴシック" w:eastAsia="ＭＳ ゴシック"/>
                 <w:b w:val="0"/>
                 <w:i w:val="0"/>
-                <w:sz w:val="19"/>
+                <w:sz w:val="18"/>
               </w:rPr>
               <w:t>pageSvg</w:t>
             </w:r>
@@ -1735,13 +1915,13 @@
         </w:tc>
         <w:tc>
           <w:tcPr>
-            <w:tcW w:type="dxa" w:w="5669"/>
+            <w:tcW w:type="dxa" w:w="4873"/>
           </w:tcPr>
           <w:p>
             <w:r/>
             <w:r>
               <w:rPr>
-                <w:rFonts w:ascii="游ゴシック" w:hAnsi="游ゴシック" w:eastAsia="游ゴシック"/>
+                <w:rFonts w:ascii="Meiryo UI" w:hAnsi="Meiryo UI" w:eastAsia="Meiryo UI"/>
                 <w:b w:val="0"/>
                 <w:i w:val="0"/>
                 <w:sz w:val="19"/>
@@ -1754,16 +1934,16 @@
       <w:tr>
         <w:tc>
           <w:tcPr>
-            <w:tcW w:type="dxa" w:w="3402"/>
+            <w:tcW w:type="dxa" w:w="4873"/>
           </w:tcPr>
           <w:p>
             <w:r/>
             <w:r>
               <w:rPr>
-                <w:rFonts w:ascii="游ゴシック" w:hAnsi="游ゴシック" w:eastAsia="游ゴシック"/>
+                <w:rFonts w:ascii="ＭＳ ゴシック" w:hAnsi="ＭＳ ゴシック" w:eastAsia="ＭＳ ゴシック"/>
                 <w:b w:val="0"/>
                 <w:i w:val="0"/>
-                <w:sz w:val="19"/>
+                <w:sz w:val="18"/>
               </w:rPr>
               <w:t>planPage / removedList</w:t>
             </w:r>
@@ -1771,13 +1951,13 @@
         </w:tc>
         <w:tc>
           <w:tcPr>
-            <w:tcW w:type="dxa" w:w="5669"/>
+            <w:tcW w:type="dxa" w:w="4873"/>
           </w:tcPr>
           <w:p>
             <w:r/>
             <w:r>
               <w:rPr>
-                <w:rFonts w:ascii="游ゴシック" w:hAnsi="游ゴシック" w:eastAsia="游ゴシック"/>
+                <w:rFonts w:ascii="Meiryo UI" w:hAnsi="Meiryo UI" w:eastAsia="Meiryo UI"/>
                 <w:b w:val="0"/>
                 <w:i w:val="0"/>
                 <w:sz w:val="19"/>
@@ -1790,16 +1970,16 @@
       <w:tr>
         <w:tc>
           <w:tcPr>
-            <w:tcW w:type="dxa" w:w="3402"/>
+            <w:tcW w:type="dxa" w:w="4873"/>
           </w:tcPr>
           <w:p>
             <w:r/>
             <w:r>
               <w:rPr>
-                <w:rFonts w:ascii="游ゴシック" w:hAnsi="游ゴシック" w:eastAsia="游ゴシック"/>
+                <w:rFonts w:ascii="ＭＳ ゴシック" w:hAnsi="ＭＳ ゴシック" w:eastAsia="ＭＳ ゴシック"/>
                 <w:b w:val="0"/>
                 <w:i w:val="0"/>
-                <w:sz w:val="19"/>
+                <w:sz w:val="18"/>
               </w:rPr>
               <w:t>applyDelete / deleteRegion / addBorder</w:t>
             </w:r>
@@ -1807,18 +1987,18 @@
         </w:tc>
         <w:tc>
           <w:tcPr>
-            <w:tcW w:type="dxa" w:w="5669"/>
+            <w:tcW w:type="dxa" w:w="4873"/>
           </w:tcPr>
           <w:p>
             <w:r/>
             <w:r>
               <w:rPr>
-                <w:rFonts w:ascii="游ゴシック" w:hAnsi="游ゴシック" w:eastAsia="游ゴシック"/>
+                <w:rFonts w:ascii="Meiryo UI" w:hAnsi="Meiryo UI" w:eastAsia="Meiryo UI"/>
                 <w:b w:val="0"/>
                 <w:i w:val="0"/>
                 <w:sz w:val="19"/>
               </w:rPr>
-              <w:t>削除・クロップ・枠線（Undo へ push）</w:t>
+              <w:t>削除・範囲削除・枠線（Undo へ push）</w:t>
             </w:r>
           </w:p>
         </w:tc>
@@ -1826,16 +2006,16 @@
       <w:tr>
         <w:tc>
           <w:tcPr>
-            <w:tcW w:type="dxa" w:w="3402"/>
+            <w:tcW w:type="dxa" w:w="4873"/>
           </w:tcPr>
           <w:p>
             <w:r/>
             <w:r>
               <w:rPr>
-                <w:rFonts w:ascii="游ゴシック" w:hAnsi="游ゴシック" w:eastAsia="游ゴシック"/>
+                <w:rFonts w:ascii="ＭＳ ゴシック" w:hAnsi="ＭＳ ゴシック" w:eastAsia="ＭＳ ゴシック"/>
                 <w:b w:val="0"/>
                 <w:i w:val="0"/>
-                <w:sz w:val="19"/>
+                <w:sz w:val="18"/>
               </w:rPr>
               <w:t>dictList / dictAdd / reapplyDict</w:t>
             </w:r>
@@ -1843,13 +2023,13 @@
         </w:tc>
         <w:tc>
           <w:tcPr>
-            <w:tcW w:type="dxa" w:w="5669"/>
+            <w:tcW w:type="dxa" w:w="4873"/>
           </w:tcPr>
           <w:p>
             <w:r/>
             <w:r>
               <w:rPr>
-                <w:rFonts w:ascii="游ゴシック" w:hAnsi="游ゴシック" w:eastAsia="游ゴシック"/>
+                <w:rFonts w:ascii="Meiryo UI" w:hAnsi="Meiryo UI" w:eastAsia="Meiryo UI"/>
                 <w:b w:val="0"/>
                 <w:i w:val="0"/>
                 <w:sz w:val="19"/>
@@ -1862,16 +2042,16 @@
       <w:tr>
         <w:tc>
           <w:tcPr>
-            <w:tcW w:type="dxa" w:w="3402"/>
+            <w:tcW w:type="dxa" w:w="4873"/>
           </w:tcPr>
           <w:p>
             <w:r/>
             <w:r>
               <w:rPr>
-                <w:rFonts w:ascii="游ゴシック" w:hAnsi="游ゴシック" w:eastAsia="游ゴシック"/>
+                <w:rFonts w:ascii="ＭＳ ゴシック" w:hAnsi="ＭＳ ゴシック" w:eastAsia="ＭＳ ゴシック"/>
                 <w:b w:val="0"/>
                 <w:i w:val="0"/>
-                <w:sz w:val="19"/>
+                <w:sz w:val="18"/>
               </w:rPr>
               <w:t>dictJson / dictImportJson</w:t>
             </w:r>
@@ -1879,13 +2059,13 @@
         </w:tc>
         <w:tc>
           <w:tcPr>
-            <w:tcW w:type="dxa" w:w="5669"/>
+            <w:tcW w:type="dxa" w:w="4873"/>
           </w:tcPr>
           <w:p>
             <w:r/>
             <w:r>
               <w:rPr>
-                <w:rFonts w:ascii="游ゴシック" w:hAnsi="游ゴシック" w:eastAsia="游ゴシック"/>
+                <w:rFonts w:ascii="Meiryo UI" w:hAnsi="Meiryo UI" w:eastAsia="Meiryo UI"/>
                 <w:b w:val="0"/>
                 <w:i w:val="0"/>
                 <w:sz w:val="19"/>
@@ -1898,16 +2078,16 @@
       <w:tr>
         <w:tc>
           <w:tcPr>
-            <w:tcW w:type="dxa" w:w="3402"/>
+            <w:tcW w:type="dxa" w:w="4873"/>
           </w:tcPr>
           <w:p>
             <w:r/>
             <w:r>
               <w:rPr>
-                <w:rFonts w:ascii="游ゴシック" w:hAnsi="游ゴシック" w:eastAsia="游ゴシック"/>
+                <w:rFonts w:ascii="ＭＳ ゴシック" w:hAnsi="ＭＳ ゴシック" w:eastAsia="ＭＳ ゴシック"/>
                 <w:b w:val="0"/>
                 <w:i w:val="0"/>
-                <w:sz w:val="19"/>
+                <w:sz w:val="18"/>
               </w:rPr>
               <w:t>setOnlyHeaders</w:t>
             </w:r>
@@ -1915,13 +2095,13 @@
         </w:tc>
         <w:tc>
           <w:tcPr>
-            <w:tcW w:type="dxa" w:w="5669"/>
+            <w:tcW w:type="dxa" w:w="4873"/>
           </w:tcPr>
           <w:p>
             <w:r/>
             <w:r>
               <w:rPr>
-                <w:rFonts w:ascii="游ゴシック" w:hAnsi="游ゴシック" w:eastAsia="游ゴシック"/>
+                <w:rFonts w:ascii="Meiryo UI" w:hAnsi="Meiryo UI" w:eastAsia="Meiryo UI"/>
                 <w:b w:val="0"/>
                 <w:i w:val="0"/>
                 <w:sz w:val="19"/>
@@ -1934,16 +2114,16 @@
       <w:tr>
         <w:tc>
           <w:tcPr>
-            <w:tcW w:type="dxa" w:w="3402"/>
+            <w:tcW w:type="dxa" w:w="4873"/>
           </w:tcPr>
           <w:p>
             <w:r/>
             <w:r>
               <w:rPr>
-                <w:rFonts w:ascii="游ゴシック" w:hAnsi="游ゴシック" w:eastAsia="游ゴシック"/>
+                <w:rFonts w:ascii="ＭＳ ゴシック" w:hAnsi="ＭＳ ゴシック" w:eastAsia="ＭＳ ゴシック"/>
                 <w:b w:val="0"/>
                 <w:i w:val="0"/>
-                <w:sz w:val="19"/>
+                <w:sz w:val="18"/>
               </w:rPr>
               <w:t>undo / redo</w:t>
             </w:r>
@@ -1951,13 +2131,13 @@
         </w:tc>
         <w:tc>
           <w:tcPr>
-            <w:tcW w:type="dxa" w:w="5669"/>
+            <w:tcW w:type="dxa" w:w="4873"/>
           </w:tcPr>
           <w:p>
             <w:r/>
             <w:r>
               <w:rPr>
-                <w:rFonts w:ascii="游ゴシック" w:hAnsi="游ゴシック" w:eastAsia="游ゴシック"/>
+                <w:rFonts w:ascii="Meiryo UI" w:hAnsi="Meiryo UI" w:eastAsia="Meiryo UI"/>
                 <w:b w:val="0"/>
                 <w:i w:val="0"/>
                 <w:sz w:val="19"/>
@@ -1970,16 +2150,16 @@
       <w:tr>
         <w:tc>
           <w:tcPr>
-            <w:tcW w:type="dxa" w:w="3402"/>
+            <w:tcW w:type="dxa" w:w="4873"/>
           </w:tcPr>
           <w:p>
             <w:r/>
             <w:r>
               <w:rPr>
-                <w:rFonts w:ascii="游ゴシック" w:hAnsi="游ゴシック" w:eastAsia="游ゴシック"/>
+                <w:rFonts w:ascii="ＭＳ ゴシック" w:hAnsi="ＭＳ ゴシック" w:eastAsia="ＭＳ ゴシック"/>
                 <w:b w:val="0"/>
                 <w:i w:val="0"/>
-                <w:sz w:val="19"/>
+                <w:sz w:val="18"/>
               </w:rPr>
               <w:t>exportSvg</w:t>
             </w:r>
@@ -1987,13 +2167,13 @@
         </w:tc>
         <w:tc>
           <w:tcPr>
-            <w:tcW w:type="dxa" w:w="5669"/>
+            <w:tcW w:type="dxa" w:w="4873"/>
           </w:tcPr>
           <w:p>
             <w:r/>
             <w:r>
               <w:rPr>
-                <w:rFonts w:ascii="游ゴシック" w:hAnsi="游ゴシック" w:eastAsia="游ゴシック"/>
+                <w:rFonts w:ascii="Meiryo UI" w:hAnsi="Meiryo UI" w:eastAsia="Meiryo UI"/>
                 <w:b w:val="0"/>
                 <w:i w:val="0"/>
                 <w:sz w:val="19"/>
@@ -2006,16 +2186,16 @@
       <w:tr>
         <w:tc>
           <w:tcPr>
-            <w:tcW w:type="dxa" w:w="3402"/>
+            <w:tcW w:type="dxa" w:w="4873"/>
           </w:tcPr>
           <w:p>
             <w:r/>
             <w:r>
               <w:rPr>
-                <w:rFonts w:ascii="游ゴシック" w:hAnsi="游ゴシック" w:eastAsia="游ゴシック"/>
+                <w:rFonts w:ascii="ＭＳ ゴシック" w:hAnsi="ＭＳ ゴシック" w:eastAsia="ＭＳ ゴシック"/>
                 <w:b w:val="0"/>
                 <w:i w:val="0"/>
-                <w:sz w:val="19"/>
+                <w:sz w:val="18"/>
               </w:rPr>
               <w:t>removeFile</w:t>
             </w:r>
@@ -2023,13 +2203,13 @@
         </w:tc>
         <w:tc>
           <w:tcPr>
-            <w:tcW w:type="dxa" w:w="5669"/>
+            <w:tcW w:type="dxa" w:w="4873"/>
           </w:tcPr>
           <w:p>
             <w:r/>
             <w:r>
               <w:rPr>
-                <w:rFonts w:ascii="游ゴシック" w:hAnsi="游ゴシック" w:eastAsia="游ゴシック"/>
+                <w:rFonts w:ascii="Meiryo UI" w:hAnsi="Meiryo UI" w:eastAsia="Meiryo UI"/>
                 <w:b w:val="0"/>
                 <w:i w:val="0"/>
                 <w:sz w:val="19"/>
@@ -2046,7 +2226,7 @@
       </w:pPr>
       <w:r>
         <w:rPr>
-          <w:rFonts w:ascii="游ゴシック" w:hAnsi="游ゴシック" w:eastAsia="游ゴシック"/>
+          <w:rFonts w:ascii="Meiryo UI" w:hAnsi="Meiryo UI" w:eastAsia="Meiryo UI"/>
           <w:b/>
           <w:i w:val="0"/>
           <w:color w:val="1F5C99"/>
@@ -2071,13 +2251,13 @@
       <w:tr>
         <w:tc>
           <w:tcPr>
-            <w:tcW w:type="dxa" w:w="2041"/>
+            <w:tcW w:type="dxa" w:w="2436"/>
           </w:tcPr>
           <w:p>
             <w:r/>
             <w:r>
               <w:rPr>
-                <w:rFonts w:ascii="游ゴシック" w:hAnsi="游ゴシック" w:eastAsia="游ゴシック"/>
+                <w:rFonts w:ascii="Meiryo UI" w:hAnsi="Meiryo UI" w:eastAsia="Meiryo UI"/>
                 <w:b/>
                 <w:i w:val="0"/>
                 <w:sz w:val="19"/>
@@ -2088,13 +2268,13 @@
         </w:tc>
         <w:tc>
           <w:tcPr>
-            <w:tcW w:type="dxa" w:w="1134"/>
+            <w:tcW w:type="dxa" w:w="2436"/>
           </w:tcPr>
           <w:p>
             <w:r/>
             <w:r>
               <w:rPr>
-                <w:rFonts w:ascii="游ゴシック" w:hAnsi="游ゴシック" w:eastAsia="游ゴシック"/>
+                <w:rFonts w:ascii="Meiryo UI" w:hAnsi="Meiryo UI" w:eastAsia="Meiryo UI"/>
                 <w:b/>
                 <w:i w:val="0"/>
                 <w:sz w:val="19"/>
@@ -2105,13 +2285,13 @@
         </w:tc>
         <w:tc>
           <w:tcPr>
-            <w:tcW w:type="dxa" w:w="1474"/>
+            <w:tcW w:type="dxa" w:w="2436"/>
           </w:tcPr>
           <w:p>
             <w:r/>
             <w:r>
               <w:rPr>
-                <w:rFonts w:ascii="游ゴシック" w:hAnsi="游ゴシック" w:eastAsia="游ゴシック"/>
+                <w:rFonts w:ascii="Meiryo UI" w:hAnsi="Meiryo UI" w:eastAsia="Meiryo UI"/>
                 <w:b/>
                 <w:i w:val="0"/>
                 <w:sz w:val="19"/>
@@ -2122,13 +2302,13 @@
         </w:tc>
         <w:tc>
           <w:tcPr>
-            <w:tcW w:type="dxa" w:w="4422"/>
+            <w:tcW w:type="dxa" w:w="2436"/>
           </w:tcPr>
           <w:p>
             <w:r/>
             <w:r>
               <w:rPr>
-                <w:rFonts w:ascii="游ゴシック" w:hAnsi="游ゴシック" w:eastAsia="游ゴシック"/>
+                <w:rFonts w:ascii="Meiryo UI" w:hAnsi="Meiryo UI" w:eastAsia="Meiryo UI"/>
                 <w:b/>
                 <w:i w:val="0"/>
                 <w:sz w:val="19"/>
@@ -2141,13 +2321,13 @@
       <w:tr>
         <w:tc>
           <w:tcPr>
-            <w:tcW w:type="dxa" w:w="2041"/>
+            <w:tcW w:type="dxa" w:w="2436"/>
           </w:tcPr>
           <w:p>
             <w:r/>
             <w:r>
               <w:rPr>
-                <w:rFonts w:ascii="游ゴシック" w:hAnsi="游ゴシック" w:eastAsia="游ゴシック"/>
+                <w:rFonts w:ascii="Meiryo UI" w:hAnsi="Meiryo UI" w:eastAsia="Meiryo UI"/>
                 <w:b w:val="0"/>
                 <w:i w:val="0"/>
                 <w:sz w:val="19"/>
@@ -2158,13 +2338,13 @@
         </w:tc>
         <w:tc>
           <w:tcPr>
-            <w:tcW w:type="dxa" w:w="1134"/>
+            <w:tcW w:type="dxa" w:w="2436"/>
           </w:tcPr>
           <w:p>
             <w:r/>
             <w:r>
               <w:rPr>
-                <w:rFonts w:ascii="游ゴシック" w:hAnsi="游ゴシック" w:eastAsia="游ゴシック"/>
+                <w:rFonts w:ascii="Meiryo UI" w:hAnsi="Meiryo UI" w:eastAsia="Meiryo UI"/>
                 <w:b w:val="0"/>
                 <w:i w:val="0"/>
                 <w:sz w:val="19"/>
@@ -2175,13 +2355,13 @@
         </w:tc>
         <w:tc>
           <w:tcPr>
-            <w:tcW w:type="dxa" w:w="1474"/>
+            <w:tcW w:type="dxa" w:w="2436"/>
           </w:tcPr>
           <w:p>
             <w:r/>
             <w:r>
               <w:rPr>
-                <w:rFonts w:ascii="游ゴシック" w:hAnsi="游ゴシック" w:eastAsia="游ゴシック"/>
+                <w:rFonts w:ascii="Meiryo UI" w:hAnsi="Meiryo UI" w:eastAsia="Meiryo UI"/>
                 <w:b w:val="0"/>
                 <w:i w:val="0"/>
                 <w:sz w:val="19"/>
@@ -2192,13 +2372,13 @@
         </w:tc>
         <w:tc>
           <w:tcPr>
-            <w:tcW w:type="dxa" w:w="4422"/>
+            <w:tcW w:type="dxa" w:w="2436"/>
           </w:tcPr>
           <w:p>
             <w:r/>
             <w:r>
               <w:rPr>
-                <w:rFonts w:ascii="游ゴシック" w:hAnsi="游ゴシック" w:eastAsia="游ゴシック"/>
+                <w:rFonts w:ascii="Meiryo UI" w:hAnsi="Meiryo UI" w:eastAsia="Meiryo UI"/>
                 <w:b w:val="0"/>
                 <w:i w:val="0"/>
                 <w:sz w:val="19"/>
@@ -2211,13 +2391,13 @@
       <w:tr>
         <w:tc>
           <w:tcPr>
-            <w:tcW w:type="dxa" w:w="2041"/>
+            <w:tcW w:type="dxa" w:w="2436"/>
           </w:tcPr>
           <w:p>
             <w:r/>
             <w:r>
               <w:rPr>
-                <w:rFonts w:ascii="游ゴシック" w:hAnsi="游ゴシック" w:eastAsia="游ゴシック"/>
+                <w:rFonts w:ascii="Meiryo UI" w:hAnsi="Meiryo UI" w:eastAsia="Meiryo UI"/>
                 <w:b w:val="0"/>
                 <w:i w:val="0"/>
                 <w:sz w:val="19"/>
@@ -2228,13 +2408,13 @@
         </w:tc>
         <w:tc>
           <w:tcPr>
-            <w:tcW w:type="dxa" w:w="1134"/>
+            <w:tcW w:type="dxa" w:w="2436"/>
           </w:tcPr>
           <w:p>
             <w:r/>
             <w:r>
               <w:rPr>
-                <w:rFonts w:ascii="游ゴシック" w:hAnsi="游ゴシック" w:eastAsia="游ゴシック"/>
+                <w:rFonts w:ascii="Meiryo UI" w:hAnsi="Meiryo UI" w:eastAsia="Meiryo UI"/>
                 <w:b w:val="0"/>
                 <w:i w:val="0"/>
                 <w:sz w:val="19"/>
@@ -2245,13 +2425,13 @@
         </w:tc>
         <w:tc>
           <w:tcPr>
-            <w:tcW w:type="dxa" w:w="1474"/>
+            <w:tcW w:type="dxa" w:w="2436"/>
           </w:tcPr>
           <w:p>
             <w:r/>
             <w:r>
               <w:rPr>
-                <w:rFonts w:ascii="游ゴシック" w:hAnsi="游ゴシック" w:eastAsia="游ゴシック"/>
+                <w:rFonts w:ascii="Meiryo UI" w:hAnsi="Meiryo UI" w:eastAsia="Meiryo UI"/>
                 <w:b w:val="0"/>
                 <w:i w:val="0"/>
                 <w:sz w:val="19"/>
@@ -2262,13 +2442,13 @@
         </w:tc>
         <w:tc>
           <w:tcPr>
-            <w:tcW w:type="dxa" w:w="4422"/>
+            <w:tcW w:type="dxa" w:w="2436"/>
           </w:tcPr>
           <w:p>
             <w:r/>
             <w:r>
               <w:rPr>
-                <w:rFonts w:ascii="游ゴシック" w:hAnsi="游ゴシック" w:eastAsia="游ゴシック"/>
+                <w:rFonts w:ascii="Meiryo UI" w:hAnsi="Meiryo UI" w:eastAsia="Meiryo UI"/>
                 <w:b w:val="0"/>
                 <w:i w:val="0"/>
                 <w:sz w:val="19"/>
@@ -2281,13 +2461,13 @@
       <w:tr>
         <w:tc>
           <w:tcPr>
-            <w:tcW w:type="dxa" w:w="2041"/>
+            <w:tcW w:type="dxa" w:w="2436"/>
           </w:tcPr>
           <w:p>
             <w:r/>
             <w:r>
               <w:rPr>
-                <w:rFonts w:ascii="游ゴシック" w:hAnsi="游ゴシック" w:eastAsia="游ゴシック"/>
+                <w:rFonts w:ascii="Meiryo UI" w:hAnsi="Meiryo UI" w:eastAsia="Meiryo UI"/>
                 <w:b w:val="0"/>
                 <w:i w:val="0"/>
                 <w:sz w:val="19"/>
@@ -2298,13 +2478,13 @@
         </w:tc>
         <w:tc>
           <w:tcPr>
-            <w:tcW w:type="dxa" w:w="1134"/>
+            <w:tcW w:type="dxa" w:w="2436"/>
           </w:tcPr>
           <w:p>
             <w:r/>
             <w:r>
               <w:rPr>
-                <w:rFonts w:ascii="游ゴシック" w:hAnsi="游ゴシック" w:eastAsia="游ゴシック"/>
+                <w:rFonts w:ascii="Meiryo UI" w:hAnsi="Meiryo UI" w:eastAsia="Meiryo UI"/>
                 <w:b w:val="0"/>
                 <w:i w:val="0"/>
                 <w:sz w:val="19"/>
@@ -2315,13 +2495,13 @@
         </w:tc>
         <w:tc>
           <w:tcPr>
-            <w:tcW w:type="dxa" w:w="1474"/>
+            <w:tcW w:type="dxa" w:w="2436"/>
           </w:tcPr>
           <w:p>
             <w:r/>
             <w:r>
               <w:rPr>
-                <w:rFonts w:ascii="游ゴシック" w:hAnsi="游ゴシック" w:eastAsia="游ゴシック"/>
+                <w:rFonts w:ascii="Meiryo UI" w:hAnsi="Meiryo UI" w:eastAsia="Meiryo UI"/>
                 <w:b w:val="0"/>
                 <w:i w:val="0"/>
                 <w:sz w:val="19"/>
@@ -2332,13 +2512,13 @@
         </w:tc>
         <w:tc>
           <w:tcPr>
-            <w:tcW w:type="dxa" w:w="4422"/>
+            <w:tcW w:type="dxa" w:w="2436"/>
           </w:tcPr>
           <w:p>
             <w:r/>
             <w:r>
               <w:rPr>
-                <w:rFonts w:ascii="游ゴシック" w:hAnsi="游ゴシック" w:eastAsia="游ゴシック"/>
+                <w:rFonts w:ascii="Meiryo UI" w:hAnsi="Meiryo UI" w:eastAsia="Meiryo UI"/>
                 <w:b w:val="0"/>
                 <w:i w:val="0"/>
                 <w:sz w:val="19"/>
@@ -2351,13 +2531,13 @@
       <w:tr>
         <w:tc>
           <w:tcPr>
-            <w:tcW w:type="dxa" w:w="2041"/>
+            <w:tcW w:type="dxa" w:w="2436"/>
           </w:tcPr>
           <w:p>
             <w:r/>
             <w:r>
               <w:rPr>
-                <w:rFonts w:ascii="游ゴシック" w:hAnsi="游ゴシック" w:eastAsia="游ゴシック"/>
+                <w:rFonts w:ascii="Meiryo UI" w:hAnsi="Meiryo UI" w:eastAsia="Meiryo UI"/>
                 <w:b w:val="0"/>
                 <w:i w:val="0"/>
                 <w:sz w:val="19"/>
@@ -2368,13 +2548,13 @@
         </w:tc>
         <w:tc>
           <w:tcPr>
-            <w:tcW w:type="dxa" w:w="1134"/>
+            <w:tcW w:type="dxa" w:w="2436"/>
           </w:tcPr>
           <w:p>
             <w:r/>
             <w:r>
               <w:rPr>
-                <w:rFonts w:ascii="游ゴシック" w:hAnsi="游ゴシック" w:eastAsia="游ゴシック"/>
+                <w:rFonts w:ascii="Meiryo UI" w:hAnsi="Meiryo UI" w:eastAsia="Meiryo UI"/>
                 <w:b w:val="0"/>
                 <w:i w:val="0"/>
                 <w:sz w:val="19"/>
@@ -2385,13 +2565,13 @@
         </w:tc>
         <w:tc>
           <w:tcPr>
-            <w:tcW w:type="dxa" w:w="1474"/>
+            <w:tcW w:type="dxa" w:w="2436"/>
           </w:tcPr>
           <w:p>
             <w:r/>
             <w:r>
               <w:rPr>
-                <w:rFonts w:ascii="游ゴシック" w:hAnsi="游ゴシック" w:eastAsia="游ゴシック"/>
+                <w:rFonts w:ascii="Meiryo UI" w:hAnsi="Meiryo UI" w:eastAsia="Meiryo UI"/>
                 <w:b w:val="0"/>
                 <w:i w:val="0"/>
                 <w:sz w:val="19"/>
@@ -2402,13 +2582,13 @@
         </w:tc>
         <w:tc>
           <w:tcPr>
-            <w:tcW w:type="dxa" w:w="4422"/>
+            <w:tcW w:type="dxa" w:w="2436"/>
           </w:tcPr>
           <w:p>
             <w:r/>
             <w:r>
               <w:rPr>
-                <w:rFonts w:ascii="游ゴシック" w:hAnsi="游ゴシック" w:eastAsia="游ゴシック"/>
+                <w:rFonts w:ascii="Meiryo UI" w:hAnsi="Meiryo UI" w:eastAsia="Meiryo UI"/>
                 <w:b w:val="0"/>
                 <w:i w:val="0"/>
                 <w:sz w:val="19"/>
@@ -2421,13 +2601,13 @@
       <w:tr>
         <w:tc>
           <w:tcPr>
-            <w:tcW w:type="dxa" w:w="2041"/>
+            <w:tcW w:type="dxa" w:w="2436"/>
           </w:tcPr>
           <w:p>
             <w:r/>
             <w:r>
               <w:rPr>
-                <w:rFonts w:ascii="游ゴシック" w:hAnsi="游ゴシック" w:eastAsia="游ゴシック"/>
+                <w:rFonts w:ascii="Meiryo UI" w:hAnsi="Meiryo UI" w:eastAsia="Meiryo UI"/>
                 <w:b w:val="0"/>
                 <w:i w:val="0"/>
                 <w:sz w:val="19"/>
@@ -2438,13 +2618,13 @@
         </w:tc>
         <w:tc>
           <w:tcPr>
-            <w:tcW w:type="dxa" w:w="1134"/>
+            <w:tcW w:type="dxa" w:w="2436"/>
           </w:tcPr>
           <w:p>
             <w:r/>
             <w:r>
               <w:rPr>
-                <w:rFonts w:ascii="游ゴシック" w:hAnsi="游ゴシック" w:eastAsia="游ゴシック"/>
+                <w:rFonts w:ascii="Meiryo UI" w:hAnsi="Meiryo UI" w:eastAsia="Meiryo UI"/>
                 <w:b w:val="0"/>
                 <w:i w:val="0"/>
                 <w:sz w:val="19"/>
@@ -2455,13 +2635,13 @@
         </w:tc>
         <w:tc>
           <w:tcPr>
-            <w:tcW w:type="dxa" w:w="1474"/>
+            <w:tcW w:type="dxa" w:w="2436"/>
           </w:tcPr>
           <w:p>
             <w:r/>
             <w:r>
               <w:rPr>
-                <w:rFonts w:ascii="游ゴシック" w:hAnsi="游ゴシック" w:eastAsia="游ゴシック"/>
+                <w:rFonts w:ascii="Meiryo UI" w:hAnsi="Meiryo UI" w:eastAsia="Meiryo UI"/>
                 <w:b w:val="0"/>
                 <w:i w:val="0"/>
                 <w:sz w:val="19"/>
@@ -2472,13 +2652,13 @@
         </w:tc>
         <w:tc>
           <w:tcPr>
-            <w:tcW w:type="dxa" w:w="4422"/>
+            <w:tcW w:type="dxa" w:w="2436"/>
           </w:tcPr>
           <w:p>
             <w:r/>
             <w:r>
               <w:rPr>
-                <w:rFonts w:ascii="游ゴシック" w:hAnsi="游ゴシック" w:eastAsia="游ゴシック"/>
+                <w:rFonts w:ascii="Meiryo UI" w:hAnsi="Meiryo UI" w:eastAsia="Meiryo UI"/>
                 <w:b w:val="0"/>
                 <w:i w:val="0"/>
                 <w:sz w:val="19"/>
@@ -2491,13 +2671,13 @@
       <w:tr>
         <w:tc>
           <w:tcPr>
-            <w:tcW w:type="dxa" w:w="2041"/>
+            <w:tcW w:type="dxa" w:w="2436"/>
           </w:tcPr>
           <w:p>
             <w:r/>
             <w:r>
               <w:rPr>
-                <w:rFonts w:ascii="游ゴシック" w:hAnsi="游ゴシック" w:eastAsia="游ゴシック"/>
+                <w:rFonts w:ascii="Meiryo UI" w:hAnsi="Meiryo UI" w:eastAsia="Meiryo UI"/>
                 <w:b w:val="0"/>
                 <w:i w:val="0"/>
                 <w:sz w:val="19"/>
@@ -2508,13 +2688,13 @@
         </w:tc>
         <w:tc>
           <w:tcPr>
-            <w:tcW w:type="dxa" w:w="1134"/>
+            <w:tcW w:type="dxa" w:w="2436"/>
           </w:tcPr>
           <w:p>
             <w:r/>
             <w:r>
               <w:rPr>
-                <w:rFonts w:ascii="游ゴシック" w:hAnsi="游ゴシック" w:eastAsia="游ゴシック"/>
+                <w:rFonts w:ascii="Meiryo UI" w:hAnsi="Meiryo UI" w:eastAsia="Meiryo UI"/>
                 <w:b w:val="0"/>
                 <w:i w:val="0"/>
                 <w:sz w:val="19"/>
@@ -2525,13 +2705,13 @@
         </w:tc>
         <w:tc>
           <w:tcPr>
-            <w:tcW w:type="dxa" w:w="1474"/>
+            <w:tcW w:type="dxa" w:w="2436"/>
           </w:tcPr>
           <w:p>
             <w:r/>
             <w:r>
               <w:rPr>
-                <w:rFonts w:ascii="游ゴシック" w:hAnsi="游ゴシック" w:eastAsia="游ゴシック"/>
+                <w:rFonts w:ascii="Meiryo UI" w:hAnsi="Meiryo UI" w:eastAsia="Meiryo UI"/>
                 <w:b w:val="0"/>
                 <w:i w:val="0"/>
                 <w:sz w:val="19"/>
@@ -2542,13 +2722,13 @@
         </w:tc>
         <w:tc>
           <w:tcPr>
-            <w:tcW w:type="dxa" w:w="4422"/>
+            <w:tcW w:type="dxa" w:w="2436"/>
           </w:tcPr>
           <w:p>
             <w:r/>
             <w:r>
               <w:rPr>
-                <w:rFonts w:ascii="游ゴシック" w:hAnsi="游ゴシック" w:eastAsia="游ゴシック"/>
+                <w:rFonts w:ascii="Meiryo UI" w:hAnsi="Meiryo UI" w:eastAsia="Meiryo UI"/>
                 <w:b w:val="0"/>
                 <w:i w:val="0"/>
                 <w:sz w:val="19"/>
@@ -2561,13 +2741,13 @@
       <w:tr>
         <w:tc>
           <w:tcPr>
-            <w:tcW w:type="dxa" w:w="2041"/>
+            <w:tcW w:type="dxa" w:w="2436"/>
           </w:tcPr>
           <w:p>
             <w:r/>
             <w:r>
               <w:rPr>
-                <w:rFonts w:ascii="游ゴシック" w:hAnsi="游ゴシック" w:eastAsia="游ゴシック"/>
+                <w:rFonts w:ascii="Meiryo UI" w:hAnsi="Meiryo UI" w:eastAsia="Meiryo UI"/>
                 <w:b w:val="0"/>
                 <w:i w:val="0"/>
                 <w:sz w:val="19"/>
@@ -2578,13 +2758,13 @@
         </w:tc>
         <w:tc>
           <w:tcPr>
-            <w:tcW w:type="dxa" w:w="1134"/>
+            <w:tcW w:type="dxa" w:w="2436"/>
           </w:tcPr>
           <w:p>
             <w:r/>
             <w:r>
               <w:rPr>
-                <w:rFonts w:ascii="游ゴシック" w:hAnsi="游ゴシック" w:eastAsia="游ゴシック"/>
+                <w:rFonts w:ascii="Meiryo UI" w:hAnsi="Meiryo UI" w:eastAsia="Meiryo UI"/>
                 <w:b w:val="0"/>
                 <w:i w:val="0"/>
                 <w:sz w:val="19"/>
@@ -2595,13 +2775,13 @@
         </w:tc>
         <w:tc>
           <w:tcPr>
-            <w:tcW w:type="dxa" w:w="1474"/>
+            <w:tcW w:type="dxa" w:w="2436"/>
           </w:tcPr>
           <w:p>
             <w:r/>
             <w:r>
               <w:rPr>
-                <w:rFonts w:ascii="游ゴシック" w:hAnsi="游ゴシック" w:eastAsia="游ゴシック"/>
+                <w:rFonts w:ascii="Meiryo UI" w:hAnsi="Meiryo UI" w:eastAsia="Meiryo UI"/>
                 <w:b w:val="0"/>
                 <w:i w:val="0"/>
                 <w:sz w:val="19"/>
@@ -2612,13 +2792,13 @@
         </w:tc>
         <w:tc>
           <w:tcPr>
-            <w:tcW w:type="dxa" w:w="4422"/>
+            <w:tcW w:type="dxa" w:w="2436"/>
           </w:tcPr>
           <w:p>
             <w:r/>
             <w:r>
               <w:rPr>
-                <w:rFonts w:ascii="游ゴシック" w:hAnsi="游ゴシック" w:eastAsia="游ゴシック"/>
+                <w:rFonts w:ascii="Meiryo UI" w:hAnsi="Meiryo UI" w:eastAsia="Meiryo UI"/>
                 <w:b w:val="0"/>
                 <w:i w:val="0"/>
                 <w:sz w:val="19"/>
@@ -2635,7 +2815,7 @@
       </w:pPr>
       <w:r>
         <w:rPr>
-          <w:rFonts w:ascii="游ゴシック" w:hAnsi="游ゴシック" w:eastAsia="游ゴシック"/>
+          <w:rFonts w:ascii="Meiryo UI" w:hAnsi="Meiryo UI" w:eastAsia="Meiryo UI"/>
           <w:b w:val="0"/>
           <w:i w:val="0"/>
           <w:sz w:val="21"/>
@@ -2649,7 +2829,7 @@
       </w:pPr>
       <w:r>
         <w:rPr>
-          <w:rFonts w:ascii="游ゴシック" w:hAnsi="游ゴシック" w:eastAsia="游ゴシック"/>
+          <w:rFonts w:ascii="Meiryo UI" w:hAnsi="Meiryo UI" w:eastAsia="Meiryo UI"/>
           <w:b/>
           <w:i w:val="0"/>
           <w:color w:val="1F5C99"/>
@@ -2664,12 +2844,30 @@
       </w:pPr>
       <w:r>
         <w:rPr>
-          <w:rFonts w:ascii="游ゴシック" w:hAnsi="游ゴシック" w:eastAsia="游ゴシック"/>
+          <w:rFonts w:ascii="Meiryo UI" w:hAnsi="Meiryo UI" w:eastAsia="Meiryo UI"/>
           <w:b w:val="0"/>
           <w:i w:val="0"/>
           <w:sz w:val="21"/>
         </w:rPr>
-        <w:t>辞書・設定は exe と同じ場所の `data/` に置くポータブル方式（C ドライブや %APPDATA% に非依存）。</w:t>
+        <w:t xml:space="preserve">辞書・設定は exe と同じ場所の </w:t>
+      </w:r>
+      <w:r>
+        <w:rPr>
+          <w:rFonts w:ascii="ＭＳ ゴシック" w:hAnsi="ＭＳ ゴシック" w:eastAsia="ＭＳ ゴシック"/>
+          <w:b w:val="0"/>
+          <w:i w:val="0"/>
+          <w:sz w:val="20"/>
+        </w:rPr>
+        <w:t>data/</w:t>
+      </w:r>
+      <w:r>
+        <w:rPr>
+          <w:rFonts w:ascii="Meiryo UI" w:hAnsi="Meiryo UI" w:eastAsia="Meiryo UI"/>
+          <w:b w:val="0"/>
+          <w:i w:val="0"/>
+          <w:sz w:val="21"/>
+        </w:rPr>
+        <w:t xml:space="preserve"> に置くポータブル方式（C ドライブや %APPDATA% に非依存）。</w:t>
       </w:r>
     </w:p>
     <w:tbl>
@@ -2686,13 +2884,13 @@
       <w:tr>
         <w:tc>
           <w:tcPr>
-            <w:tcW w:type="dxa" w:w="2608"/>
+            <w:tcW w:type="dxa" w:w="4873"/>
           </w:tcPr>
           <w:p>
             <w:r/>
             <w:r>
               <w:rPr>
-                <w:rFonts w:ascii="游ゴシック" w:hAnsi="游ゴシック" w:eastAsia="游ゴシック"/>
+                <w:rFonts w:ascii="Meiryo UI" w:hAnsi="Meiryo UI" w:eastAsia="Meiryo UI"/>
                 <w:b/>
                 <w:i w:val="0"/>
                 <w:sz w:val="19"/>
@@ -2703,13 +2901,13 @@
         </w:tc>
         <w:tc>
           <w:tcPr>
-            <w:tcW w:type="dxa" w:w="6463"/>
+            <w:tcW w:type="dxa" w:w="4873"/>
           </w:tcPr>
           <w:p>
             <w:r/>
             <w:r>
               <w:rPr>
-                <w:rFonts w:ascii="游ゴシック" w:hAnsi="游ゴシック" w:eastAsia="游ゴシック"/>
+                <w:rFonts w:ascii="Meiryo UI" w:hAnsi="Meiryo UI" w:eastAsia="Meiryo UI"/>
                 <w:b/>
                 <w:i w:val="0"/>
                 <w:sz w:val="19"/>
@@ -2722,16 +2920,16 @@
       <w:tr>
         <w:tc>
           <w:tcPr>
-            <w:tcW w:type="dxa" w:w="2608"/>
+            <w:tcW w:type="dxa" w:w="4873"/>
           </w:tcPr>
           <w:p>
             <w:r/>
             <w:r>
               <w:rPr>
-                <w:rFonts w:ascii="游ゴシック" w:hAnsi="游ゴシック" w:eastAsia="游ゴシック"/>
+                <w:rFonts w:ascii="ＭＳ ゴシック" w:hAnsi="ＭＳ ゴシック" w:eastAsia="ＭＳ ゴシック"/>
                 <w:b w:val="0"/>
                 <w:i w:val="0"/>
-                <w:sz w:val="19"/>
+                <w:sz w:val="18"/>
               </w:rPr>
               <w:t>data/dictionary.json</w:t>
             </w:r>
@@ -2739,13 +2937,13 @@
         </w:tc>
         <w:tc>
           <w:tcPr>
-            <w:tcW w:type="dxa" w:w="6463"/>
+            <w:tcW w:type="dxa" w:w="4873"/>
           </w:tcPr>
           <w:p>
             <w:r/>
             <w:r>
               <w:rPr>
-                <w:rFonts w:ascii="游ゴシック" w:hAnsi="游ゴシック" w:eastAsia="游ゴシック"/>
+                <w:rFonts w:ascii="Meiryo UI" w:hAnsi="Meiryo UI" w:eastAsia="Meiryo UI"/>
                 <w:b w:val="0"/>
                 <w:i w:val="0"/>
                 <w:sz w:val="19"/>
@@ -2758,16 +2956,16 @@
       <w:tr>
         <w:tc>
           <w:tcPr>
-            <w:tcW w:type="dxa" w:w="2608"/>
+            <w:tcW w:type="dxa" w:w="4873"/>
           </w:tcPr>
           <w:p>
             <w:r/>
             <w:r>
               <w:rPr>
-                <w:rFonts w:ascii="游ゴシック" w:hAnsi="游ゴシック" w:eastAsia="游ゴシック"/>
+                <w:rFonts w:ascii="ＭＳ ゴシック" w:hAnsi="ＭＳ ゴシック" w:eastAsia="ＭＳ ゴシック"/>
                 <w:b w:val="0"/>
                 <w:i w:val="0"/>
-                <w:sz w:val="19"/>
+                <w:sz w:val="18"/>
               </w:rPr>
               <w:t>data/settings.json</w:t>
             </w:r>
@@ -2775,13 +2973,13 @@
         </w:tc>
         <w:tc>
           <w:tcPr>
-            <w:tcW w:type="dxa" w:w="6463"/>
+            <w:tcW w:type="dxa" w:w="4873"/>
           </w:tcPr>
           <w:p>
             <w:r/>
             <w:r>
               <w:rPr>
-                <w:rFonts w:ascii="游ゴシック" w:hAnsi="游ゴシック" w:eastAsia="游ゴシック"/>
+                <w:rFonts w:ascii="Meiryo UI" w:hAnsi="Meiryo UI" w:eastAsia="Meiryo UI"/>
                 <w:b w:val="0"/>
                 <w:i w:val="0"/>
                 <w:sz w:val="19"/>
@@ -2794,16 +2992,16 @@
       <w:tr>
         <w:tc>
           <w:tcPr>
-            <w:tcW w:type="dxa" w:w="2608"/>
+            <w:tcW w:type="dxa" w:w="4873"/>
           </w:tcPr>
           <w:p>
             <w:r/>
             <w:r>
               <w:rPr>
-                <w:rFonts w:ascii="游ゴシック" w:hAnsi="游ゴシック" w:eastAsia="游ゴシック"/>
+                <w:rFonts w:ascii="ＭＳ ゴシック" w:hAnsi="ＭＳ ゴシック" w:eastAsia="ＭＳ ゴシック"/>
                 <w:b w:val="0"/>
                 <w:i w:val="0"/>
-                <w:sz w:val="19"/>
+                <w:sz w:val="18"/>
               </w:rPr>
               <w:t>data/startup.log</w:t>
             </w:r>
@@ -2811,13 +3009,13 @@
         </w:tc>
         <w:tc>
           <w:tcPr>
-            <w:tcW w:type="dxa" w:w="6463"/>
+            <w:tcW w:type="dxa" w:w="4873"/>
           </w:tcPr>
           <w:p>
             <w:r/>
             <w:r>
               <w:rPr>
-                <w:rFonts w:ascii="游ゴシック" w:hAnsi="游ゴシック" w:eastAsia="游ゴシック"/>
+                <w:rFonts w:ascii="Meiryo UI" w:hAnsi="Meiryo UI" w:eastAsia="Meiryo UI"/>
                 <w:b w:val="0"/>
                 <w:i w:val="0"/>
                 <w:sz w:val="19"/>
@@ -2834,7 +3032,7 @@
       </w:pPr>
       <w:r>
         <w:rPr>
-          <w:rFonts w:ascii="游ゴシック" w:hAnsi="游ゴシック" w:eastAsia="游ゴシック"/>
+          <w:rFonts w:ascii="Meiryo UI" w:hAnsi="Meiryo UI" w:eastAsia="Meiryo UI"/>
           <w:b w:val="0"/>
           <w:i w:val="0"/>
           <w:sz w:val="21"/>
@@ -2870,12 +3068,30 @@
       </w:pPr>
       <w:r>
         <w:rPr>
-          <w:rFonts w:ascii="游ゴシック" w:hAnsi="游ゴシック" w:eastAsia="游ゴシック"/>
+          <w:rFonts w:ascii="Meiryo UI" w:hAnsi="Meiryo UI" w:eastAsia="Meiryo UI"/>
           <w:b w:val="0"/>
           <w:i w:val="0"/>
           <w:sz w:val="21"/>
         </w:rPr>
-        <w:t>パス解決（`config.py`）: frozen 時は exe のあるフォルダ、ソース実行時はリポジトリ直下を基準に data/・fonts/・resources/ を解決する。これにより配布フォルダを任意の場所へコピーできる。</w:t>
+        <w:t>パス解決（</w:t>
+      </w:r>
+      <w:r>
+        <w:rPr>
+          <w:rFonts w:ascii="ＭＳ ゴシック" w:hAnsi="ＭＳ ゴシック" w:eastAsia="ＭＳ ゴシック"/>
+          <w:b w:val="0"/>
+          <w:i w:val="0"/>
+          <w:sz w:val="20"/>
+        </w:rPr>
+        <w:t>config.py</w:t>
+      </w:r>
+      <w:r>
+        <w:rPr>
+          <w:rFonts w:ascii="Meiryo UI" w:hAnsi="Meiryo UI" w:eastAsia="Meiryo UI"/>
+          <w:b w:val="0"/>
+          <w:i w:val="0"/>
+          <w:sz w:val="21"/>
+        </w:rPr>
+        <w:t>）: frozen 時は exe のあるフォルダ、ソース実行時はリポジトリ直下を基準に data/・fonts/・resources/ を解決する。これにより配布フォルダを任意の場所へコピーできる。</w:t>
       </w:r>
     </w:p>
     <w:p>
@@ -2884,7 +3100,7 @@
       </w:pPr>
       <w:r>
         <w:rPr>
-          <w:rFonts w:ascii="游ゴシック" w:hAnsi="游ゴシック" w:eastAsia="游ゴシック"/>
+          <w:rFonts w:ascii="Meiryo UI" w:hAnsi="Meiryo UI" w:eastAsia="Meiryo UI"/>
           <w:b/>
           <w:i w:val="0"/>
           <w:color w:val="1F5C99"/>
@@ -2899,12 +3115,48 @@
       </w:pPr>
       <w:r>
         <w:rPr>
-          <w:rFonts w:ascii="游ゴシック" w:hAnsi="游ゴシック" w:eastAsia="游ゴシック"/>
+          <w:rFonts w:ascii="Meiryo UI" w:hAnsi="Meiryo UI" w:eastAsia="Meiryo UI"/>
           <w:b w:val="0"/>
           <w:i w:val="0"/>
           <w:sz w:val="21"/>
         </w:rPr>
-        <w:t>同梱フォントは BIZ UDPゴシック（ゴシック代替）と Noto Serif JP（明朝代替）。いずれも SIL OFL 1.1 で再配布可。元 PDF のウェイト（Light/Regular/Medium/Bold）を保持するため、フォント名から CSS ウェイトを抽出し `&lt;text&gt;` に数値 `font-weight` を出力する。出力時は使用グリフのみをサブセット化し base64 WOFF2 として @font-face に埋め込む。</w:t>
+        <w:t xml:space="preserve">同梱フォントは BIZ UDPゴシック（ゴシック代替）と Noto Serif JP（明朝代替）。いずれも SIL OFL 1.1 で再配布可。元 PDF のウェイト（Light/Regular/Medium/Bold）を保持するため、フォント名から CSS ウェイトを抽出し </w:t>
+      </w:r>
+      <w:r>
+        <w:rPr>
+          <w:rFonts w:ascii="ＭＳ ゴシック" w:hAnsi="ＭＳ ゴシック" w:eastAsia="ＭＳ ゴシック"/>
+          <w:b w:val="0"/>
+          <w:i w:val="0"/>
+          <w:sz w:val="20"/>
+        </w:rPr>
+        <w:t>&lt;text&gt;</w:t>
+      </w:r>
+      <w:r>
+        <w:rPr>
+          <w:rFonts w:ascii="Meiryo UI" w:hAnsi="Meiryo UI" w:eastAsia="Meiryo UI"/>
+          <w:b w:val="0"/>
+          <w:i w:val="0"/>
+          <w:sz w:val="21"/>
+        </w:rPr>
+        <w:t xml:space="preserve"> に数値 </w:t>
+      </w:r>
+      <w:r>
+        <w:rPr>
+          <w:rFonts w:ascii="ＭＳ ゴシック" w:hAnsi="ＭＳ ゴシック" w:eastAsia="ＭＳ ゴシック"/>
+          <w:b w:val="0"/>
+          <w:i w:val="0"/>
+          <w:sz w:val="20"/>
+        </w:rPr>
+        <w:t>font-weight</w:t>
+      </w:r>
+      <w:r>
+        <w:rPr>
+          <w:rFonts w:ascii="Meiryo UI" w:hAnsi="Meiryo UI" w:eastAsia="Meiryo UI"/>
+          <w:b w:val="0"/>
+          <w:i w:val="0"/>
+          <w:sz w:val="21"/>
+        </w:rPr>
+        <w:t xml:space="preserve"> を出力する。出力時は使用グリフのみをサブセット化し base64 WOFF2 として @font-face に埋め込む。</w:t>
       </w:r>
     </w:p>
     <w:p>
@@ -2913,7 +3165,7 @@
       </w:pPr>
       <w:r>
         <w:rPr>
-          <w:rFonts w:ascii="游ゴシック" w:hAnsi="游ゴシック" w:eastAsia="游ゴシック"/>
+          <w:rFonts w:ascii="Meiryo UI" w:hAnsi="Meiryo UI" w:eastAsia="Meiryo UI"/>
           <w:b/>
           <w:i w:val="0"/>
           <w:color w:val="1F5C99"/>
@@ -2926,45 +3178,102 @@
       <w:pPr>
         <w:pStyle w:val="ListNumber"/>
         <w:spacing w:after="60"/>
+        <w:ind w:left="340"/>
       </w:pPr>
       <w:r>
         <w:rPr>
-          <w:rFonts w:ascii="游ゴシック" w:hAnsi="游ゴシック" w:eastAsia="游ゴシック"/>
+          <w:rFonts w:ascii="ＭＳ ゴシック" w:hAnsi="ＭＳ ゴシック" w:eastAsia="ＭＳ ゴシック"/>
+          <w:b w:val="0"/>
+          <w:i w:val="0"/>
+          <w:sz w:val="20"/>
+        </w:rPr>
+        <w:t>build.bat</w:t>
+      </w:r>
+      <w:r>
+        <w:rPr>
+          <w:rFonts w:ascii="Meiryo UI" w:hAnsi="Meiryo UI" w:eastAsia="Meiryo UI"/>
           <w:b w:val="0"/>
           <w:i w:val="0"/>
           <w:sz w:val="21"/>
         </w:rPr>
-        <w:t>`build.bat` が隔離 venv（`.venv-build`）を作成し必要依存のみインストール。</w:t>
+        <w:t xml:space="preserve"> が隔離 venv（</w:t>
+      </w:r>
+      <w:r>
+        <w:rPr>
+          <w:rFonts w:ascii="ＭＳ ゴシック" w:hAnsi="ＭＳ ゴシック" w:eastAsia="ＭＳ ゴシック"/>
+          <w:b w:val="0"/>
+          <w:i w:val="0"/>
+          <w:sz w:val="20"/>
+        </w:rPr>
+        <w:t>.venv-build</w:t>
+      </w:r>
+      <w:r>
+        <w:rPr>
+          <w:rFonts w:ascii="Meiryo UI" w:hAnsi="Meiryo UI" w:eastAsia="Meiryo UI"/>
+          <w:b w:val="0"/>
+          <w:i w:val="0"/>
+          <w:sz w:val="21"/>
+        </w:rPr>
+        <w:t>）を作成し必要依存のみインストール。</w:t>
       </w:r>
     </w:p>
     <w:p>
       <w:pPr>
         <w:pStyle w:val="ListNumber"/>
         <w:spacing w:after="60"/>
+        <w:ind w:left="340"/>
       </w:pPr>
       <w:r>
         <w:rPr>
-          <w:rFonts w:ascii="游ゴシック" w:hAnsi="游ゴシック" w:eastAsia="游ゴシック"/>
+          <w:rFonts w:ascii="ＭＳ ゴシック" w:hAnsi="ＭＳ ゴシック" w:eastAsia="ＭＳ ゴシック"/>
+          <w:b w:val="0"/>
+          <w:i w:val="0"/>
+          <w:sz w:val="20"/>
+        </w:rPr>
+        <w:t>pyinstaller packaging/pdftosvg.spec --clean --noconfirm</w:t>
+      </w:r>
+      <w:r>
+        <w:rPr>
+          <w:rFonts w:ascii="Meiryo UI" w:hAnsi="Meiryo UI" w:eastAsia="Meiryo UI"/>
           <w:b w:val="0"/>
           <w:i w:val="0"/>
           <w:sz w:val="21"/>
         </w:rPr>
-        <w:t>`pyinstaller packaging/pdftosvg.spec --clean --noconfirm` で onedir exe を生成。</w:t>
+        <w:t xml:space="preserve"> で onedir exe を生成。</w:t>
       </w:r>
     </w:p>
     <w:p>
       <w:pPr>
         <w:pStyle w:val="ListNumber"/>
         <w:spacing w:after="60"/>
+        <w:ind w:left="340"/>
       </w:pPr>
       <w:r>
         <w:rPr>
-          <w:rFonts w:ascii="游ゴシック" w:hAnsi="游ゴシック" w:eastAsia="游ゴシック"/>
+          <w:rFonts w:ascii="Meiryo UI" w:hAnsi="Meiryo UI" w:eastAsia="Meiryo UI"/>
           <w:b w:val="0"/>
           <w:i w:val="0"/>
           <w:sz w:val="21"/>
         </w:rPr>
-        <w:t>成果物 `dist/PdfToSvg/`（exe + _internal + resources + fonts）をフォルダごと配布。</w:t>
+        <w:t xml:space="preserve">成果物 </w:t>
+      </w:r>
+      <w:r>
+        <w:rPr>
+          <w:rFonts w:ascii="ＭＳ ゴシック" w:hAnsi="ＭＳ ゴシック" w:eastAsia="ＭＳ ゴシック"/>
+          <w:b w:val="0"/>
+          <w:i w:val="0"/>
+          <w:sz w:val="20"/>
+        </w:rPr>
+        <w:t>dist/PdfToSvg/</w:t>
+      </w:r>
+      <w:r>
+        <w:rPr>
+          <w:rFonts w:ascii="Meiryo UI" w:hAnsi="Meiryo UI" w:eastAsia="Meiryo UI"/>
+          <w:b w:val="0"/>
+          <w:i w:val="0"/>
+          <w:sz w:val="21"/>
+        </w:rPr>
+        <w:t>（exe + _internal + resources + fonts）をフォルダごと配布。</w:t>
       </w:r>
     </w:p>
     <w:p>
@@ -2973,7 +3282,7 @@
       </w:pPr>
       <w:r>
         <w:rPr>
-          <w:rFonts w:ascii="游ゴシック" w:hAnsi="游ゴシック" w:eastAsia="游ゴシック"/>
+          <w:rFonts w:ascii="Meiryo UI" w:hAnsi="Meiryo UI" w:eastAsia="Meiryo UI"/>
           <w:b w:val="0"/>
           <w:i w:val="0"/>
           <w:sz w:val="21"/>
@@ -2987,7 +3296,7 @@
       </w:pPr>
       <w:r>
         <w:rPr>
-          <w:rFonts w:ascii="游ゴシック" w:hAnsi="游ゴシック" w:eastAsia="游ゴシック"/>
+          <w:rFonts w:ascii="Meiryo UI" w:hAnsi="Meiryo UI" w:eastAsia="Meiryo UI"/>
           <w:b/>
           <w:i w:val="0"/>
           <w:color w:val="1F5C99"/>
@@ -3000,40 +3309,70 @@
       <w:pPr>
         <w:pStyle w:val="ListNumber"/>
         <w:spacing w:after="60"/>
+        <w:ind w:left="340"/>
       </w:pPr>
       <w:r>
         <w:rPr>
-          <w:rFonts w:ascii="游ゴシック" w:hAnsi="游ゴシック" w:eastAsia="游ゴシック"/>
+          <w:rFonts w:ascii="ＭＳ ゴシック" w:hAnsi="ＭＳ ゴシック" w:eastAsia="ＭＳ ゴシック"/>
+          <w:b w:val="0"/>
+          <w:i w:val="0"/>
+          <w:sz w:val="20"/>
+        </w:rPr>
+        <w:t>_find_edge()</w:t>
+      </w:r>
+      <w:r>
+        <w:rPr>
+          <w:rFonts w:ascii="Meiryo UI" w:hAnsi="Meiryo UI" w:eastAsia="Meiryo UI"/>
           <w:b w:val="0"/>
           <w:i w:val="0"/>
           <w:sz w:val="21"/>
         </w:rPr>
-        <w:t>`_find_edge()` がレジストリ（App Paths）→既知パスの順に msedge.exe を探索。</w:t>
+        <w:t xml:space="preserve"> がレジストリ（App Paths）→既知パスの順に msedge.exe を探索。</w:t>
       </w:r>
     </w:p>
     <w:p>
       <w:pPr>
         <w:pStyle w:val="ListNumber"/>
         <w:spacing w:after="60"/>
+        <w:ind w:left="340"/>
       </w:pPr>
       <w:r>
         <w:rPr>
-          <w:rFonts w:ascii="游ゴシック" w:hAnsi="游ゴシック" w:eastAsia="游ゴシック"/>
+          <w:rFonts w:ascii="Meiryo UI" w:hAnsi="Meiryo UI" w:eastAsia="Meiryo UI"/>
           <w:b w:val="0"/>
           <w:i w:val="0"/>
           <w:sz w:val="21"/>
         </w:rPr>
-        <w:t>専用 user-data-dir（temp）を作り `--app=URL` で独立プロセスとして起動。</w:t>
+        <w:t xml:space="preserve">専用 user-data-dir（temp）を作り </w:t>
+      </w:r>
+      <w:r>
+        <w:rPr>
+          <w:rFonts w:ascii="ＭＳ ゴシック" w:hAnsi="ＭＳ ゴシック" w:eastAsia="ＭＳ ゴシック"/>
+          <w:b w:val="0"/>
+          <w:i w:val="0"/>
+          <w:sz w:val="20"/>
+        </w:rPr>
+        <w:t>--app=URL</w:t>
+      </w:r>
+      <w:r>
+        <w:rPr>
+          <w:rFonts w:ascii="Meiryo UI" w:hAnsi="Meiryo UI" w:eastAsia="Meiryo UI"/>
+          <w:b w:val="0"/>
+          <w:i w:val="0"/>
+          <w:sz w:val="21"/>
+        </w:rPr>
+        <w:t xml:space="preserve"> で独立プロセスとして起動。</w:t>
       </w:r>
     </w:p>
     <w:p>
       <w:pPr>
         <w:pStyle w:val="ListNumber"/>
         <w:spacing w:after="60"/>
+        <w:ind w:left="340"/>
       </w:pPr>
       <w:r>
         <w:rPr>
-          <w:rFonts w:ascii="游ゴシック" w:hAnsi="游ゴシック" w:eastAsia="游ゴシック"/>
+          <w:rFonts w:ascii="Meiryo UI" w:hAnsi="Meiryo UI" w:eastAsia="Meiryo UI"/>
           <w:b w:val="0"/>
           <w:i w:val="0"/>
           <w:sz w:val="21"/>
@@ -3045,25 +3384,63 @@
       <w:pPr>
         <w:pStyle w:val="ListNumber"/>
         <w:spacing w:after="60"/>
+        <w:ind w:left="340"/>
       </w:pPr>
       <w:r>
         <w:rPr>
-          <w:rFonts w:ascii="游ゴシック" w:hAnsi="游ゴシック" w:eastAsia="游ゴシック"/>
+          <w:rFonts w:ascii="Meiryo UI" w:hAnsi="Meiryo UI" w:eastAsia="Meiryo UI"/>
           <w:b w:val="0"/>
           <w:i w:val="0"/>
           <w:sz w:val="21"/>
         </w:rPr>
-        <w:t>終了契機は窓を閉じた時の `/quit` ビーコン、または `/ping` 途絶を見張る idle watchdog（60 秒）。</w:t>
+        <w:t xml:space="preserve">終了契機は窓を閉じた時の </w:t>
+      </w:r>
+      <w:r>
+        <w:rPr>
+          <w:rFonts w:ascii="ＭＳ ゴシック" w:hAnsi="ＭＳ ゴシック" w:eastAsia="ＭＳ ゴシック"/>
+          <w:b w:val="0"/>
+          <w:i w:val="0"/>
+          <w:sz w:val="20"/>
+        </w:rPr>
+        <w:t>/quit</w:t>
+      </w:r>
+      <w:r>
+        <w:rPr>
+          <w:rFonts w:ascii="Meiryo UI" w:hAnsi="Meiryo UI" w:eastAsia="Meiryo UI"/>
+          <w:b w:val="0"/>
+          <w:i w:val="0"/>
+          <w:sz w:val="21"/>
+        </w:rPr>
+        <w:t xml:space="preserve"> ビーコン、または </w:t>
+      </w:r>
+      <w:r>
+        <w:rPr>
+          <w:rFonts w:ascii="ＭＳ ゴシック" w:hAnsi="ＭＳ ゴシック" w:eastAsia="ＭＳ ゴシック"/>
+          <w:b w:val="0"/>
+          <w:i w:val="0"/>
+          <w:sz w:val="20"/>
+        </w:rPr>
+        <w:t>/ping</w:t>
+      </w:r>
+      <w:r>
+        <w:rPr>
+          <w:rFonts w:ascii="Meiryo UI" w:hAnsi="Meiryo UI" w:eastAsia="Meiryo UI"/>
+          <w:b w:val="0"/>
+          <w:i w:val="0"/>
+          <w:sz w:val="21"/>
+        </w:rPr>
+        <w:t xml:space="preserve"> 途絶を見張る idle watchdog（60 秒）。</w:t>
       </w:r>
     </w:p>
     <w:p>
       <w:pPr>
         <w:pStyle w:val="ListNumber"/>
         <w:spacing w:after="60"/>
+        <w:ind w:left="340"/>
       </w:pPr>
       <w:r>
         <w:rPr>
-          <w:rFonts w:ascii="游ゴシック" w:hAnsi="游ゴシック" w:eastAsia="游ゴシック"/>
+          <w:rFonts w:ascii="Meiryo UI" w:hAnsi="Meiryo UI" w:eastAsia="Meiryo UI"/>
           <w:b w:val="0"/>
           <w:i w:val="0"/>
           <w:sz w:val="21"/>
@@ -3078,7 +3455,7 @@
       </w:pPr>
       <w:r>
         <w:rPr>
-          <w:rFonts w:ascii="游ゴシック" w:hAnsi="游ゴシック" w:eastAsia="游ゴシック"/>
+          <w:rFonts w:ascii="Meiryo UI" w:hAnsi="Meiryo UI" w:eastAsia="Meiryo UI"/>
           <w:b/>
           <w:i w:val="0"/>
           <w:sz w:val="20"/>
@@ -3087,7 +3464,7 @@
       </w:r>
       <w:r>
         <w:rPr>
-          <w:rFonts w:ascii="游ゴシック" w:hAnsi="游ゴシック" w:eastAsia="游ゴシック"/>
+          <w:rFonts w:ascii="Meiryo UI" w:hAnsi="Meiryo UI" w:eastAsia="Meiryo UI"/>
           <w:b w:val="0"/>
           <w:i w:val="0"/>
           <w:sz w:val="20"/>
@@ -3101,7 +3478,7 @@
       </w:pPr>
       <w:r>
         <w:rPr>
-          <w:rFonts w:ascii="游ゴシック" w:hAnsi="游ゴシック" w:eastAsia="游ゴシック"/>
+          <w:rFonts w:ascii="Meiryo UI" w:hAnsi="Meiryo UI" w:eastAsia="Meiryo UI"/>
           <w:b/>
           <w:i w:val="0"/>
           <w:color w:val="1F5C99"/>
@@ -3116,12 +3493,39 @@
       </w:pPr>
       <w:r>
         <w:rPr>
-          <w:rFonts w:ascii="游ゴシック" w:hAnsi="游ゴシック" w:eastAsia="游ゴシック"/>
+          <w:rFonts w:ascii="ＭＳ ゴシック" w:hAnsi="ＭＳ ゴシック" w:eastAsia="ＭＳ ゴシック"/>
+          <w:b w:val="0"/>
+          <w:i w:val="0"/>
+          <w:sz w:val="20"/>
+        </w:rPr>
+        <w:t>tests/</w:t>
+      </w:r>
+      <w:r>
+        <w:rPr>
+          <w:rFonts w:ascii="Meiryo UI" w:hAnsi="Meiryo UI" w:eastAsia="Meiryo UI"/>
           <w:b w:val="0"/>
           <w:i w:val="0"/>
           <w:sz w:val="21"/>
         </w:rPr>
-        <w:t>`tests/` に pytest スイート。SVG 出力は決定的（同一 Document → 同一 SVG）であることを前提に、engine / model / dictionary / export / web を網羅。フロントは任意で Vitest。実行は `python -m pytest`。</w:t>
+        <w:t xml:space="preserve"> に pytest スイート。SVG 出力は決定的（同一 Document → 同一 SVG）であることを前提に、engine / model / dictionary / export / web を網羅。フロントは任意で Vitest。実行は </w:t>
+      </w:r>
+      <w:r>
+        <w:rPr>
+          <w:rFonts w:ascii="ＭＳ ゴシック" w:hAnsi="ＭＳ ゴシック" w:eastAsia="ＭＳ ゴシック"/>
+          <w:b w:val="0"/>
+          <w:i w:val="0"/>
+          <w:sz w:val="20"/>
+        </w:rPr>
+        <w:t>python -m pytest</w:t>
+      </w:r>
+      <w:r>
+        <w:rPr>
+          <w:rFonts w:ascii="Meiryo UI" w:hAnsi="Meiryo UI" w:eastAsia="Meiryo UI"/>
+          <w:b w:val="0"/>
+          <w:i w:val="0"/>
+          <w:sz w:val="21"/>
+        </w:rPr>
+        <w:t>。</w:t>
       </w:r>
     </w:p>
     <w:p>
@@ -3130,7 +3534,7 @@
       </w:pPr>
       <w:r>
         <w:rPr>
-          <w:rFonts w:ascii="游ゴシック" w:hAnsi="游ゴシック" w:eastAsia="游ゴシック"/>
+          <w:rFonts w:ascii="Meiryo UI" w:hAnsi="Meiryo UI" w:eastAsia="Meiryo UI"/>
           <w:b/>
           <w:i w:val="0"/>
           <w:color w:val="1F5C99"/>
@@ -3146,7 +3550,7 @@
       </w:pPr>
       <w:r>
         <w:rPr>
-          <w:rFonts w:ascii="游ゴシック" w:hAnsi="游ゴシック" w:eastAsia="游ゴシック"/>
+          <w:rFonts w:ascii="Meiryo UI" w:hAnsi="Meiryo UI" w:eastAsia="Meiryo UI"/>
           <w:b w:val="0"/>
           <w:i w:val="0"/>
           <w:sz w:val="20"/>
@@ -3155,7 +3559,7 @@
       </w:r>
       <w:r>
         <w:rPr>
-          <w:rFonts w:ascii="游ゴシック" w:hAnsi="游ゴシック" w:eastAsia="游ゴシック"/>
+          <w:rFonts w:ascii="Meiryo UI" w:hAnsi="Meiryo UI" w:eastAsia="Meiryo UI"/>
           <w:b/>
           <w:i w:val="0"/>
           <w:sz w:val="20"/>
@@ -3164,7 +3568,7 @@
       </w:r>
       <w:r>
         <w:rPr>
-          <w:rFonts w:ascii="游ゴシック" w:hAnsi="游ゴシック" w:eastAsia="游ゴシック"/>
+          <w:rFonts w:ascii="Meiryo UI" w:hAnsi="Meiryo UI" w:eastAsia="Meiryo UI"/>
           <w:b w:val="0"/>
           <w:i w:val="0"/>
           <w:sz w:val="20"/>
@@ -3173,7 +3577,7 @@
       </w:r>
       <w:r>
         <w:rPr>
-          <w:rFonts w:ascii="游ゴシック" w:hAnsi="游ゴシック" w:eastAsia="游ゴシック"/>
+          <w:rFonts w:ascii="Meiryo UI" w:hAnsi="Meiryo UI" w:eastAsia="Meiryo UI"/>
           <w:b/>
           <w:i w:val="0"/>
           <w:sz w:val="20"/>
@@ -3182,16 +3586,34 @@
       </w:r>
       <w:r>
         <w:rPr>
-          <w:rFonts w:ascii="游ゴシック" w:hAnsi="游ゴシック" w:eastAsia="游ゴシック"/>
+          <w:rFonts w:ascii="Meiryo UI" w:hAnsi="Meiryo UI" w:eastAsia="Meiryo UI"/>
           <w:b w:val="0"/>
           <w:i w:val="0"/>
           <w:sz w:val="20"/>
         </w:rPr>
-        <w:t xml:space="preserve">を前提とする。外部・商用配布が必要になった場合は、抽出部 `engine/pdf_engine.py` を BSD ライセンスの </w:t>
+        <w:t xml:space="preserve">を前提とする。外部・商用配布が必要になった場合は、抽出部 </w:t>
       </w:r>
       <w:r>
         <w:rPr>
-          <w:rFonts w:ascii="游ゴシック" w:hAnsi="游ゴシック" w:eastAsia="游ゴシック"/>
+          <w:rFonts w:ascii="ＭＳ ゴシック" w:hAnsi="ＭＳ ゴシック" w:eastAsia="ＭＳ ゴシック"/>
+          <w:b w:val="0"/>
+          <w:i w:val="0"/>
+          <w:sz w:val="19"/>
+        </w:rPr>
+        <w:t>engine/pdf_engine.py</w:t>
+      </w:r>
+      <w:r>
+        <w:rPr>
+          <w:rFonts w:ascii="Meiryo UI" w:hAnsi="Meiryo UI" w:eastAsia="Meiryo UI"/>
+          <w:b w:val="0"/>
+          <w:i w:val="0"/>
+          <w:sz w:val="20"/>
+        </w:rPr>
+        <w:t xml:space="preserve"> を BSD ライセンスの </w:t>
+      </w:r>
+      <w:r>
+        <w:rPr>
+          <w:rFonts w:ascii="Meiryo UI" w:hAnsi="Meiryo UI" w:eastAsia="Meiryo UI"/>
           <w:b/>
           <w:i w:val="0"/>
           <w:sz w:val="20"/>
@@ -3200,7 +3622,7 @@
       </w:r>
       <w:r>
         <w:rPr>
-          <w:rFonts w:ascii="游ゴシック" w:hAnsi="游ゴシック" w:eastAsia="游ゴシック"/>
+          <w:rFonts w:ascii="Meiryo UI" w:hAnsi="Meiryo UI" w:eastAsia="Meiryo UI"/>
           <w:b w:val="0"/>
           <w:i w:val="0"/>
           <w:sz w:val="20"/>
@@ -3582,7 +4004,7 @@
     <w:qFormat/>
     <w:rsid w:val="00FC693F"/>
     <w:rPr>
-      <w:rFonts w:ascii="游ゴシック" w:hAnsi="游ゴシック" w:eastAsia="游ゴシック"/>
+      <w:rFonts w:ascii="Meiryo UI" w:hAnsi="Meiryo UI" w:eastAsia="Meiryo UI"/>
       <w:sz w:val="21"/>
     </w:rPr>
   </w:style>

--- a/docs/pdf-to-svg/PdfToSvg_設計書.docx
+++ b/docs/pdf-to-svg/PdfToSvg_設計書.docx
@@ -3003,7 +3003,7 @@
                 <w:i w:val="0"/>
                 <w:sz w:val="18"/>
               </w:rPr>
-              <w:t>data/startup.log</w:t>
+              <w:t>data/logs/startup.log</w:t>
             </w:r>
           </w:p>
         </w:tc>
@@ -3020,7 +3020,106 @@
                 <w:i w:val="0"/>
                 <w:sz w:val="19"/>
               </w:rPr>
-              <w:t>起動診断ログ（exe は console=False のため stderr の代替）</w:t>
+              <w:t>Python 側起動診断ログ（exe は console=False のため stderr の代替・追記）</w:t>
+            </w:r>
+          </w:p>
+        </w:tc>
+      </w:tr>
+      <w:tr>
+        <w:tc>
+          <w:tcPr>
+            <w:tcW w:type="dxa" w:w="4873"/>
+          </w:tcPr>
+          <w:p>
+            <w:r/>
+            <w:r>
+              <w:rPr>
+                <w:rFonts w:ascii="ＭＳ ゴシック" w:hAnsi="ＭＳ ゴシック" w:eastAsia="ＭＳ ゴシック"/>
+                <w:b w:val="0"/>
+                <w:i w:val="0"/>
+                <w:sz w:val="18"/>
+              </w:rPr>
+              <w:t>data/logs/edge.log</w:t>
+            </w:r>
+          </w:p>
+        </w:tc>
+        <w:tc>
+          <w:tcPr>
+            <w:tcW w:type="dxa" w:w="4873"/>
+          </w:tcPr>
+          <w:p>
+            <w:r/>
+            <w:r>
+              <w:rPr>
+                <w:rFonts w:ascii="Meiryo UI" w:hAnsi="Meiryo UI" w:eastAsia="Meiryo UI"/>
+                <w:b w:val="0"/>
+                <w:i w:val="0"/>
+                <w:sz w:val="19"/>
+              </w:rPr>
+              <w:t>Edge 側ログ（</w:t>
+            </w:r>
+            <w:r>
+              <w:rPr>
+                <w:rFonts w:ascii="ＭＳ ゴシック" w:hAnsi="ＭＳ ゴシック" w:eastAsia="ＭＳ ゴシック"/>
+                <w:b w:val="0"/>
+                <w:i w:val="0"/>
+                <w:sz w:val="18"/>
+              </w:rPr>
+              <w:t>--enable-logging</w:t>
+            </w:r>
+            <w:r>
+              <w:rPr>
+                <w:rFonts w:ascii="Meiryo UI" w:hAnsi="Meiryo UI" w:eastAsia="Meiryo UI"/>
+                <w:b w:val="0"/>
+                <w:i w:val="0"/>
+                <w:sz w:val="19"/>
+              </w:rPr>
+              <w:t>、毎回上書き。アプリ窓のクラッシュ要因の観測窓口）</w:t>
+            </w:r>
+          </w:p>
+        </w:tc>
+      </w:tr>
+      <w:tr>
+        <w:tc>
+          <w:tcPr>
+            <w:tcW w:type="dxa" w:w="4873"/>
+          </w:tcPr>
+          <w:p>
+            <w:r/>
+            <w:r>
+              <w:rPr>
+                <w:rFonts w:ascii="ＭＳ ゴシック" w:hAnsi="ＭＳ ゴシック" w:eastAsia="ＭＳ ゴシック"/>
+                <w:b w:val="0"/>
+                <w:i w:val="0"/>
+                <w:sz w:val="18"/>
+              </w:rPr>
+              <w:t>data/tmp/&lt;pid&gt;/</w:t>
+            </w:r>
+          </w:p>
+        </w:tc>
+        <w:tc>
+          <w:tcPr>
+            <w:tcW w:type="dxa" w:w="4873"/>
+          </w:tcPr>
+          <w:p>
+            <w:r/>
+            <w:r>
+              <w:rPr>
+                <w:rFonts w:ascii="Meiryo UI" w:hAnsi="Meiryo UI" w:eastAsia="Meiryo UI"/>
+                <w:b w:val="0"/>
+                <w:i w:val="0"/>
+                <w:sz w:val="19"/>
+              </w:rPr>
+              <w:t>実行時の作業領域（Edge プロファイル / PDF・JSON 一時）。</w:t>
+            </w:r>
+            <w:r>
+              <w:rPr>
+                <w:rFonts w:ascii="Meiryo UI" w:hAnsi="Meiryo UI" w:eastAsia="Meiryo UI"/>
+                <w:b/>
+                <w:i w:val="0"/>
+                <w:sz w:val="19"/>
+              </w:rPr>
+              <w:t>終了時に丸ごと削除</w:t>
             </w:r>
           </w:p>
         </w:tc>
@@ -3313,6 +3412,94 @@
       </w:pPr>
       <w:r>
         <w:rPr>
+          <w:rFonts w:ascii="Meiryo UI" w:hAnsi="Meiryo UI" w:eastAsia="Meiryo UI"/>
+          <w:b w:val="0"/>
+          <w:i w:val="0"/>
+          <w:sz w:val="21"/>
+        </w:rPr>
+        <w:t xml:space="preserve">起動時に実行専用の作業領域 </w:t>
+      </w:r>
+      <w:r>
+        <w:rPr>
+          <w:rFonts w:ascii="ＭＳ ゴシック" w:hAnsi="ＭＳ ゴシック" w:eastAsia="ＭＳ ゴシック"/>
+          <w:b w:val="0"/>
+          <w:i w:val="0"/>
+          <w:sz w:val="20"/>
+        </w:rPr>
+        <w:t>data/tmp/&lt;pid&gt;</w:t>
+      </w:r>
+      <w:r>
+        <w:rPr>
+          <w:rFonts w:ascii="Meiryo UI" w:hAnsi="Meiryo UI" w:eastAsia="Meiryo UI"/>
+          <w:b w:val="0"/>
+          <w:i w:val="0"/>
+          <w:sz w:val="21"/>
+        </w:rPr>
+        <w:t xml:space="preserve"> を作り、</w:t>
+      </w:r>
+      <w:r>
+        <w:rPr>
+          <w:rFonts w:ascii="ＭＳ ゴシック" w:hAnsi="ＭＳ ゴシック" w:eastAsia="ＭＳ ゴシック"/>
+          <w:b w:val="0"/>
+          <w:i w:val="0"/>
+          <w:sz w:val="20"/>
+        </w:rPr>
+        <w:t>tempfile</w:t>
+      </w:r>
+      <w:r>
+        <w:rPr>
+          <w:rFonts w:ascii="Meiryo UI" w:hAnsi="Meiryo UI" w:eastAsia="Meiryo UI"/>
+          <w:b w:val="0"/>
+          <w:i w:val="0"/>
+          <w:sz w:val="21"/>
+        </w:rPr>
+        <w:t xml:space="preserve"> の既定先をそこへ付け替える（実行時に書く全 temp を exe 隣の </w:t>
+      </w:r>
+      <w:r>
+        <w:rPr>
+          <w:rFonts w:ascii="ＭＳ ゴシック" w:hAnsi="ＭＳ ゴシック" w:eastAsia="ＭＳ ゴシック"/>
+          <w:b w:val="0"/>
+          <w:i w:val="0"/>
+          <w:sz w:val="20"/>
+        </w:rPr>
+        <w:t>data/</w:t>
+      </w:r>
+      <w:r>
+        <w:rPr>
+          <w:rFonts w:ascii="Meiryo UI" w:hAnsi="Meiryo UI" w:eastAsia="Meiryo UI"/>
+          <w:b w:val="0"/>
+          <w:i w:val="0"/>
+          <w:sz w:val="21"/>
+        </w:rPr>
+        <w:t xml:space="preserve"> へ寄せ、C:/</w:t>
+      </w:r>
+      <w:r>
+        <w:rPr>
+          <w:rFonts w:ascii="ＭＳ ゴシック" w:hAnsi="ＭＳ ゴシック" w:eastAsia="ＭＳ ゴシック"/>
+          <w:b w:val="0"/>
+          <w:i w:val="0"/>
+          <w:sz w:val="20"/>
+        </w:rPr>
+        <w:t>%TEMP%</w:t>
+      </w:r>
+      <w:r>
+        <w:rPr>
+          <w:rFonts w:ascii="Meiryo UI" w:hAnsi="Meiryo UI" w:eastAsia="Meiryo UI"/>
+          <w:b w:val="0"/>
+          <w:i w:val="0"/>
+          <w:sz w:val="21"/>
+        </w:rPr>
+        <w:t xml:space="preserve"> に触れない）。</w:t>
+      </w:r>
+    </w:p>
+    <w:p>
+      <w:pPr>
+        <w:pStyle w:val="ListNumber"/>
+        <w:spacing w:after="60"/>
+        <w:ind w:left="340"/>
+      </w:pPr>
+      <w:r>
+        <w:rPr>
           <w:rFonts w:ascii="ＭＳ ゴシック" w:hAnsi="ＭＳ ゴシック" w:eastAsia="ＭＳ ゴシック"/>
           <w:b w:val="0"/>
           <w:i w:val="0"/>
@@ -3343,7 +3530,25 @@
           <w:i w:val="0"/>
           <w:sz w:val="21"/>
         </w:rPr>
-        <w:t xml:space="preserve">専用 user-data-dir（temp）を作り </w:t>
+        <w:t>user-data-dir（</w:t>
+      </w:r>
+      <w:r>
+        <w:rPr>
+          <w:rFonts w:ascii="ＭＳ ゴシック" w:hAnsi="ＭＳ ゴシック" w:eastAsia="ＭＳ ゴシック"/>
+          <w:b w:val="0"/>
+          <w:i w:val="0"/>
+          <w:sz w:val="20"/>
+        </w:rPr>
+        <w:t>data/tmp/&lt;pid&gt;/edge-profile</w:t>
+      </w:r>
+      <w:r>
+        <w:rPr>
+          <w:rFonts w:ascii="Meiryo UI" w:hAnsi="Meiryo UI" w:eastAsia="Meiryo UI"/>
+          <w:b w:val="0"/>
+          <w:i w:val="0"/>
+          <w:sz w:val="21"/>
+        </w:rPr>
+        <w:t xml:space="preserve">）を使い </w:t>
       </w:r>
       <w:r>
         <w:rPr>
@@ -3361,7 +3566,97 @@
           <w:i w:val="0"/>
           <w:sz w:val="21"/>
         </w:rPr>
-        <w:t xml:space="preserve"> で独立プロセスとして起動。</w:t>
+        <w:t xml:space="preserve"> で独立プロセスとして起動。子プロセスの </w:t>
+      </w:r>
+      <w:r>
+        <w:rPr>
+          <w:rFonts w:ascii="ＭＳ ゴシック" w:hAnsi="ＭＳ ゴシック" w:eastAsia="ＭＳ ゴシック"/>
+          <w:b w:val="0"/>
+          <w:i w:val="0"/>
+          <w:sz w:val="20"/>
+        </w:rPr>
+        <w:t>TEMP</w:t>
+      </w:r>
+      <w:r>
+        <w:rPr>
+          <w:rFonts w:ascii="Meiryo UI" w:hAnsi="Meiryo UI" w:eastAsia="Meiryo UI"/>
+          <w:b w:val="0"/>
+          <w:i w:val="0"/>
+          <w:sz w:val="21"/>
+        </w:rPr>
+        <w:t>/</w:t>
+      </w:r>
+      <w:r>
+        <w:rPr>
+          <w:rFonts w:ascii="ＭＳ ゴシック" w:hAnsi="ＭＳ ゴシック" w:eastAsia="ＭＳ ゴシック"/>
+          <w:b w:val="0"/>
+          <w:i w:val="0"/>
+          <w:sz w:val="20"/>
+        </w:rPr>
+        <w:t>TMP</w:t>
+      </w:r>
+      <w:r>
+        <w:rPr>
+          <w:rFonts w:ascii="Meiryo UI" w:hAnsi="Meiryo UI" w:eastAsia="Meiryo UI"/>
+          <w:b w:val="0"/>
+          <w:i w:val="0"/>
+          <w:sz w:val="21"/>
+        </w:rPr>
+        <w:t xml:space="preserve"> も </w:t>
+      </w:r>
+      <w:r>
+        <w:rPr>
+          <w:rFonts w:ascii="ＭＳ ゴシック" w:hAnsi="ＭＳ ゴシック" w:eastAsia="ＭＳ ゴシック"/>
+          <w:b w:val="0"/>
+          <w:i w:val="0"/>
+          <w:sz w:val="20"/>
+        </w:rPr>
+        <w:t>data/tmp/&lt;pid&gt;</w:t>
+      </w:r>
+      <w:r>
+        <w:rPr>
+          <w:rFonts w:ascii="Meiryo UI" w:hAnsi="Meiryo UI" w:eastAsia="Meiryo UI"/>
+          <w:b w:val="0"/>
+          <w:i w:val="0"/>
+          <w:sz w:val="21"/>
+        </w:rPr>
+        <w:t xml:space="preserve"> に向ける。VDI 対策フラグ（</w:t>
+      </w:r>
+      <w:r>
+        <w:rPr>
+          <w:rFonts w:ascii="ＭＳ ゴシック" w:hAnsi="ＭＳ ゴシック" w:eastAsia="ＭＳ ゴシック"/>
+          <w:b w:val="0"/>
+          <w:i w:val="0"/>
+          <w:sz w:val="20"/>
+        </w:rPr>
+        <w:t>--disable-gpu</w:t>
+      </w:r>
+      <w:r>
+        <w:rPr>
+          <w:rFonts w:ascii="Meiryo UI" w:hAnsi="Meiryo UI" w:eastAsia="Meiryo UI"/>
+          <w:b w:val="0"/>
+          <w:i w:val="0"/>
+          <w:sz w:val="21"/>
+        </w:rPr>
+        <w:t xml:space="preserve"> 等）と Edge ログ（</w:t>
+      </w:r>
+      <w:r>
+        <w:rPr>
+          <w:rFonts w:ascii="ＭＳ ゴシック" w:hAnsi="ＭＳ ゴシック" w:eastAsia="ＭＳ ゴシック"/>
+          <w:b w:val="0"/>
+          <w:i w:val="0"/>
+          <w:sz w:val="20"/>
+        </w:rPr>
+        <w:t>--enable-logging --log-file=data/logs/edge.log</w:t>
+      </w:r>
+      <w:r>
+        <w:rPr>
+          <w:rFonts w:ascii="Meiryo UI" w:hAnsi="Meiryo UI" w:eastAsia="Meiryo UI"/>
+          <w:b w:val="0"/>
+          <w:i w:val="0"/>
+          <w:sz w:val="21"/>
+        </w:rPr>
+        <w:t>）を付ける。</w:t>
       </w:r>
     </w:p>
     <w:p>
@@ -3445,7 +3740,25 @@
           <w:i w:val="0"/>
           <w:sz w:val="21"/>
         </w:rPr>
-        <w:t>終了時にサーバを畳み、Edge を terminate、temp プロファイルを削除。</w:t>
+        <w:t>終了時にサーバを畳み、Edge を terminate、</w:t>
+      </w:r>
+      <w:r>
+        <w:rPr>
+          <w:rFonts w:ascii="ＭＳ ゴシック" w:hAnsi="ＭＳ ゴシック" w:eastAsia="ＭＳ ゴシック"/>
+          <w:b w:val="0"/>
+          <w:i w:val="0"/>
+          <w:sz w:val="20"/>
+        </w:rPr>
+        <w:t>data/tmp/&lt;pid&gt;</w:t>
+      </w:r>
+      <w:r>
+        <w:rPr>
+          <w:rFonts w:ascii="Meiryo UI" w:hAnsi="Meiryo UI" w:eastAsia="Meiryo UI"/>
+          <w:b w:val="0"/>
+          <w:i w:val="0"/>
+          <w:sz w:val="21"/>
+        </w:rPr>
+        <w:t xml:space="preserve"> を丸ごと削除（プロファイル・一時を一括清掃）。</w:t>
       </w:r>
     </w:p>
     <w:p>
@@ -3470,6 +3783,156 @@
           <w:sz w:val="20"/>
         </w:rPr>
         <w:t>: サーバ寿命は起動した msedge.exe プロセスに縛らない。Edge はコールド時に自身を別プロセスへ再起動するため、起動プロセスの早期終了でサーバを畳むと初回が空白になる。終了は /quit ＋ watchdog に一本化している。</w:t>
+      </w:r>
+    </w:p>
+    <w:p>
+      <w:pPr>
+        <w:spacing w:before="80" w:after="120"/>
+        <w:shd w:val="clear" w:color="auto" w:fill="EAF2FB"/>
+      </w:pPr>
+      <w:r>
+        <w:rPr>
+          <w:rFonts w:ascii="Meiryo UI" w:hAnsi="Meiryo UI" w:eastAsia="Meiryo UI"/>
+          <w:b/>
+          <w:i w:val="0"/>
+          <w:sz w:val="20"/>
+        </w:rPr>
+        <w:t>VDI/リモートデスクトップ対応</w:t>
+      </w:r>
+      <w:r>
+        <w:rPr>
+          <w:rFonts w:ascii="Meiryo UI" w:hAnsi="Meiryo UI" w:eastAsia="Meiryo UI"/>
+          <w:b w:val="0"/>
+          <w:i w:val="0"/>
+          <w:sz w:val="20"/>
+        </w:rPr>
+        <w:t>: これらの環境は実 GPU が無く Chromium(Edge) の GPU/コンポジタがクラッシュしてアプリ窓が「一瞬出て消える」ため、</w:t>
+      </w:r>
+      <w:r>
+        <w:rPr>
+          <w:rFonts w:ascii="ＭＳ ゴシック" w:hAnsi="ＭＳ ゴシック" w:eastAsia="ＭＳ ゴシック"/>
+          <w:b w:val="0"/>
+          <w:i w:val="0"/>
+          <w:sz w:val="19"/>
+        </w:rPr>
+        <w:t>--disable-gpu</w:t>
+      </w:r>
+      <w:r>
+        <w:rPr>
+          <w:rFonts w:ascii="Meiryo UI" w:hAnsi="Meiryo UI" w:eastAsia="Meiryo UI"/>
+          <w:b w:val="0"/>
+          <w:i w:val="0"/>
+          <w:sz w:val="20"/>
+        </w:rPr>
+        <w:t xml:space="preserve"> 等でソフトウェア描画へ固定する。さらに C ドライブ/</w:t>
+      </w:r>
+      <w:r>
+        <w:rPr>
+          <w:rFonts w:ascii="ＭＳ ゴシック" w:hAnsi="ＭＳ ゴシック" w:eastAsia="ＭＳ ゴシック"/>
+          <w:b w:val="0"/>
+          <w:i w:val="0"/>
+          <w:sz w:val="19"/>
+        </w:rPr>
+        <w:t>%TEMP%</w:t>
+      </w:r>
+      <w:r>
+        <w:rPr>
+          <w:rFonts w:ascii="Meiryo UI" w:hAnsi="Meiryo UI" w:eastAsia="Meiryo UI"/>
+          <w:b w:val="0"/>
+          <w:i w:val="0"/>
+          <w:sz w:val="20"/>
+        </w:rPr>
+        <w:t xml:space="preserve"> がアクセス不可な VDI でも動くよう、実行時 temp と Edge プロファイルを exe 隣の </w:t>
+      </w:r>
+      <w:r>
+        <w:rPr>
+          <w:rFonts w:ascii="ＭＳ ゴシック" w:hAnsi="ＭＳ ゴシック" w:eastAsia="ＭＳ ゴシック"/>
+          <w:b w:val="0"/>
+          <w:i w:val="0"/>
+          <w:sz w:val="19"/>
+        </w:rPr>
+        <w:t>data/tmp/&lt;pid&gt;</w:t>
+      </w:r>
+      <w:r>
+        <w:rPr>
+          <w:rFonts w:ascii="Meiryo UI" w:hAnsi="Meiryo UI" w:eastAsia="Meiryo UI"/>
+          <w:b w:val="0"/>
+          <w:i w:val="0"/>
+          <w:sz w:val="20"/>
+        </w:rPr>
+        <w:t xml:space="preserve"> に集約し、子 Edge の </w:t>
+      </w:r>
+      <w:r>
+        <w:rPr>
+          <w:rFonts w:ascii="ＭＳ ゴシック" w:hAnsi="ＭＳ ゴシック" w:eastAsia="ＭＳ ゴシック"/>
+          <w:b w:val="0"/>
+          <w:i w:val="0"/>
+          <w:sz w:val="19"/>
+        </w:rPr>
+        <w:t>TEMP</w:t>
+      </w:r>
+      <w:r>
+        <w:rPr>
+          <w:rFonts w:ascii="Meiryo UI" w:hAnsi="Meiryo UI" w:eastAsia="Meiryo UI"/>
+          <w:b w:val="0"/>
+          <w:i w:val="0"/>
+          <w:sz w:val="20"/>
+        </w:rPr>
+        <w:t>/</w:t>
+      </w:r>
+      <w:r>
+        <w:rPr>
+          <w:rFonts w:ascii="ＭＳ ゴシック" w:hAnsi="ＭＳ ゴシック" w:eastAsia="ＭＳ ゴシック"/>
+          <w:b w:val="0"/>
+          <w:i w:val="0"/>
+          <w:sz w:val="19"/>
+        </w:rPr>
+        <w:t>TMP</w:t>
+      </w:r>
+      <w:r>
+        <w:rPr>
+          <w:rFonts w:ascii="Meiryo UI" w:hAnsi="Meiryo UI" w:eastAsia="Meiryo UI"/>
+          <w:b w:val="0"/>
+          <w:i w:val="0"/>
+          <w:sz w:val="20"/>
+        </w:rPr>
+        <w:t xml:space="preserve"> もそこへ向ける。なお落ちる場合は </w:t>
+      </w:r>
+      <w:r>
+        <w:rPr>
+          <w:rFonts w:ascii="ＭＳ ゴシック" w:hAnsi="ＭＳ ゴシック" w:eastAsia="ＭＳ ゴシック"/>
+          <w:b w:val="0"/>
+          <w:i w:val="0"/>
+          <w:sz w:val="19"/>
+        </w:rPr>
+        <w:t>data/logs/startup.log</w:t>
+      </w:r>
+      <w:r>
+        <w:rPr>
+          <w:rFonts w:ascii="Meiryo UI" w:hAnsi="Meiryo UI" w:eastAsia="Meiryo UI"/>
+          <w:b w:val="0"/>
+          <w:i w:val="0"/>
+          <w:sz w:val="20"/>
+        </w:rPr>
+        <w:t xml:space="preserve">（Python 側）と </w:t>
+      </w:r>
+      <w:r>
+        <w:rPr>
+          <w:rFonts w:ascii="ＭＳ ゴシック" w:hAnsi="ＭＳ ゴシック" w:eastAsia="ＭＳ ゴシック"/>
+          <w:b w:val="0"/>
+          <w:i w:val="0"/>
+          <w:sz w:val="19"/>
+        </w:rPr>
+        <w:t>data/logs/edge.log</w:t>
+      </w:r>
+      <w:r>
+        <w:rPr>
+          <w:rFonts w:ascii="Meiryo UI" w:hAnsi="Meiryo UI" w:eastAsia="Meiryo UI"/>
+          <w:b w:val="0"/>
+          <w:i w:val="0"/>
+          <w:sz w:val="20"/>
+        </w:rPr>
+        <w:t>（Edge 側）で要因を切り分ける。</w:t>
       </w:r>
     </w:p>
     <w:p>

--- a/docs/pdf-to-svg/PdfToSvg_設計書.docx
+++ b/docs/pdf-to-svg/PdfToSvg_設計書.docx
@@ -3110,7 +3110,7 @@
                 <w:i w:val="0"/>
                 <w:sz w:val="19"/>
               </w:rPr>
-              <w:t>実行時の作業領域（Edge プロファイル / PDF・JSON 一時）。</w:t>
+              <w:t>実行時の作業領域（PDF・JSON 一時）。</w:t>
             </w:r>
             <w:r>
               <w:rPr>
@@ -3453,7 +3453,43 @@
           <w:i w:val="0"/>
           <w:sz w:val="21"/>
         </w:rPr>
-        <w:t xml:space="preserve"> の既定先をそこへ付け替える（実行時に書く全 temp を exe 隣の </w:t>
+        <w:t xml:space="preserve"> の既定先をそこへ付け替える（</w:t>
+      </w:r>
+      <w:r>
+        <w:rPr>
+          <w:rFonts w:ascii="ＭＳ ゴシック" w:hAnsi="ＭＳ ゴシック" w:eastAsia="ＭＳ ゴシック"/>
+          <w:b w:val="0"/>
+          <w:i w:val="0"/>
+          <w:sz w:val="20"/>
+        </w:rPr>
+        <w:t>loader.py</w:t>
+      </w:r>
+      <w:r>
+        <w:rPr>
+          <w:rFonts w:ascii="Meiryo UI" w:hAnsi="Meiryo UI" w:eastAsia="Meiryo UI"/>
+          <w:b w:val="0"/>
+          <w:i w:val="0"/>
+          <w:sz w:val="21"/>
+        </w:rPr>
+        <w:t>/</w:t>
+      </w:r>
+      <w:r>
+        <w:rPr>
+          <w:rFonts w:ascii="ＭＳ ゴシック" w:hAnsi="ＭＳ ゴシック" w:eastAsia="ＭＳ ゴシック"/>
+          <w:b w:val="0"/>
+          <w:i w:val="0"/>
+          <w:sz w:val="20"/>
+        </w:rPr>
+        <w:t>rpc_methods.py</w:t>
+      </w:r>
+      <w:r>
+        <w:rPr>
+          <w:rFonts w:ascii="Meiryo UI" w:hAnsi="Meiryo UI" w:eastAsia="Meiryo UI"/>
+          <w:b w:val="0"/>
+          <w:i w:val="0"/>
+          <w:sz w:val="21"/>
+        </w:rPr>
+        <w:t xml:space="preserve"> の PDF・JSON 一時を exe 隣の </w:t>
       </w:r>
       <w:r>
         <w:rPr>
@@ -3526,20 +3562,11 @@
       <w:r>
         <w:rPr>
           <w:rFonts w:ascii="Meiryo UI" w:hAnsi="Meiryo UI" w:eastAsia="Meiryo UI"/>
-          <w:b w:val="0"/>
+          <w:b/>
           <w:i w:val="0"/>
           <w:sz w:val="21"/>
         </w:rPr>
-        <w:t>user-data-dir（</w:t>
-      </w:r>
-      <w:r>
-        <w:rPr>
-          <w:rFonts w:ascii="ＭＳ ゴシック" w:hAnsi="ＭＳ ゴシック" w:eastAsia="ＭＳ ゴシック"/>
-          <w:b w:val="0"/>
-          <w:i w:val="0"/>
-          <w:sz w:val="20"/>
-        </w:rPr>
-        <w:t>data/tmp/&lt;pid&gt;/edge-profile</w:t>
+        <w:t>端末標準の「管理された」既定 Edge</w:t>
       </w:r>
       <w:r>
         <w:rPr>
@@ -3548,7 +3575,7 @@
           <w:i w:val="0"/>
           <w:sz w:val="21"/>
         </w:rPr>
-        <w:t xml:space="preserve">）を使い </w:t>
+        <w:t xml:space="preserve"> を </w:t>
       </w:r>
       <w:r>
         <w:rPr>
@@ -3566,79 +3593,7 @@
           <w:i w:val="0"/>
           <w:sz w:val="21"/>
         </w:rPr>
-        <w:t xml:space="preserve"> で独立プロセスとして起動。子プロセスの </w:t>
-      </w:r>
-      <w:r>
-        <w:rPr>
-          <w:rFonts w:ascii="ＭＳ ゴシック" w:hAnsi="ＭＳ ゴシック" w:eastAsia="ＭＳ ゴシック"/>
-          <w:b w:val="0"/>
-          <w:i w:val="0"/>
-          <w:sz w:val="20"/>
-        </w:rPr>
-        <w:t>TEMP</w:t>
-      </w:r>
-      <w:r>
-        <w:rPr>
-          <w:rFonts w:ascii="Meiryo UI" w:hAnsi="Meiryo UI" w:eastAsia="Meiryo UI"/>
-          <w:b w:val="0"/>
-          <w:i w:val="0"/>
-          <w:sz w:val="21"/>
-        </w:rPr>
-        <w:t>/</w:t>
-      </w:r>
-      <w:r>
-        <w:rPr>
-          <w:rFonts w:ascii="ＭＳ ゴシック" w:hAnsi="ＭＳ ゴシック" w:eastAsia="ＭＳ ゴシック"/>
-          <w:b w:val="0"/>
-          <w:i w:val="0"/>
-          <w:sz w:val="20"/>
-        </w:rPr>
-        <w:t>TMP</w:t>
-      </w:r>
-      <w:r>
-        <w:rPr>
-          <w:rFonts w:ascii="Meiryo UI" w:hAnsi="Meiryo UI" w:eastAsia="Meiryo UI"/>
-          <w:b w:val="0"/>
-          <w:i w:val="0"/>
-          <w:sz w:val="21"/>
-        </w:rPr>
-        <w:t xml:space="preserve"> も </w:t>
-      </w:r>
-      <w:r>
-        <w:rPr>
-          <w:rFonts w:ascii="ＭＳ ゴシック" w:hAnsi="ＭＳ ゴシック" w:eastAsia="ＭＳ ゴシック"/>
-          <w:b w:val="0"/>
-          <w:i w:val="0"/>
-          <w:sz w:val="20"/>
-        </w:rPr>
-        <w:t>data/tmp/&lt;pid&gt;</w:t>
-      </w:r>
-      <w:r>
-        <w:rPr>
-          <w:rFonts w:ascii="Meiryo UI" w:hAnsi="Meiryo UI" w:eastAsia="Meiryo UI"/>
-          <w:b w:val="0"/>
-          <w:i w:val="0"/>
-          <w:sz w:val="21"/>
-        </w:rPr>
-        <w:t xml:space="preserve"> に向ける。VDI 対策フラグ（</w:t>
-      </w:r>
-      <w:r>
-        <w:rPr>
-          <w:rFonts w:ascii="ＭＳ ゴシック" w:hAnsi="ＭＳ ゴシック" w:eastAsia="ＭＳ ゴシック"/>
-          <w:b w:val="0"/>
-          <w:i w:val="0"/>
-          <w:sz w:val="20"/>
-        </w:rPr>
-        <w:t>--disable-gpu</w:t>
-      </w:r>
-      <w:r>
-        <w:rPr>
-          <w:rFonts w:ascii="Meiryo UI" w:hAnsi="Meiryo UI" w:eastAsia="Meiryo UI"/>
-          <w:b w:val="0"/>
-          <w:i w:val="0"/>
-          <w:sz w:val="21"/>
-        </w:rPr>
-        <w:t xml:space="preserve"> 等）と Edge ログ（</w:t>
+        <w:t xml:space="preserve"> で開く（余計なフラグは付けない）。Edge ログ（</w:t>
       </w:r>
       <w:r>
         <w:rPr>
@@ -3656,7 +3611,7 @@
           <w:i w:val="0"/>
           <w:sz w:val="21"/>
         </w:rPr>
-        <w:t>）を付ける。</w:t>
+        <w:t>）のみ付与。</w:t>
       </w:r>
     </w:p>
     <w:p>
@@ -3758,7 +3713,7 @@
           <w:i w:val="0"/>
           <w:sz w:val="21"/>
         </w:rPr>
-        <w:t xml:space="preserve"> を丸ごと削除（プロファイル・一時を一括清掃）。</w:t>
+        <w:t>（PDF・JSON 一時）を丸ごと削除。</w:t>
       </w:r>
     </w:p>
     <w:p>
@@ -3797,7 +3752,7 @@
           <w:i w:val="0"/>
           <w:sz w:val="20"/>
         </w:rPr>
-        <w:t>VDI/リモートデスクトップ対応</w:t>
+        <w:t>VDI/リモートデスクトップ対応（重要）</w:t>
       </w:r>
       <w:r>
         <w:rPr>
@@ -3806,7 +3761,25 @@
           <w:i w:val="0"/>
           <w:sz w:val="20"/>
         </w:rPr>
-        <w:t>: これらの環境は実 GPU が無く Chromium(Edge) の GPU/コンポジタがクラッシュしてアプリ窓が「一瞬出て消える」ため、</w:t>
+        <w:t xml:space="preserve">: 当初は隔離 </w:t>
+      </w:r>
+      <w:r>
+        <w:rPr>
+          <w:rFonts w:ascii="ＭＳ ゴシック" w:hAnsi="ＭＳ ゴシック" w:eastAsia="ＭＳ ゴシック"/>
+          <w:b w:val="0"/>
+          <w:i w:val="0"/>
+          <w:sz w:val="19"/>
+        </w:rPr>
+        <w:t>--user-data-dir</w:t>
+      </w:r>
+      <w:r>
+        <w:rPr>
+          <w:rFonts w:ascii="Meiryo UI" w:hAnsi="Meiryo UI" w:eastAsia="Meiryo UI"/>
+          <w:b w:val="0"/>
+          <w:i w:val="0"/>
+          <w:sz w:val="20"/>
+        </w:rPr>
+        <w:t xml:space="preserve"> ＋ </w:t>
       </w:r>
       <w:r>
         <w:rPr>
@@ -3824,7 +3797,25 @@
           <w:i w:val="0"/>
           <w:sz w:val="20"/>
         </w:rPr>
-        <w:t xml:space="preserve"> 等でソフトウェア描画へ固定する。さらに C ドライブ/</w:t>
+        <w:t>（ソフトウェア描画固定）で起動していたが、VDI ではこの非標準構成だと Edge のレンダラが不安定で</w:t>
+      </w:r>
+      <w:r>
+        <w:rPr>
+          <w:rFonts w:ascii="Meiryo UI" w:hAnsi="Meiryo UI" w:eastAsia="Meiryo UI"/>
+          <w:b/>
+          <w:i w:val="0"/>
+          <w:sz w:val="20"/>
+        </w:rPr>
+        <w:t>アプリ窓がクラッシュ</w:t>
+      </w:r>
+      <w:r>
+        <w:rPr>
+          <w:rFonts w:ascii="Meiryo UI" w:hAnsi="Meiryo UI" w:eastAsia="Meiryo UI"/>
+          <w:b w:val="0"/>
+          <w:i w:val="0"/>
+          <w:sz w:val="20"/>
+        </w:rPr>
+        <w:t>した（</w:t>
       </w:r>
       <w:r>
         <w:rPr>
@@ -3833,7 +3824,7 @@
           <w:i w:val="0"/>
           <w:sz w:val="19"/>
         </w:rPr>
-        <w:t>%TEMP%</w:t>
+        <w:t>edge.log</w:t>
       </w:r>
       <w:r>
         <w:rPr>
@@ -3842,7 +3833,7 @@
           <w:i w:val="0"/>
           <w:sz w:val="20"/>
         </w:rPr>
-        <w:t xml:space="preserve"> がアクセス不可な VDI でも動くよう、実行時 temp と Edge プロファイルを exe 隣の </w:t>
+        <w:t xml:space="preserve"> に </w:t>
       </w:r>
       <w:r>
         <w:rPr>
@@ -3851,7 +3842,7 @@
           <w:i w:val="0"/>
           <w:sz w:val="19"/>
         </w:rPr>
-        <w:t>data/tmp/&lt;pid&gt;</w:t>
+        <w:t>GetGpuDriverOverlayInfo failed to retrieve video device</w:t>
       </w:r>
       <w:r>
         <w:rPr>
@@ -3860,7 +3851,25 @@
           <w:i w:val="0"/>
           <w:sz w:val="20"/>
         </w:rPr>
-        <w:t xml:space="preserve"> に集約し、子 Edge の </w:t>
+        <w:t>。通常の Edge ブラウジング自体は安定）。そこで</w:t>
+      </w:r>
+      <w:r>
+        <w:rPr>
+          <w:rFonts w:ascii="Meiryo UI" w:hAnsi="Meiryo UI" w:eastAsia="Meiryo UI"/>
+          <w:b/>
+          <w:i w:val="0"/>
+          <w:sz w:val="20"/>
+        </w:rPr>
+        <w:t>余計なフラグを付けず、安定動作している既定 Edge と同じ構成</w:t>
+      </w:r>
+      <w:r>
+        <w:rPr>
+          <w:rFonts w:ascii="Meiryo UI" w:hAnsi="Meiryo UI" w:eastAsia="Meiryo UI"/>
+          <w:b w:val="0"/>
+          <w:i w:val="0"/>
+          <w:sz w:val="20"/>
+        </w:rPr>
+        <w:t>で開く方針に変更した。あわせて、ファイルの開く/保存は File System Access API のネイティブピッカー（</w:t>
       </w:r>
       <w:r>
         <w:rPr>
@@ -3869,7 +3878,7 @@
           <w:i w:val="0"/>
           <w:sz w:val="19"/>
         </w:rPr>
-        <w:t>TEMP</w:t>
+        <w:t>showOpenFilePicker</w:t>
       </w:r>
       <w:r>
         <w:rPr>
@@ -3887,7 +3896,7 @@
           <w:i w:val="0"/>
           <w:sz w:val="19"/>
         </w:rPr>
-        <w:t>TMP</w:t>
+        <w:t>showSaveFilePicker</w:t>
       </w:r>
       <w:r>
         <w:rPr>
@@ -3896,7 +3905,43 @@
           <w:i w:val="0"/>
           <w:sz w:val="20"/>
         </w:rPr>
-        <w:t xml:space="preserve"> もそこへ向ける。なお落ちる場合は </w:t>
+        <w:t>/</w:t>
+      </w:r>
+      <w:r>
+        <w:rPr>
+          <w:rFonts w:ascii="ＭＳ ゴシック" w:hAnsi="ＭＳ ゴシック" w:eastAsia="ＭＳ ゴシック"/>
+          <w:b w:val="0"/>
+          <w:i w:val="0"/>
+          <w:sz w:val="19"/>
+        </w:rPr>
+        <w:t>showDirectoryPicker</w:t>
+      </w:r>
+      <w:r>
+        <w:rPr>
+          <w:rFonts w:ascii="Meiryo UI" w:hAnsi="Meiryo UI" w:eastAsia="Meiryo UI"/>
+          <w:b w:val="0"/>
+          <w:i w:val="0"/>
+          <w:sz w:val="20"/>
+        </w:rPr>
+        <w:t>）が VDI でレンダラごとクラッシュするため使わず、</w:t>
+      </w:r>
+      <w:r>
+        <w:rPr>
+          <w:rFonts w:ascii="Meiryo UI" w:hAnsi="Meiryo UI" w:eastAsia="Meiryo UI"/>
+          <w:b/>
+          <w:i w:val="0"/>
+          <w:sz w:val="20"/>
+        </w:rPr>
+        <w:t>従来型 `&lt;input type=file&gt;` ＋ ダウンロード</w:t>
+      </w:r>
+      <w:r>
+        <w:rPr>
+          <w:rFonts w:ascii="Meiryo UI" w:hAnsi="Meiryo UI" w:eastAsia="Meiryo UI"/>
+          <w:b w:val="0"/>
+          <w:i w:val="0"/>
+          <w:sz w:val="20"/>
+        </w:rPr>
+        <w:t xml:space="preserve">に統一した（保存先はダウンロードフォルダ固定）。ドラッグ＆ドロップでも読み込める。なお落ちる場合は </w:t>
       </w:r>
       <w:r>
         <w:rPr>

--- a/docs/pdf-to-svg/PdfToSvg_設計書.docx
+++ b/docs/pdf-to-svg/PdfToSvg_設計書.docx
@@ -3,25 +3,59 @@
 <w:document xmlns:wpc="http://schemas.microsoft.com/office/word/2010/wordprocessingCanvas" xmlns:mo="http://schemas.microsoft.com/office/mac/office/2008/main" xmlns:mc="http://schemas.openxmlformats.org/markup-compatibility/2006" xmlns:mv="urn:schemas-microsoft-com:mac:vml" xmlns:o="urn:schemas-microsoft-com:office:office" xmlns:r="http://schemas.openxmlformats.org/officeDocument/2006/relationships" xmlns:m="http://schemas.openxmlformats.org/officeDocument/2006/math" xmlns:v="urn:schemas-microsoft-com:vml" xmlns:wp14="http://schemas.microsoft.com/office/word/2010/wordprocessingDrawing" xmlns:wp="http://schemas.openxmlformats.org/drawingml/2006/wordprocessingDrawing" xmlns:w10="urn:schemas-microsoft-com:office:word" xmlns:w="http://schemas.openxmlformats.org/wordprocessingml/2006/main" xmlns:w14="http://schemas.microsoft.com/office/word/2010/wordml" xmlns:wpg="http://schemas.microsoft.com/office/word/2010/wordprocessingGroup" xmlns:wpi="http://schemas.microsoft.com/office/word/2010/wordprocessingInk" xmlns:wne="http://schemas.microsoft.com/office/word/2006/wordml" xmlns:wps="http://schemas.microsoft.com/office/word/2010/wordprocessingShape" mc:Ignorable="w14 wp14">
   <w:body>
     <w:p>
+      <w:pPr>
+        <w:pBdr>
+          <w:top w:val="single" w:sz="16" w:space="4" w:color="20242C"/>
+        </w:pBdr>
+        <w:spacing w:before="40" w:after="0"/>
+      </w:pPr>
       <w:r>
         <w:rPr>
-          <w:rFonts w:ascii="Meiryo UI" w:hAnsi="Meiryo UI" w:eastAsia="Meiryo UI"/>
+          <w:rFonts w:ascii="BIZ UDGothic" w:hAnsi="BIZ UDGothic" w:eastAsia="BIZ UDGothic"/>
           <w:b/>
           <w:i w:val="0"/>
           <w:color w:val="1F5C99"/>
-          <w:sz w:val="44"/>
+          <w:sz w:val="18"/>
+        </w:rPr>
+        <w:t>DESIGN SPEC</w:t>
+      </w:r>
+    </w:p>
+    <w:p>
+      <w:pPr>
+        <w:spacing w:after="40"/>
+      </w:pPr>
+      <w:r>
+        <w:rPr>
+          <w:rFonts w:ascii="BIZ UDPGothic" w:hAnsi="BIZ UDPGothic" w:eastAsia="BIZ UDPGothic"/>
+          <w:b/>
+          <w:i w:val="0"/>
+          <w:color w:val="20242C"/>
+          <w:sz w:val="56"/>
         </w:rPr>
         <w:t>PdfToSvg 詳細設計書</w:t>
       </w:r>
-    </w:p>
-    <w:p>
       <w:r>
         <w:rPr>
-          <w:rFonts w:ascii="Meiryo UI" w:hAnsi="Meiryo UI" w:eastAsia="Meiryo UI"/>
+          <w:rFonts w:ascii="BIZ UDGothic" w:hAnsi="BIZ UDGothic" w:eastAsia="BIZ UDGothic"/>
           <w:b w:val="0"/>
           <w:i w:val="0"/>
           <w:color w:val="606874"/>
           <w:sz w:val="22"/>
+        </w:rPr>
+        <w:t xml:space="preserve">   v1.0</w:t>
+      </w:r>
+    </w:p>
+    <w:p>
+      <w:pPr>
+        <w:spacing w:after="160"/>
+      </w:pPr>
+      <w:r>
+        <w:rPr>
+          <w:rFonts w:ascii="BIZ UDGothic" w:hAnsi="BIZ UDGothic" w:eastAsia="BIZ UDGothic"/>
+          <w:b w:val="0"/>
+          <w:i w:val="0"/>
+          <w:color w:val="606874"/>
+          <w:sz w:val="20"/>
         </w:rPr>
         <w:t>PDF → 編集可能 SVG 変換ツール ／ エンジニア向け（保守・改修用）</w:t>
       </w:r>
@@ -32,21 +66,7 @@
       </w:pPr>
       <w:r>
         <w:rPr>
-          <w:rFonts w:ascii="Meiryo UI" w:hAnsi="Meiryo UI" w:eastAsia="Meiryo UI"/>
-          <w:b w:val="0"/>
-          <w:i w:val="0"/>
-          <w:sz w:val="19"/>
-        </w:rPr>
-        <w:t>版: 1.0</w:t>
-      </w:r>
-    </w:p>
-    <w:p>
-      <w:pPr>
-        <w:spacing w:after="80"/>
-      </w:pPr>
-      <w:r>
-        <w:rPr>
-          <w:rFonts w:ascii="Meiryo UI" w:hAnsi="Meiryo UI" w:eastAsia="Meiryo UI"/>
+          <w:rFonts w:ascii="BIZ UDPGothic" w:hAnsi="BIZ UDPGothic" w:eastAsia="BIZ UDPGothic"/>
           <w:b w:val="0"/>
           <w:i w:val="0"/>
           <w:sz w:val="21"/>
@@ -57,16 +77,29 @@
     <w:p>
       <w:pPr>
         <w:spacing w:before="200" w:after="60"/>
+        <w:pBdr>
+          <w:bottom w:val="single" w:sz="6" w:space="4" w:color="CDD5DD"/>
+        </w:pBdr>
       </w:pPr>
       <w:r>
         <w:rPr>
-          <w:rFonts w:ascii="Meiryo UI" w:hAnsi="Meiryo UI" w:eastAsia="Meiryo UI"/>
+          <w:rFonts w:ascii="BIZ UDGothic" w:hAnsi="BIZ UDGothic" w:eastAsia="BIZ UDGothic"/>
           <w:b/>
           <w:i w:val="0"/>
           <w:color w:val="1F5C99"/>
           <w:sz w:val="30"/>
         </w:rPr>
-        <w:t>1. 概要・目的</w:t>
+        <w:t xml:space="preserve">1. </w:t>
+      </w:r>
+      <w:r>
+        <w:rPr>
+          <w:rFonts w:ascii="BIZ UDPGothic" w:hAnsi="BIZ UDPGothic" w:eastAsia="BIZ UDPGothic"/>
+          <w:b/>
+          <w:i w:val="0"/>
+          <w:color w:val="20242C"/>
+          <w:sz w:val="30"/>
+        </w:rPr>
+        <w:t>概要・目的</w:t>
       </w:r>
     </w:p>
     <w:p>
@@ -75,7 +108,7 @@
       </w:pPr>
       <w:r>
         <w:rPr>
-          <w:rFonts w:ascii="Meiryo UI" w:hAnsi="Meiryo UI" w:eastAsia="Meiryo UI"/>
+          <w:rFonts w:ascii="BIZ UDPGothic" w:hAnsi="BIZ UDPGothic" w:eastAsia="BIZ UDPGothic"/>
           <w:b w:val="0"/>
           <w:i w:val="0"/>
           <w:sz w:val="21"/>
@@ -84,7 +117,7 @@
       </w:r>
       <w:r>
         <w:rPr>
-          <w:rFonts w:ascii="Meiryo UI" w:hAnsi="Meiryo UI" w:eastAsia="Meiryo UI"/>
+          <w:rFonts w:ascii="BIZ UDPGothic" w:hAnsi="BIZ UDPGothic" w:eastAsia="BIZ UDPGothic"/>
           <w:b/>
           <w:i w:val="0"/>
           <w:sz w:val="21"/>
@@ -93,7 +126,7 @@
       </w:r>
       <w:r>
         <w:rPr>
-          <w:rFonts w:ascii="Meiryo UI" w:hAnsi="Meiryo UI" w:eastAsia="Meiryo UI"/>
+          <w:rFonts w:ascii="BIZ UDPGothic" w:hAnsi="BIZ UDPGothic" w:eastAsia="BIZ UDPGothic"/>
           <w:b w:val="0"/>
           <w:i w:val="0"/>
           <w:sz w:val="21"/>
@@ -109,7 +142,7 @@
       </w:pPr>
       <w:r>
         <w:rPr>
-          <w:rFonts w:ascii="Meiryo UI" w:hAnsi="Meiryo UI" w:eastAsia="Meiryo UI"/>
+          <w:rFonts w:ascii="BIZ UDPGothic" w:hAnsi="BIZ UDPGothic" w:eastAsia="BIZ UDPGothic"/>
           <w:b/>
           <w:i w:val="0"/>
           <w:sz w:val="21"/>
@@ -118,7 +151,7 @@
       </w:r>
       <w:r>
         <w:rPr>
-          <w:rFonts w:ascii="Meiryo UI" w:hAnsi="Meiryo UI" w:eastAsia="Meiryo UI"/>
+          <w:rFonts w:ascii="BIZ UDPGothic" w:hAnsi="BIZ UDPGothic" w:eastAsia="BIZ UDPGothic"/>
           <w:b w:val="0"/>
           <w:i w:val="0"/>
           <w:sz w:val="21"/>
@@ -134,7 +167,7 @@
       </w:pPr>
       <w:r>
         <w:rPr>
-          <w:rFonts w:ascii="Meiryo UI" w:hAnsi="Meiryo UI" w:eastAsia="Meiryo UI"/>
+          <w:rFonts w:ascii="BIZ UDPGothic" w:hAnsi="BIZ UDPGothic" w:eastAsia="BIZ UDPGothic"/>
           <w:b/>
           <w:i w:val="0"/>
           <w:sz w:val="21"/>
@@ -143,7 +176,7 @@
       </w:r>
       <w:r>
         <w:rPr>
-          <w:rFonts w:ascii="Meiryo UI" w:hAnsi="Meiryo UI" w:eastAsia="Meiryo UI"/>
+          <w:rFonts w:ascii="BIZ UDPGothic" w:hAnsi="BIZ UDPGothic" w:eastAsia="BIZ UDPGothic"/>
           <w:b w:val="0"/>
           <w:i w:val="0"/>
           <w:sz w:val="21"/>
@@ -157,7 +190,7 @@
       </w:pPr>
       <w:r>
         <w:rPr>
-          <w:rFonts w:ascii="Meiryo UI" w:hAnsi="Meiryo UI" w:eastAsia="Meiryo UI"/>
+          <w:rFonts w:ascii="BIZ UDPGothic" w:hAnsi="BIZ UDPGothic" w:eastAsia="BIZ UDPGothic"/>
           <w:b w:val="0"/>
           <w:i w:val="0"/>
           <w:sz w:val="21"/>
@@ -166,7 +199,7 @@
       </w:r>
       <w:r>
         <w:rPr>
-          <w:rFonts w:ascii="Meiryo UI" w:hAnsi="Meiryo UI" w:eastAsia="Meiryo UI"/>
+          <w:rFonts w:ascii="BIZ UDPGothic" w:hAnsi="BIZ UDPGothic" w:eastAsia="BIZ UDPGothic"/>
           <w:b/>
           <w:i w:val="0"/>
           <w:sz w:val="21"/>
@@ -175,7 +208,7 @@
       </w:r>
       <w:r>
         <w:rPr>
-          <w:rFonts w:ascii="Meiryo UI" w:hAnsi="Meiryo UI" w:eastAsia="Meiryo UI"/>
+          <w:rFonts w:ascii="BIZ UDPGothic" w:hAnsi="BIZ UDPGothic" w:eastAsia="BIZ UDPGothic"/>
           <w:b w:val="0"/>
           <w:i w:val="0"/>
           <w:sz w:val="21"/>
@@ -189,7 +222,7 @@
       </w:pPr>
       <w:r>
         <w:rPr>
-          <w:rFonts w:ascii="Meiryo UI" w:hAnsi="Meiryo UI" w:eastAsia="Meiryo UI"/>
+          <w:rFonts w:ascii="BIZ UDPGothic" w:hAnsi="BIZ UDPGothic" w:eastAsia="BIZ UDPGothic"/>
           <w:b/>
           <w:i w:val="0"/>
           <w:sz w:val="21"/>
@@ -198,7 +231,7 @@
       </w:r>
       <w:r>
         <w:rPr>
-          <w:rFonts w:ascii="Meiryo UI" w:hAnsi="Meiryo UI" w:eastAsia="Meiryo UI"/>
+          <w:rFonts w:ascii="BIZ UDPGothic" w:hAnsi="BIZ UDPGothic" w:eastAsia="BIZ UDPGothic"/>
           <w:b w:val="0"/>
           <w:i w:val="0"/>
           <w:sz w:val="21"/>
@@ -209,21 +242,33 @@
     <w:p>
       <w:pPr>
         <w:spacing w:before="200" w:after="60"/>
+        <w:pBdr>
+          <w:bottom w:val="single" w:sz="6" w:space="4" w:color="CDD5DD"/>
+        </w:pBdr>
       </w:pPr>
       <w:r>
         <w:rPr>
-          <w:rFonts w:ascii="Meiryo UI" w:hAnsi="Meiryo UI" w:eastAsia="Meiryo UI"/>
+          <w:rFonts w:ascii="BIZ UDGothic" w:hAnsi="BIZ UDGothic" w:eastAsia="BIZ UDGothic"/>
           <w:b/>
           <w:i w:val="0"/>
           <w:color w:val="1F5C99"/>
           <w:sz w:val="30"/>
         </w:rPr>
-        <w:t>2. 動作環境</w:t>
+        <w:t xml:space="preserve">2. </w:t>
+      </w:r>
+      <w:r>
+        <w:rPr>
+          <w:rFonts w:ascii="BIZ UDPGothic" w:hAnsi="BIZ UDPGothic" w:eastAsia="BIZ UDPGothic"/>
+          <w:b/>
+          <w:i w:val="0"/>
+          <w:color w:val="20242C"/>
+          <w:sz w:val="30"/>
+        </w:rPr>
+        <w:t>動作環境</w:t>
       </w:r>
     </w:p>
     <w:tbl>
       <w:tblPr>
-        <w:tblStyle w:val="LightGrid-Accent1"/>
         <w:tblW w:type="auto" w:w="0"/>
         <w:jc w:val="left"/>
         <w:tblLook w:firstColumn="1" w:firstRow="1" w:lastColumn="0" w:lastRow="0" w:noHBand="0" w:noVBand="1" w:val="04A0"/>
@@ -236,15 +281,19 @@
         <w:tc>
           <w:tcPr>
             <w:tcW w:type="dxa" w:w="4873"/>
+            <w:tcBorders>
+              <w:bottom w:val="single" w:sz="12" w:space="0" w:color="20242C"/>
+            </w:tcBorders>
           </w:tcPr>
           <w:p>
             <w:r/>
             <w:r>
               <w:rPr>
-                <w:rFonts w:ascii="Meiryo UI" w:hAnsi="Meiryo UI" w:eastAsia="Meiryo UI"/>
+                <w:rFonts w:ascii="BIZ UDPGothic" w:hAnsi="BIZ UDPGothic" w:eastAsia="BIZ UDPGothic"/>
                 <w:b/>
                 <w:i w:val="0"/>
-                <w:sz w:val="19"/>
+                <w:color w:val="1F5C99"/>
+                <w:sz w:val="20"/>
               </w:rPr>
               <w:t>項目</w:t>
             </w:r>
@@ -253,15 +302,19 @@
         <w:tc>
           <w:tcPr>
             <w:tcW w:type="dxa" w:w="4873"/>
+            <w:tcBorders>
+              <w:bottom w:val="single" w:sz="12" w:space="0" w:color="20242C"/>
+            </w:tcBorders>
           </w:tcPr>
           <w:p>
             <w:r/>
             <w:r>
               <w:rPr>
-                <w:rFonts w:ascii="Meiryo UI" w:hAnsi="Meiryo UI" w:eastAsia="Meiryo UI"/>
+                <w:rFonts w:ascii="BIZ UDPGothic" w:hAnsi="BIZ UDPGothic" w:eastAsia="BIZ UDPGothic"/>
                 <w:b/>
                 <w:i w:val="0"/>
-                <w:sz w:val="19"/>
+                <w:color w:val="1F5C99"/>
+                <w:sz w:val="20"/>
               </w:rPr>
               <w:t>内容</w:t>
             </w:r>
@@ -272,12 +325,15 @@
         <w:tc>
           <w:tcPr>
             <w:tcW w:type="dxa" w:w="4873"/>
+            <w:tcBorders>
+              <w:bottom w:val="single" w:sz="8" w:space="0" w:color="E8ECF0"/>
+            </w:tcBorders>
           </w:tcPr>
           <w:p>
             <w:r/>
             <w:r>
               <w:rPr>
-                <w:rFonts w:ascii="Meiryo UI" w:hAnsi="Meiryo UI" w:eastAsia="Meiryo UI"/>
+                <w:rFonts w:ascii="BIZ UDPGothic" w:hAnsi="BIZ UDPGothic" w:eastAsia="BIZ UDPGothic"/>
                 <w:b w:val="0"/>
                 <w:i w:val="0"/>
                 <w:sz w:val="19"/>
@@ -289,12 +345,15 @@
         <w:tc>
           <w:tcPr>
             <w:tcW w:type="dxa" w:w="4873"/>
+            <w:tcBorders>
+              <w:bottom w:val="single" w:sz="8" w:space="0" w:color="E8ECF0"/>
+            </w:tcBorders>
           </w:tcPr>
           <w:p>
             <w:r/>
             <w:r>
               <w:rPr>
-                <w:rFonts w:ascii="Meiryo UI" w:hAnsi="Meiryo UI" w:eastAsia="Meiryo UI"/>
+                <w:rFonts w:ascii="BIZ UDPGothic" w:hAnsi="BIZ UDPGothic" w:eastAsia="BIZ UDPGothic"/>
                 <w:b w:val="0"/>
                 <w:i w:val="0"/>
                 <w:sz w:val="19"/>
@@ -308,12 +367,15 @@
         <w:tc>
           <w:tcPr>
             <w:tcW w:type="dxa" w:w="4873"/>
+            <w:tcBorders>
+              <w:bottom w:val="single" w:sz="8" w:space="0" w:color="E8ECF0"/>
+            </w:tcBorders>
           </w:tcPr>
           <w:p>
             <w:r/>
             <w:r>
               <w:rPr>
-                <w:rFonts w:ascii="Meiryo UI" w:hAnsi="Meiryo UI" w:eastAsia="Meiryo UI"/>
+                <w:rFonts w:ascii="BIZ UDPGothic" w:hAnsi="BIZ UDPGothic" w:eastAsia="BIZ UDPGothic"/>
                 <w:b w:val="0"/>
                 <w:i w:val="0"/>
                 <w:sz w:val="19"/>
@@ -325,12 +387,15 @@
         <w:tc>
           <w:tcPr>
             <w:tcW w:type="dxa" w:w="4873"/>
+            <w:tcBorders>
+              <w:bottom w:val="single" w:sz="8" w:space="0" w:color="E8ECF0"/>
+            </w:tcBorders>
           </w:tcPr>
           <w:p>
             <w:r/>
             <w:r>
               <w:rPr>
-                <w:rFonts w:ascii="Meiryo UI" w:hAnsi="Meiryo UI" w:eastAsia="Meiryo UI"/>
+                <w:rFonts w:ascii="BIZ UDPGothic" w:hAnsi="BIZ UDPGothic" w:eastAsia="BIZ UDPGothic"/>
                 <w:b w:val="0"/>
                 <w:i w:val="0"/>
                 <w:sz w:val="19"/>
@@ -344,12 +409,15 @@
         <w:tc>
           <w:tcPr>
             <w:tcW w:type="dxa" w:w="4873"/>
+            <w:tcBorders>
+              <w:bottom w:val="single" w:sz="8" w:space="0" w:color="E8ECF0"/>
+            </w:tcBorders>
           </w:tcPr>
           <w:p>
             <w:r/>
             <w:r>
               <w:rPr>
-                <w:rFonts w:ascii="Meiryo UI" w:hAnsi="Meiryo UI" w:eastAsia="Meiryo UI"/>
+                <w:rFonts w:ascii="BIZ UDPGothic" w:hAnsi="BIZ UDPGothic" w:eastAsia="BIZ UDPGothic"/>
                 <w:b w:val="0"/>
                 <w:i w:val="0"/>
                 <w:sz w:val="19"/>
@@ -361,12 +429,15 @@
         <w:tc>
           <w:tcPr>
             <w:tcW w:type="dxa" w:w="4873"/>
+            <w:tcBorders>
+              <w:bottom w:val="single" w:sz="8" w:space="0" w:color="E8ECF0"/>
+            </w:tcBorders>
           </w:tcPr>
           <w:p>
             <w:r/>
             <w:r>
               <w:rPr>
-                <w:rFonts w:ascii="Meiryo UI" w:hAnsi="Meiryo UI" w:eastAsia="Meiryo UI"/>
+                <w:rFonts w:ascii="BIZ UDPGothic" w:hAnsi="BIZ UDPGothic" w:eastAsia="BIZ UDPGothic"/>
                 <w:b w:val="0"/>
                 <w:i w:val="0"/>
                 <w:sz w:val="19"/>
@@ -380,12 +451,15 @@
         <w:tc>
           <w:tcPr>
             <w:tcW w:type="dxa" w:w="4873"/>
+            <w:tcBorders>
+              <w:bottom w:val="single" w:sz="8" w:space="0" w:color="E8ECF0"/>
+            </w:tcBorders>
           </w:tcPr>
           <w:p>
             <w:r/>
             <w:r>
               <w:rPr>
-                <w:rFonts w:ascii="Meiryo UI" w:hAnsi="Meiryo UI" w:eastAsia="Meiryo UI"/>
+                <w:rFonts w:ascii="BIZ UDPGothic" w:hAnsi="BIZ UDPGothic" w:eastAsia="BIZ UDPGothic"/>
                 <w:b w:val="0"/>
                 <w:i w:val="0"/>
                 <w:sz w:val="19"/>
@@ -397,12 +471,15 @@
         <w:tc>
           <w:tcPr>
             <w:tcW w:type="dxa" w:w="4873"/>
+            <w:tcBorders>
+              <w:bottom w:val="single" w:sz="8" w:space="0" w:color="E8ECF0"/>
+            </w:tcBorders>
           </w:tcPr>
           <w:p>
             <w:r/>
             <w:r>
               <w:rPr>
-                <w:rFonts w:ascii="Meiryo UI" w:hAnsi="Meiryo UI" w:eastAsia="Meiryo UI"/>
+                <w:rFonts w:ascii="BIZ UDPGothic" w:hAnsi="BIZ UDPGothic" w:eastAsia="BIZ UDPGothic"/>
                 <w:b w:val="0"/>
                 <w:i w:val="0"/>
                 <w:sz w:val="19"/>
@@ -416,12 +493,15 @@
         <w:tc>
           <w:tcPr>
             <w:tcW w:type="dxa" w:w="4873"/>
+            <w:tcBorders>
+              <w:bottom w:val="single" w:sz="8" w:space="0" w:color="E8ECF0"/>
+            </w:tcBorders>
           </w:tcPr>
           <w:p>
             <w:r/>
             <w:r>
               <w:rPr>
-                <w:rFonts w:ascii="Meiryo UI" w:hAnsi="Meiryo UI" w:eastAsia="Meiryo UI"/>
+                <w:rFonts w:ascii="BIZ UDPGothic" w:hAnsi="BIZ UDPGothic" w:eastAsia="BIZ UDPGothic"/>
                 <w:b w:val="0"/>
                 <w:i w:val="0"/>
                 <w:sz w:val="19"/>
@@ -433,12 +513,15 @@
         <w:tc>
           <w:tcPr>
             <w:tcW w:type="dxa" w:w="4873"/>
+            <w:tcBorders>
+              <w:bottom w:val="single" w:sz="8" w:space="0" w:color="E8ECF0"/>
+            </w:tcBorders>
           </w:tcPr>
           <w:p>
             <w:r/>
             <w:r>
               <w:rPr>
-                <w:rFonts w:ascii="Meiryo UI" w:hAnsi="Meiryo UI" w:eastAsia="Meiryo UI"/>
+                <w:rFonts w:ascii="BIZ UDPGothic" w:hAnsi="BIZ UDPGothic" w:eastAsia="BIZ UDPGothic"/>
                 <w:b w:val="0"/>
                 <w:i w:val="0"/>
                 <w:sz w:val="19"/>
@@ -455,7 +538,7 @@
       </w:pPr>
       <w:r>
         <w:rPr>
-          <w:rFonts w:ascii="Meiryo UI" w:hAnsi="Meiryo UI" w:eastAsia="Meiryo UI"/>
+          <w:rFonts w:ascii="BIZ UDPGothic" w:hAnsi="BIZ UDPGothic" w:eastAsia="BIZ UDPGothic"/>
           <w:b w:val="0"/>
           <w:i w:val="0"/>
           <w:sz w:val="21"/>
@@ -466,16 +549,29 @@
     <w:p>
       <w:pPr>
         <w:spacing w:before="200" w:after="60"/>
+        <w:pBdr>
+          <w:bottom w:val="single" w:sz="6" w:space="4" w:color="CDD5DD"/>
+        </w:pBdr>
       </w:pPr>
       <w:r>
         <w:rPr>
-          <w:rFonts w:ascii="Meiryo UI" w:hAnsi="Meiryo UI" w:eastAsia="Meiryo UI"/>
+          <w:rFonts w:ascii="BIZ UDGothic" w:hAnsi="BIZ UDGothic" w:eastAsia="BIZ UDGothic"/>
           <w:b/>
           <w:i w:val="0"/>
           <w:color w:val="1F5C99"/>
           <w:sz w:val="30"/>
         </w:rPr>
-        <w:t>3. アーキテクチャ</w:t>
+        <w:t xml:space="preserve">3. </w:t>
+      </w:r>
+      <w:r>
+        <w:rPr>
+          <w:rFonts w:ascii="BIZ UDPGothic" w:hAnsi="BIZ UDPGothic" w:eastAsia="BIZ UDPGothic"/>
+          <w:b/>
+          <w:i w:val="0"/>
+          <w:color w:val="20242C"/>
+          <w:sz w:val="30"/>
+        </w:rPr>
+        <w:t>アーキテクチャ</w:t>
       </w:r>
     </w:p>
     <w:p>
@@ -484,7 +580,7 @@
       </w:pPr>
       <w:r>
         <w:rPr>
-          <w:rFonts w:ascii="Meiryo UI" w:hAnsi="Meiryo UI" w:eastAsia="Meiryo UI"/>
+          <w:rFonts w:ascii="BIZ UDPGothic" w:hAnsi="BIZ UDPGothic" w:eastAsia="BIZ UDPGothic"/>
           <w:b w:val="0"/>
           <w:i w:val="0"/>
           <w:sz w:val="21"/>
@@ -493,7 +589,7 @@
       </w:r>
       <w:r>
         <w:rPr>
-          <w:rFonts w:ascii="Meiryo UI" w:hAnsi="Meiryo UI" w:eastAsia="Meiryo UI"/>
+          <w:rFonts w:ascii="BIZ UDPGothic" w:hAnsi="BIZ UDPGothic" w:eastAsia="BIZ UDPGothic"/>
           <w:b/>
           <w:i w:val="0"/>
           <w:sz w:val="21"/>
@@ -502,7 +598,7 @@
       </w:r>
       <w:r>
         <w:rPr>
-          <w:rFonts w:ascii="Meiryo UI" w:hAnsi="Meiryo UI" w:eastAsia="Meiryo UI"/>
+          <w:rFonts w:ascii="BIZ UDPGothic" w:hAnsi="BIZ UDPGothic" w:eastAsia="BIZ UDPGothic"/>
           <w:b w:val="0"/>
           <w:i w:val="0"/>
           <w:sz w:val="21"/>
@@ -511,7 +607,7 @@
       </w:r>
       <w:r>
         <w:rPr>
-          <w:rFonts w:ascii="ＭＳ ゴシック" w:hAnsi="ＭＳ ゴシック" w:eastAsia="ＭＳ ゴシック"/>
+          <w:rFonts w:ascii="BIZ UDGothic" w:hAnsi="BIZ UDGothic" w:eastAsia="BIZ UDGothic"/>
           <w:b w:val="0"/>
           <w:i w:val="0"/>
           <w:sz w:val="20"/>
@@ -520,7 +616,7 @@
       </w:r>
       <w:r>
         <w:rPr>
-          <w:rFonts w:ascii="Meiryo UI" w:hAnsi="Meiryo UI" w:eastAsia="Meiryo UI"/>
+          <w:rFonts w:ascii="BIZ UDPGothic" w:hAnsi="BIZ UDPGothic" w:eastAsia="BIZ UDPGothic"/>
           <w:b w:val="0"/>
           <w:i w:val="0"/>
           <w:sz w:val="21"/>
@@ -532,14 +628,17 @@
       <w:pPr>
         <w:spacing w:before="60" w:after="120"/>
         <w:ind w:left="170"/>
-        <w:shd w:val="clear" w:color="auto" w:fill="F2F4F7"/>
+        <w:shd w:val="clear" w:color="auto" w:fill="F4F6F8"/>
+        <w:pBdr>
+          <w:left w:val="single" w:sz="16" w:space="6" w:color="C4CCD4"/>
+        </w:pBdr>
       </w:pPr>
       <w:r>
         <w:rPr>
-          <w:rFonts w:ascii="ＭＳ ゴシック" w:hAnsi="ＭＳ ゴシック" w:eastAsia="ＭＳ ゴシック"/>
+          <w:rFonts w:ascii="BIZ UDGothic" w:hAnsi="BIZ UDGothic" w:eastAsia="BIZ UDGothic"/>
           <w:b w:val="0"/>
           <w:i w:val="0"/>
-          <w:sz w:val="17"/>
+          <w:sz w:val="18"/>
         </w:rPr>
         <w:t>PDF</w:t>
         <w:br/>
@@ -563,7 +662,7 @@
       </w:pPr>
       <w:r>
         <w:rPr>
-          <w:rFonts w:ascii="Meiryo UI" w:hAnsi="Meiryo UI" w:eastAsia="Meiryo UI"/>
+          <w:rFonts w:ascii="BIZ UDPGothic" w:hAnsi="BIZ UDPGothic" w:eastAsia="BIZ UDPGothic"/>
           <w:b w:val="0"/>
           <w:i w:val="0"/>
           <w:sz w:val="21"/>
@@ -573,13 +672,22 @@
     </w:p>
     <w:p>
       <w:pPr>
-        <w:pStyle w:val="ListNumber"/>
         <w:spacing w:after="60"/>
-        <w:ind w:left="340"/>
+        <w:ind w:left="283" w:hanging="283"/>
       </w:pPr>
       <w:r>
         <w:rPr>
-          <w:rFonts w:ascii="Meiryo UI" w:hAnsi="Meiryo UI" w:eastAsia="Meiryo UI"/>
+          <w:rFonts w:ascii="BIZ UDGothic" w:hAnsi="BIZ UDGothic" w:eastAsia="BIZ UDGothic"/>
+          <w:b/>
+          <w:i w:val="0"/>
+          <w:color w:val="1F5C99"/>
+          <w:sz w:val="21"/>
+        </w:rPr>
+        <w:t xml:space="preserve">1. </w:t>
+      </w:r>
+      <w:r>
+        <w:rPr>
+          <w:rFonts w:ascii="BIZ UDPGothic" w:hAnsi="BIZ UDPGothic" w:eastAsia="BIZ UDPGothic"/>
           <w:b w:val="0"/>
           <w:i w:val="0"/>
           <w:sz w:val="21"/>
@@ -588,7 +696,7 @@
       </w:r>
       <w:r>
         <w:rPr>
-          <w:rFonts w:ascii="ＭＳ ゴシック" w:hAnsi="ＭＳ ゴシック" w:eastAsia="ＭＳ ゴシック"/>
+          <w:rFonts w:ascii="BIZ UDGothic" w:hAnsi="BIZ UDGothic" w:eastAsia="BIZ UDGothic"/>
           <w:b w:val="0"/>
           <w:i w:val="0"/>
           <w:sz w:val="20"/>
@@ -597,7 +705,7 @@
       </w:r>
       <w:r>
         <w:rPr>
-          <w:rFonts w:ascii="Meiryo UI" w:hAnsi="Meiryo UI" w:eastAsia="Meiryo UI"/>
+          <w:rFonts w:ascii="BIZ UDPGothic" w:hAnsi="BIZ UDPGothic" w:eastAsia="BIZ UDPGothic"/>
           <w:b w:val="0"/>
           <w:i w:val="0"/>
           <w:sz w:val="21"/>
@@ -606,7 +714,7 @@
       </w:r>
       <w:r>
         <w:rPr>
-          <w:rFonts w:ascii="ＭＳ ゴシック" w:hAnsi="ＭＳ ゴシック" w:eastAsia="ＭＳ ゴシック"/>
+          <w:rFonts w:ascii="BIZ UDGothic" w:hAnsi="BIZ UDGothic" w:eastAsia="BIZ UDGothic"/>
           <w:b w:val="0"/>
           <w:i w:val="0"/>
           <w:sz w:val="20"/>
@@ -615,7 +723,7 @@
       </w:r>
       <w:r>
         <w:rPr>
-          <w:rFonts w:ascii="Meiryo UI" w:hAnsi="Meiryo UI" w:eastAsia="Meiryo UI"/>
+          <w:rFonts w:ascii="BIZ UDPGothic" w:hAnsi="BIZ UDPGothic" w:eastAsia="BIZ UDPGothic"/>
           <w:b w:val="0"/>
           <w:i w:val="0"/>
           <w:sz w:val="21"/>
@@ -624,7 +732,7 @@
       </w:r>
       <w:r>
         <w:rPr>
-          <w:rFonts w:ascii="ＭＳ ゴシック" w:hAnsi="ＭＳ ゴシック" w:eastAsia="ＭＳ ゴシック"/>
+          <w:rFonts w:ascii="BIZ UDGothic" w:hAnsi="BIZ UDGothic" w:eastAsia="BIZ UDGothic"/>
           <w:b w:val="0"/>
           <w:i w:val="0"/>
           <w:sz w:val="20"/>
@@ -633,7 +741,7 @@
       </w:r>
       <w:r>
         <w:rPr>
-          <w:rFonts w:ascii="Meiryo UI" w:hAnsi="Meiryo UI" w:eastAsia="Meiryo UI"/>
+          <w:rFonts w:ascii="BIZ UDPGothic" w:hAnsi="BIZ UDPGothic" w:eastAsia="BIZ UDPGothic"/>
           <w:b w:val="0"/>
           <w:i w:val="0"/>
           <w:sz w:val="21"/>
@@ -643,13 +751,22 @@
     </w:p>
     <w:p>
       <w:pPr>
-        <w:pStyle w:val="ListNumber"/>
         <w:spacing w:after="60"/>
-        <w:ind w:left="340"/>
+        <w:ind w:left="283" w:hanging="283"/>
       </w:pPr>
       <w:r>
         <w:rPr>
-          <w:rFonts w:ascii="Meiryo UI" w:hAnsi="Meiryo UI" w:eastAsia="Meiryo UI"/>
+          <w:rFonts w:ascii="BIZ UDGothic" w:hAnsi="BIZ UDGothic" w:eastAsia="BIZ UDGothic"/>
+          <w:b/>
+          <w:i w:val="0"/>
+          <w:color w:val="1F5C99"/>
+          <w:sz w:val="21"/>
+        </w:rPr>
+        <w:t xml:space="preserve">2. </w:t>
+      </w:r>
+      <w:r>
+        <w:rPr>
+          <w:rFonts w:ascii="BIZ UDPGothic" w:hAnsi="BIZ UDPGothic" w:eastAsia="BIZ UDPGothic"/>
           <w:b w:val="0"/>
           <w:i w:val="0"/>
           <w:sz w:val="21"/>
@@ -658,7 +775,7 @@
       </w:r>
       <w:r>
         <w:rPr>
-          <w:rFonts w:ascii="ＭＳ ゴシック" w:hAnsi="ＭＳ ゴシック" w:eastAsia="ＭＳ ゴシック"/>
+          <w:rFonts w:ascii="BIZ UDGothic" w:hAnsi="BIZ UDGothic" w:eastAsia="BIZ UDGothic"/>
           <w:b w:val="0"/>
           <w:i w:val="0"/>
           <w:sz w:val="20"/>
@@ -667,7 +784,7 @@
       </w:r>
       <w:r>
         <w:rPr>
-          <w:rFonts w:ascii="Meiryo UI" w:hAnsi="Meiryo UI" w:eastAsia="Meiryo UI"/>
+          <w:rFonts w:ascii="BIZ UDPGothic" w:hAnsi="BIZ UDPGothic" w:eastAsia="BIZ UDPGothic"/>
           <w:b w:val="0"/>
           <w:i w:val="0"/>
           <w:sz w:val="21"/>
@@ -676,7 +793,7 @@
       </w:r>
       <w:r>
         <w:rPr>
-          <w:rFonts w:ascii="ＭＳ ゴシック" w:hAnsi="ＭＳ ゴシック" w:eastAsia="ＭＳ ゴシック"/>
+          <w:rFonts w:ascii="BIZ UDGothic" w:hAnsi="BIZ UDGothic" w:eastAsia="BIZ UDGothic"/>
           <w:b w:val="0"/>
           <w:i w:val="0"/>
           <w:sz w:val="20"/>
@@ -685,7 +802,7 @@
       </w:r>
       <w:r>
         <w:rPr>
-          <w:rFonts w:ascii="Meiryo UI" w:hAnsi="Meiryo UI" w:eastAsia="Meiryo UI"/>
+          <w:rFonts w:ascii="BIZ UDPGothic" w:hAnsi="BIZ UDPGothic" w:eastAsia="BIZ UDPGothic"/>
           <w:b w:val="0"/>
           <w:i w:val="0"/>
           <w:sz w:val="21"/>
@@ -695,13 +812,22 @@
     </w:p>
     <w:p>
       <w:pPr>
-        <w:pStyle w:val="ListNumber"/>
         <w:spacing w:after="60"/>
-        <w:ind w:left="340"/>
+        <w:ind w:left="283" w:hanging="283"/>
       </w:pPr>
       <w:r>
         <w:rPr>
-          <w:rFonts w:ascii="Meiryo UI" w:hAnsi="Meiryo UI" w:eastAsia="Meiryo UI"/>
+          <w:rFonts w:ascii="BIZ UDGothic" w:hAnsi="BIZ UDGothic" w:eastAsia="BIZ UDGothic"/>
+          <w:b/>
+          <w:i w:val="0"/>
+          <w:color w:val="1F5C99"/>
+          <w:sz w:val="21"/>
+        </w:rPr>
+        <w:t xml:space="preserve">3. </w:t>
+      </w:r>
+      <w:r>
+        <w:rPr>
+          <w:rFonts w:ascii="BIZ UDPGothic" w:hAnsi="BIZ UDPGothic" w:eastAsia="BIZ UDPGothic"/>
           <w:b w:val="0"/>
           <w:i w:val="0"/>
           <w:sz w:val="21"/>
@@ -711,13 +837,22 @@
     </w:p>
     <w:p>
       <w:pPr>
-        <w:pStyle w:val="ListNumber"/>
         <w:spacing w:after="60"/>
-        <w:ind w:left="340"/>
+        <w:ind w:left="283" w:hanging="283"/>
       </w:pPr>
       <w:r>
         <w:rPr>
-          <w:rFonts w:ascii="ＭＳ ゴシック" w:hAnsi="ＭＳ ゴシック" w:eastAsia="ＭＳ ゴシック"/>
+          <w:rFonts w:ascii="BIZ UDGothic" w:hAnsi="BIZ UDGothic" w:eastAsia="BIZ UDGothic"/>
+          <w:b/>
+          <w:i w:val="0"/>
+          <w:color w:val="1F5C99"/>
+          <w:sz w:val="21"/>
+        </w:rPr>
+        <w:t xml:space="preserve">4. </w:t>
+      </w:r>
+      <w:r>
+        <w:rPr>
+          <w:rFonts w:ascii="BIZ UDGothic" w:hAnsi="BIZ UDGothic" w:eastAsia="BIZ UDGothic"/>
           <w:b w:val="0"/>
           <w:i w:val="0"/>
           <w:sz w:val="20"/>
@@ -726,7 +861,7 @@
       </w:r>
       <w:r>
         <w:rPr>
-          <w:rFonts w:ascii="Meiryo UI" w:hAnsi="Meiryo UI" w:eastAsia="Meiryo UI"/>
+          <w:rFonts w:ascii="BIZ UDPGothic" w:hAnsi="BIZ UDPGothic" w:eastAsia="BIZ UDPGothic"/>
           <w:b w:val="0"/>
           <w:i w:val="0"/>
           <w:sz w:val="21"/>
@@ -735,7 +870,7 @@
       </w:r>
       <w:r>
         <w:rPr>
-          <w:rFonts w:ascii="ＭＳ ゴシック" w:hAnsi="ＭＳ ゴシック" w:eastAsia="ＭＳ ゴシック"/>
+          <w:rFonts w:ascii="BIZ UDGothic" w:hAnsi="BIZ UDGothic" w:eastAsia="BIZ UDGothic"/>
           <w:b w:val="0"/>
           <w:i w:val="0"/>
           <w:sz w:val="20"/>
@@ -744,7 +879,7 @@
       </w:r>
       <w:r>
         <w:rPr>
-          <w:rFonts w:ascii="Meiryo UI" w:hAnsi="Meiryo UI" w:eastAsia="Meiryo UI"/>
+          <w:rFonts w:ascii="BIZ UDPGothic" w:hAnsi="BIZ UDPGothic" w:eastAsia="BIZ UDPGothic"/>
           <w:b w:val="0"/>
           <w:i w:val="0"/>
           <w:sz w:val="21"/>
@@ -755,16 +890,29 @@
     <w:p>
       <w:pPr>
         <w:spacing w:before="200" w:after="60"/>
+        <w:pBdr>
+          <w:bottom w:val="single" w:sz="6" w:space="4" w:color="CDD5DD"/>
+        </w:pBdr>
       </w:pPr>
       <w:r>
         <w:rPr>
-          <w:rFonts w:ascii="Meiryo UI" w:hAnsi="Meiryo UI" w:eastAsia="Meiryo UI"/>
+          <w:rFonts w:ascii="BIZ UDGothic" w:hAnsi="BIZ UDGothic" w:eastAsia="BIZ UDGothic"/>
           <w:b/>
           <w:i w:val="0"/>
           <w:color w:val="1F5C99"/>
           <w:sz w:val="30"/>
         </w:rPr>
-        <w:t>4. モジュール構成</w:t>
+        <w:t xml:space="preserve">4. </w:t>
+      </w:r>
+      <w:r>
+        <w:rPr>
+          <w:rFonts w:ascii="BIZ UDPGothic" w:hAnsi="BIZ UDPGothic" w:eastAsia="BIZ UDPGothic"/>
+          <w:b/>
+          <w:i w:val="0"/>
+          <w:color w:val="20242C"/>
+          <w:sz w:val="30"/>
+        </w:rPr>
+        <w:t>モジュール構成</w:t>
       </w:r>
     </w:p>
     <w:p>
@@ -773,7 +921,7 @@
       </w:pPr>
       <w:r>
         <w:rPr>
-          <w:rFonts w:ascii="Meiryo UI" w:hAnsi="Meiryo UI" w:eastAsia="Meiryo UI"/>
+          <w:rFonts w:ascii="BIZ UDPGothic" w:hAnsi="BIZ UDPGothic" w:eastAsia="BIZ UDPGothic"/>
           <w:b w:val="0"/>
           <w:i w:val="0"/>
           <w:sz w:val="21"/>
@@ -783,7 +931,6 @@
     </w:p>
     <w:tbl>
       <w:tblPr>
-        <w:tblStyle w:val="LightGrid-Accent1"/>
         <w:tblW w:type="auto" w:w="0"/>
         <w:jc w:val="left"/>
         <w:tblLook w:firstColumn="1" w:firstRow="1" w:lastColumn="0" w:lastRow="0" w:noHBand="0" w:noVBand="1" w:val="04A0"/>
@@ -796,15 +943,19 @@
         <w:tc>
           <w:tcPr>
             <w:tcW w:type="dxa" w:w="4873"/>
+            <w:tcBorders>
+              <w:bottom w:val="single" w:sz="12" w:space="0" w:color="20242C"/>
+            </w:tcBorders>
           </w:tcPr>
           <w:p>
             <w:r/>
             <w:r>
               <w:rPr>
-                <w:rFonts w:ascii="Meiryo UI" w:hAnsi="Meiryo UI" w:eastAsia="Meiryo UI"/>
+                <w:rFonts w:ascii="BIZ UDPGothic" w:hAnsi="BIZ UDPGothic" w:eastAsia="BIZ UDPGothic"/>
                 <w:b/>
                 <w:i w:val="0"/>
-                <w:sz w:val="19"/>
+                <w:color w:val="1F5C99"/>
+                <w:sz w:val="20"/>
               </w:rPr>
               <w:t>パス</w:t>
             </w:r>
@@ -813,15 +964,19 @@
         <w:tc>
           <w:tcPr>
             <w:tcW w:type="dxa" w:w="4873"/>
+            <w:tcBorders>
+              <w:bottom w:val="single" w:sz="12" w:space="0" w:color="20242C"/>
+            </w:tcBorders>
           </w:tcPr>
           <w:p>
             <w:r/>
             <w:r>
               <w:rPr>
-                <w:rFonts w:ascii="Meiryo UI" w:hAnsi="Meiryo UI" w:eastAsia="Meiryo UI"/>
+                <w:rFonts w:ascii="BIZ UDPGothic" w:hAnsi="BIZ UDPGothic" w:eastAsia="BIZ UDPGothic"/>
                 <w:b/>
                 <w:i w:val="0"/>
-                <w:sz w:val="19"/>
+                <w:color w:val="1F5C99"/>
+                <w:sz w:val="20"/>
               </w:rPr>
               <w:t>責務</w:t>
             </w:r>
@@ -832,12 +987,15 @@
         <w:tc>
           <w:tcPr>
             <w:tcW w:type="dxa" w:w="4873"/>
+            <w:tcBorders>
+              <w:bottom w:val="single" w:sz="8" w:space="0" w:color="E8ECF0"/>
+            </w:tcBorders>
           </w:tcPr>
           <w:p>
             <w:r/>
             <w:r>
               <w:rPr>
-                <w:rFonts w:ascii="ＭＳ ゴシック" w:hAnsi="ＭＳ ゴシック" w:eastAsia="ＭＳ ゴシック"/>
+                <w:rFonts w:ascii="BIZ UDGothic" w:hAnsi="BIZ UDGothic" w:eastAsia="BIZ UDGothic"/>
                 <w:b w:val="0"/>
                 <w:i w:val="0"/>
                 <w:sz w:val="18"/>
@@ -849,12 +1007,15 @@
         <w:tc>
           <w:tcPr>
             <w:tcW w:type="dxa" w:w="4873"/>
+            <w:tcBorders>
+              <w:bottom w:val="single" w:sz="8" w:space="0" w:color="E8ECF0"/>
+            </w:tcBorders>
           </w:tcPr>
           <w:p>
             <w:r/>
             <w:r>
               <w:rPr>
-                <w:rFonts w:ascii="Meiryo UI" w:hAnsi="Meiryo UI" w:eastAsia="Meiryo UI"/>
+                <w:rFonts w:ascii="BIZ UDPGothic" w:hAnsi="BIZ UDPGothic" w:eastAsia="BIZ UDPGothic"/>
                 <w:b w:val="0"/>
                 <w:i w:val="0"/>
                 <w:sz w:val="19"/>
@@ -868,12 +1029,15 @@
         <w:tc>
           <w:tcPr>
             <w:tcW w:type="dxa" w:w="4873"/>
+            <w:tcBorders>
+              <w:bottom w:val="single" w:sz="8" w:space="0" w:color="E8ECF0"/>
+            </w:tcBorders>
           </w:tcPr>
           <w:p>
             <w:r/>
             <w:r>
               <w:rPr>
-                <w:rFonts w:ascii="ＭＳ ゴシック" w:hAnsi="ＭＳ ゴシック" w:eastAsia="ＭＳ ゴシック"/>
+                <w:rFonts w:ascii="BIZ UDGothic" w:hAnsi="BIZ UDGothic" w:eastAsia="BIZ UDGothic"/>
                 <w:b w:val="0"/>
                 <w:i w:val="0"/>
                 <w:sz w:val="18"/>
@@ -885,12 +1049,15 @@
         <w:tc>
           <w:tcPr>
             <w:tcW w:type="dxa" w:w="4873"/>
+            <w:tcBorders>
+              <w:bottom w:val="single" w:sz="8" w:space="0" w:color="E8ECF0"/>
+            </w:tcBorders>
           </w:tcPr>
           <w:p>
             <w:r/>
             <w:r>
               <w:rPr>
-                <w:rFonts w:ascii="Meiryo UI" w:hAnsi="Meiryo UI" w:eastAsia="Meiryo UI"/>
+                <w:rFonts w:ascii="BIZ UDPGothic" w:hAnsi="BIZ UDPGothic" w:eastAsia="BIZ UDPGothic"/>
                 <w:b w:val="0"/>
                 <w:i w:val="0"/>
                 <w:sz w:val="19"/>
@@ -904,12 +1071,15 @@
         <w:tc>
           <w:tcPr>
             <w:tcW w:type="dxa" w:w="4873"/>
+            <w:tcBorders>
+              <w:bottom w:val="single" w:sz="8" w:space="0" w:color="E8ECF0"/>
+            </w:tcBorders>
           </w:tcPr>
           <w:p>
             <w:r/>
             <w:r>
               <w:rPr>
-                <w:rFonts w:ascii="ＭＳ ゴシック" w:hAnsi="ＭＳ ゴシック" w:eastAsia="ＭＳ ゴシック"/>
+                <w:rFonts w:ascii="BIZ UDGothic" w:hAnsi="BIZ UDGothic" w:eastAsia="BIZ UDGothic"/>
                 <w:b w:val="0"/>
                 <w:i w:val="0"/>
                 <w:sz w:val="18"/>
@@ -921,12 +1091,15 @@
         <w:tc>
           <w:tcPr>
             <w:tcW w:type="dxa" w:w="4873"/>
+            <w:tcBorders>
+              <w:bottom w:val="single" w:sz="8" w:space="0" w:color="E8ECF0"/>
+            </w:tcBorders>
           </w:tcPr>
           <w:p>
             <w:r/>
             <w:r>
               <w:rPr>
-                <w:rFonts w:ascii="Meiryo UI" w:hAnsi="Meiryo UI" w:eastAsia="Meiryo UI"/>
+                <w:rFonts w:ascii="BIZ UDPGothic" w:hAnsi="BIZ UDPGothic" w:eastAsia="BIZ UDPGothic"/>
                 <w:b w:val="0"/>
                 <w:i w:val="0"/>
                 <w:sz w:val="19"/>
@@ -940,12 +1113,15 @@
         <w:tc>
           <w:tcPr>
             <w:tcW w:type="dxa" w:w="4873"/>
+            <w:tcBorders>
+              <w:bottom w:val="single" w:sz="8" w:space="0" w:color="E8ECF0"/>
+            </w:tcBorders>
           </w:tcPr>
           <w:p>
             <w:r/>
             <w:r>
               <w:rPr>
-                <w:rFonts w:ascii="ＭＳ ゴシック" w:hAnsi="ＭＳ ゴシック" w:eastAsia="ＭＳ ゴシック"/>
+                <w:rFonts w:ascii="BIZ UDGothic" w:hAnsi="BIZ UDGothic" w:eastAsia="BIZ UDGothic"/>
                 <w:b w:val="0"/>
                 <w:i w:val="0"/>
                 <w:sz w:val="18"/>
@@ -957,12 +1133,15 @@
         <w:tc>
           <w:tcPr>
             <w:tcW w:type="dxa" w:w="4873"/>
+            <w:tcBorders>
+              <w:bottom w:val="single" w:sz="8" w:space="0" w:color="E8ECF0"/>
+            </w:tcBorders>
           </w:tcPr>
           <w:p>
             <w:r/>
             <w:r>
               <w:rPr>
-                <w:rFonts w:ascii="Meiryo UI" w:hAnsi="Meiryo UI" w:eastAsia="Meiryo UI"/>
+                <w:rFonts w:ascii="BIZ UDPGothic" w:hAnsi="BIZ UDPGothic" w:eastAsia="BIZ UDPGothic"/>
                 <w:b w:val="0"/>
                 <w:i w:val="0"/>
                 <w:sz w:val="19"/>
@@ -976,12 +1155,15 @@
         <w:tc>
           <w:tcPr>
             <w:tcW w:type="dxa" w:w="4873"/>
+            <w:tcBorders>
+              <w:bottom w:val="single" w:sz="8" w:space="0" w:color="E8ECF0"/>
+            </w:tcBorders>
           </w:tcPr>
           <w:p>
             <w:r/>
             <w:r>
               <w:rPr>
-                <w:rFonts w:ascii="ＭＳ ゴシック" w:hAnsi="ＭＳ ゴシック" w:eastAsia="ＭＳ ゴシック"/>
+                <w:rFonts w:ascii="BIZ UDGothic" w:hAnsi="BIZ UDGothic" w:eastAsia="BIZ UDGothic"/>
                 <w:b w:val="0"/>
                 <w:i w:val="0"/>
                 <w:sz w:val="18"/>
@@ -993,12 +1175,15 @@
         <w:tc>
           <w:tcPr>
             <w:tcW w:type="dxa" w:w="4873"/>
+            <w:tcBorders>
+              <w:bottom w:val="single" w:sz="8" w:space="0" w:color="E8ECF0"/>
+            </w:tcBorders>
           </w:tcPr>
           <w:p>
             <w:r/>
             <w:r>
               <w:rPr>
-                <w:rFonts w:ascii="Meiryo UI" w:hAnsi="Meiryo UI" w:eastAsia="Meiryo UI"/>
+                <w:rFonts w:ascii="BIZ UDPGothic" w:hAnsi="BIZ UDPGothic" w:eastAsia="BIZ UDPGothic"/>
                 <w:b w:val="0"/>
                 <w:i w:val="0"/>
                 <w:sz w:val="19"/>
@@ -1012,12 +1197,15 @@
         <w:tc>
           <w:tcPr>
             <w:tcW w:type="dxa" w:w="4873"/>
+            <w:tcBorders>
+              <w:bottom w:val="single" w:sz="8" w:space="0" w:color="E8ECF0"/>
+            </w:tcBorders>
           </w:tcPr>
           <w:p>
             <w:r/>
             <w:r>
               <w:rPr>
-                <w:rFonts w:ascii="ＭＳ ゴシック" w:hAnsi="ＭＳ ゴシック" w:eastAsia="ＭＳ ゴシック"/>
+                <w:rFonts w:ascii="BIZ UDGothic" w:hAnsi="BIZ UDGothic" w:eastAsia="BIZ UDGothic"/>
                 <w:b w:val="0"/>
                 <w:i w:val="0"/>
                 <w:sz w:val="18"/>
@@ -1029,12 +1217,15 @@
         <w:tc>
           <w:tcPr>
             <w:tcW w:type="dxa" w:w="4873"/>
+            <w:tcBorders>
+              <w:bottom w:val="single" w:sz="8" w:space="0" w:color="E8ECF0"/>
+            </w:tcBorders>
           </w:tcPr>
           <w:p>
             <w:r/>
             <w:r>
               <w:rPr>
-                <w:rFonts w:ascii="Meiryo UI" w:hAnsi="Meiryo UI" w:eastAsia="Meiryo UI"/>
+                <w:rFonts w:ascii="BIZ UDPGothic" w:hAnsi="BIZ UDPGothic" w:eastAsia="BIZ UDPGothic"/>
                 <w:b w:val="0"/>
                 <w:i w:val="0"/>
                 <w:sz w:val="19"/>
@@ -1048,12 +1239,15 @@
         <w:tc>
           <w:tcPr>
             <w:tcW w:type="dxa" w:w="4873"/>
+            <w:tcBorders>
+              <w:bottom w:val="single" w:sz="8" w:space="0" w:color="E8ECF0"/>
+            </w:tcBorders>
           </w:tcPr>
           <w:p>
             <w:r/>
             <w:r>
               <w:rPr>
-                <w:rFonts w:ascii="ＭＳ ゴシック" w:hAnsi="ＭＳ ゴシック" w:eastAsia="ＭＳ ゴシック"/>
+                <w:rFonts w:ascii="BIZ UDGothic" w:hAnsi="BIZ UDGothic" w:eastAsia="BIZ UDGothic"/>
                 <w:b w:val="0"/>
                 <w:i w:val="0"/>
                 <w:sz w:val="18"/>
@@ -1065,12 +1259,15 @@
         <w:tc>
           <w:tcPr>
             <w:tcW w:type="dxa" w:w="4873"/>
+            <w:tcBorders>
+              <w:bottom w:val="single" w:sz="8" w:space="0" w:color="E8ECF0"/>
+            </w:tcBorders>
           </w:tcPr>
           <w:p>
             <w:r/>
             <w:r>
               <w:rPr>
-                <w:rFonts w:ascii="Meiryo UI" w:hAnsi="Meiryo UI" w:eastAsia="Meiryo UI"/>
+                <w:rFonts w:ascii="BIZ UDPGothic" w:hAnsi="BIZ UDPGothic" w:eastAsia="BIZ UDPGothic"/>
                 <w:b w:val="0"/>
                 <w:i w:val="0"/>
                 <w:sz w:val="19"/>
@@ -1084,12 +1281,15 @@
         <w:tc>
           <w:tcPr>
             <w:tcW w:type="dxa" w:w="4873"/>
+            <w:tcBorders>
+              <w:bottom w:val="single" w:sz="8" w:space="0" w:color="E8ECF0"/>
+            </w:tcBorders>
           </w:tcPr>
           <w:p>
             <w:r/>
             <w:r>
               <w:rPr>
-                <w:rFonts w:ascii="ＭＳ ゴシック" w:hAnsi="ＭＳ ゴシック" w:eastAsia="ＭＳ ゴシック"/>
+                <w:rFonts w:ascii="BIZ UDGothic" w:hAnsi="BIZ UDGothic" w:eastAsia="BIZ UDGothic"/>
                 <w:b w:val="0"/>
                 <w:i w:val="0"/>
                 <w:sz w:val="18"/>
@@ -1101,12 +1301,15 @@
         <w:tc>
           <w:tcPr>
             <w:tcW w:type="dxa" w:w="4873"/>
+            <w:tcBorders>
+              <w:bottom w:val="single" w:sz="8" w:space="0" w:color="E8ECF0"/>
+            </w:tcBorders>
           </w:tcPr>
           <w:p>
             <w:r/>
             <w:r>
               <w:rPr>
-                <w:rFonts w:ascii="Meiryo UI" w:hAnsi="Meiryo UI" w:eastAsia="Meiryo UI"/>
+                <w:rFonts w:ascii="BIZ UDPGothic" w:hAnsi="BIZ UDPGothic" w:eastAsia="BIZ UDPGothic"/>
                 <w:b w:val="0"/>
                 <w:i w:val="0"/>
                 <w:sz w:val="19"/>
@@ -1120,12 +1323,15 @@
         <w:tc>
           <w:tcPr>
             <w:tcW w:type="dxa" w:w="4873"/>
+            <w:tcBorders>
+              <w:bottom w:val="single" w:sz="8" w:space="0" w:color="E8ECF0"/>
+            </w:tcBorders>
           </w:tcPr>
           <w:p>
             <w:r/>
             <w:r>
               <w:rPr>
-                <w:rFonts w:ascii="ＭＳ ゴシック" w:hAnsi="ＭＳ ゴシック" w:eastAsia="ＭＳ ゴシック"/>
+                <w:rFonts w:ascii="BIZ UDGothic" w:hAnsi="BIZ UDGothic" w:eastAsia="BIZ UDGothic"/>
                 <w:b w:val="0"/>
                 <w:i w:val="0"/>
                 <w:sz w:val="18"/>
@@ -1137,12 +1343,15 @@
         <w:tc>
           <w:tcPr>
             <w:tcW w:type="dxa" w:w="4873"/>
+            <w:tcBorders>
+              <w:bottom w:val="single" w:sz="8" w:space="0" w:color="E8ECF0"/>
+            </w:tcBorders>
           </w:tcPr>
           <w:p>
             <w:r/>
             <w:r>
               <w:rPr>
-                <w:rFonts w:ascii="Meiryo UI" w:hAnsi="Meiryo UI" w:eastAsia="Meiryo UI"/>
+                <w:rFonts w:ascii="BIZ UDPGothic" w:hAnsi="BIZ UDPGothic" w:eastAsia="BIZ UDPGothic"/>
                 <w:b w:val="0"/>
                 <w:i w:val="0"/>
                 <w:sz w:val="19"/>
@@ -1156,12 +1365,15 @@
         <w:tc>
           <w:tcPr>
             <w:tcW w:type="dxa" w:w="4873"/>
+            <w:tcBorders>
+              <w:bottom w:val="single" w:sz="8" w:space="0" w:color="E8ECF0"/>
+            </w:tcBorders>
           </w:tcPr>
           <w:p>
             <w:r/>
             <w:r>
               <w:rPr>
-                <w:rFonts w:ascii="ＭＳ ゴシック" w:hAnsi="ＭＳ ゴシック" w:eastAsia="ＭＳ ゴシック"/>
+                <w:rFonts w:ascii="BIZ UDGothic" w:hAnsi="BIZ UDGothic" w:eastAsia="BIZ UDGothic"/>
                 <w:b w:val="0"/>
                 <w:i w:val="0"/>
                 <w:sz w:val="18"/>
@@ -1173,12 +1385,15 @@
         <w:tc>
           <w:tcPr>
             <w:tcW w:type="dxa" w:w="4873"/>
+            <w:tcBorders>
+              <w:bottom w:val="single" w:sz="8" w:space="0" w:color="E8ECF0"/>
+            </w:tcBorders>
           </w:tcPr>
           <w:p>
             <w:r/>
             <w:r>
               <w:rPr>
-                <w:rFonts w:ascii="Meiryo UI" w:hAnsi="Meiryo UI" w:eastAsia="Meiryo UI"/>
+                <w:rFonts w:ascii="BIZ UDPGothic" w:hAnsi="BIZ UDPGothic" w:eastAsia="BIZ UDPGothic"/>
                 <w:b w:val="0"/>
                 <w:i w:val="0"/>
                 <w:sz w:val="19"/>
@@ -1192,12 +1407,15 @@
         <w:tc>
           <w:tcPr>
             <w:tcW w:type="dxa" w:w="4873"/>
+            <w:tcBorders>
+              <w:bottom w:val="single" w:sz="8" w:space="0" w:color="E8ECF0"/>
+            </w:tcBorders>
           </w:tcPr>
           <w:p>
             <w:r/>
             <w:r>
               <w:rPr>
-                <w:rFonts w:ascii="ＭＳ ゴシック" w:hAnsi="ＭＳ ゴシック" w:eastAsia="ＭＳ ゴシック"/>
+                <w:rFonts w:ascii="BIZ UDGothic" w:hAnsi="BIZ UDGothic" w:eastAsia="BIZ UDGothic"/>
                 <w:b w:val="0"/>
                 <w:i w:val="0"/>
                 <w:sz w:val="18"/>
@@ -1209,12 +1427,15 @@
         <w:tc>
           <w:tcPr>
             <w:tcW w:type="dxa" w:w="4873"/>
+            <w:tcBorders>
+              <w:bottom w:val="single" w:sz="8" w:space="0" w:color="E8ECF0"/>
+            </w:tcBorders>
           </w:tcPr>
           <w:p>
             <w:r/>
             <w:r>
               <w:rPr>
-                <w:rFonts w:ascii="Meiryo UI" w:hAnsi="Meiryo UI" w:eastAsia="Meiryo UI"/>
+                <w:rFonts w:ascii="BIZ UDPGothic" w:hAnsi="BIZ UDPGothic" w:eastAsia="BIZ UDPGothic"/>
                 <w:b w:val="0"/>
                 <w:i w:val="0"/>
                 <w:sz w:val="19"/>
@@ -1228,12 +1449,15 @@
         <w:tc>
           <w:tcPr>
             <w:tcW w:type="dxa" w:w="4873"/>
+            <w:tcBorders>
+              <w:bottom w:val="single" w:sz="8" w:space="0" w:color="E8ECF0"/>
+            </w:tcBorders>
           </w:tcPr>
           <w:p>
             <w:r/>
             <w:r>
               <w:rPr>
-                <w:rFonts w:ascii="ＭＳ ゴシック" w:hAnsi="ＭＳ ゴシック" w:eastAsia="ＭＳ ゴシック"/>
+                <w:rFonts w:ascii="BIZ UDGothic" w:hAnsi="BIZ UDGothic" w:eastAsia="BIZ UDGothic"/>
                 <w:b w:val="0"/>
                 <w:i w:val="0"/>
                 <w:sz w:val="18"/>
@@ -1245,12 +1469,15 @@
         <w:tc>
           <w:tcPr>
             <w:tcW w:type="dxa" w:w="4873"/>
+            <w:tcBorders>
+              <w:bottom w:val="single" w:sz="8" w:space="0" w:color="E8ECF0"/>
+            </w:tcBorders>
           </w:tcPr>
           <w:p>
             <w:r/>
             <w:r>
               <w:rPr>
-                <w:rFonts w:ascii="Meiryo UI" w:hAnsi="Meiryo UI" w:eastAsia="Meiryo UI"/>
+                <w:rFonts w:ascii="BIZ UDPGothic" w:hAnsi="BIZ UDPGothic" w:eastAsia="BIZ UDPGothic"/>
                 <w:b w:val="0"/>
                 <w:i w:val="0"/>
                 <w:sz w:val="19"/>
@@ -1264,12 +1491,15 @@
         <w:tc>
           <w:tcPr>
             <w:tcW w:type="dxa" w:w="4873"/>
+            <w:tcBorders>
+              <w:bottom w:val="single" w:sz="8" w:space="0" w:color="E8ECF0"/>
+            </w:tcBorders>
           </w:tcPr>
           <w:p>
             <w:r/>
             <w:r>
               <w:rPr>
-                <w:rFonts w:ascii="ＭＳ ゴシック" w:hAnsi="ＭＳ ゴシック" w:eastAsia="ＭＳ ゴシック"/>
+                <w:rFonts w:ascii="BIZ UDGothic" w:hAnsi="BIZ UDGothic" w:eastAsia="BIZ UDGothic"/>
                 <w:b w:val="0"/>
                 <w:i w:val="0"/>
                 <w:sz w:val="18"/>
@@ -1281,12 +1511,15 @@
         <w:tc>
           <w:tcPr>
             <w:tcW w:type="dxa" w:w="4873"/>
+            <w:tcBorders>
+              <w:bottom w:val="single" w:sz="8" w:space="0" w:color="E8ECF0"/>
+            </w:tcBorders>
           </w:tcPr>
           <w:p>
             <w:r/>
             <w:r>
               <w:rPr>
-                <w:rFonts w:ascii="Meiryo UI" w:hAnsi="Meiryo UI" w:eastAsia="Meiryo UI"/>
+                <w:rFonts w:ascii="BIZ UDPGothic" w:hAnsi="BIZ UDPGothic" w:eastAsia="BIZ UDPGothic"/>
                 <w:b w:val="0"/>
                 <w:i w:val="0"/>
                 <w:sz w:val="19"/>
@@ -1300,12 +1533,15 @@
         <w:tc>
           <w:tcPr>
             <w:tcW w:type="dxa" w:w="4873"/>
+            <w:tcBorders>
+              <w:bottom w:val="single" w:sz="8" w:space="0" w:color="E8ECF0"/>
+            </w:tcBorders>
           </w:tcPr>
           <w:p>
             <w:r/>
             <w:r>
               <w:rPr>
-                <w:rFonts w:ascii="ＭＳ ゴシック" w:hAnsi="ＭＳ ゴシック" w:eastAsia="ＭＳ ゴシック"/>
+                <w:rFonts w:ascii="BIZ UDGothic" w:hAnsi="BIZ UDGothic" w:eastAsia="BIZ UDGothic"/>
                 <w:b w:val="0"/>
                 <w:i w:val="0"/>
                 <w:sz w:val="18"/>
@@ -1317,12 +1553,15 @@
         <w:tc>
           <w:tcPr>
             <w:tcW w:type="dxa" w:w="4873"/>
+            <w:tcBorders>
+              <w:bottom w:val="single" w:sz="8" w:space="0" w:color="E8ECF0"/>
+            </w:tcBorders>
           </w:tcPr>
           <w:p>
             <w:r/>
             <w:r>
               <w:rPr>
-                <w:rFonts w:ascii="Meiryo UI" w:hAnsi="Meiryo UI" w:eastAsia="Meiryo UI"/>
+                <w:rFonts w:ascii="BIZ UDPGothic" w:hAnsi="BIZ UDPGothic" w:eastAsia="BIZ UDPGothic"/>
                 <w:b w:val="0"/>
                 <w:i w:val="0"/>
                 <w:sz w:val="19"/>
@@ -1336,12 +1575,15 @@
         <w:tc>
           <w:tcPr>
             <w:tcW w:type="dxa" w:w="4873"/>
+            <w:tcBorders>
+              <w:bottom w:val="single" w:sz="8" w:space="0" w:color="E8ECF0"/>
+            </w:tcBorders>
           </w:tcPr>
           <w:p>
             <w:r/>
             <w:r>
               <w:rPr>
-                <w:rFonts w:ascii="ＭＳ ゴシック" w:hAnsi="ＭＳ ゴシック" w:eastAsia="ＭＳ ゴシック"/>
+                <w:rFonts w:ascii="BIZ UDGothic" w:hAnsi="BIZ UDGothic" w:eastAsia="BIZ UDGothic"/>
                 <w:b w:val="0"/>
                 <w:i w:val="0"/>
                 <w:sz w:val="18"/>
@@ -1353,12 +1595,15 @@
         <w:tc>
           <w:tcPr>
             <w:tcW w:type="dxa" w:w="4873"/>
+            <w:tcBorders>
+              <w:bottom w:val="single" w:sz="8" w:space="0" w:color="E8ECF0"/>
+            </w:tcBorders>
           </w:tcPr>
           <w:p>
             <w:r/>
             <w:r>
               <w:rPr>
-                <w:rFonts w:ascii="Meiryo UI" w:hAnsi="Meiryo UI" w:eastAsia="Meiryo UI"/>
+                <w:rFonts w:ascii="BIZ UDPGothic" w:hAnsi="BIZ UDPGothic" w:eastAsia="BIZ UDPGothic"/>
                 <w:b w:val="0"/>
                 <w:i w:val="0"/>
                 <w:sz w:val="19"/>
@@ -1372,12 +1617,15 @@
         <w:tc>
           <w:tcPr>
             <w:tcW w:type="dxa" w:w="4873"/>
+            <w:tcBorders>
+              <w:bottom w:val="single" w:sz="8" w:space="0" w:color="E8ECF0"/>
+            </w:tcBorders>
           </w:tcPr>
           <w:p>
             <w:r/>
             <w:r>
               <w:rPr>
-                <w:rFonts w:ascii="ＭＳ ゴシック" w:hAnsi="ＭＳ ゴシック" w:eastAsia="ＭＳ ゴシック"/>
+                <w:rFonts w:ascii="BIZ UDGothic" w:hAnsi="BIZ UDGothic" w:eastAsia="BIZ UDGothic"/>
                 <w:b w:val="0"/>
                 <w:i w:val="0"/>
                 <w:sz w:val="18"/>
@@ -1389,12 +1637,15 @@
         <w:tc>
           <w:tcPr>
             <w:tcW w:type="dxa" w:w="4873"/>
+            <w:tcBorders>
+              <w:bottom w:val="single" w:sz="8" w:space="0" w:color="E8ECF0"/>
+            </w:tcBorders>
           </w:tcPr>
           <w:p>
             <w:r/>
             <w:r>
               <w:rPr>
-                <w:rFonts w:ascii="Meiryo UI" w:hAnsi="Meiryo UI" w:eastAsia="Meiryo UI"/>
+                <w:rFonts w:ascii="BIZ UDPGothic" w:hAnsi="BIZ UDPGothic" w:eastAsia="BIZ UDPGothic"/>
                 <w:b w:val="0"/>
                 <w:i w:val="0"/>
                 <w:sz w:val="19"/>
@@ -1408,12 +1659,15 @@
         <w:tc>
           <w:tcPr>
             <w:tcW w:type="dxa" w:w="4873"/>
+            <w:tcBorders>
+              <w:bottom w:val="single" w:sz="8" w:space="0" w:color="E8ECF0"/>
+            </w:tcBorders>
           </w:tcPr>
           <w:p>
             <w:r/>
             <w:r>
               <w:rPr>
-                <w:rFonts w:ascii="ＭＳ ゴシック" w:hAnsi="ＭＳ ゴシック" w:eastAsia="ＭＳ ゴシック"/>
+                <w:rFonts w:ascii="BIZ UDGothic" w:hAnsi="BIZ UDGothic" w:eastAsia="BIZ UDGothic"/>
                 <w:b w:val="0"/>
                 <w:i w:val="0"/>
                 <w:sz w:val="18"/>
@@ -1425,12 +1679,15 @@
         <w:tc>
           <w:tcPr>
             <w:tcW w:type="dxa" w:w="4873"/>
+            <w:tcBorders>
+              <w:bottom w:val="single" w:sz="8" w:space="0" w:color="E8ECF0"/>
+            </w:tcBorders>
           </w:tcPr>
           <w:p>
             <w:r/>
             <w:r>
               <w:rPr>
-                <w:rFonts w:ascii="Meiryo UI" w:hAnsi="Meiryo UI" w:eastAsia="Meiryo UI"/>
+                <w:rFonts w:ascii="BIZ UDPGothic" w:hAnsi="BIZ UDPGothic" w:eastAsia="BIZ UDPGothic"/>
                 <w:b w:val="0"/>
                 <w:i w:val="0"/>
                 <w:sz w:val="19"/>
@@ -1444,12 +1701,15 @@
         <w:tc>
           <w:tcPr>
             <w:tcW w:type="dxa" w:w="4873"/>
+            <w:tcBorders>
+              <w:bottom w:val="single" w:sz="8" w:space="0" w:color="E8ECF0"/>
+            </w:tcBorders>
           </w:tcPr>
           <w:p>
             <w:r/>
             <w:r>
               <w:rPr>
-                <w:rFonts w:ascii="ＭＳ ゴシック" w:hAnsi="ＭＳ ゴシック" w:eastAsia="ＭＳ ゴシック"/>
+                <w:rFonts w:ascii="BIZ UDGothic" w:hAnsi="BIZ UDGothic" w:eastAsia="BIZ UDGothic"/>
                 <w:b w:val="0"/>
                 <w:i w:val="0"/>
                 <w:sz w:val="18"/>
@@ -1461,12 +1721,15 @@
         <w:tc>
           <w:tcPr>
             <w:tcW w:type="dxa" w:w="4873"/>
+            <w:tcBorders>
+              <w:bottom w:val="single" w:sz="8" w:space="0" w:color="E8ECF0"/>
+            </w:tcBorders>
           </w:tcPr>
           <w:p>
             <w:r/>
             <w:r>
               <w:rPr>
-                <w:rFonts w:ascii="Meiryo UI" w:hAnsi="Meiryo UI" w:eastAsia="Meiryo UI"/>
+                <w:rFonts w:ascii="BIZ UDPGothic" w:hAnsi="BIZ UDPGothic" w:eastAsia="BIZ UDPGothic"/>
                 <w:b w:val="0"/>
                 <w:i w:val="0"/>
                 <w:sz w:val="19"/>
@@ -1480,12 +1743,15 @@
         <w:tc>
           <w:tcPr>
             <w:tcW w:type="dxa" w:w="4873"/>
+            <w:tcBorders>
+              <w:bottom w:val="single" w:sz="8" w:space="0" w:color="E8ECF0"/>
+            </w:tcBorders>
           </w:tcPr>
           <w:p>
             <w:r/>
             <w:r>
               <w:rPr>
-                <w:rFonts w:ascii="ＭＳ ゴシック" w:hAnsi="ＭＳ ゴシック" w:eastAsia="ＭＳ ゴシック"/>
+                <w:rFonts w:ascii="BIZ UDGothic" w:hAnsi="BIZ UDGothic" w:eastAsia="BIZ UDGothic"/>
                 <w:b w:val="0"/>
                 <w:i w:val="0"/>
                 <w:sz w:val="18"/>
@@ -1497,12 +1763,15 @@
         <w:tc>
           <w:tcPr>
             <w:tcW w:type="dxa" w:w="4873"/>
+            <w:tcBorders>
+              <w:bottom w:val="single" w:sz="8" w:space="0" w:color="E8ECF0"/>
+            </w:tcBorders>
           </w:tcPr>
           <w:p>
             <w:r/>
             <w:r>
               <w:rPr>
-                <w:rFonts w:ascii="Meiryo UI" w:hAnsi="Meiryo UI" w:eastAsia="Meiryo UI"/>
+                <w:rFonts w:ascii="BIZ UDPGothic" w:hAnsi="BIZ UDPGothic" w:eastAsia="BIZ UDPGothic"/>
                 <w:b w:val="0"/>
                 <w:i w:val="0"/>
                 <w:sz w:val="19"/>
@@ -1519,18 +1788,27 @@
       </w:pPr>
       <w:r>
         <w:rPr>
-          <w:rFonts w:ascii="Meiryo UI" w:hAnsi="Meiryo UI" w:eastAsia="Meiryo UI"/>
+          <w:rFonts w:ascii="BIZ UDGothic" w:hAnsi="BIZ UDGothic" w:eastAsia="BIZ UDGothic"/>
+          <w:b/>
+          <w:i w:val="0"/>
+          <w:color w:val="1F5C99"/>
+          <w:sz w:val="26"/>
+        </w:rPr>
+        <w:t xml:space="preserve">4.1 </w:t>
+      </w:r>
+      <w:r>
+        <w:rPr>
+          <w:rFonts w:ascii="BIZ UDPGothic" w:hAnsi="BIZ UDPGothic" w:eastAsia="BIZ UDPGothic"/>
           <w:b/>
           <w:i w:val="0"/>
           <w:color w:val="20242C"/>
-          <w:sz w:val="25"/>
+          <w:sz w:val="26"/>
         </w:rPr>
-        <w:t>4.1 HTTP エンドポイント</w:t>
+        <w:t>HTTP エンドポイント</w:t>
       </w:r>
     </w:p>
     <w:tbl>
       <w:tblPr>
-        <w:tblStyle w:val="LightGrid-Accent1"/>
         <w:tblW w:type="auto" w:w="0"/>
         <w:jc w:val="left"/>
         <w:tblLook w:firstColumn="1" w:firstRow="1" w:lastColumn="0" w:lastRow="0" w:noHBand="0" w:noVBand="1" w:val="04A0"/>
@@ -1543,15 +1821,19 @@
         <w:tc>
           <w:tcPr>
             <w:tcW w:type="dxa" w:w="4873"/>
+            <w:tcBorders>
+              <w:bottom w:val="single" w:sz="12" w:space="0" w:color="20242C"/>
+            </w:tcBorders>
           </w:tcPr>
           <w:p>
             <w:r/>
             <w:r>
               <w:rPr>
-                <w:rFonts w:ascii="Meiryo UI" w:hAnsi="Meiryo UI" w:eastAsia="Meiryo UI"/>
+                <w:rFonts w:ascii="BIZ UDPGothic" w:hAnsi="BIZ UDPGothic" w:eastAsia="BIZ UDPGothic"/>
                 <w:b/>
                 <w:i w:val="0"/>
-                <w:sz w:val="19"/>
+                <w:color w:val="1F5C99"/>
+                <w:sz w:val="20"/>
               </w:rPr>
               <w:t>メソッド/パス</w:t>
             </w:r>
@@ -1560,15 +1842,19 @@
         <w:tc>
           <w:tcPr>
             <w:tcW w:type="dxa" w:w="4873"/>
+            <w:tcBorders>
+              <w:bottom w:val="single" w:sz="12" w:space="0" w:color="20242C"/>
+            </w:tcBorders>
           </w:tcPr>
           <w:p>
             <w:r/>
             <w:r>
               <w:rPr>
-                <w:rFonts w:ascii="Meiryo UI" w:hAnsi="Meiryo UI" w:eastAsia="Meiryo UI"/>
+                <w:rFonts w:ascii="BIZ UDPGothic" w:hAnsi="BIZ UDPGothic" w:eastAsia="BIZ UDPGothic"/>
                 <w:b/>
                 <w:i w:val="0"/>
-                <w:sz w:val="19"/>
+                <w:color w:val="1F5C99"/>
+                <w:sz w:val="20"/>
               </w:rPr>
               <w:t>役割</w:t>
             </w:r>
@@ -1579,12 +1865,15 @@
         <w:tc>
           <w:tcPr>
             <w:tcW w:type="dxa" w:w="4873"/>
+            <w:tcBorders>
+              <w:bottom w:val="single" w:sz="8" w:space="0" w:color="E8ECF0"/>
+            </w:tcBorders>
           </w:tcPr>
           <w:p>
             <w:r/>
             <w:r>
               <w:rPr>
-                <w:rFonts w:ascii="ＭＳ ゴシック" w:hAnsi="ＭＳ ゴシック" w:eastAsia="ＭＳ ゴシック"/>
+                <w:rFonts w:ascii="BIZ UDGothic" w:hAnsi="BIZ UDGothic" w:eastAsia="BIZ UDGothic"/>
                 <w:b w:val="0"/>
                 <w:i w:val="0"/>
                 <w:sz w:val="18"/>
@@ -1593,7 +1882,7 @@
             </w:r>
             <w:r>
               <w:rPr>
-                <w:rFonts w:ascii="Meiryo UI" w:hAnsi="Meiryo UI" w:eastAsia="Meiryo UI"/>
+                <w:rFonts w:ascii="BIZ UDPGothic" w:hAnsi="BIZ UDPGothic" w:eastAsia="BIZ UDPGothic"/>
                 <w:b w:val="0"/>
                 <w:i w:val="0"/>
                 <w:sz w:val="19"/>
@@ -1605,12 +1894,15 @@
         <w:tc>
           <w:tcPr>
             <w:tcW w:type="dxa" w:w="4873"/>
+            <w:tcBorders>
+              <w:bottom w:val="single" w:sz="8" w:space="0" w:color="E8ECF0"/>
+            </w:tcBorders>
           </w:tcPr>
           <w:p>
             <w:r/>
             <w:r>
               <w:rPr>
-                <w:rFonts w:ascii="Meiryo UI" w:hAnsi="Meiryo UI" w:eastAsia="Meiryo UI"/>
+                <w:rFonts w:ascii="BIZ UDPGothic" w:hAnsi="BIZ UDPGothic" w:eastAsia="BIZ UDPGothic"/>
                 <w:b w:val="0"/>
                 <w:i w:val="0"/>
                 <w:sz w:val="19"/>
@@ -1624,12 +1916,15 @@
         <w:tc>
           <w:tcPr>
             <w:tcW w:type="dxa" w:w="4873"/>
+            <w:tcBorders>
+              <w:bottom w:val="single" w:sz="8" w:space="0" w:color="E8ECF0"/>
+            </w:tcBorders>
           </w:tcPr>
           <w:p>
             <w:r/>
             <w:r>
               <w:rPr>
-                <w:rFonts w:ascii="ＭＳ ゴシック" w:hAnsi="ＭＳ ゴシック" w:eastAsia="ＭＳ ゴシック"/>
+                <w:rFonts w:ascii="BIZ UDGothic" w:hAnsi="BIZ UDGothic" w:eastAsia="BIZ UDGothic"/>
                 <w:b w:val="0"/>
                 <w:i w:val="0"/>
                 <w:sz w:val="18"/>
@@ -1641,12 +1936,15 @@
         <w:tc>
           <w:tcPr>
             <w:tcW w:type="dxa" w:w="4873"/>
+            <w:tcBorders>
+              <w:bottom w:val="single" w:sz="8" w:space="0" w:color="E8ECF0"/>
+            </w:tcBorders>
           </w:tcPr>
           <w:p>
             <w:r/>
             <w:r>
               <w:rPr>
-                <w:rFonts w:ascii="Meiryo UI" w:hAnsi="Meiryo UI" w:eastAsia="Meiryo UI"/>
+                <w:rFonts w:ascii="BIZ UDPGothic" w:hAnsi="BIZ UDPGothic" w:eastAsia="BIZ UDPGothic"/>
                 <w:b w:val="0"/>
                 <w:i w:val="0"/>
                 <w:sz w:val="19"/>
@@ -1660,12 +1958,15 @@
         <w:tc>
           <w:tcPr>
             <w:tcW w:type="dxa" w:w="4873"/>
+            <w:tcBorders>
+              <w:bottom w:val="single" w:sz="8" w:space="0" w:color="E8ECF0"/>
+            </w:tcBorders>
           </w:tcPr>
           <w:p>
             <w:r/>
             <w:r>
               <w:rPr>
-                <w:rFonts w:ascii="ＭＳ ゴシック" w:hAnsi="ＭＳ ゴシック" w:eastAsia="ＭＳ ゴシック"/>
+                <w:rFonts w:ascii="BIZ UDGothic" w:hAnsi="BIZ UDGothic" w:eastAsia="BIZ UDGothic"/>
                 <w:b w:val="0"/>
                 <w:i w:val="0"/>
                 <w:sz w:val="18"/>
@@ -1677,12 +1978,15 @@
         <w:tc>
           <w:tcPr>
             <w:tcW w:type="dxa" w:w="4873"/>
+            <w:tcBorders>
+              <w:bottom w:val="single" w:sz="8" w:space="0" w:color="E8ECF0"/>
+            </w:tcBorders>
           </w:tcPr>
           <w:p>
             <w:r/>
             <w:r>
               <w:rPr>
-                <w:rFonts w:ascii="Meiryo UI" w:hAnsi="Meiryo UI" w:eastAsia="Meiryo UI"/>
+                <w:rFonts w:ascii="BIZ UDPGothic" w:hAnsi="BIZ UDPGothic" w:eastAsia="BIZ UDPGothic"/>
                 <w:b w:val="0"/>
                 <w:i w:val="0"/>
                 <w:sz w:val="19"/>
@@ -1696,12 +2000,15 @@
         <w:tc>
           <w:tcPr>
             <w:tcW w:type="dxa" w:w="4873"/>
+            <w:tcBorders>
+              <w:bottom w:val="single" w:sz="8" w:space="0" w:color="E8ECF0"/>
+            </w:tcBorders>
           </w:tcPr>
           <w:p>
             <w:r/>
             <w:r>
               <w:rPr>
-                <w:rFonts w:ascii="ＭＳ ゴシック" w:hAnsi="ＭＳ ゴシック" w:eastAsia="ＭＳ ゴシック"/>
+                <w:rFonts w:ascii="BIZ UDGothic" w:hAnsi="BIZ UDGothic" w:eastAsia="BIZ UDGothic"/>
                 <w:b w:val="0"/>
                 <w:i w:val="0"/>
                 <w:sz w:val="18"/>
@@ -1713,12 +2020,15 @@
         <w:tc>
           <w:tcPr>
             <w:tcW w:type="dxa" w:w="4873"/>
+            <w:tcBorders>
+              <w:bottom w:val="single" w:sz="8" w:space="0" w:color="E8ECF0"/>
+            </w:tcBorders>
           </w:tcPr>
           <w:p>
             <w:r/>
             <w:r>
               <w:rPr>
-                <w:rFonts w:ascii="Meiryo UI" w:hAnsi="Meiryo UI" w:eastAsia="Meiryo UI"/>
+                <w:rFonts w:ascii="BIZ UDPGothic" w:hAnsi="BIZ UDPGothic" w:eastAsia="BIZ UDPGothic"/>
                 <w:b w:val="0"/>
                 <w:i w:val="0"/>
                 <w:sz w:val="19"/>
@@ -1732,12 +2042,15 @@
         <w:tc>
           <w:tcPr>
             <w:tcW w:type="dxa" w:w="4873"/>
+            <w:tcBorders>
+              <w:bottom w:val="single" w:sz="8" w:space="0" w:color="E8ECF0"/>
+            </w:tcBorders>
           </w:tcPr>
           <w:p>
             <w:r/>
             <w:r>
               <w:rPr>
-                <w:rFonts w:ascii="ＭＳ ゴシック" w:hAnsi="ＭＳ ゴシック" w:eastAsia="ＭＳ ゴシック"/>
+                <w:rFonts w:ascii="BIZ UDGothic" w:hAnsi="BIZ UDGothic" w:eastAsia="BIZ UDGothic"/>
                 <w:b w:val="0"/>
                 <w:i w:val="0"/>
                 <w:sz w:val="18"/>
@@ -1749,12 +2062,15 @@
         <w:tc>
           <w:tcPr>
             <w:tcW w:type="dxa" w:w="4873"/>
+            <w:tcBorders>
+              <w:bottom w:val="single" w:sz="8" w:space="0" w:color="E8ECF0"/>
+            </w:tcBorders>
           </w:tcPr>
           <w:p>
             <w:r/>
             <w:r>
               <w:rPr>
-                <w:rFonts w:ascii="Meiryo UI" w:hAnsi="Meiryo UI" w:eastAsia="Meiryo UI"/>
+                <w:rFonts w:ascii="BIZ UDPGothic" w:hAnsi="BIZ UDPGothic" w:eastAsia="BIZ UDPGothic"/>
                 <w:b w:val="0"/>
                 <w:i w:val="0"/>
                 <w:sz w:val="19"/>
@@ -1771,7 +2087,7 @@
       </w:pPr>
       <w:r>
         <w:rPr>
-          <w:rFonts w:ascii="Meiryo UI" w:hAnsi="Meiryo UI" w:eastAsia="Meiryo UI"/>
+          <w:rFonts w:ascii="BIZ UDPGothic" w:hAnsi="BIZ UDPGothic" w:eastAsia="BIZ UDPGothic"/>
           <w:b w:val="0"/>
           <w:i w:val="0"/>
           <w:sz w:val="21"/>
@@ -1780,7 +2096,7 @@
       </w:r>
       <w:r>
         <w:rPr>
-          <w:rFonts w:ascii="ＭＳ ゴシック" w:hAnsi="ＭＳ ゴシック" w:eastAsia="ＭＳ ゴシック"/>
+          <w:rFonts w:ascii="BIZ UDGothic" w:hAnsi="BIZ UDGothic" w:eastAsia="BIZ UDGothic"/>
           <w:b w:val="0"/>
           <w:i w:val="0"/>
           <w:sz w:val="20"/>
@@ -1789,7 +2105,7 @@
       </w:r>
       <w:r>
         <w:rPr>
-          <w:rFonts w:ascii="Meiryo UI" w:hAnsi="Meiryo UI" w:eastAsia="Meiryo UI"/>
+          <w:rFonts w:ascii="BIZ UDPGothic" w:hAnsi="BIZ UDPGothic" w:eastAsia="BIZ UDPGothic"/>
           <w:b w:val="0"/>
           <w:i w:val="0"/>
           <w:sz w:val="21"/>
@@ -1803,18 +2119,27 @@
       </w:pPr>
       <w:r>
         <w:rPr>
-          <w:rFonts w:ascii="Meiryo UI" w:hAnsi="Meiryo UI" w:eastAsia="Meiryo UI"/>
+          <w:rFonts w:ascii="BIZ UDGothic" w:hAnsi="BIZ UDGothic" w:eastAsia="BIZ UDGothic"/>
+          <w:b/>
+          <w:i w:val="0"/>
+          <w:color w:val="1F5C99"/>
+          <w:sz w:val="26"/>
+        </w:rPr>
+        <w:t xml:space="preserve">4.2 </w:t>
+      </w:r>
+      <w:r>
+        <w:rPr>
+          <w:rFonts w:ascii="BIZ UDPGothic" w:hAnsi="BIZ UDPGothic" w:eastAsia="BIZ UDPGothic"/>
           <w:b/>
           <w:i w:val="0"/>
           <w:color w:val="20242C"/>
-          <w:sz w:val="25"/>
+          <w:sz w:val="26"/>
         </w:rPr>
-        <w:t>4.2 主な RPC メソッド</w:t>
+        <w:t>主な RPC メソッド</w:t>
       </w:r>
     </w:p>
     <w:tbl>
       <w:tblPr>
-        <w:tblStyle w:val="LightGrid-Accent1"/>
         <w:tblW w:type="auto" w:w="0"/>
         <w:jc w:val="left"/>
         <w:tblLook w:firstColumn="1" w:firstRow="1" w:lastColumn="0" w:lastRow="0" w:noHBand="0" w:noVBand="1" w:val="04A0"/>
@@ -1827,15 +2152,19 @@
         <w:tc>
           <w:tcPr>
             <w:tcW w:type="dxa" w:w="4873"/>
+            <w:tcBorders>
+              <w:bottom w:val="single" w:sz="12" w:space="0" w:color="20242C"/>
+            </w:tcBorders>
           </w:tcPr>
           <w:p>
             <w:r/>
             <w:r>
               <w:rPr>
-                <w:rFonts w:ascii="Meiryo UI" w:hAnsi="Meiryo UI" w:eastAsia="Meiryo UI"/>
+                <w:rFonts w:ascii="BIZ UDPGothic" w:hAnsi="BIZ UDPGothic" w:eastAsia="BIZ UDPGothic"/>
                 <w:b/>
                 <w:i w:val="0"/>
-                <w:sz w:val="19"/>
+                <w:color w:val="1F5C99"/>
+                <w:sz w:val="20"/>
               </w:rPr>
               <w:t>メソッド</w:t>
             </w:r>
@@ -1844,15 +2173,19 @@
         <w:tc>
           <w:tcPr>
             <w:tcW w:type="dxa" w:w="4873"/>
+            <w:tcBorders>
+              <w:bottom w:val="single" w:sz="12" w:space="0" w:color="20242C"/>
+            </w:tcBorders>
           </w:tcPr>
           <w:p>
             <w:r/>
             <w:r>
               <w:rPr>
-                <w:rFonts w:ascii="Meiryo UI" w:hAnsi="Meiryo UI" w:eastAsia="Meiryo UI"/>
+                <w:rFonts w:ascii="BIZ UDPGothic" w:hAnsi="BIZ UDPGothic" w:eastAsia="BIZ UDPGothic"/>
                 <w:b/>
                 <w:i w:val="0"/>
-                <w:sz w:val="19"/>
+                <w:color w:val="1F5C99"/>
+                <w:sz w:val="20"/>
               </w:rPr>
               <w:t>内容</w:t>
             </w:r>
@@ -1863,12 +2196,15 @@
         <w:tc>
           <w:tcPr>
             <w:tcW w:type="dxa" w:w="4873"/>
+            <w:tcBorders>
+              <w:bottom w:val="single" w:sz="8" w:space="0" w:color="E8ECF0"/>
+            </w:tcBorders>
           </w:tcPr>
           <w:p>
             <w:r/>
             <w:r>
               <w:rPr>
-                <w:rFonts w:ascii="ＭＳ ゴシック" w:hAnsi="ＭＳ ゴシック" w:eastAsia="ＭＳ ゴシック"/>
+                <w:rFonts w:ascii="BIZ UDGothic" w:hAnsi="BIZ UDGothic" w:eastAsia="BIZ UDGothic"/>
                 <w:b w:val="0"/>
                 <w:i w:val="0"/>
                 <w:sz w:val="18"/>
@@ -1880,12 +2216,15 @@
         <w:tc>
           <w:tcPr>
             <w:tcW w:type="dxa" w:w="4873"/>
+            <w:tcBorders>
+              <w:bottom w:val="single" w:sz="8" w:space="0" w:color="E8ECF0"/>
+            </w:tcBorders>
           </w:tcPr>
           <w:p>
             <w:r/>
             <w:r>
               <w:rPr>
-                <w:rFonts w:ascii="Meiryo UI" w:hAnsi="Meiryo UI" w:eastAsia="Meiryo UI"/>
+                <w:rFonts w:ascii="BIZ UDPGothic" w:hAnsi="BIZ UDPGothic" w:eastAsia="BIZ UDPGothic"/>
                 <w:b w:val="0"/>
                 <w:i w:val="0"/>
                 <w:sz w:val="19"/>
@@ -1899,12 +2238,15 @@
         <w:tc>
           <w:tcPr>
             <w:tcW w:type="dxa" w:w="4873"/>
+            <w:tcBorders>
+              <w:bottom w:val="single" w:sz="8" w:space="0" w:color="E8ECF0"/>
+            </w:tcBorders>
           </w:tcPr>
           <w:p>
             <w:r/>
             <w:r>
               <w:rPr>
-                <w:rFonts w:ascii="ＭＳ ゴシック" w:hAnsi="ＭＳ ゴシック" w:eastAsia="ＭＳ ゴシック"/>
+                <w:rFonts w:ascii="BIZ UDGothic" w:hAnsi="BIZ UDGothic" w:eastAsia="BIZ UDGothic"/>
                 <w:b w:val="0"/>
                 <w:i w:val="0"/>
                 <w:sz w:val="18"/>
@@ -1916,12 +2258,15 @@
         <w:tc>
           <w:tcPr>
             <w:tcW w:type="dxa" w:w="4873"/>
+            <w:tcBorders>
+              <w:bottom w:val="single" w:sz="8" w:space="0" w:color="E8ECF0"/>
+            </w:tcBorders>
           </w:tcPr>
           <w:p>
             <w:r/>
             <w:r>
               <w:rPr>
-                <w:rFonts w:ascii="Meiryo UI" w:hAnsi="Meiryo UI" w:eastAsia="Meiryo UI"/>
+                <w:rFonts w:ascii="BIZ UDPGothic" w:hAnsi="BIZ UDPGothic" w:eastAsia="BIZ UDPGothic"/>
                 <w:b w:val="0"/>
                 <w:i w:val="0"/>
                 <w:sz w:val="19"/>
@@ -1935,12 +2280,15 @@
         <w:tc>
           <w:tcPr>
             <w:tcW w:type="dxa" w:w="4873"/>
+            <w:tcBorders>
+              <w:bottom w:val="single" w:sz="8" w:space="0" w:color="E8ECF0"/>
+            </w:tcBorders>
           </w:tcPr>
           <w:p>
             <w:r/>
             <w:r>
               <w:rPr>
-                <w:rFonts w:ascii="ＭＳ ゴシック" w:hAnsi="ＭＳ ゴシック" w:eastAsia="ＭＳ ゴシック"/>
+                <w:rFonts w:ascii="BIZ UDGothic" w:hAnsi="BIZ UDGothic" w:eastAsia="BIZ UDGothic"/>
                 <w:b w:val="0"/>
                 <w:i w:val="0"/>
                 <w:sz w:val="18"/>
@@ -1952,12 +2300,15 @@
         <w:tc>
           <w:tcPr>
             <w:tcW w:type="dxa" w:w="4873"/>
+            <w:tcBorders>
+              <w:bottom w:val="single" w:sz="8" w:space="0" w:color="E8ECF0"/>
+            </w:tcBorders>
           </w:tcPr>
           <w:p>
             <w:r/>
             <w:r>
               <w:rPr>
-                <w:rFonts w:ascii="Meiryo UI" w:hAnsi="Meiryo UI" w:eastAsia="Meiryo UI"/>
+                <w:rFonts w:ascii="BIZ UDPGothic" w:hAnsi="BIZ UDPGothic" w:eastAsia="BIZ UDPGothic"/>
                 <w:b w:val="0"/>
                 <w:i w:val="0"/>
                 <w:sz w:val="19"/>
@@ -1971,12 +2322,15 @@
         <w:tc>
           <w:tcPr>
             <w:tcW w:type="dxa" w:w="4873"/>
+            <w:tcBorders>
+              <w:bottom w:val="single" w:sz="8" w:space="0" w:color="E8ECF0"/>
+            </w:tcBorders>
           </w:tcPr>
           <w:p>
             <w:r/>
             <w:r>
               <w:rPr>
-                <w:rFonts w:ascii="ＭＳ ゴシック" w:hAnsi="ＭＳ ゴシック" w:eastAsia="ＭＳ ゴシック"/>
+                <w:rFonts w:ascii="BIZ UDGothic" w:hAnsi="BIZ UDGothic" w:eastAsia="BIZ UDGothic"/>
                 <w:b w:val="0"/>
                 <w:i w:val="0"/>
                 <w:sz w:val="18"/>
@@ -1988,12 +2342,15 @@
         <w:tc>
           <w:tcPr>
             <w:tcW w:type="dxa" w:w="4873"/>
+            <w:tcBorders>
+              <w:bottom w:val="single" w:sz="8" w:space="0" w:color="E8ECF0"/>
+            </w:tcBorders>
           </w:tcPr>
           <w:p>
             <w:r/>
             <w:r>
               <w:rPr>
-                <w:rFonts w:ascii="Meiryo UI" w:hAnsi="Meiryo UI" w:eastAsia="Meiryo UI"/>
+                <w:rFonts w:ascii="BIZ UDPGothic" w:hAnsi="BIZ UDPGothic" w:eastAsia="BIZ UDPGothic"/>
                 <w:b w:val="0"/>
                 <w:i w:val="0"/>
                 <w:sz w:val="19"/>
@@ -2007,12 +2364,15 @@
         <w:tc>
           <w:tcPr>
             <w:tcW w:type="dxa" w:w="4873"/>
+            <w:tcBorders>
+              <w:bottom w:val="single" w:sz="8" w:space="0" w:color="E8ECF0"/>
+            </w:tcBorders>
           </w:tcPr>
           <w:p>
             <w:r/>
             <w:r>
               <w:rPr>
-                <w:rFonts w:ascii="ＭＳ ゴシック" w:hAnsi="ＭＳ ゴシック" w:eastAsia="ＭＳ ゴシック"/>
+                <w:rFonts w:ascii="BIZ UDGothic" w:hAnsi="BIZ UDGothic" w:eastAsia="BIZ UDGothic"/>
                 <w:b w:val="0"/>
                 <w:i w:val="0"/>
                 <w:sz w:val="18"/>
@@ -2024,12 +2384,15 @@
         <w:tc>
           <w:tcPr>
             <w:tcW w:type="dxa" w:w="4873"/>
+            <w:tcBorders>
+              <w:bottom w:val="single" w:sz="8" w:space="0" w:color="E8ECF0"/>
+            </w:tcBorders>
           </w:tcPr>
           <w:p>
             <w:r/>
             <w:r>
               <w:rPr>
-                <w:rFonts w:ascii="Meiryo UI" w:hAnsi="Meiryo UI" w:eastAsia="Meiryo UI"/>
+                <w:rFonts w:ascii="BIZ UDPGothic" w:hAnsi="BIZ UDPGothic" w:eastAsia="BIZ UDPGothic"/>
                 <w:b w:val="0"/>
                 <w:i w:val="0"/>
                 <w:sz w:val="19"/>
@@ -2043,12 +2406,15 @@
         <w:tc>
           <w:tcPr>
             <w:tcW w:type="dxa" w:w="4873"/>
+            <w:tcBorders>
+              <w:bottom w:val="single" w:sz="8" w:space="0" w:color="E8ECF0"/>
+            </w:tcBorders>
           </w:tcPr>
           <w:p>
             <w:r/>
             <w:r>
               <w:rPr>
-                <w:rFonts w:ascii="ＭＳ ゴシック" w:hAnsi="ＭＳ ゴシック" w:eastAsia="ＭＳ ゴシック"/>
+                <w:rFonts w:ascii="BIZ UDGothic" w:hAnsi="BIZ UDGothic" w:eastAsia="BIZ UDGothic"/>
                 <w:b w:val="0"/>
                 <w:i w:val="0"/>
                 <w:sz w:val="18"/>
@@ -2060,12 +2426,15 @@
         <w:tc>
           <w:tcPr>
             <w:tcW w:type="dxa" w:w="4873"/>
+            <w:tcBorders>
+              <w:bottom w:val="single" w:sz="8" w:space="0" w:color="E8ECF0"/>
+            </w:tcBorders>
           </w:tcPr>
           <w:p>
             <w:r/>
             <w:r>
               <w:rPr>
-                <w:rFonts w:ascii="Meiryo UI" w:hAnsi="Meiryo UI" w:eastAsia="Meiryo UI"/>
+                <w:rFonts w:ascii="BIZ UDPGothic" w:hAnsi="BIZ UDPGothic" w:eastAsia="BIZ UDPGothic"/>
                 <w:b w:val="0"/>
                 <w:i w:val="0"/>
                 <w:sz w:val="19"/>
@@ -2079,12 +2448,15 @@
         <w:tc>
           <w:tcPr>
             <w:tcW w:type="dxa" w:w="4873"/>
+            <w:tcBorders>
+              <w:bottom w:val="single" w:sz="8" w:space="0" w:color="E8ECF0"/>
+            </w:tcBorders>
           </w:tcPr>
           <w:p>
             <w:r/>
             <w:r>
               <w:rPr>
-                <w:rFonts w:ascii="ＭＳ ゴシック" w:hAnsi="ＭＳ ゴシック" w:eastAsia="ＭＳ ゴシック"/>
+                <w:rFonts w:ascii="BIZ UDGothic" w:hAnsi="BIZ UDGothic" w:eastAsia="BIZ UDGothic"/>
                 <w:b w:val="0"/>
                 <w:i w:val="0"/>
                 <w:sz w:val="18"/>
@@ -2096,12 +2468,15 @@
         <w:tc>
           <w:tcPr>
             <w:tcW w:type="dxa" w:w="4873"/>
+            <w:tcBorders>
+              <w:bottom w:val="single" w:sz="8" w:space="0" w:color="E8ECF0"/>
+            </w:tcBorders>
           </w:tcPr>
           <w:p>
             <w:r/>
             <w:r>
               <w:rPr>
-                <w:rFonts w:ascii="Meiryo UI" w:hAnsi="Meiryo UI" w:eastAsia="Meiryo UI"/>
+                <w:rFonts w:ascii="BIZ UDPGothic" w:hAnsi="BIZ UDPGothic" w:eastAsia="BIZ UDPGothic"/>
                 <w:b w:val="0"/>
                 <w:i w:val="0"/>
                 <w:sz w:val="19"/>
@@ -2115,12 +2490,15 @@
         <w:tc>
           <w:tcPr>
             <w:tcW w:type="dxa" w:w="4873"/>
+            <w:tcBorders>
+              <w:bottom w:val="single" w:sz="8" w:space="0" w:color="E8ECF0"/>
+            </w:tcBorders>
           </w:tcPr>
           <w:p>
             <w:r/>
             <w:r>
               <w:rPr>
-                <w:rFonts w:ascii="ＭＳ ゴシック" w:hAnsi="ＭＳ ゴシック" w:eastAsia="ＭＳ ゴシック"/>
+                <w:rFonts w:ascii="BIZ UDGothic" w:hAnsi="BIZ UDGothic" w:eastAsia="BIZ UDGothic"/>
                 <w:b w:val="0"/>
                 <w:i w:val="0"/>
                 <w:sz w:val="18"/>
@@ -2132,12 +2510,15 @@
         <w:tc>
           <w:tcPr>
             <w:tcW w:type="dxa" w:w="4873"/>
+            <w:tcBorders>
+              <w:bottom w:val="single" w:sz="8" w:space="0" w:color="E8ECF0"/>
+            </w:tcBorders>
           </w:tcPr>
           <w:p>
             <w:r/>
             <w:r>
               <w:rPr>
-                <w:rFonts w:ascii="Meiryo UI" w:hAnsi="Meiryo UI" w:eastAsia="Meiryo UI"/>
+                <w:rFonts w:ascii="BIZ UDPGothic" w:hAnsi="BIZ UDPGothic" w:eastAsia="BIZ UDPGothic"/>
                 <w:b w:val="0"/>
                 <w:i w:val="0"/>
                 <w:sz w:val="19"/>
@@ -2151,12 +2532,15 @@
         <w:tc>
           <w:tcPr>
             <w:tcW w:type="dxa" w:w="4873"/>
+            <w:tcBorders>
+              <w:bottom w:val="single" w:sz="8" w:space="0" w:color="E8ECF0"/>
+            </w:tcBorders>
           </w:tcPr>
           <w:p>
             <w:r/>
             <w:r>
               <w:rPr>
-                <w:rFonts w:ascii="ＭＳ ゴシック" w:hAnsi="ＭＳ ゴシック" w:eastAsia="ＭＳ ゴシック"/>
+                <w:rFonts w:ascii="BIZ UDGothic" w:hAnsi="BIZ UDGothic" w:eastAsia="BIZ UDGothic"/>
                 <w:b w:val="0"/>
                 <w:i w:val="0"/>
                 <w:sz w:val="18"/>
@@ -2168,12 +2552,15 @@
         <w:tc>
           <w:tcPr>
             <w:tcW w:type="dxa" w:w="4873"/>
+            <w:tcBorders>
+              <w:bottom w:val="single" w:sz="8" w:space="0" w:color="E8ECF0"/>
+            </w:tcBorders>
           </w:tcPr>
           <w:p>
             <w:r/>
             <w:r>
               <w:rPr>
-                <w:rFonts w:ascii="Meiryo UI" w:hAnsi="Meiryo UI" w:eastAsia="Meiryo UI"/>
+                <w:rFonts w:ascii="BIZ UDPGothic" w:hAnsi="BIZ UDPGothic" w:eastAsia="BIZ UDPGothic"/>
                 <w:b w:val="0"/>
                 <w:i w:val="0"/>
                 <w:sz w:val="19"/>
@@ -2187,12 +2574,15 @@
         <w:tc>
           <w:tcPr>
             <w:tcW w:type="dxa" w:w="4873"/>
+            <w:tcBorders>
+              <w:bottom w:val="single" w:sz="8" w:space="0" w:color="E8ECF0"/>
+            </w:tcBorders>
           </w:tcPr>
           <w:p>
             <w:r/>
             <w:r>
               <w:rPr>
-                <w:rFonts w:ascii="ＭＳ ゴシック" w:hAnsi="ＭＳ ゴシック" w:eastAsia="ＭＳ ゴシック"/>
+                <w:rFonts w:ascii="BIZ UDGothic" w:hAnsi="BIZ UDGothic" w:eastAsia="BIZ UDGothic"/>
                 <w:b w:val="0"/>
                 <w:i w:val="0"/>
                 <w:sz w:val="18"/>
@@ -2204,12 +2594,15 @@
         <w:tc>
           <w:tcPr>
             <w:tcW w:type="dxa" w:w="4873"/>
+            <w:tcBorders>
+              <w:bottom w:val="single" w:sz="8" w:space="0" w:color="E8ECF0"/>
+            </w:tcBorders>
           </w:tcPr>
           <w:p>
             <w:r/>
             <w:r>
               <w:rPr>
-                <w:rFonts w:ascii="Meiryo UI" w:hAnsi="Meiryo UI" w:eastAsia="Meiryo UI"/>
+                <w:rFonts w:ascii="BIZ UDPGothic" w:hAnsi="BIZ UDPGothic" w:eastAsia="BIZ UDPGothic"/>
                 <w:b w:val="0"/>
                 <w:i w:val="0"/>
                 <w:sz w:val="19"/>
@@ -2223,21 +2616,33 @@
     <w:p>
       <w:pPr>
         <w:spacing w:before="200" w:after="60"/>
+        <w:pBdr>
+          <w:bottom w:val="single" w:sz="6" w:space="4" w:color="CDD5DD"/>
+        </w:pBdr>
       </w:pPr>
       <w:r>
         <w:rPr>
-          <w:rFonts w:ascii="Meiryo UI" w:hAnsi="Meiryo UI" w:eastAsia="Meiryo UI"/>
+          <w:rFonts w:ascii="BIZ UDGothic" w:hAnsi="BIZ UDGothic" w:eastAsia="BIZ UDGothic"/>
           <w:b/>
           <w:i w:val="0"/>
           <w:color w:val="1F5C99"/>
           <w:sz w:val="30"/>
         </w:rPr>
-        <w:t>5. 技術スタック・依存</w:t>
+        <w:t xml:space="preserve">5. </w:t>
+      </w:r>
+      <w:r>
+        <w:rPr>
+          <w:rFonts w:ascii="BIZ UDPGothic" w:hAnsi="BIZ UDPGothic" w:eastAsia="BIZ UDPGothic"/>
+          <w:b/>
+          <w:i w:val="0"/>
+          <w:color w:val="20242C"/>
+          <w:sz w:val="30"/>
+        </w:rPr>
+        <w:t>技術スタック・依存</w:t>
       </w:r>
     </w:p>
     <w:tbl>
       <w:tblPr>
-        <w:tblStyle w:val="LightGrid-Accent1"/>
         <w:tblW w:type="auto" w:w="0"/>
         <w:jc w:val="left"/>
         <w:tblLook w:firstColumn="1" w:firstRow="1" w:lastColumn="0" w:lastRow="0" w:noHBand="0" w:noVBand="1" w:val="04A0"/>
@@ -2252,15 +2657,19 @@
         <w:tc>
           <w:tcPr>
             <w:tcW w:type="dxa" w:w="2436"/>
+            <w:tcBorders>
+              <w:bottom w:val="single" w:sz="12" w:space="0" w:color="20242C"/>
+            </w:tcBorders>
           </w:tcPr>
           <w:p>
             <w:r/>
             <w:r>
               <w:rPr>
-                <w:rFonts w:ascii="Meiryo UI" w:hAnsi="Meiryo UI" w:eastAsia="Meiryo UI"/>
+                <w:rFonts w:ascii="BIZ UDPGothic" w:hAnsi="BIZ UDPGothic" w:eastAsia="BIZ UDPGothic"/>
                 <w:b/>
                 <w:i w:val="0"/>
-                <w:sz w:val="19"/>
+                <w:color w:val="1F5C99"/>
+                <w:sz w:val="20"/>
               </w:rPr>
               <w:t>コンポーネント</w:t>
             </w:r>
@@ -2269,15 +2678,19 @@
         <w:tc>
           <w:tcPr>
             <w:tcW w:type="dxa" w:w="2436"/>
+            <w:tcBorders>
+              <w:bottom w:val="single" w:sz="12" w:space="0" w:color="20242C"/>
+            </w:tcBorders>
           </w:tcPr>
           <w:p>
             <w:r/>
             <w:r>
               <w:rPr>
-                <w:rFonts w:ascii="Meiryo UI" w:hAnsi="Meiryo UI" w:eastAsia="Meiryo UI"/>
+                <w:rFonts w:ascii="BIZ UDPGothic" w:hAnsi="BIZ UDPGothic" w:eastAsia="BIZ UDPGothic"/>
                 <w:b/>
                 <w:i w:val="0"/>
-                <w:sz w:val="19"/>
+                <w:color w:val="1F5C99"/>
+                <w:sz w:val="20"/>
               </w:rPr>
               <w:t>バージョン</w:t>
             </w:r>
@@ -2286,15 +2699,19 @@
         <w:tc>
           <w:tcPr>
             <w:tcW w:type="dxa" w:w="2436"/>
+            <w:tcBorders>
+              <w:bottom w:val="single" w:sz="12" w:space="0" w:color="20242C"/>
+            </w:tcBorders>
           </w:tcPr>
           <w:p>
             <w:r/>
             <w:r>
               <w:rPr>
-                <w:rFonts w:ascii="Meiryo UI" w:hAnsi="Meiryo UI" w:eastAsia="Meiryo UI"/>
+                <w:rFonts w:ascii="BIZ UDPGothic" w:hAnsi="BIZ UDPGothic" w:eastAsia="BIZ UDPGothic"/>
                 <w:b/>
                 <w:i w:val="0"/>
-                <w:sz w:val="19"/>
+                <w:color w:val="1F5C99"/>
+                <w:sz w:val="20"/>
               </w:rPr>
               <w:t>ライセンス</w:t>
             </w:r>
@@ -2303,15 +2720,19 @@
         <w:tc>
           <w:tcPr>
             <w:tcW w:type="dxa" w:w="2436"/>
+            <w:tcBorders>
+              <w:bottom w:val="single" w:sz="12" w:space="0" w:color="20242C"/>
+            </w:tcBorders>
           </w:tcPr>
           <w:p>
             <w:r/>
             <w:r>
               <w:rPr>
-                <w:rFonts w:ascii="Meiryo UI" w:hAnsi="Meiryo UI" w:eastAsia="Meiryo UI"/>
+                <w:rFonts w:ascii="BIZ UDPGothic" w:hAnsi="BIZ UDPGothic" w:eastAsia="BIZ UDPGothic"/>
                 <w:b/>
                 <w:i w:val="0"/>
-                <w:sz w:val="19"/>
+                <w:color w:val="1F5C99"/>
+                <w:sz w:val="20"/>
               </w:rPr>
               <w:t>役割</w:t>
             </w:r>
@@ -2322,12 +2743,15 @@
         <w:tc>
           <w:tcPr>
             <w:tcW w:type="dxa" w:w="2436"/>
+            <w:tcBorders>
+              <w:bottom w:val="single" w:sz="8" w:space="0" w:color="E8ECF0"/>
+            </w:tcBorders>
           </w:tcPr>
           <w:p>
             <w:r/>
             <w:r>
               <w:rPr>
-                <w:rFonts w:ascii="Meiryo UI" w:hAnsi="Meiryo UI" w:eastAsia="Meiryo UI"/>
+                <w:rFonts w:ascii="BIZ UDPGothic" w:hAnsi="BIZ UDPGothic" w:eastAsia="BIZ UDPGothic"/>
                 <w:b w:val="0"/>
                 <w:i w:val="0"/>
                 <w:sz w:val="19"/>
@@ -2339,12 +2763,15 @@
         <w:tc>
           <w:tcPr>
             <w:tcW w:type="dxa" w:w="2436"/>
+            <w:tcBorders>
+              <w:bottom w:val="single" w:sz="8" w:space="0" w:color="E8ECF0"/>
+            </w:tcBorders>
           </w:tcPr>
           <w:p>
             <w:r/>
             <w:r>
               <w:rPr>
-                <w:rFonts w:ascii="Meiryo UI" w:hAnsi="Meiryo UI" w:eastAsia="Meiryo UI"/>
+                <w:rFonts w:ascii="BIZ UDPGothic" w:hAnsi="BIZ UDPGothic" w:eastAsia="BIZ UDPGothic"/>
                 <w:b w:val="0"/>
                 <w:i w:val="0"/>
                 <w:sz w:val="19"/>
@@ -2356,12 +2783,15 @@
         <w:tc>
           <w:tcPr>
             <w:tcW w:type="dxa" w:w="2436"/>
+            <w:tcBorders>
+              <w:bottom w:val="single" w:sz="8" w:space="0" w:color="E8ECF0"/>
+            </w:tcBorders>
           </w:tcPr>
           <w:p>
             <w:r/>
             <w:r>
               <w:rPr>
-                <w:rFonts w:ascii="Meiryo UI" w:hAnsi="Meiryo UI" w:eastAsia="Meiryo UI"/>
+                <w:rFonts w:ascii="BIZ UDPGothic" w:hAnsi="BIZ UDPGothic" w:eastAsia="BIZ UDPGothic"/>
                 <w:b w:val="0"/>
                 <w:i w:val="0"/>
                 <w:sz w:val="19"/>
@@ -2373,12 +2803,15 @@
         <w:tc>
           <w:tcPr>
             <w:tcW w:type="dxa" w:w="2436"/>
+            <w:tcBorders>
+              <w:bottom w:val="single" w:sz="8" w:space="0" w:color="E8ECF0"/>
+            </w:tcBorders>
           </w:tcPr>
           <w:p>
             <w:r/>
             <w:r>
               <w:rPr>
-                <w:rFonts w:ascii="Meiryo UI" w:hAnsi="Meiryo UI" w:eastAsia="Meiryo UI"/>
+                <w:rFonts w:ascii="BIZ UDPGothic" w:hAnsi="BIZ UDPGothic" w:eastAsia="BIZ UDPGothic"/>
                 <w:b w:val="0"/>
                 <w:i w:val="0"/>
                 <w:sz w:val="19"/>
@@ -2392,12 +2825,15 @@
         <w:tc>
           <w:tcPr>
             <w:tcW w:type="dxa" w:w="2436"/>
+            <w:tcBorders>
+              <w:bottom w:val="single" w:sz="8" w:space="0" w:color="E8ECF0"/>
+            </w:tcBorders>
           </w:tcPr>
           <w:p>
             <w:r/>
             <w:r>
               <w:rPr>
-                <w:rFonts w:ascii="Meiryo UI" w:hAnsi="Meiryo UI" w:eastAsia="Meiryo UI"/>
+                <w:rFonts w:ascii="BIZ UDPGothic" w:hAnsi="BIZ UDPGothic" w:eastAsia="BIZ UDPGothic"/>
                 <w:b w:val="0"/>
                 <w:i w:val="0"/>
                 <w:sz w:val="19"/>
@@ -2409,12 +2845,15 @@
         <w:tc>
           <w:tcPr>
             <w:tcW w:type="dxa" w:w="2436"/>
+            <w:tcBorders>
+              <w:bottom w:val="single" w:sz="8" w:space="0" w:color="E8ECF0"/>
+            </w:tcBorders>
           </w:tcPr>
           <w:p>
             <w:r/>
             <w:r>
               <w:rPr>
-                <w:rFonts w:ascii="Meiryo UI" w:hAnsi="Meiryo UI" w:eastAsia="Meiryo UI"/>
+                <w:rFonts w:ascii="BIZ UDPGothic" w:hAnsi="BIZ UDPGothic" w:eastAsia="BIZ UDPGothic"/>
                 <w:b w:val="0"/>
                 <w:i w:val="0"/>
                 <w:sz w:val="19"/>
@@ -2426,12 +2865,15 @@
         <w:tc>
           <w:tcPr>
             <w:tcW w:type="dxa" w:w="2436"/>
+            <w:tcBorders>
+              <w:bottom w:val="single" w:sz="8" w:space="0" w:color="E8ECF0"/>
+            </w:tcBorders>
           </w:tcPr>
           <w:p>
             <w:r/>
             <w:r>
               <w:rPr>
-                <w:rFonts w:ascii="Meiryo UI" w:hAnsi="Meiryo UI" w:eastAsia="Meiryo UI"/>
+                <w:rFonts w:ascii="BIZ UDPGothic" w:hAnsi="BIZ UDPGothic" w:eastAsia="BIZ UDPGothic"/>
                 <w:b w:val="0"/>
                 <w:i w:val="0"/>
                 <w:sz w:val="19"/>
@@ -2443,12 +2885,15 @@
         <w:tc>
           <w:tcPr>
             <w:tcW w:type="dxa" w:w="2436"/>
+            <w:tcBorders>
+              <w:bottom w:val="single" w:sz="8" w:space="0" w:color="E8ECF0"/>
+            </w:tcBorders>
           </w:tcPr>
           <w:p>
             <w:r/>
             <w:r>
               <w:rPr>
-                <w:rFonts w:ascii="Meiryo UI" w:hAnsi="Meiryo UI" w:eastAsia="Meiryo UI"/>
+                <w:rFonts w:ascii="BIZ UDPGothic" w:hAnsi="BIZ UDPGothic" w:eastAsia="BIZ UDPGothic"/>
                 <w:b w:val="0"/>
                 <w:i w:val="0"/>
                 <w:sz w:val="19"/>
@@ -2462,12 +2907,15 @@
         <w:tc>
           <w:tcPr>
             <w:tcW w:type="dxa" w:w="2436"/>
+            <w:tcBorders>
+              <w:bottom w:val="single" w:sz="8" w:space="0" w:color="E8ECF0"/>
+            </w:tcBorders>
           </w:tcPr>
           <w:p>
             <w:r/>
             <w:r>
               <w:rPr>
-                <w:rFonts w:ascii="Meiryo UI" w:hAnsi="Meiryo UI" w:eastAsia="Meiryo UI"/>
+                <w:rFonts w:ascii="BIZ UDPGothic" w:hAnsi="BIZ UDPGothic" w:eastAsia="BIZ UDPGothic"/>
                 <w:b w:val="0"/>
                 <w:i w:val="0"/>
                 <w:sz w:val="19"/>
@@ -2479,12 +2927,15 @@
         <w:tc>
           <w:tcPr>
             <w:tcW w:type="dxa" w:w="2436"/>
+            <w:tcBorders>
+              <w:bottom w:val="single" w:sz="8" w:space="0" w:color="E8ECF0"/>
+            </w:tcBorders>
           </w:tcPr>
           <w:p>
             <w:r/>
             <w:r>
               <w:rPr>
-                <w:rFonts w:ascii="Meiryo UI" w:hAnsi="Meiryo UI" w:eastAsia="Meiryo UI"/>
+                <w:rFonts w:ascii="BIZ UDPGothic" w:hAnsi="BIZ UDPGothic" w:eastAsia="BIZ UDPGothic"/>
                 <w:b w:val="0"/>
                 <w:i w:val="0"/>
                 <w:sz w:val="19"/>
@@ -2496,12 +2947,15 @@
         <w:tc>
           <w:tcPr>
             <w:tcW w:type="dxa" w:w="2436"/>
+            <w:tcBorders>
+              <w:bottom w:val="single" w:sz="8" w:space="0" w:color="E8ECF0"/>
+            </w:tcBorders>
           </w:tcPr>
           <w:p>
             <w:r/>
             <w:r>
               <w:rPr>
-                <w:rFonts w:ascii="Meiryo UI" w:hAnsi="Meiryo UI" w:eastAsia="Meiryo UI"/>
+                <w:rFonts w:ascii="BIZ UDPGothic" w:hAnsi="BIZ UDPGothic" w:eastAsia="BIZ UDPGothic"/>
                 <w:b w:val="0"/>
                 <w:i w:val="0"/>
                 <w:sz w:val="19"/>
@@ -2513,12 +2967,15 @@
         <w:tc>
           <w:tcPr>
             <w:tcW w:type="dxa" w:w="2436"/>
+            <w:tcBorders>
+              <w:bottom w:val="single" w:sz="8" w:space="0" w:color="E8ECF0"/>
+            </w:tcBorders>
           </w:tcPr>
           <w:p>
             <w:r/>
             <w:r>
               <w:rPr>
-                <w:rFonts w:ascii="Meiryo UI" w:hAnsi="Meiryo UI" w:eastAsia="Meiryo UI"/>
+                <w:rFonts w:ascii="BIZ UDPGothic" w:hAnsi="BIZ UDPGothic" w:eastAsia="BIZ UDPGothic"/>
                 <w:b w:val="0"/>
                 <w:i w:val="0"/>
                 <w:sz w:val="19"/>
@@ -2532,12 +2989,15 @@
         <w:tc>
           <w:tcPr>
             <w:tcW w:type="dxa" w:w="2436"/>
+            <w:tcBorders>
+              <w:bottom w:val="single" w:sz="8" w:space="0" w:color="E8ECF0"/>
+            </w:tcBorders>
           </w:tcPr>
           <w:p>
             <w:r/>
             <w:r>
               <w:rPr>
-                <w:rFonts w:ascii="Meiryo UI" w:hAnsi="Meiryo UI" w:eastAsia="Meiryo UI"/>
+                <w:rFonts w:ascii="BIZ UDPGothic" w:hAnsi="BIZ UDPGothic" w:eastAsia="BIZ UDPGothic"/>
                 <w:b w:val="0"/>
                 <w:i w:val="0"/>
                 <w:sz w:val="19"/>
@@ -2549,12 +3009,15 @@
         <w:tc>
           <w:tcPr>
             <w:tcW w:type="dxa" w:w="2436"/>
+            <w:tcBorders>
+              <w:bottom w:val="single" w:sz="8" w:space="0" w:color="E8ECF0"/>
+            </w:tcBorders>
           </w:tcPr>
           <w:p>
             <w:r/>
             <w:r>
               <w:rPr>
-                <w:rFonts w:ascii="Meiryo UI" w:hAnsi="Meiryo UI" w:eastAsia="Meiryo UI"/>
+                <w:rFonts w:ascii="BIZ UDPGothic" w:hAnsi="BIZ UDPGothic" w:eastAsia="BIZ UDPGothic"/>
                 <w:b w:val="0"/>
                 <w:i w:val="0"/>
                 <w:sz w:val="19"/>
@@ -2566,12 +3029,15 @@
         <w:tc>
           <w:tcPr>
             <w:tcW w:type="dxa" w:w="2436"/>
+            <w:tcBorders>
+              <w:bottom w:val="single" w:sz="8" w:space="0" w:color="E8ECF0"/>
+            </w:tcBorders>
           </w:tcPr>
           <w:p>
             <w:r/>
             <w:r>
               <w:rPr>
-                <w:rFonts w:ascii="Meiryo UI" w:hAnsi="Meiryo UI" w:eastAsia="Meiryo UI"/>
+                <w:rFonts w:ascii="BIZ UDPGothic" w:hAnsi="BIZ UDPGothic" w:eastAsia="BIZ UDPGothic"/>
                 <w:b w:val="0"/>
                 <w:i w:val="0"/>
                 <w:sz w:val="19"/>
@@ -2583,12 +3049,15 @@
         <w:tc>
           <w:tcPr>
             <w:tcW w:type="dxa" w:w="2436"/>
+            <w:tcBorders>
+              <w:bottom w:val="single" w:sz="8" w:space="0" w:color="E8ECF0"/>
+            </w:tcBorders>
           </w:tcPr>
           <w:p>
             <w:r/>
             <w:r>
               <w:rPr>
-                <w:rFonts w:ascii="Meiryo UI" w:hAnsi="Meiryo UI" w:eastAsia="Meiryo UI"/>
+                <w:rFonts w:ascii="BIZ UDPGothic" w:hAnsi="BIZ UDPGothic" w:eastAsia="BIZ UDPGothic"/>
                 <w:b w:val="0"/>
                 <w:i w:val="0"/>
                 <w:sz w:val="19"/>
@@ -2602,12 +3071,15 @@
         <w:tc>
           <w:tcPr>
             <w:tcW w:type="dxa" w:w="2436"/>
+            <w:tcBorders>
+              <w:bottom w:val="single" w:sz="8" w:space="0" w:color="E8ECF0"/>
+            </w:tcBorders>
           </w:tcPr>
           <w:p>
             <w:r/>
             <w:r>
               <w:rPr>
-                <w:rFonts w:ascii="Meiryo UI" w:hAnsi="Meiryo UI" w:eastAsia="Meiryo UI"/>
+                <w:rFonts w:ascii="BIZ UDPGothic" w:hAnsi="BIZ UDPGothic" w:eastAsia="BIZ UDPGothic"/>
                 <w:b w:val="0"/>
                 <w:i w:val="0"/>
                 <w:sz w:val="19"/>
@@ -2619,12 +3091,15 @@
         <w:tc>
           <w:tcPr>
             <w:tcW w:type="dxa" w:w="2436"/>
+            <w:tcBorders>
+              <w:bottom w:val="single" w:sz="8" w:space="0" w:color="E8ECF0"/>
+            </w:tcBorders>
           </w:tcPr>
           <w:p>
             <w:r/>
             <w:r>
               <w:rPr>
-                <w:rFonts w:ascii="Meiryo UI" w:hAnsi="Meiryo UI" w:eastAsia="Meiryo UI"/>
+                <w:rFonts w:ascii="BIZ UDPGothic" w:hAnsi="BIZ UDPGothic" w:eastAsia="BIZ UDPGothic"/>
                 <w:b w:val="0"/>
                 <w:i w:val="0"/>
                 <w:sz w:val="19"/>
@@ -2636,12 +3111,15 @@
         <w:tc>
           <w:tcPr>
             <w:tcW w:type="dxa" w:w="2436"/>
+            <w:tcBorders>
+              <w:bottom w:val="single" w:sz="8" w:space="0" w:color="E8ECF0"/>
+            </w:tcBorders>
           </w:tcPr>
           <w:p>
             <w:r/>
             <w:r>
               <w:rPr>
-                <w:rFonts w:ascii="Meiryo UI" w:hAnsi="Meiryo UI" w:eastAsia="Meiryo UI"/>
+                <w:rFonts w:ascii="BIZ UDPGothic" w:hAnsi="BIZ UDPGothic" w:eastAsia="BIZ UDPGothic"/>
                 <w:b w:val="0"/>
                 <w:i w:val="0"/>
                 <w:sz w:val="19"/>
@@ -2653,12 +3131,15 @@
         <w:tc>
           <w:tcPr>
             <w:tcW w:type="dxa" w:w="2436"/>
+            <w:tcBorders>
+              <w:bottom w:val="single" w:sz="8" w:space="0" w:color="E8ECF0"/>
+            </w:tcBorders>
           </w:tcPr>
           <w:p>
             <w:r/>
             <w:r>
               <w:rPr>
-                <w:rFonts w:ascii="Meiryo UI" w:hAnsi="Meiryo UI" w:eastAsia="Meiryo UI"/>
+                <w:rFonts w:ascii="BIZ UDPGothic" w:hAnsi="BIZ UDPGothic" w:eastAsia="BIZ UDPGothic"/>
                 <w:b w:val="0"/>
                 <w:i w:val="0"/>
                 <w:sz w:val="19"/>
@@ -2672,12 +3153,15 @@
         <w:tc>
           <w:tcPr>
             <w:tcW w:type="dxa" w:w="2436"/>
+            <w:tcBorders>
+              <w:bottom w:val="single" w:sz="8" w:space="0" w:color="E8ECF0"/>
+            </w:tcBorders>
           </w:tcPr>
           <w:p>
             <w:r/>
             <w:r>
               <w:rPr>
-                <w:rFonts w:ascii="Meiryo UI" w:hAnsi="Meiryo UI" w:eastAsia="Meiryo UI"/>
+                <w:rFonts w:ascii="BIZ UDPGothic" w:hAnsi="BIZ UDPGothic" w:eastAsia="BIZ UDPGothic"/>
                 <w:b w:val="0"/>
                 <w:i w:val="0"/>
                 <w:sz w:val="19"/>
@@ -2689,12 +3173,15 @@
         <w:tc>
           <w:tcPr>
             <w:tcW w:type="dxa" w:w="2436"/>
+            <w:tcBorders>
+              <w:bottom w:val="single" w:sz="8" w:space="0" w:color="E8ECF0"/>
+            </w:tcBorders>
           </w:tcPr>
           <w:p>
             <w:r/>
             <w:r>
               <w:rPr>
-                <w:rFonts w:ascii="Meiryo UI" w:hAnsi="Meiryo UI" w:eastAsia="Meiryo UI"/>
+                <w:rFonts w:ascii="BIZ UDPGothic" w:hAnsi="BIZ UDPGothic" w:eastAsia="BIZ UDPGothic"/>
                 <w:b w:val="0"/>
                 <w:i w:val="0"/>
                 <w:sz w:val="19"/>
@@ -2706,12 +3193,15 @@
         <w:tc>
           <w:tcPr>
             <w:tcW w:type="dxa" w:w="2436"/>
+            <w:tcBorders>
+              <w:bottom w:val="single" w:sz="8" w:space="0" w:color="E8ECF0"/>
+            </w:tcBorders>
           </w:tcPr>
           <w:p>
             <w:r/>
             <w:r>
               <w:rPr>
-                <w:rFonts w:ascii="Meiryo UI" w:hAnsi="Meiryo UI" w:eastAsia="Meiryo UI"/>
+                <w:rFonts w:ascii="BIZ UDPGothic" w:hAnsi="BIZ UDPGothic" w:eastAsia="BIZ UDPGothic"/>
                 <w:b w:val="0"/>
                 <w:i w:val="0"/>
                 <w:sz w:val="19"/>
@@ -2723,12 +3213,15 @@
         <w:tc>
           <w:tcPr>
             <w:tcW w:type="dxa" w:w="2436"/>
+            <w:tcBorders>
+              <w:bottom w:val="single" w:sz="8" w:space="0" w:color="E8ECF0"/>
+            </w:tcBorders>
           </w:tcPr>
           <w:p>
             <w:r/>
             <w:r>
               <w:rPr>
-                <w:rFonts w:ascii="Meiryo UI" w:hAnsi="Meiryo UI" w:eastAsia="Meiryo UI"/>
+                <w:rFonts w:ascii="BIZ UDPGothic" w:hAnsi="BIZ UDPGothic" w:eastAsia="BIZ UDPGothic"/>
                 <w:b w:val="0"/>
                 <w:i w:val="0"/>
                 <w:sz w:val="19"/>
@@ -2742,12 +3235,15 @@
         <w:tc>
           <w:tcPr>
             <w:tcW w:type="dxa" w:w="2436"/>
+            <w:tcBorders>
+              <w:bottom w:val="single" w:sz="8" w:space="0" w:color="E8ECF0"/>
+            </w:tcBorders>
           </w:tcPr>
           <w:p>
             <w:r/>
             <w:r>
               <w:rPr>
-                <w:rFonts w:ascii="Meiryo UI" w:hAnsi="Meiryo UI" w:eastAsia="Meiryo UI"/>
+                <w:rFonts w:ascii="BIZ UDPGothic" w:hAnsi="BIZ UDPGothic" w:eastAsia="BIZ UDPGothic"/>
                 <w:b w:val="0"/>
                 <w:i w:val="0"/>
                 <w:sz w:val="19"/>
@@ -2759,12 +3255,15 @@
         <w:tc>
           <w:tcPr>
             <w:tcW w:type="dxa" w:w="2436"/>
+            <w:tcBorders>
+              <w:bottom w:val="single" w:sz="8" w:space="0" w:color="E8ECF0"/>
+            </w:tcBorders>
           </w:tcPr>
           <w:p>
             <w:r/>
             <w:r>
               <w:rPr>
-                <w:rFonts w:ascii="Meiryo UI" w:hAnsi="Meiryo UI" w:eastAsia="Meiryo UI"/>
+                <w:rFonts w:ascii="BIZ UDPGothic" w:hAnsi="BIZ UDPGothic" w:eastAsia="BIZ UDPGothic"/>
                 <w:b w:val="0"/>
                 <w:i w:val="0"/>
                 <w:sz w:val="19"/>
@@ -2776,12 +3275,15 @@
         <w:tc>
           <w:tcPr>
             <w:tcW w:type="dxa" w:w="2436"/>
+            <w:tcBorders>
+              <w:bottom w:val="single" w:sz="8" w:space="0" w:color="E8ECF0"/>
+            </w:tcBorders>
           </w:tcPr>
           <w:p>
             <w:r/>
             <w:r>
               <w:rPr>
-                <w:rFonts w:ascii="Meiryo UI" w:hAnsi="Meiryo UI" w:eastAsia="Meiryo UI"/>
+                <w:rFonts w:ascii="BIZ UDPGothic" w:hAnsi="BIZ UDPGothic" w:eastAsia="BIZ UDPGothic"/>
                 <w:b w:val="0"/>
                 <w:i w:val="0"/>
                 <w:sz w:val="19"/>
@@ -2793,12 +3295,15 @@
         <w:tc>
           <w:tcPr>
             <w:tcW w:type="dxa" w:w="2436"/>
+            <w:tcBorders>
+              <w:bottom w:val="single" w:sz="8" w:space="0" w:color="E8ECF0"/>
+            </w:tcBorders>
           </w:tcPr>
           <w:p>
             <w:r/>
             <w:r>
               <w:rPr>
-                <w:rFonts w:ascii="Meiryo UI" w:hAnsi="Meiryo UI" w:eastAsia="Meiryo UI"/>
+                <w:rFonts w:ascii="BIZ UDPGothic" w:hAnsi="BIZ UDPGothic" w:eastAsia="BIZ UDPGothic"/>
                 <w:b w:val="0"/>
                 <w:i w:val="0"/>
                 <w:sz w:val="19"/>
@@ -2815,7 +3320,7 @@
       </w:pPr>
       <w:r>
         <w:rPr>
-          <w:rFonts w:ascii="Meiryo UI" w:hAnsi="Meiryo UI" w:eastAsia="Meiryo UI"/>
+          <w:rFonts w:ascii="BIZ UDPGothic" w:hAnsi="BIZ UDPGothic" w:eastAsia="BIZ UDPGothic"/>
           <w:b w:val="0"/>
           <w:i w:val="0"/>
           <w:sz w:val="21"/>
@@ -2826,16 +3331,29 @@
     <w:p>
       <w:pPr>
         <w:spacing w:before="200" w:after="60"/>
+        <w:pBdr>
+          <w:bottom w:val="single" w:sz="6" w:space="4" w:color="CDD5DD"/>
+        </w:pBdr>
       </w:pPr>
       <w:r>
         <w:rPr>
-          <w:rFonts w:ascii="Meiryo UI" w:hAnsi="Meiryo UI" w:eastAsia="Meiryo UI"/>
+          <w:rFonts w:ascii="BIZ UDGothic" w:hAnsi="BIZ UDGothic" w:eastAsia="BIZ UDGothic"/>
           <w:b/>
           <w:i w:val="0"/>
           <w:color w:val="1F5C99"/>
           <w:sz w:val="30"/>
         </w:rPr>
-        <w:t>6. データ・設定</w:t>
+        <w:t xml:space="preserve">6. </w:t>
+      </w:r>
+      <w:r>
+        <w:rPr>
+          <w:rFonts w:ascii="BIZ UDPGothic" w:hAnsi="BIZ UDPGothic" w:eastAsia="BIZ UDPGothic"/>
+          <w:b/>
+          <w:i w:val="0"/>
+          <w:color w:val="20242C"/>
+          <w:sz w:val="30"/>
+        </w:rPr>
+        <w:t>データ・設定</w:t>
       </w:r>
     </w:p>
     <w:p>
@@ -2844,7 +3362,7 @@
       </w:pPr>
       <w:r>
         <w:rPr>
-          <w:rFonts w:ascii="Meiryo UI" w:hAnsi="Meiryo UI" w:eastAsia="Meiryo UI"/>
+          <w:rFonts w:ascii="BIZ UDPGothic" w:hAnsi="BIZ UDPGothic" w:eastAsia="BIZ UDPGothic"/>
           <w:b w:val="0"/>
           <w:i w:val="0"/>
           <w:sz w:val="21"/>
@@ -2853,7 +3371,7 @@
       </w:r>
       <w:r>
         <w:rPr>
-          <w:rFonts w:ascii="ＭＳ ゴシック" w:hAnsi="ＭＳ ゴシック" w:eastAsia="ＭＳ ゴシック"/>
+          <w:rFonts w:ascii="BIZ UDGothic" w:hAnsi="BIZ UDGothic" w:eastAsia="BIZ UDGothic"/>
           <w:b w:val="0"/>
           <w:i w:val="0"/>
           <w:sz w:val="20"/>
@@ -2862,7 +3380,7 @@
       </w:r>
       <w:r>
         <w:rPr>
-          <w:rFonts w:ascii="Meiryo UI" w:hAnsi="Meiryo UI" w:eastAsia="Meiryo UI"/>
+          <w:rFonts w:ascii="BIZ UDPGothic" w:hAnsi="BIZ UDPGothic" w:eastAsia="BIZ UDPGothic"/>
           <w:b w:val="0"/>
           <w:i w:val="0"/>
           <w:sz w:val="21"/>
@@ -2872,7 +3390,6 @@
     </w:p>
     <w:tbl>
       <w:tblPr>
-        <w:tblStyle w:val="LightGrid-Accent1"/>
         <w:tblW w:type="auto" w:w="0"/>
         <w:jc w:val="left"/>
         <w:tblLook w:firstColumn="1" w:firstRow="1" w:lastColumn="0" w:lastRow="0" w:noHBand="0" w:noVBand="1" w:val="04A0"/>
@@ -2885,15 +3402,19 @@
         <w:tc>
           <w:tcPr>
             <w:tcW w:type="dxa" w:w="4873"/>
+            <w:tcBorders>
+              <w:bottom w:val="single" w:sz="12" w:space="0" w:color="20242C"/>
+            </w:tcBorders>
           </w:tcPr>
           <w:p>
             <w:r/>
             <w:r>
               <w:rPr>
-                <w:rFonts w:ascii="Meiryo UI" w:hAnsi="Meiryo UI" w:eastAsia="Meiryo UI"/>
+                <w:rFonts w:ascii="BIZ UDPGothic" w:hAnsi="BIZ UDPGothic" w:eastAsia="BIZ UDPGothic"/>
                 <w:b/>
                 <w:i w:val="0"/>
-                <w:sz w:val="19"/>
+                <w:color w:val="1F5C99"/>
+                <w:sz w:val="20"/>
               </w:rPr>
               <w:t>ファイル</w:t>
             </w:r>
@@ -2902,15 +3423,19 @@
         <w:tc>
           <w:tcPr>
             <w:tcW w:type="dxa" w:w="4873"/>
+            <w:tcBorders>
+              <w:bottom w:val="single" w:sz="12" w:space="0" w:color="20242C"/>
+            </w:tcBorders>
           </w:tcPr>
           <w:p>
             <w:r/>
             <w:r>
               <w:rPr>
-                <w:rFonts w:ascii="Meiryo UI" w:hAnsi="Meiryo UI" w:eastAsia="Meiryo UI"/>
+                <w:rFonts w:ascii="BIZ UDPGothic" w:hAnsi="BIZ UDPGothic" w:eastAsia="BIZ UDPGothic"/>
                 <w:b/>
                 <w:i w:val="0"/>
-                <w:sz w:val="19"/>
+                <w:color w:val="1F5C99"/>
+                <w:sz w:val="20"/>
               </w:rPr>
               <w:t>役割</w:t>
             </w:r>
@@ -2921,12 +3446,15 @@
         <w:tc>
           <w:tcPr>
             <w:tcW w:type="dxa" w:w="4873"/>
+            <w:tcBorders>
+              <w:bottom w:val="single" w:sz="8" w:space="0" w:color="E8ECF0"/>
+            </w:tcBorders>
           </w:tcPr>
           <w:p>
             <w:r/>
             <w:r>
               <w:rPr>
-                <w:rFonts w:ascii="ＭＳ ゴシック" w:hAnsi="ＭＳ ゴシック" w:eastAsia="ＭＳ ゴシック"/>
+                <w:rFonts w:ascii="BIZ UDGothic" w:hAnsi="BIZ UDGothic" w:eastAsia="BIZ UDGothic"/>
                 <w:b w:val="0"/>
                 <w:i w:val="0"/>
                 <w:sz w:val="18"/>
@@ -2938,12 +3466,15 @@
         <w:tc>
           <w:tcPr>
             <w:tcW w:type="dxa" w:w="4873"/>
+            <w:tcBorders>
+              <w:bottom w:val="single" w:sz="8" w:space="0" w:color="E8ECF0"/>
+            </w:tcBorders>
           </w:tcPr>
           <w:p>
             <w:r/>
             <w:r>
               <w:rPr>
-                <w:rFonts w:ascii="Meiryo UI" w:hAnsi="Meiryo UI" w:eastAsia="Meiryo UI"/>
+                <w:rFonts w:ascii="BIZ UDPGothic" w:hAnsi="BIZ UDPGothic" w:eastAsia="BIZ UDPGothic"/>
                 <w:b w:val="0"/>
                 <w:i w:val="0"/>
                 <w:sz w:val="19"/>
@@ -2957,12 +3488,15 @@
         <w:tc>
           <w:tcPr>
             <w:tcW w:type="dxa" w:w="4873"/>
+            <w:tcBorders>
+              <w:bottom w:val="single" w:sz="8" w:space="0" w:color="E8ECF0"/>
+            </w:tcBorders>
           </w:tcPr>
           <w:p>
             <w:r/>
             <w:r>
               <w:rPr>
-                <w:rFonts w:ascii="ＭＳ ゴシック" w:hAnsi="ＭＳ ゴシック" w:eastAsia="ＭＳ ゴシック"/>
+                <w:rFonts w:ascii="BIZ UDGothic" w:hAnsi="BIZ UDGothic" w:eastAsia="BIZ UDGothic"/>
                 <w:b w:val="0"/>
                 <w:i w:val="0"/>
                 <w:sz w:val="18"/>
@@ -2974,12 +3508,15 @@
         <w:tc>
           <w:tcPr>
             <w:tcW w:type="dxa" w:w="4873"/>
+            <w:tcBorders>
+              <w:bottom w:val="single" w:sz="8" w:space="0" w:color="E8ECF0"/>
+            </w:tcBorders>
           </w:tcPr>
           <w:p>
             <w:r/>
             <w:r>
               <w:rPr>
-                <w:rFonts w:ascii="Meiryo UI" w:hAnsi="Meiryo UI" w:eastAsia="Meiryo UI"/>
+                <w:rFonts w:ascii="BIZ UDPGothic" w:hAnsi="BIZ UDPGothic" w:eastAsia="BIZ UDPGothic"/>
                 <w:b w:val="0"/>
                 <w:i w:val="0"/>
                 <w:sz w:val="19"/>
@@ -2993,12 +3530,15 @@
         <w:tc>
           <w:tcPr>
             <w:tcW w:type="dxa" w:w="4873"/>
+            <w:tcBorders>
+              <w:bottom w:val="single" w:sz="8" w:space="0" w:color="E8ECF0"/>
+            </w:tcBorders>
           </w:tcPr>
           <w:p>
             <w:r/>
             <w:r>
               <w:rPr>
-                <w:rFonts w:ascii="ＭＳ ゴシック" w:hAnsi="ＭＳ ゴシック" w:eastAsia="ＭＳ ゴシック"/>
+                <w:rFonts w:ascii="BIZ UDGothic" w:hAnsi="BIZ UDGothic" w:eastAsia="BIZ UDGothic"/>
                 <w:b w:val="0"/>
                 <w:i w:val="0"/>
                 <w:sz w:val="18"/>
@@ -3010,12 +3550,15 @@
         <w:tc>
           <w:tcPr>
             <w:tcW w:type="dxa" w:w="4873"/>
+            <w:tcBorders>
+              <w:bottom w:val="single" w:sz="8" w:space="0" w:color="E8ECF0"/>
+            </w:tcBorders>
           </w:tcPr>
           <w:p>
             <w:r/>
             <w:r>
               <w:rPr>
-                <w:rFonts w:ascii="Meiryo UI" w:hAnsi="Meiryo UI" w:eastAsia="Meiryo UI"/>
+                <w:rFonts w:ascii="BIZ UDPGothic" w:hAnsi="BIZ UDPGothic" w:eastAsia="BIZ UDPGothic"/>
                 <w:b w:val="0"/>
                 <w:i w:val="0"/>
                 <w:sz w:val="19"/>
@@ -3029,12 +3572,15 @@
         <w:tc>
           <w:tcPr>
             <w:tcW w:type="dxa" w:w="4873"/>
+            <w:tcBorders>
+              <w:bottom w:val="single" w:sz="8" w:space="0" w:color="E8ECF0"/>
+            </w:tcBorders>
           </w:tcPr>
           <w:p>
             <w:r/>
             <w:r>
               <w:rPr>
-                <w:rFonts w:ascii="ＭＳ ゴシック" w:hAnsi="ＭＳ ゴシック" w:eastAsia="ＭＳ ゴシック"/>
+                <w:rFonts w:ascii="BIZ UDGothic" w:hAnsi="BIZ UDGothic" w:eastAsia="BIZ UDGothic"/>
                 <w:b w:val="0"/>
                 <w:i w:val="0"/>
                 <w:sz w:val="18"/>
@@ -3046,12 +3592,15 @@
         <w:tc>
           <w:tcPr>
             <w:tcW w:type="dxa" w:w="4873"/>
+            <w:tcBorders>
+              <w:bottom w:val="single" w:sz="8" w:space="0" w:color="E8ECF0"/>
+            </w:tcBorders>
           </w:tcPr>
           <w:p>
             <w:r/>
             <w:r>
               <w:rPr>
-                <w:rFonts w:ascii="Meiryo UI" w:hAnsi="Meiryo UI" w:eastAsia="Meiryo UI"/>
+                <w:rFonts w:ascii="BIZ UDPGothic" w:hAnsi="BIZ UDPGothic" w:eastAsia="BIZ UDPGothic"/>
                 <w:b w:val="0"/>
                 <w:i w:val="0"/>
                 <w:sz w:val="19"/>
@@ -3060,7 +3609,7 @@
             </w:r>
             <w:r>
               <w:rPr>
-                <w:rFonts w:ascii="ＭＳ ゴシック" w:hAnsi="ＭＳ ゴシック" w:eastAsia="ＭＳ ゴシック"/>
+                <w:rFonts w:ascii="BIZ UDGothic" w:hAnsi="BIZ UDGothic" w:eastAsia="BIZ UDGothic"/>
                 <w:b w:val="0"/>
                 <w:i w:val="0"/>
                 <w:sz w:val="18"/>
@@ -3069,7 +3618,7 @@
             </w:r>
             <w:r>
               <w:rPr>
-                <w:rFonts w:ascii="Meiryo UI" w:hAnsi="Meiryo UI" w:eastAsia="Meiryo UI"/>
+                <w:rFonts w:ascii="BIZ UDPGothic" w:hAnsi="BIZ UDPGothic" w:eastAsia="BIZ UDPGothic"/>
                 <w:b w:val="0"/>
                 <w:i w:val="0"/>
                 <w:sz w:val="19"/>
@@ -3083,12 +3632,15 @@
         <w:tc>
           <w:tcPr>
             <w:tcW w:type="dxa" w:w="4873"/>
+            <w:tcBorders>
+              <w:bottom w:val="single" w:sz="8" w:space="0" w:color="E8ECF0"/>
+            </w:tcBorders>
           </w:tcPr>
           <w:p>
             <w:r/>
             <w:r>
               <w:rPr>
-                <w:rFonts w:ascii="ＭＳ ゴシック" w:hAnsi="ＭＳ ゴシック" w:eastAsia="ＭＳ ゴシック"/>
+                <w:rFonts w:ascii="BIZ UDGothic" w:hAnsi="BIZ UDGothic" w:eastAsia="BIZ UDGothic"/>
                 <w:b w:val="0"/>
                 <w:i w:val="0"/>
                 <w:sz w:val="18"/>
@@ -3100,12 +3652,15 @@
         <w:tc>
           <w:tcPr>
             <w:tcW w:type="dxa" w:w="4873"/>
+            <w:tcBorders>
+              <w:bottom w:val="single" w:sz="8" w:space="0" w:color="E8ECF0"/>
+            </w:tcBorders>
           </w:tcPr>
           <w:p>
             <w:r/>
             <w:r>
               <w:rPr>
-                <w:rFonts w:ascii="Meiryo UI" w:hAnsi="Meiryo UI" w:eastAsia="Meiryo UI"/>
+                <w:rFonts w:ascii="BIZ UDPGothic" w:hAnsi="BIZ UDPGothic" w:eastAsia="BIZ UDPGothic"/>
                 <w:b w:val="0"/>
                 <w:i w:val="0"/>
                 <w:sz w:val="19"/>
@@ -3114,7 +3669,7 @@
             </w:r>
             <w:r>
               <w:rPr>
-                <w:rFonts w:ascii="Meiryo UI" w:hAnsi="Meiryo UI" w:eastAsia="Meiryo UI"/>
+                <w:rFonts w:ascii="BIZ UDPGothic" w:hAnsi="BIZ UDPGothic" w:eastAsia="BIZ UDPGothic"/>
                 <w:b/>
                 <w:i w:val="0"/>
                 <w:sz w:val="19"/>
@@ -3131,7 +3686,7 @@
       </w:pPr>
       <w:r>
         <w:rPr>
-          <w:rFonts w:ascii="Meiryo UI" w:hAnsi="Meiryo UI" w:eastAsia="Meiryo UI"/>
+          <w:rFonts w:ascii="BIZ UDPGothic" w:hAnsi="BIZ UDPGothic" w:eastAsia="BIZ UDPGothic"/>
           <w:b w:val="0"/>
           <w:i w:val="0"/>
           <w:sz w:val="21"/>
@@ -3143,14 +3698,17 @@
       <w:pPr>
         <w:spacing w:before="60" w:after="120"/>
         <w:ind w:left="170"/>
-        <w:shd w:val="clear" w:color="auto" w:fill="F2F4F7"/>
+        <w:shd w:val="clear" w:color="auto" w:fill="F4F6F8"/>
+        <w:pBdr>
+          <w:left w:val="single" w:sz="16" w:space="6" w:color="C4CCD4"/>
+        </w:pBdr>
       </w:pPr>
       <w:r>
         <w:rPr>
-          <w:rFonts w:ascii="ＭＳ ゴシック" w:hAnsi="ＭＳ ゴシック" w:eastAsia="ＭＳ ゴシック"/>
+          <w:rFonts w:ascii="BIZ UDGothic" w:hAnsi="BIZ UDGothic" w:eastAsia="BIZ UDGothic"/>
           <w:b w:val="0"/>
           <w:i w:val="0"/>
-          <w:sz w:val="17"/>
+          <w:sz w:val="18"/>
         </w:rPr>
         <w:t>[</w:t>
         <w:br/>
@@ -3167,7 +3725,7 @@
       </w:pPr>
       <w:r>
         <w:rPr>
-          <w:rFonts w:ascii="Meiryo UI" w:hAnsi="Meiryo UI" w:eastAsia="Meiryo UI"/>
+          <w:rFonts w:ascii="BIZ UDPGothic" w:hAnsi="BIZ UDPGothic" w:eastAsia="BIZ UDPGothic"/>
           <w:b w:val="0"/>
           <w:i w:val="0"/>
           <w:sz w:val="21"/>
@@ -3176,7 +3734,7 @@
       </w:r>
       <w:r>
         <w:rPr>
-          <w:rFonts w:ascii="ＭＳ ゴシック" w:hAnsi="ＭＳ ゴシック" w:eastAsia="ＭＳ ゴシック"/>
+          <w:rFonts w:ascii="BIZ UDGothic" w:hAnsi="BIZ UDGothic" w:eastAsia="BIZ UDGothic"/>
           <w:b w:val="0"/>
           <w:i w:val="0"/>
           <w:sz w:val="20"/>
@@ -3185,7 +3743,7 @@
       </w:r>
       <w:r>
         <w:rPr>
-          <w:rFonts w:ascii="Meiryo UI" w:hAnsi="Meiryo UI" w:eastAsia="Meiryo UI"/>
+          <w:rFonts w:ascii="BIZ UDPGothic" w:hAnsi="BIZ UDPGothic" w:eastAsia="BIZ UDPGothic"/>
           <w:b w:val="0"/>
           <w:i w:val="0"/>
           <w:sz w:val="21"/>
@@ -3196,16 +3754,29 @@
     <w:p>
       <w:pPr>
         <w:spacing w:before="200" w:after="60"/>
+        <w:pBdr>
+          <w:bottom w:val="single" w:sz="6" w:space="4" w:color="CDD5DD"/>
+        </w:pBdr>
       </w:pPr>
       <w:r>
         <w:rPr>
-          <w:rFonts w:ascii="Meiryo UI" w:hAnsi="Meiryo UI" w:eastAsia="Meiryo UI"/>
+          <w:rFonts w:ascii="BIZ UDGothic" w:hAnsi="BIZ UDGothic" w:eastAsia="BIZ UDGothic"/>
           <w:b/>
           <w:i w:val="0"/>
           <w:color w:val="1F5C99"/>
           <w:sz w:val="30"/>
         </w:rPr>
-        <w:t>7. フォント</w:t>
+        <w:t xml:space="preserve">7. </w:t>
+      </w:r>
+      <w:r>
+        <w:rPr>
+          <w:rFonts w:ascii="BIZ UDPGothic" w:hAnsi="BIZ UDPGothic" w:eastAsia="BIZ UDPGothic"/>
+          <w:b/>
+          <w:i w:val="0"/>
+          <w:color w:val="20242C"/>
+          <w:sz w:val="30"/>
+        </w:rPr>
+        <w:t>フォント</w:t>
       </w:r>
     </w:p>
     <w:p>
@@ -3214,7 +3785,7 @@
       </w:pPr>
       <w:r>
         <w:rPr>
-          <w:rFonts w:ascii="Meiryo UI" w:hAnsi="Meiryo UI" w:eastAsia="Meiryo UI"/>
+          <w:rFonts w:ascii="BIZ UDPGothic" w:hAnsi="BIZ UDPGothic" w:eastAsia="BIZ UDPGothic"/>
           <w:b w:val="0"/>
           <w:i w:val="0"/>
           <w:sz w:val="21"/>
@@ -3223,7 +3794,7 @@
       </w:r>
       <w:r>
         <w:rPr>
-          <w:rFonts w:ascii="ＭＳ ゴシック" w:hAnsi="ＭＳ ゴシック" w:eastAsia="ＭＳ ゴシック"/>
+          <w:rFonts w:ascii="BIZ UDGothic" w:hAnsi="BIZ UDGothic" w:eastAsia="BIZ UDGothic"/>
           <w:b w:val="0"/>
           <w:i w:val="0"/>
           <w:sz w:val="20"/>
@@ -3232,7 +3803,7 @@
       </w:r>
       <w:r>
         <w:rPr>
-          <w:rFonts w:ascii="Meiryo UI" w:hAnsi="Meiryo UI" w:eastAsia="Meiryo UI"/>
+          <w:rFonts w:ascii="BIZ UDPGothic" w:hAnsi="BIZ UDPGothic" w:eastAsia="BIZ UDPGothic"/>
           <w:b w:val="0"/>
           <w:i w:val="0"/>
           <w:sz w:val="21"/>
@@ -3241,7 +3812,7 @@
       </w:r>
       <w:r>
         <w:rPr>
-          <w:rFonts w:ascii="ＭＳ ゴシック" w:hAnsi="ＭＳ ゴシック" w:eastAsia="ＭＳ ゴシック"/>
+          <w:rFonts w:ascii="BIZ UDGothic" w:hAnsi="BIZ UDGothic" w:eastAsia="BIZ UDGothic"/>
           <w:b w:val="0"/>
           <w:i w:val="0"/>
           <w:sz w:val="20"/>
@@ -3250,7 +3821,7 @@
       </w:r>
       <w:r>
         <w:rPr>
-          <w:rFonts w:ascii="Meiryo UI" w:hAnsi="Meiryo UI" w:eastAsia="Meiryo UI"/>
+          <w:rFonts w:ascii="BIZ UDPGothic" w:hAnsi="BIZ UDPGothic" w:eastAsia="BIZ UDPGothic"/>
           <w:b w:val="0"/>
           <w:i w:val="0"/>
           <w:sz w:val="21"/>
@@ -3261,27 +3832,49 @@
     <w:p>
       <w:pPr>
         <w:spacing w:before="200" w:after="60"/>
+        <w:pBdr>
+          <w:bottom w:val="single" w:sz="6" w:space="4" w:color="CDD5DD"/>
+        </w:pBdr>
       </w:pPr>
       <w:r>
         <w:rPr>
-          <w:rFonts w:ascii="Meiryo UI" w:hAnsi="Meiryo UI" w:eastAsia="Meiryo UI"/>
+          <w:rFonts w:ascii="BIZ UDGothic" w:hAnsi="BIZ UDGothic" w:eastAsia="BIZ UDGothic"/>
           <w:b/>
           <w:i w:val="0"/>
           <w:color w:val="1F5C99"/>
           <w:sz w:val="30"/>
         </w:rPr>
-        <w:t>8. ビルド・配布</w:t>
+        <w:t xml:space="preserve">8. </w:t>
+      </w:r>
+      <w:r>
+        <w:rPr>
+          <w:rFonts w:ascii="BIZ UDPGothic" w:hAnsi="BIZ UDPGothic" w:eastAsia="BIZ UDPGothic"/>
+          <w:b/>
+          <w:i w:val="0"/>
+          <w:color w:val="20242C"/>
+          <w:sz w:val="30"/>
+        </w:rPr>
+        <w:t>ビルド・配布</w:t>
       </w:r>
     </w:p>
     <w:p>
       <w:pPr>
-        <w:pStyle w:val="ListNumber"/>
         <w:spacing w:after="60"/>
-        <w:ind w:left="340"/>
+        <w:ind w:left="283" w:hanging="283"/>
       </w:pPr>
       <w:r>
         <w:rPr>
-          <w:rFonts w:ascii="ＭＳ ゴシック" w:hAnsi="ＭＳ ゴシック" w:eastAsia="ＭＳ ゴシック"/>
+          <w:rFonts w:ascii="BIZ UDGothic" w:hAnsi="BIZ UDGothic" w:eastAsia="BIZ UDGothic"/>
+          <w:b/>
+          <w:i w:val="0"/>
+          <w:color w:val="1F5C99"/>
+          <w:sz w:val="21"/>
+        </w:rPr>
+        <w:t xml:space="preserve">1. </w:t>
+      </w:r>
+      <w:r>
+        <w:rPr>
+          <w:rFonts w:ascii="BIZ UDGothic" w:hAnsi="BIZ UDGothic" w:eastAsia="BIZ UDGothic"/>
           <w:b w:val="0"/>
           <w:i w:val="0"/>
           <w:sz w:val="20"/>
@@ -3290,7 +3883,7 @@
       </w:r>
       <w:r>
         <w:rPr>
-          <w:rFonts w:ascii="Meiryo UI" w:hAnsi="Meiryo UI" w:eastAsia="Meiryo UI"/>
+          <w:rFonts w:ascii="BIZ UDPGothic" w:hAnsi="BIZ UDPGothic" w:eastAsia="BIZ UDPGothic"/>
           <w:b w:val="0"/>
           <w:i w:val="0"/>
           <w:sz w:val="21"/>
@@ -3299,7 +3892,7 @@
       </w:r>
       <w:r>
         <w:rPr>
-          <w:rFonts w:ascii="ＭＳ ゴシック" w:hAnsi="ＭＳ ゴシック" w:eastAsia="ＭＳ ゴシック"/>
+          <w:rFonts w:ascii="BIZ UDGothic" w:hAnsi="BIZ UDGothic" w:eastAsia="BIZ UDGothic"/>
           <w:b w:val="0"/>
           <w:i w:val="0"/>
           <w:sz w:val="20"/>
@@ -3308,7 +3901,7 @@
       </w:r>
       <w:r>
         <w:rPr>
-          <w:rFonts w:ascii="Meiryo UI" w:hAnsi="Meiryo UI" w:eastAsia="Meiryo UI"/>
+          <w:rFonts w:ascii="BIZ UDPGothic" w:hAnsi="BIZ UDPGothic" w:eastAsia="BIZ UDPGothic"/>
           <w:b w:val="0"/>
           <w:i w:val="0"/>
           <w:sz w:val="21"/>
@@ -3318,13 +3911,22 @@
     </w:p>
     <w:p>
       <w:pPr>
-        <w:pStyle w:val="ListNumber"/>
         <w:spacing w:after="60"/>
-        <w:ind w:left="340"/>
+        <w:ind w:left="283" w:hanging="283"/>
       </w:pPr>
       <w:r>
         <w:rPr>
-          <w:rFonts w:ascii="ＭＳ ゴシック" w:hAnsi="ＭＳ ゴシック" w:eastAsia="ＭＳ ゴシック"/>
+          <w:rFonts w:ascii="BIZ UDGothic" w:hAnsi="BIZ UDGothic" w:eastAsia="BIZ UDGothic"/>
+          <w:b/>
+          <w:i w:val="0"/>
+          <w:color w:val="1F5C99"/>
+          <w:sz w:val="21"/>
+        </w:rPr>
+        <w:t xml:space="preserve">2. </w:t>
+      </w:r>
+      <w:r>
+        <w:rPr>
+          <w:rFonts w:ascii="BIZ UDGothic" w:hAnsi="BIZ UDGothic" w:eastAsia="BIZ UDGothic"/>
           <w:b w:val="0"/>
           <w:i w:val="0"/>
           <w:sz w:val="20"/>
@@ -3333,7 +3935,7 @@
       </w:r>
       <w:r>
         <w:rPr>
-          <w:rFonts w:ascii="Meiryo UI" w:hAnsi="Meiryo UI" w:eastAsia="Meiryo UI"/>
+          <w:rFonts w:ascii="BIZ UDPGothic" w:hAnsi="BIZ UDPGothic" w:eastAsia="BIZ UDPGothic"/>
           <w:b w:val="0"/>
           <w:i w:val="0"/>
           <w:sz w:val="21"/>
@@ -3343,13 +3945,22 @@
     </w:p>
     <w:p>
       <w:pPr>
-        <w:pStyle w:val="ListNumber"/>
         <w:spacing w:after="60"/>
-        <w:ind w:left="340"/>
+        <w:ind w:left="283" w:hanging="283"/>
       </w:pPr>
       <w:r>
         <w:rPr>
-          <w:rFonts w:ascii="Meiryo UI" w:hAnsi="Meiryo UI" w:eastAsia="Meiryo UI"/>
+          <w:rFonts w:ascii="BIZ UDGothic" w:hAnsi="BIZ UDGothic" w:eastAsia="BIZ UDGothic"/>
+          <w:b/>
+          <w:i w:val="0"/>
+          <w:color w:val="1F5C99"/>
+          <w:sz w:val="21"/>
+        </w:rPr>
+        <w:t xml:space="preserve">3. </w:t>
+      </w:r>
+      <w:r>
+        <w:rPr>
+          <w:rFonts w:ascii="BIZ UDPGothic" w:hAnsi="BIZ UDPGothic" w:eastAsia="BIZ UDPGothic"/>
           <w:b w:val="0"/>
           <w:i w:val="0"/>
           <w:sz w:val="21"/>
@@ -3358,7 +3969,7 @@
       </w:r>
       <w:r>
         <w:rPr>
-          <w:rFonts w:ascii="ＭＳ ゴシック" w:hAnsi="ＭＳ ゴシック" w:eastAsia="ＭＳ ゴシック"/>
+          <w:rFonts w:ascii="BIZ UDGothic" w:hAnsi="BIZ UDGothic" w:eastAsia="BIZ UDGothic"/>
           <w:b w:val="0"/>
           <w:i w:val="0"/>
           <w:sz w:val="20"/>
@@ -3367,7 +3978,7 @@
       </w:r>
       <w:r>
         <w:rPr>
-          <w:rFonts w:ascii="Meiryo UI" w:hAnsi="Meiryo UI" w:eastAsia="Meiryo UI"/>
+          <w:rFonts w:ascii="BIZ UDPGothic" w:hAnsi="BIZ UDPGothic" w:eastAsia="BIZ UDPGothic"/>
           <w:b w:val="0"/>
           <w:i w:val="0"/>
           <w:sz w:val="21"/>
@@ -3381,7 +3992,7 @@
       </w:pPr>
       <w:r>
         <w:rPr>
-          <w:rFonts w:ascii="Meiryo UI" w:hAnsi="Meiryo UI" w:eastAsia="Meiryo UI"/>
+          <w:rFonts w:ascii="BIZ UDPGothic" w:hAnsi="BIZ UDPGothic" w:eastAsia="BIZ UDPGothic"/>
           <w:b w:val="0"/>
           <w:i w:val="0"/>
           <w:sz w:val="21"/>
@@ -3392,27 +4003,49 @@
     <w:p>
       <w:pPr>
         <w:spacing w:before="200" w:after="60"/>
+        <w:pBdr>
+          <w:bottom w:val="single" w:sz="6" w:space="4" w:color="CDD5DD"/>
+        </w:pBdr>
       </w:pPr>
       <w:r>
         <w:rPr>
-          <w:rFonts w:ascii="Meiryo UI" w:hAnsi="Meiryo UI" w:eastAsia="Meiryo UI"/>
+          <w:rFonts w:ascii="BIZ UDGothic" w:hAnsi="BIZ UDGothic" w:eastAsia="BIZ UDGothic"/>
           <w:b/>
           <w:i w:val="0"/>
           <w:color w:val="1F5C99"/>
           <w:sz w:val="30"/>
         </w:rPr>
-        <w:t>9. 起動ライフサイクル</w:t>
+        <w:t xml:space="preserve">9. </w:t>
+      </w:r>
+      <w:r>
+        <w:rPr>
+          <w:rFonts w:ascii="BIZ UDPGothic" w:hAnsi="BIZ UDPGothic" w:eastAsia="BIZ UDPGothic"/>
+          <w:b/>
+          <w:i w:val="0"/>
+          <w:color w:val="20242C"/>
+          <w:sz w:val="30"/>
+        </w:rPr>
+        <w:t>起動ライフサイクル</w:t>
       </w:r>
     </w:p>
     <w:p>
       <w:pPr>
-        <w:pStyle w:val="ListNumber"/>
         <w:spacing w:after="60"/>
-        <w:ind w:left="340"/>
+        <w:ind w:left="283" w:hanging="283"/>
       </w:pPr>
       <w:r>
         <w:rPr>
-          <w:rFonts w:ascii="Meiryo UI" w:hAnsi="Meiryo UI" w:eastAsia="Meiryo UI"/>
+          <w:rFonts w:ascii="BIZ UDGothic" w:hAnsi="BIZ UDGothic" w:eastAsia="BIZ UDGothic"/>
+          <w:b/>
+          <w:i w:val="0"/>
+          <w:color w:val="1F5C99"/>
+          <w:sz w:val="21"/>
+        </w:rPr>
+        <w:t xml:space="preserve">1. </w:t>
+      </w:r>
+      <w:r>
+        <w:rPr>
+          <w:rFonts w:ascii="BIZ UDPGothic" w:hAnsi="BIZ UDPGothic" w:eastAsia="BIZ UDPGothic"/>
           <w:b w:val="0"/>
           <w:i w:val="0"/>
           <w:sz w:val="21"/>
@@ -3421,7 +4054,7 @@
       </w:r>
       <w:r>
         <w:rPr>
-          <w:rFonts w:ascii="ＭＳ ゴシック" w:hAnsi="ＭＳ ゴシック" w:eastAsia="ＭＳ ゴシック"/>
+          <w:rFonts w:ascii="BIZ UDGothic" w:hAnsi="BIZ UDGothic" w:eastAsia="BIZ UDGothic"/>
           <w:b w:val="0"/>
           <w:i w:val="0"/>
           <w:sz w:val="20"/>
@@ -3430,7 +4063,7 @@
       </w:r>
       <w:r>
         <w:rPr>
-          <w:rFonts w:ascii="Meiryo UI" w:hAnsi="Meiryo UI" w:eastAsia="Meiryo UI"/>
+          <w:rFonts w:ascii="BIZ UDPGothic" w:hAnsi="BIZ UDPGothic" w:eastAsia="BIZ UDPGothic"/>
           <w:b w:val="0"/>
           <w:i w:val="0"/>
           <w:sz w:val="21"/>
@@ -3439,7 +4072,7 @@
       </w:r>
       <w:r>
         <w:rPr>
-          <w:rFonts w:ascii="ＭＳ ゴシック" w:hAnsi="ＭＳ ゴシック" w:eastAsia="ＭＳ ゴシック"/>
+          <w:rFonts w:ascii="BIZ UDGothic" w:hAnsi="BIZ UDGothic" w:eastAsia="BIZ UDGothic"/>
           <w:b w:val="0"/>
           <w:i w:val="0"/>
           <w:sz w:val="20"/>
@@ -3448,7 +4081,7 @@
       </w:r>
       <w:r>
         <w:rPr>
-          <w:rFonts w:ascii="Meiryo UI" w:hAnsi="Meiryo UI" w:eastAsia="Meiryo UI"/>
+          <w:rFonts w:ascii="BIZ UDPGothic" w:hAnsi="BIZ UDPGothic" w:eastAsia="BIZ UDPGothic"/>
           <w:b w:val="0"/>
           <w:i w:val="0"/>
           <w:sz w:val="21"/>
@@ -3457,7 +4090,7 @@
       </w:r>
       <w:r>
         <w:rPr>
-          <w:rFonts w:ascii="ＭＳ ゴシック" w:hAnsi="ＭＳ ゴシック" w:eastAsia="ＭＳ ゴシック"/>
+          <w:rFonts w:ascii="BIZ UDGothic" w:hAnsi="BIZ UDGothic" w:eastAsia="BIZ UDGothic"/>
           <w:b w:val="0"/>
           <w:i w:val="0"/>
           <w:sz w:val="20"/>
@@ -3466,7 +4099,7 @@
       </w:r>
       <w:r>
         <w:rPr>
-          <w:rFonts w:ascii="Meiryo UI" w:hAnsi="Meiryo UI" w:eastAsia="Meiryo UI"/>
+          <w:rFonts w:ascii="BIZ UDPGothic" w:hAnsi="BIZ UDPGothic" w:eastAsia="BIZ UDPGothic"/>
           <w:b w:val="0"/>
           <w:i w:val="0"/>
           <w:sz w:val="21"/>
@@ -3475,7 +4108,7 @@
       </w:r>
       <w:r>
         <w:rPr>
-          <w:rFonts w:ascii="ＭＳ ゴシック" w:hAnsi="ＭＳ ゴシック" w:eastAsia="ＭＳ ゴシック"/>
+          <w:rFonts w:ascii="BIZ UDGothic" w:hAnsi="BIZ UDGothic" w:eastAsia="BIZ UDGothic"/>
           <w:b w:val="0"/>
           <w:i w:val="0"/>
           <w:sz w:val="20"/>
@@ -3484,7 +4117,7 @@
       </w:r>
       <w:r>
         <w:rPr>
-          <w:rFonts w:ascii="Meiryo UI" w:hAnsi="Meiryo UI" w:eastAsia="Meiryo UI"/>
+          <w:rFonts w:ascii="BIZ UDPGothic" w:hAnsi="BIZ UDPGothic" w:eastAsia="BIZ UDPGothic"/>
           <w:b w:val="0"/>
           <w:i w:val="0"/>
           <w:sz w:val="21"/>
@@ -3493,7 +4126,7 @@
       </w:r>
       <w:r>
         <w:rPr>
-          <w:rFonts w:ascii="ＭＳ ゴシック" w:hAnsi="ＭＳ ゴシック" w:eastAsia="ＭＳ ゴシック"/>
+          <w:rFonts w:ascii="BIZ UDGothic" w:hAnsi="BIZ UDGothic" w:eastAsia="BIZ UDGothic"/>
           <w:b w:val="0"/>
           <w:i w:val="0"/>
           <w:sz w:val="20"/>
@@ -3502,7 +4135,7 @@
       </w:r>
       <w:r>
         <w:rPr>
-          <w:rFonts w:ascii="Meiryo UI" w:hAnsi="Meiryo UI" w:eastAsia="Meiryo UI"/>
+          <w:rFonts w:ascii="BIZ UDPGothic" w:hAnsi="BIZ UDPGothic" w:eastAsia="BIZ UDPGothic"/>
           <w:b w:val="0"/>
           <w:i w:val="0"/>
           <w:sz w:val="21"/>
@@ -3511,7 +4144,7 @@
       </w:r>
       <w:r>
         <w:rPr>
-          <w:rFonts w:ascii="ＭＳ ゴシック" w:hAnsi="ＭＳ ゴシック" w:eastAsia="ＭＳ ゴシック"/>
+          <w:rFonts w:ascii="BIZ UDGothic" w:hAnsi="BIZ UDGothic" w:eastAsia="BIZ UDGothic"/>
           <w:b w:val="0"/>
           <w:i w:val="0"/>
           <w:sz w:val="20"/>
@@ -3520,7 +4153,7 @@
       </w:r>
       <w:r>
         <w:rPr>
-          <w:rFonts w:ascii="Meiryo UI" w:hAnsi="Meiryo UI" w:eastAsia="Meiryo UI"/>
+          <w:rFonts w:ascii="BIZ UDPGothic" w:hAnsi="BIZ UDPGothic" w:eastAsia="BIZ UDPGothic"/>
           <w:b w:val="0"/>
           <w:i w:val="0"/>
           <w:sz w:val="21"/>
@@ -3530,13 +4163,22 @@
     </w:p>
     <w:p>
       <w:pPr>
-        <w:pStyle w:val="ListNumber"/>
         <w:spacing w:after="60"/>
-        <w:ind w:left="340"/>
+        <w:ind w:left="283" w:hanging="283"/>
       </w:pPr>
       <w:r>
         <w:rPr>
-          <w:rFonts w:ascii="ＭＳ ゴシック" w:hAnsi="ＭＳ ゴシック" w:eastAsia="ＭＳ ゴシック"/>
+          <w:rFonts w:ascii="BIZ UDGothic" w:hAnsi="BIZ UDGothic" w:eastAsia="BIZ UDGothic"/>
+          <w:b/>
+          <w:i w:val="0"/>
+          <w:color w:val="1F5C99"/>
+          <w:sz w:val="21"/>
+        </w:rPr>
+        <w:t xml:space="preserve">2. </w:t>
+      </w:r>
+      <w:r>
+        <w:rPr>
+          <w:rFonts w:ascii="BIZ UDGothic" w:hAnsi="BIZ UDGothic" w:eastAsia="BIZ UDGothic"/>
           <w:b w:val="0"/>
           <w:i w:val="0"/>
           <w:sz w:val="20"/>
@@ -3545,7 +4187,7 @@
       </w:r>
       <w:r>
         <w:rPr>
-          <w:rFonts w:ascii="Meiryo UI" w:hAnsi="Meiryo UI" w:eastAsia="Meiryo UI"/>
+          <w:rFonts w:ascii="BIZ UDPGothic" w:hAnsi="BIZ UDPGothic" w:eastAsia="BIZ UDPGothic"/>
           <w:b w:val="0"/>
           <w:i w:val="0"/>
           <w:sz w:val="21"/>
@@ -3555,13 +4197,22 @@
     </w:p>
     <w:p>
       <w:pPr>
-        <w:pStyle w:val="ListNumber"/>
         <w:spacing w:after="60"/>
-        <w:ind w:left="340"/>
+        <w:ind w:left="283" w:hanging="283"/>
       </w:pPr>
       <w:r>
         <w:rPr>
-          <w:rFonts w:ascii="Meiryo UI" w:hAnsi="Meiryo UI" w:eastAsia="Meiryo UI"/>
+          <w:rFonts w:ascii="BIZ UDGothic" w:hAnsi="BIZ UDGothic" w:eastAsia="BIZ UDGothic"/>
+          <w:b/>
+          <w:i w:val="0"/>
+          <w:color w:val="1F5C99"/>
+          <w:sz w:val="21"/>
+        </w:rPr>
+        <w:t xml:space="preserve">3. </w:t>
+      </w:r>
+      <w:r>
+        <w:rPr>
+          <w:rFonts w:ascii="BIZ UDPGothic" w:hAnsi="BIZ UDPGothic" w:eastAsia="BIZ UDPGothic"/>
           <w:b/>
           <w:i w:val="0"/>
           <w:sz w:val="21"/>
@@ -3570,7 +4221,7 @@
       </w:r>
       <w:r>
         <w:rPr>
-          <w:rFonts w:ascii="Meiryo UI" w:hAnsi="Meiryo UI" w:eastAsia="Meiryo UI"/>
+          <w:rFonts w:ascii="BIZ UDPGothic" w:hAnsi="BIZ UDPGothic" w:eastAsia="BIZ UDPGothic"/>
           <w:b w:val="0"/>
           <w:i w:val="0"/>
           <w:sz w:val="21"/>
@@ -3579,7 +4230,7 @@
       </w:r>
       <w:r>
         <w:rPr>
-          <w:rFonts w:ascii="ＭＳ ゴシック" w:hAnsi="ＭＳ ゴシック" w:eastAsia="ＭＳ ゴシック"/>
+          <w:rFonts w:ascii="BIZ UDGothic" w:hAnsi="BIZ UDGothic" w:eastAsia="BIZ UDGothic"/>
           <w:b w:val="0"/>
           <w:i w:val="0"/>
           <w:sz w:val="20"/>
@@ -3588,7 +4239,7 @@
       </w:r>
       <w:r>
         <w:rPr>
-          <w:rFonts w:ascii="Meiryo UI" w:hAnsi="Meiryo UI" w:eastAsia="Meiryo UI"/>
+          <w:rFonts w:ascii="BIZ UDPGothic" w:hAnsi="BIZ UDPGothic" w:eastAsia="BIZ UDPGothic"/>
           <w:b w:val="0"/>
           <w:i w:val="0"/>
           <w:sz w:val="21"/>
@@ -3597,7 +4248,7 @@
       </w:r>
       <w:r>
         <w:rPr>
-          <w:rFonts w:ascii="ＭＳ ゴシック" w:hAnsi="ＭＳ ゴシック" w:eastAsia="ＭＳ ゴシック"/>
+          <w:rFonts w:ascii="BIZ UDGothic" w:hAnsi="BIZ UDGothic" w:eastAsia="BIZ UDGothic"/>
           <w:b w:val="0"/>
           <w:i w:val="0"/>
           <w:sz w:val="20"/>
@@ -3606,7 +4257,7 @@
       </w:r>
       <w:r>
         <w:rPr>
-          <w:rFonts w:ascii="Meiryo UI" w:hAnsi="Meiryo UI" w:eastAsia="Meiryo UI"/>
+          <w:rFonts w:ascii="BIZ UDPGothic" w:hAnsi="BIZ UDPGothic" w:eastAsia="BIZ UDPGothic"/>
           <w:b w:val="0"/>
           <w:i w:val="0"/>
           <w:sz w:val="21"/>
@@ -3616,13 +4267,22 @@
     </w:p>
     <w:p>
       <w:pPr>
-        <w:pStyle w:val="ListNumber"/>
         <w:spacing w:after="60"/>
-        <w:ind w:left="340"/>
+        <w:ind w:left="283" w:hanging="283"/>
       </w:pPr>
       <w:r>
         <w:rPr>
-          <w:rFonts w:ascii="Meiryo UI" w:hAnsi="Meiryo UI" w:eastAsia="Meiryo UI"/>
+          <w:rFonts w:ascii="BIZ UDGothic" w:hAnsi="BIZ UDGothic" w:eastAsia="BIZ UDGothic"/>
+          <w:b/>
+          <w:i w:val="0"/>
+          <w:color w:val="1F5C99"/>
+          <w:sz w:val="21"/>
+        </w:rPr>
+        <w:t xml:space="preserve">4. </w:t>
+      </w:r>
+      <w:r>
+        <w:rPr>
+          <w:rFonts w:ascii="BIZ UDPGothic" w:hAnsi="BIZ UDPGothic" w:eastAsia="BIZ UDPGothic"/>
           <w:b w:val="0"/>
           <w:i w:val="0"/>
           <w:sz w:val="21"/>
@@ -3632,13 +4292,22 @@
     </w:p>
     <w:p>
       <w:pPr>
-        <w:pStyle w:val="ListNumber"/>
         <w:spacing w:after="60"/>
-        <w:ind w:left="340"/>
+        <w:ind w:left="283" w:hanging="283"/>
       </w:pPr>
       <w:r>
         <w:rPr>
-          <w:rFonts w:ascii="Meiryo UI" w:hAnsi="Meiryo UI" w:eastAsia="Meiryo UI"/>
+          <w:rFonts w:ascii="BIZ UDGothic" w:hAnsi="BIZ UDGothic" w:eastAsia="BIZ UDGothic"/>
+          <w:b/>
+          <w:i w:val="0"/>
+          <w:color w:val="1F5C99"/>
+          <w:sz w:val="21"/>
+        </w:rPr>
+        <w:t xml:space="preserve">5. </w:t>
+      </w:r>
+      <w:r>
+        <w:rPr>
+          <w:rFonts w:ascii="BIZ UDPGothic" w:hAnsi="BIZ UDPGothic" w:eastAsia="BIZ UDPGothic"/>
           <w:b w:val="0"/>
           <w:i w:val="0"/>
           <w:sz w:val="21"/>
@@ -3647,7 +4316,7 @@
       </w:r>
       <w:r>
         <w:rPr>
-          <w:rFonts w:ascii="ＭＳ ゴシック" w:hAnsi="ＭＳ ゴシック" w:eastAsia="ＭＳ ゴシック"/>
+          <w:rFonts w:ascii="BIZ UDGothic" w:hAnsi="BIZ UDGothic" w:eastAsia="BIZ UDGothic"/>
           <w:b w:val="0"/>
           <w:i w:val="0"/>
           <w:sz w:val="20"/>
@@ -3656,7 +4325,7 @@
       </w:r>
       <w:r>
         <w:rPr>
-          <w:rFonts w:ascii="Meiryo UI" w:hAnsi="Meiryo UI" w:eastAsia="Meiryo UI"/>
+          <w:rFonts w:ascii="BIZ UDPGothic" w:hAnsi="BIZ UDPGothic" w:eastAsia="BIZ UDPGothic"/>
           <w:b w:val="0"/>
           <w:i w:val="0"/>
           <w:sz w:val="21"/>
@@ -3665,7 +4334,7 @@
       </w:r>
       <w:r>
         <w:rPr>
-          <w:rFonts w:ascii="ＭＳ ゴシック" w:hAnsi="ＭＳ ゴシック" w:eastAsia="ＭＳ ゴシック"/>
+          <w:rFonts w:ascii="BIZ UDGothic" w:hAnsi="BIZ UDGothic" w:eastAsia="BIZ UDGothic"/>
           <w:b w:val="0"/>
           <w:i w:val="0"/>
           <w:sz w:val="20"/>
@@ -3674,7 +4343,7 @@
       </w:r>
       <w:r>
         <w:rPr>
-          <w:rFonts w:ascii="Meiryo UI" w:hAnsi="Meiryo UI" w:eastAsia="Meiryo UI"/>
+          <w:rFonts w:ascii="BIZ UDPGothic" w:hAnsi="BIZ UDPGothic" w:eastAsia="BIZ UDPGothic"/>
           <w:b w:val="0"/>
           <w:i w:val="0"/>
           <w:sz w:val="21"/>
@@ -3684,13 +4353,22 @@
     </w:p>
     <w:p>
       <w:pPr>
-        <w:pStyle w:val="ListNumber"/>
         <w:spacing w:after="60"/>
-        <w:ind w:left="340"/>
+        <w:ind w:left="283" w:hanging="283"/>
       </w:pPr>
       <w:r>
         <w:rPr>
-          <w:rFonts w:ascii="Meiryo UI" w:hAnsi="Meiryo UI" w:eastAsia="Meiryo UI"/>
+          <w:rFonts w:ascii="BIZ UDGothic" w:hAnsi="BIZ UDGothic" w:eastAsia="BIZ UDGothic"/>
+          <w:b/>
+          <w:i w:val="0"/>
+          <w:color w:val="1F5C99"/>
+          <w:sz w:val="21"/>
+        </w:rPr>
+        <w:t xml:space="preserve">6. </w:t>
+      </w:r>
+      <w:r>
+        <w:rPr>
+          <w:rFonts w:ascii="BIZ UDPGothic" w:hAnsi="BIZ UDPGothic" w:eastAsia="BIZ UDPGothic"/>
           <w:b w:val="0"/>
           <w:i w:val="0"/>
           <w:sz w:val="21"/>
@@ -3699,7 +4377,7 @@
       </w:r>
       <w:r>
         <w:rPr>
-          <w:rFonts w:ascii="ＭＳ ゴシック" w:hAnsi="ＭＳ ゴシック" w:eastAsia="ＭＳ ゴシック"/>
+          <w:rFonts w:ascii="BIZ UDGothic" w:hAnsi="BIZ UDGothic" w:eastAsia="BIZ UDGothic"/>
           <w:b w:val="0"/>
           <w:i w:val="0"/>
           <w:sz w:val="20"/>
@@ -3708,7 +4386,7 @@
       </w:r>
       <w:r>
         <w:rPr>
-          <w:rFonts w:ascii="Meiryo UI" w:hAnsi="Meiryo UI" w:eastAsia="Meiryo UI"/>
+          <w:rFonts w:ascii="BIZ UDPGothic" w:hAnsi="BIZ UDPGothic" w:eastAsia="BIZ UDPGothic"/>
           <w:b w:val="0"/>
           <w:i w:val="0"/>
           <w:sz w:val="21"/>
@@ -3719,11 +4397,24 @@
     <w:p>
       <w:pPr>
         <w:spacing w:before="80" w:after="120"/>
-        <w:shd w:val="clear" w:color="auto" w:fill="EAF2FB"/>
+        <w:ind w:left="113"/>
+        <w:pBdr>
+          <w:left w:val="single" w:sz="16" w:space="8" w:color="1F5C99"/>
+        </w:pBdr>
       </w:pPr>
       <w:r>
         <w:rPr>
-          <w:rFonts w:ascii="Meiryo UI" w:hAnsi="Meiryo UI" w:eastAsia="Meiryo UI"/>
+          <w:rFonts w:ascii="BIZ UDGothic" w:hAnsi="BIZ UDGothic" w:eastAsia="BIZ UDGothic"/>
+          <w:b/>
+          <w:i w:val="0"/>
+          <w:color w:val="1F5C99"/>
+          <w:sz w:val="19"/>
+        </w:rPr>
+        <w:t xml:space="preserve">INFO — </w:t>
+      </w:r>
+      <w:r>
+        <w:rPr>
+          <w:rFonts w:ascii="BIZ UDPGothic" w:hAnsi="BIZ UDPGothic" w:eastAsia="BIZ UDPGothic"/>
           <w:b/>
           <w:i w:val="0"/>
           <w:sz w:val="20"/>
@@ -3732,7 +4423,7 @@
       </w:r>
       <w:r>
         <w:rPr>
-          <w:rFonts w:ascii="Meiryo UI" w:hAnsi="Meiryo UI" w:eastAsia="Meiryo UI"/>
+          <w:rFonts w:ascii="BIZ UDPGothic" w:hAnsi="BIZ UDPGothic" w:eastAsia="BIZ UDPGothic"/>
           <w:b w:val="0"/>
           <w:i w:val="0"/>
           <w:sz w:val="20"/>
@@ -3743,11 +4434,24 @@
     <w:p>
       <w:pPr>
         <w:spacing w:before="80" w:after="120"/>
-        <w:shd w:val="clear" w:color="auto" w:fill="EAF2FB"/>
+        <w:ind w:left="113"/>
+        <w:pBdr>
+          <w:left w:val="single" w:sz="16" w:space="8" w:color="1F5C99"/>
+        </w:pBdr>
       </w:pPr>
       <w:r>
         <w:rPr>
-          <w:rFonts w:ascii="Meiryo UI" w:hAnsi="Meiryo UI" w:eastAsia="Meiryo UI"/>
+          <w:rFonts w:ascii="BIZ UDGothic" w:hAnsi="BIZ UDGothic" w:eastAsia="BIZ UDGothic"/>
+          <w:b/>
+          <w:i w:val="0"/>
+          <w:color w:val="1F5C99"/>
+          <w:sz w:val="19"/>
+        </w:rPr>
+        <w:t xml:space="preserve">INFO — </w:t>
+      </w:r>
+      <w:r>
+        <w:rPr>
+          <w:rFonts w:ascii="BIZ UDPGothic" w:hAnsi="BIZ UDPGothic" w:eastAsia="BIZ UDPGothic"/>
           <w:b/>
           <w:i w:val="0"/>
           <w:sz w:val="20"/>
@@ -3756,7 +4460,7 @@
       </w:r>
       <w:r>
         <w:rPr>
-          <w:rFonts w:ascii="Meiryo UI" w:hAnsi="Meiryo UI" w:eastAsia="Meiryo UI"/>
+          <w:rFonts w:ascii="BIZ UDPGothic" w:hAnsi="BIZ UDPGothic" w:eastAsia="BIZ UDPGothic"/>
           <w:b w:val="0"/>
           <w:i w:val="0"/>
           <w:sz w:val="20"/>
@@ -3765,7 +4469,7 @@
       </w:r>
       <w:r>
         <w:rPr>
-          <w:rFonts w:ascii="ＭＳ ゴシック" w:hAnsi="ＭＳ ゴシック" w:eastAsia="ＭＳ ゴシック"/>
+          <w:rFonts w:ascii="BIZ UDGothic" w:hAnsi="BIZ UDGothic" w:eastAsia="BIZ UDGothic"/>
           <w:b w:val="0"/>
           <w:i w:val="0"/>
           <w:sz w:val="19"/>
@@ -3774,7 +4478,7 @@
       </w:r>
       <w:r>
         <w:rPr>
-          <w:rFonts w:ascii="Meiryo UI" w:hAnsi="Meiryo UI" w:eastAsia="Meiryo UI"/>
+          <w:rFonts w:ascii="BIZ UDPGothic" w:hAnsi="BIZ UDPGothic" w:eastAsia="BIZ UDPGothic"/>
           <w:b w:val="0"/>
           <w:i w:val="0"/>
           <w:sz w:val="20"/>
@@ -3783,7 +4487,7 @@
       </w:r>
       <w:r>
         <w:rPr>
-          <w:rFonts w:ascii="ＭＳ ゴシック" w:hAnsi="ＭＳ ゴシック" w:eastAsia="ＭＳ ゴシック"/>
+          <w:rFonts w:ascii="BIZ UDGothic" w:hAnsi="BIZ UDGothic" w:eastAsia="BIZ UDGothic"/>
           <w:b w:val="0"/>
           <w:i w:val="0"/>
           <w:sz w:val="19"/>
@@ -3792,7 +4496,7 @@
       </w:r>
       <w:r>
         <w:rPr>
-          <w:rFonts w:ascii="Meiryo UI" w:hAnsi="Meiryo UI" w:eastAsia="Meiryo UI"/>
+          <w:rFonts w:ascii="BIZ UDPGothic" w:hAnsi="BIZ UDPGothic" w:eastAsia="BIZ UDPGothic"/>
           <w:b w:val="0"/>
           <w:i w:val="0"/>
           <w:sz w:val="20"/>
@@ -3801,7 +4505,7 @@
       </w:r>
       <w:r>
         <w:rPr>
-          <w:rFonts w:ascii="Meiryo UI" w:hAnsi="Meiryo UI" w:eastAsia="Meiryo UI"/>
+          <w:rFonts w:ascii="BIZ UDPGothic" w:hAnsi="BIZ UDPGothic" w:eastAsia="BIZ UDPGothic"/>
           <w:b/>
           <w:i w:val="0"/>
           <w:sz w:val="20"/>
@@ -3810,7 +4514,7 @@
       </w:r>
       <w:r>
         <w:rPr>
-          <w:rFonts w:ascii="Meiryo UI" w:hAnsi="Meiryo UI" w:eastAsia="Meiryo UI"/>
+          <w:rFonts w:ascii="BIZ UDPGothic" w:hAnsi="BIZ UDPGothic" w:eastAsia="BIZ UDPGothic"/>
           <w:b w:val="0"/>
           <w:i w:val="0"/>
           <w:sz w:val="20"/>
@@ -3819,7 +4523,7 @@
       </w:r>
       <w:r>
         <w:rPr>
-          <w:rFonts w:ascii="ＭＳ ゴシック" w:hAnsi="ＭＳ ゴシック" w:eastAsia="ＭＳ ゴシック"/>
+          <w:rFonts w:ascii="BIZ UDGothic" w:hAnsi="BIZ UDGothic" w:eastAsia="BIZ UDGothic"/>
           <w:b w:val="0"/>
           <w:i w:val="0"/>
           <w:sz w:val="19"/>
@@ -3828,7 +4532,7 @@
       </w:r>
       <w:r>
         <w:rPr>
-          <w:rFonts w:ascii="Meiryo UI" w:hAnsi="Meiryo UI" w:eastAsia="Meiryo UI"/>
+          <w:rFonts w:ascii="BIZ UDPGothic" w:hAnsi="BIZ UDPGothic" w:eastAsia="BIZ UDPGothic"/>
           <w:b w:val="0"/>
           <w:i w:val="0"/>
           <w:sz w:val="20"/>
@@ -3837,7 +4541,7 @@
       </w:r>
       <w:r>
         <w:rPr>
-          <w:rFonts w:ascii="ＭＳ ゴシック" w:hAnsi="ＭＳ ゴシック" w:eastAsia="ＭＳ ゴシック"/>
+          <w:rFonts w:ascii="BIZ UDGothic" w:hAnsi="BIZ UDGothic" w:eastAsia="BIZ UDGothic"/>
           <w:b w:val="0"/>
           <w:i w:val="0"/>
           <w:sz w:val="19"/>
@@ -3846,7 +4550,7 @@
       </w:r>
       <w:r>
         <w:rPr>
-          <w:rFonts w:ascii="Meiryo UI" w:hAnsi="Meiryo UI" w:eastAsia="Meiryo UI"/>
+          <w:rFonts w:ascii="BIZ UDPGothic" w:hAnsi="BIZ UDPGothic" w:eastAsia="BIZ UDPGothic"/>
           <w:b w:val="0"/>
           <w:i w:val="0"/>
           <w:sz w:val="20"/>
@@ -3855,7 +4559,7 @@
       </w:r>
       <w:r>
         <w:rPr>
-          <w:rFonts w:ascii="Meiryo UI" w:hAnsi="Meiryo UI" w:eastAsia="Meiryo UI"/>
+          <w:rFonts w:ascii="BIZ UDPGothic" w:hAnsi="BIZ UDPGothic" w:eastAsia="BIZ UDPGothic"/>
           <w:b/>
           <w:i w:val="0"/>
           <w:sz w:val="20"/>
@@ -3864,7 +4568,7 @@
       </w:r>
       <w:r>
         <w:rPr>
-          <w:rFonts w:ascii="Meiryo UI" w:hAnsi="Meiryo UI" w:eastAsia="Meiryo UI"/>
+          <w:rFonts w:ascii="BIZ UDPGothic" w:hAnsi="BIZ UDPGothic" w:eastAsia="BIZ UDPGothic"/>
           <w:b w:val="0"/>
           <w:i w:val="0"/>
           <w:sz w:val="20"/>
@@ -3873,7 +4577,7 @@
       </w:r>
       <w:r>
         <w:rPr>
-          <w:rFonts w:ascii="ＭＳ ゴシック" w:hAnsi="ＭＳ ゴシック" w:eastAsia="ＭＳ ゴシック"/>
+          <w:rFonts w:ascii="BIZ UDGothic" w:hAnsi="BIZ UDGothic" w:eastAsia="BIZ UDGothic"/>
           <w:b w:val="0"/>
           <w:i w:val="0"/>
           <w:sz w:val="19"/>
@@ -3882,7 +4586,7 @@
       </w:r>
       <w:r>
         <w:rPr>
-          <w:rFonts w:ascii="Meiryo UI" w:hAnsi="Meiryo UI" w:eastAsia="Meiryo UI"/>
+          <w:rFonts w:ascii="BIZ UDPGothic" w:hAnsi="BIZ UDPGothic" w:eastAsia="BIZ UDPGothic"/>
           <w:b w:val="0"/>
           <w:i w:val="0"/>
           <w:sz w:val="20"/>
@@ -3891,7 +4595,7 @@
       </w:r>
       <w:r>
         <w:rPr>
-          <w:rFonts w:ascii="ＭＳ ゴシック" w:hAnsi="ＭＳ ゴシック" w:eastAsia="ＭＳ ゴシック"/>
+          <w:rFonts w:ascii="BIZ UDGothic" w:hAnsi="BIZ UDGothic" w:eastAsia="BIZ UDGothic"/>
           <w:b w:val="0"/>
           <w:i w:val="0"/>
           <w:sz w:val="19"/>
@@ -3900,7 +4604,7 @@
       </w:r>
       <w:r>
         <w:rPr>
-          <w:rFonts w:ascii="Meiryo UI" w:hAnsi="Meiryo UI" w:eastAsia="Meiryo UI"/>
+          <w:rFonts w:ascii="BIZ UDPGothic" w:hAnsi="BIZ UDPGothic" w:eastAsia="BIZ UDPGothic"/>
           <w:b w:val="0"/>
           <w:i w:val="0"/>
           <w:sz w:val="20"/>
@@ -3909,7 +4613,7 @@
       </w:r>
       <w:r>
         <w:rPr>
-          <w:rFonts w:ascii="ＭＳ ゴシック" w:hAnsi="ＭＳ ゴシック" w:eastAsia="ＭＳ ゴシック"/>
+          <w:rFonts w:ascii="BIZ UDGothic" w:hAnsi="BIZ UDGothic" w:eastAsia="BIZ UDGothic"/>
           <w:b w:val="0"/>
           <w:i w:val="0"/>
           <w:sz w:val="19"/>
@@ -3918,7 +4622,7 @@
       </w:r>
       <w:r>
         <w:rPr>
-          <w:rFonts w:ascii="Meiryo UI" w:hAnsi="Meiryo UI" w:eastAsia="Meiryo UI"/>
+          <w:rFonts w:ascii="BIZ UDPGothic" w:hAnsi="BIZ UDPGothic" w:eastAsia="BIZ UDPGothic"/>
           <w:b w:val="0"/>
           <w:i w:val="0"/>
           <w:sz w:val="20"/>
@@ -3927,7 +4631,7 @@
       </w:r>
       <w:r>
         <w:rPr>
-          <w:rFonts w:ascii="Meiryo UI" w:hAnsi="Meiryo UI" w:eastAsia="Meiryo UI"/>
+          <w:rFonts w:ascii="BIZ UDPGothic" w:hAnsi="BIZ UDPGothic" w:eastAsia="BIZ UDPGothic"/>
           <w:b/>
           <w:i w:val="0"/>
           <w:sz w:val="20"/>
@@ -3936,7 +4640,7 @@
       </w:r>
       <w:r>
         <w:rPr>
-          <w:rFonts w:ascii="Meiryo UI" w:hAnsi="Meiryo UI" w:eastAsia="Meiryo UI"/>
+          <w:rFonts w:ascii="BIZ UDPGothic" w:hAnsi="BIZ UDPGothic" w:eastAsia="BIZ UDPGothic"/>
           <w:b w:val="0"/>
           <w:i w:val="0"/>
           <w:sz w:val="20"/>
@@ -3945,7 +4649,7 @@
       </w:r>
       <w:r>
         <w:rPr>
-          <w:rFonts w:ascii="ＭＳ ゴシック" w:hAnsi="ＭＳ ゴシック" w:eastAsia="ＭＳ ゴシック"/>
+          <w:rFonts w:ascii="BIZ UDGothic" w:hAnsi="BIZ UDGothic" w:eastAsia="BIZ UDGothic"/>
           <w:b w:val="0"/>
           <w:i w:val="0"/>
           <w:sz w:val="19"/>
@@ -3954,7 +4658,7 @@
       </w:r>
       <w:r>
         <w:rPr>
-          <w:rFonts w:ascii="Meiryo UI" w:hAnsi="Meiryo UI" w:eastAsia="Meiryo UI"/>
+          <w:rFonts w:ascii="BIZ UDPGothic" w:hAnsi="BIZ UDPGothic" w:eastAsia="BIZ UDPGothic"/>
           <w:b w:val="0"/>
           <w:i w:val="0"/>
           <w:sz w:val="20"/>
@@ -3963,7 +4667,7 @@
       </w:r>
       <w:r>
         <w:rPr>
-          <w:rFonts w:ascii="ＭＳ ゴシック" w:hAnsi="ＭＳ ゴシック" w:eastAsia="ＭＳ ゴシック"/>
+          <w:rFonts w:ascii="BIZ UDGothic" w:hAnsi="BIZ UDGothic" w:eastAsia="BIZ UDGothic"/>
           <w:b w:val="0"/>
           <w:i w:val="0"/>
           <w:sz w:val="19"/>
@@ -3972,7 +4676,7 @@
       </w:r>
       <w:r>
         <w:rPr>
-          <w:rFonts w:ascii="Meiryo UI" w:hAnsi="Meiryo UI" w:eastAsia="Meiryo UI"/>
+          <w:rFonts w:ascii="BIZ UDPGothic" w:hAnsi="BIZ UDPGothic" w:eastAsia="BIZ UDPGothic"/>
           <w:b w:val="0"/>
           <w:i w:val="0"/>
           <w:sz w:val="20"/>
@@ -3983,16 +4687,29 @@
     <w:p>
       <w:pPr>
         <w:spacing w:before="200" w:after="60"/>
+        <w:pBdr>
+          <w:bottom w:val="single" w:sz="6" w:space="4" w:color="CDD5DD"/>
+        </w:pBdr>
       </w:pPr>
       <w:r>
         <w:rPr>
-          <w:rFonts w:ascii="Meiryo UI" w:hAnsi="Meiryo UI" w:eastAsia="Meiryo UI"/>
+          <w:rFonts w:ascii="BIZ UDGothic" w:hAnsi="BIZ UDGothic" w:eastAsia="BIZ UDGothic"/>
           <w:b/>
           <w:i w:val="0"/>
           <w:color w:val="1F5C99"/>
           <w:sz w:val="30"/>
         </w:rPr>
-        <w:t>10. テスト</w:t>
+        <w:t xml:space="preserve">10. </w:t>
+      </w:r>
+      <w:r>
+        <w:rPr>
+          <w:rFonts w:ascii="BIZ UDPGothic" w:hAnsi="BIZ UDPGothic" w:eastAsia="BIZ UDPGothic"/>
+          <w:b/>
+          <w:i w:val="0"/>
+          <w:color w:val="20242C"/>
+          <w:sz w:val="30"/>
+        </w:rPr>
+        <w:t>テスト</w:t>
       </w:r>
     </w:p>
     <w:p>
@@ -4001,7 +4718,7 @@
       </w:pPr>
       <w:r>
         <w:rPr>
-          <w:rFonts w:ascii="ＭＳ ゴシック" w:hAnsi="ＭＳ ゴシック" w:eastAsia="ＭＳ ゴシック"/>
+          <w:rFonts w:ascii="BIZ UDGothic" w:hAnsi="BIZ UDGothic" w:eastAsia="BIZ UDGothic"/>
           <w:b w:val="0"/>
           <w:i w:val="0"/>
           <w:sz w:val="20"/>
@@ -4010,7 +4727,7 @@
       </w:r>
       <w:r>
         <w:rPr>
-          <w:rFonts w:ascii="Meiryo UI" w:hAnsi="Meiryo UI" w:eastAsia="Meiryo UI"/>
+          <w:rFonts w:ascii="BIZ UDPGothic" w:hAnsi="BIZ UDPGothic" w:eastAsia="BIZ UDPGothic"/>
           <w:b w:val="0"/>
           <w:i w:val="0"/>
           <w:sz w:val="21"/>
@@ -4019,7 +4736,7 @@
       </w:r>
       <w:r>
         <w:rPr>
-          <w:rFonts w:ascii="ＭＳ ゴシック" w:hAnsi="ＭＳ ゴシック" w:eastAsia="ＭＳ ゴシック"/>
+          <w:rFonts w:ascii="BIZ UDGothic" w:hAnsi="BIZ UDGothic" w:eastAsia="BIZ UDGothic"/>
           <w:b w:val="0"/>
           <w:i w:val="0"/>
           <w:sz w:val="20"/>
@@ -4028,7 +4745,7 @@
       </w:r>
       <w:r>
         <w:rPr>
-          <w:rFonts w:ascii="Meiryo UI" w:hAnsi="Meiryo UI" w:eastAsia="Meiryo UI"/>
+          <w:rFonts w:ascii="BIZ UDPGothic" w:hAnsi="BIZ UDPGothic" w:eastAsia="BIZ UDPGothic"/>
           <w:b w:val="0"/>
           <w:i w:val="0"/>
           <w:sz w:val="21"/>
@@ -4039,26 +4756,52 @@
     <w:p>
       <w:pPr>
         <w:spacing w:before="200" w:after="60"/>
+        <w:pBdr>
+          <w:bottom w:val="single" w:sz="6" w:space="4" w:color="CDD5DD"/>
+        </w:pBdr>
       </w:pPr>
       <w:r>
         <w:rPr>
-          <w:rFonts w:ascii="Meiryo UI" w:hAnsi="Meiryo UI" w:eastAsia="Meiryo UI"/>
+          <w:rFonts w:ascii="BIZ UDGothic" w:hAnsi="BIZ UDGothic" w:eastAsia="BIZ UDGothic"/>
           <w:b/>
           <w:i w:val="0"/>
           <w:color w:val="1F5C99"/>
           <w:sz w:val="30"/>
         </w:rPr>
-        <w:t>11. ライセンス上の注意</w:t>
+        <w:t xml:space="preserve">11. </w:t>
+      </w:r>
+      <w:r>
+        <w:rPr>
+          <w:rFonts w:ascii="BIZ UDPGothic" w:hAnsi="BIZ UDPGothic" w:eastAsia="BIZ UDPGothic"/>
+          <w:b/>
+          <w:i w:val="0"/>
+          <w:color w:val="20242C"/>
+          <w:sz w:val="30"/>
+        </w:rPr>
+        <w:t>ライセンス上の注意</w:t>
       </w:r>
     </w:p>
     <w:p>
       <w:pPr>
         <w:spacing w:before="80" w:after="120"/>
-        <w:shd w:val="clear" w:color="auto" w:fill="FDECEC"/>
+        <w:ind w:left="113"/>
+        <w:pBdr>
+          <w:left w:val="single" w:sz="16" w:space="8" w:color="1F5C99"/>
+        </w:pBdr>
       </w:pPr>
       <w:r>
         <w:rPr>
-          <w:rFonts w:ascii="Meiryo UI" w:hAnsi="Meiryo UI" w:eastAsia="Meiryo UI"/>
+          <w:rFonts w:ascii="BIZ UDGothic" w:hAnsi="BIZ UDGothic" w:eastAsia="BIZ UDGothic"/>
+          <w:b/>
+          <w:i w:val="0"/>
+          <w:color w:val="1F5C99"/>
+          <w:sz w:val="19"/>
+        </w:rPr>
+        <w:t xml:space="preserve">注意 — </w:t>
+      </w:r>
+      <w:r>
+        <w:rPr>
+          <w:rFonts w:ascii="BIZ UDPGothic" w:hAnsi="BIZ UDPGothic" w:eastAsia="BIZ UDPGothic"/>
           <w:b w:val="0"/>
           <w:i w:val="0"/>
           <w:sz w:val="20"/>
@@ -4067,7 +4810,7 @@
       </w:r>
       <w:r>
         <w:rPr>
-          <w:rFonts w:ascii="Meiryo UI" w:hAnsi="Meiryo UI" w:eastAsia="Meiryo UI"/>
+          <w:rFonts w:ascii="BIZ UDPGothic" w:hAnsi="BIZ UDPGothic" w:eastAsia="BIZ UDPGothic"/>
           <w:b/>
           <w:i w:val="0"/>
           <w:sz w:val="20"/>
@@ -4076,7 +4819,7 @@
       </w:r>
       <w:r>
         <w:rPr>
-          <w:rFonts w:ascii="Meiryo UI" w:hAnsi="Meiryo UI" w:eastAsia="Meiryo UI"/>
+          <w:rFonts w:ascii="BIZ UDPGothic" w:hAnsi="BIZ UDPGothic" w:eastAsia="BIZ UDPGothic"/>
           <w:b w:val="0"/>
           <w:i w:val="0"/>
           <w:sz w:val="20"/>
@@ -4085,7 +4828,7 @@
       </w:r>
       <w:r>
         <w:rPr>
-          <w:rFonts w:ascii="Meiryo UI" w:hAnsi="Meiryo UI" w:eastAsia="Meiryo UI"/>
+          <w:rFonts w:ascii="BIZ UDPGothic" w:hAnsi="BIZ UDPGothic" w:eastAsia="BIZ UDPGothic"/>
           <w:b/>
           <w:i w:val="0"/>
           <w:sz w:val="20"/>
@@ -4094,7 +4837,7 @@
       </w:r>
       <w:r>
         <w:rPr>
-          <w:rFonts w:ascii="Meiryo UI" w:hAnsi="Meiryo UI" w:eastAsia="Meiryo UI"/>
+          <w:rFonts w:ascii="BIZ UDPGothic" w:hAnsi="BIZ UDPGothic" w:eastAsia="BIZ UDPGothic"/>
           <w:b w:val="0"/>
           <w:i w:val="0"/>
           <w:sz w:val="20"/>
@@ -4103,7 +4846,7 @@
       </w:r>
       <w:r>
         <w:rPr>
-          <w:rFonts w:ascii="ＭＳ ゴシック" w:hAnsi="ＭＳ ゴシック" w:eastAsia="ＭＳ ゴシック"/>
+          <w:rFonts w:ascii="BIZ UDGothic" w:hAnsi="BIZ UDGothic" w:eastAsia="BIZ UDGothic"/>
           <w:b w:val="0"/>
           <w:i w:val="0"/>
           <w:sz w:val="19"/>
@@ -4112,7 +4855,7 @@
       </w:r>
       <w:r>
         <w:rPr>
-          <w:rFonts w:ascii="Meiryo UI" w:hAnsi="Meiryo UI" w:eastAsia="Meiryo UI"/>
+          <w:rFonts w:ascii="BIZ UDPGothic" w:hAnsi="BIZ UDPGothic" w:eastAsia="BIZ UDPGothic"/>
           <w:b w:val="0"/>
           <w:i w:val="0"/>
           <w:sz w:val="20"/>
@@ -4121,7 +4864,7 @@
       </w:r>
       <w:r>
         <w:rPr>
-          <w:rFonts w:ascii="Meiryo UI" w:hAnsi="Meiryo UI" w:eastAsia="Meiryo UI"/>
+          <w:rFonts w:ascii="BIZ UDPGothic" w:hAnsi="BIZ UDPGothic" w:eastAsia="BIZ UDPGothic"/>
           <w:b/>
           <w:i w:val="0"/>
           <w:sz w:val="20"/>
@@ -4130,7 +4873,7 @@
       </w:r>
       <w:r>
         <w:rPr>
-          <w:rFonts w:ascii="Meiryo UI" w:hAnsi="Meiryo UI" w:eastAsia="Meiryo UI"/>
+          <w:rFonts w:ascii="BIZ UDPGothic" w:hAnsi="BIZ UDPGothic" w:eastAsia="BIZ UDPGothic"/>
           <w:b w:val="0"/>
           <w:i w:val="0"/>
           <w:sz w:val="20"/>
@@ -4512,7 +5255,7 @@
     <w:qFormat/>
     <w:rsid w:val="00FC693F"/>
     <w:rPr>
-      <w:rFonts w:ascii="Meiryo UI" w:hAnsi="Meiryo UI" w:eastAsia="Meiryo UI"/>
+      <w:rFonts w:ascii="BIZ UDPGothic" w:hAnsi="BIZ UDPGothic" w:eastAsia="BIZ UDPGothic"/>
       <w:sz w:val="21"/>
     </w:rPr>
   </w:style>

--- a/docs/pdf-to-svg/PdfToSvg_設計書.docx
+++ b/docs/pdf-to-svg/PdfToSvg_設計書.docx
@@ -76,6 +76,8 @@
     </w:p>
     <w:p>
       <w:pPr>
+        <w:keepNext/>
+        <w:keepLines/>
         <w:spacing w:before="200" w:after="60"/>
         <w:pBdr>
           <w:bottom w:val="single" w:sz="6" w:space="4" w:color="CDD5DD"/>
@@ -241,6 +243,8 @@
     </w:p>
     <w:p>
       <w:pPr>
+        <w:keepNext/>
+        <w:keepLines/>
         <w:spacing w:before="200" w:after="60"/>
         <w:pBdr>
           <w:bottom w:val="single" w:sz="6" w:space="4" w:color="CDD5DD"/>
@@ -548,6 +552,8 @@
     </w:p>
     <w:p>
       <w:pPr>
+        <w:keepNext/>
+        <w:keepLines/>
         <w:spacing w:before="200" w:after="60"/>
         <w:pBdr>
           <w:bottom w:val="single" w:sz="6" w:space="4" w:color="CDD5DD"/>
@@ -629,6 +635,7 @@
         <w:spacing w:before="60" w:after="120"/>
         <w:ind w:left="170"/>
         <w:shd w:val="clear" w:color="auto" w:fill="F4F6F8"/>
+        <w:keepLines/>
         <w:pBdr>
           <w:left w:val="single" w:sz="16" w:space="6" w:color="C4CCD4"/>
         </w:pBdr>
@@ -889,6 +896,8 @@
     </w:p>
     <w:p>
       <w:pPr>
+        <w:keepNext/>
+        <w:keepLines/>
         <w:spacing w:before="200" w:after="60"/>
         <w:pBdr>
           <w:bottom w:val="single" w:sz="6" w:space="4" w:color="CDD5DD"/>
@@ -1784,6 +1793,8 @@
     </w:tbl>
     <w:p>
       <w:pPr>
+        <w:keepNext/>
+        <w:keepLines/>
         <w:spacing w:before="140" w:after="60"/>
       </w:pPr>
       <w:r>
@@ -2115,6 +2126,8 @@
     </w:p>
     <w:p>
       <w:pPr>
+        <w:keepNext/>
+        <w:keepLines/>
         <w:spacing w:before="140" w:after="60"/>
       </w:pPr>
       <w:r>
@@ -2377,7 +2390,7 @@
                 <w:i w:val="0"/>
                 <w:sz w:val="18"/>
               </w:rPr>
-              <w:t>dictList / dictAdd / reapplyDict</w:t>
+              <w:t>dictList / dictAdd / dictDelete</w:t>
             </w:r>
           </w:p>
         </w:tc>
@@ -2397,7 +2410,91 @@
                 <w:i w:val="0"/>
                 <w:sz w:val="19"/>
               </w:rPr>
-              <w:t>辞書の参照・追加・全ファイル再適用</w:t>
+              <w:t>辞書の参照・追加・削除</w:t>
+            </w:r>
+          </w:p>
+        </w:tc>
+      </w:tr>
+      <w:tr>
+        <w:tc>
+          <w:tcPr>
+            <w:tcW w:type="dxa" w:w="4873"/>
+            <w:tcBorders>
+              <w:bottom w:val="single" w:sz="8" w:space="0" w:color="E8ECF0"/>
+            </w:tcBorders>
+          </w:tcPr>
+          <w:p>
+            <w:r/>
+            <w:r>
+              <w:rPr>
+                <w:rFonts w:ascii="BIZ UDGothic" w:hAnsi="BIZ UDGothic" w:eastAsia="BIZ UDGothic"/>
+                <w:b w:val="0"/>
+                <w:i w:val="0"/>
+                <w:sz w:val="18"/>
+              </w:rPr>
+              <w:t>reapplyDict / reapplyDictPage</w:t>
+            </w:r>
+          </w:p>
+        </w:tc>
+        <w:tc>
+          <w:tcPr>
+            <w:tcW w:type="dxa" w:w="4873"/>
+            <w:tcBorders>
+              <w:bottom w:val="single" w:sz="8" w:space="0" w:color="E8ECF0"/>
+            </w:tcBorders>
+          </w:tcPr>
+          <w:p>
+            <w:r/>
+            <w:r>
+              <w:rPr>
+                <w:rFonts w:ascii="BIZ UDPGothic" w:hAnsi="BIZ UDPGothic" w:eastAsia="BIZ UDPGothic"/>
+                <w:b w:val="0"/>
+                <w:i w:val="0"/>
+                <w:sz w:val="19"/>
+              </w:rPr>
+              <w:t>辞書の全ファイル再適用 / 単一ページ再適用</w:t>
+            </w:r>
+          </w:p>
+        </w:tc>
+      </w:tr>
+      <w:tr>
+        <w:tc>
+          <w:tcPr>
+            <w:tcW w:type="dxa" w:w="4873"/>
+            <w:tcBorders>
+              <w:bottom w:val="single" w:sz="8" w:space="0" w:color="E8ECF0"/>
+            </w:tcBorders>
+          </w:tcPr>
+          <w:p>
+            <w:r/>
+            <w:r>
+              <w:rPr>
+                <w:rFonts w:ascii="BIZ UDGothic" w:hAnsi="BIZ UDGothic" w:eastAsia="BIZ UDGothic"/>
+                <w:b w:val="0"/>
+                <w:i w:val="0"/>
+                <w:sz w:val="18"/>
+              </w:rPr>
+              <w:t>dictExport / dictImport</w:t>
+            </w:r>
+          </w:p>
+        </w:tc>
+        <w:tc>
+          <w:tcPr>
+            <w:tcW w:type="dxa" w:w="4873"/>
+            <w:tcBorders>
+              <w:bottom w:val="single" w:sz="8" w:space="0" w:color="E8ECF0"/>
+            </w:tcBorders>
+          </w:tcPr>
+          <w:p>
+            <w:r/>
+            <w:r>
+              <w:rPr>
+                <w:rFonts w:ascii="BIZ UDPGothic" w:hAnsi="BIZ UDPGothic" w:eastAsia="BIZ UDPGothic"/>
+                <w:b w:val="0"/>
+                <w:i w:val="0"/>
+                <w:sz w:val="19"/>
+              </w:rPr>
+              <w:t>辞書 JSON のファイル書き出し / 読み込み</w:t>
             </w:r>
           </w:p>
         </w:tc>
@@ -2439,7 +2536,7 @@
                 <w:i w:val="0"/>
                 <w:sz w:val="19"/>
               </w:rPr>
-              <w:t>辞書の JSON 書き出し / 読み込み</w:t>
+              <w:t>辞書 JSON の文字列での受け渡し</w:t>
             </w:r>
           </w:p>
         </w:tc>
@@ -2615,6 +2712,55 @@
     </w:tbl>
     <w:p>
       <w:pPr>
+        <w:keepLines/>
+        <w:spacing w:before="80" w:after="120"/>
+        <w:ind w:left="113"/>
+        <w:pBdr>
+          <w:left w:val="single" w:sz="16" w:space="8" w:color="1F5C99"/>
+        </w:pBdr>
+      </w:pPr>
+      <w:r>
+        <w:rPr>
+          <w:rFonts w:ascii="BIZ UDGothic" w:hAnsi="BIZ UDGothic" w:eastAsia="BIZ UDGothic"/>
+          <w:b/>
+          <w:i w:val="0"/>
+          <w:color w:val="1F5C99"/>
+          <w:sz w:val="19"/>
+        </w:rPr>
+        <w:t xml:space="preserve">INFO — </w:t>
+      </w:r>
+      <w:r>
+        <w:rPr>
+          <w:rFonts w:ascii="BIZ UDPGothic" w:hAnsi="BIZ UDPGothic" w:eastAsia="BIZ UDPGothic"/>
+          <w:b w:val="0"/>
+          <w:i w:val="0"/>
+          <w:sz w:val="20"/>
+        </w:rPr>
+        <w:t>HANDLERS（</w:t>
+      </w:r>
+      <w:r>
+        <w:rPr>
+          <w:rFonts w:ascii="BIZ UDGothic" w:hAnsi="BIZ UDGothic" w:eastAsia="BIZ UDGothic"/>
+          <w:b w:val="0"/>
+          <w:i w:val="0"/>
+          <w:sz w:val="19"/>
+        </w:rPr>
+        <w:t>rpc_methods.py</w:t>
+      </w:r>
+      <w:r>
+        <w:rPr>
+          <w:rFonts w:ascii="BIZ UDPGothic" w:hAnsi="BIZ UDPGothic" w:eastAsia="BIZ UDPGothic"/>
+          <w:b w:val="0"/>
+          <w:i w:val="0"/>
+          <w:sz w:val="20"/>
+        </w:rPr>
+        <w:t>）には全 21 メソッドが登録されている。上表はその全件。</w:t>
+      </w:r>
+    </w:p>
+    <w:p>
+      <w:pPr>
+        <w:keepNext/>
+        <w:keepLines/>
         <w:spacing w:before="200" w:after="60"/>
         <w:pBdr>
           <w:bottom w:val="single" w:sz="6" w:space="4" w:color="CDD5DD"/>
@@ -3330,6 +3476,8 @@
     </w:p>
     <w:p>
       <w:pPr>
+        <w:keepNext/>
+        <w:keepLines/>
         <w:spacing w:before="200" w:after="60"/>
         <w:pBdr>
           <w:bottom w:val="single" w:sz="6" w:space="4" w:color="CDD5DD"/>
@@ -3699,6 +3847,7 @@
         <w:spacing w:before="60" w:after="120"/>
         <w:ind w:left="170"/>
         <w:shd w:val="clear" w:color="auto" w:fill="F4F6F8"/>
+        <w:keepLines/>
         <w:pBdr>
           <w:left w:val="single" w:sz="16" w:space="6" w:color="C4CCD4"/>
         </w:pBdr>
@@ -3753,6 +3902,8 @@
     </w:p>
     <w:p>
       <w:pPr>
+        <w:keepNext/>
+        <w:keepLines/>
         <w:spacing w:before="200" w:after="60"/>
         <w:pBdr>
           <w:bottom w:val="single" w:sz="6" w:space="4" w:color="CDD5DD"/>
@@ -3831,6 +3982,8 @@
     </w:p>
     <w:p>
       <w:pPr>
+        <w:keepNext/>
+        <w:keepLines/>
         <w:spacing w:before="200" w:after="60"/>
         <w:pBdr>
           <w:bottom w:val="single" w:sz="6" w:space="4" w:color="CDD5DD"/>
@@ -3879,7 +4032,7 @@
           <w:i w:val="0"/>
           <w:sz w:val="20"/>
         </w:rPr>
-        <w:t>build.bat</w:t>
+        <w:t>scripts\build.bat</w:t>
       </w:r>
       <w:r>
         <w:rPr>
@@ -3931,7 +4084,7 @@
           <w:i w:val="0"/>
           <w:sz w:val="20"/>
         </w:rPr>
-        <w:t>pyinstaller packaging/pdftosvg.spec --clean --noconfirm</w:t>
+        <w:t>pyinstaller packaging/pdftosvg.spec --clean --noconfirm --distpath dist --workpath build</w:t>
       </w:r>
       <w:r>
         <w:rPr>
@@ -4002,6 +4155,8 @@
     </w:p>
     <w:p>
       <w:pPr>
+        <w:keepNext/>
+        <w:keepLines/>
         <w:spacing w:before="200" w:after="60"/>
         <w:pBdr>
           <w:bottom w:val="single" w:sz="6" w:space="4" w:color="CDD5DD"/>
@@ -4396,6 +4551,7 @@
     </w:p>
     <w:p>
       <w:pPr>
+        <w:keepLines/>
         <w:spacing w:before="80" w:after="120"/>
         <w:ind w:left="113"/>
         <w:pBdr>
@@ -4433,6 +4589,7 @@
     </w:p>
     <w:p>
       <w:pPr>
+        <w:keepLines/>
         <w:spacing w:before="80" w:after="120"/>
         <w:ind w:left="113"/>
         <w:pBdr>
@@ -4686,6 +4843,8 @@
     </w:p>
     <w:p>
       <w:pPr>
+        <w:keepNext/>
+        <w:keepLines/>
         <w:spacing w:before="200" w:after="60"/>
         <w:pBdr>
           <w:bottom w:val="single" w:sz="6" w:space="4" w:color="CDD5DD"/>
@@ -4755,6 +4914,8 @@
     </w:p>
     <w:p>
       <w:pPr>
+        <w:keepNext/>
+        <w:keepLines/>
         <w:spacing w:before="200" w:after="60"/>
         <w:pBdr>
           <w:bottom w:val="single" w:sz="6" w:space="4" w:color="CDD5DD"/>
@@ -4783,6 +4944,7 @@
     </w:p>
     <w:p>
       <w:pPr>
+        <w:keepLines/>
         <w:spacing w:before="80" w:after="120"/>
         <w:ind w:left="113"/>
         <w:pBdr>
@@ -5254,6 +5416,9 @@
     <w:name w:val="Normal"/>
     <w:qFormat/>
     <w:rsid w:val="00FC693F"/>
+    <w:pPr>
+      <w:widowControl/>
+    </w:pPr>
     <w:rPr>
       <w:rFonts w:ascii="BIZ UDPGothic" w:hAnsi="BIZ UDPGothic" w:eastAsia="BIZ UDPGothic"/>
       <w:sz w:val="21"/>

--- a/docs/pdf-to-svg/PdfToSvg_設計書.docx
+++ b/docs/pdf-to-svg/PdfToSvg_設計書.docx
@@ -2432,6 +2432,48 @@
                 <w:i w:val="0"/>
                 <w:sz w:val="18"/>
               </w:rPr>
+              <w:t>dictSuggest</w:t>
+            </w:r>
+          </w:p>
+        </w:tc>
+        <w:tc>
+          <w:tcPr>
+            <w:tcW w:type="dxa" w:w="4873"/>
+            <w:tcBorders>
+              <w:bottom w:val="single" w:sz="8" w:space="0" w:color="E8ECF0"/>
+            </w:tcBorders>
+          </w:tcPr>
+          <w:p>
+            <w:r/>
+            <w:r>
+              <w:rPr>
+                <w:rFonts w:ascii="BIZ UDPGothic" w:hAnsi="BIZ UDPGothic" w:eastAsia="BIZ UDPGothic"/>
+                <w:b w:val="0"/>
+                <w:i w:val="0"/>
+                <w:sz w:val="19"/>
+              </w:rPr>
+              <w:t>クリックした文字要素から辞書「元の語」候補を返す（折返しヘッダはクリック1回で畳んで取り込む）</w:t>
+            </w:r>
+          </w:p>
+        </w:tc>
+      </w:tr>
+      <w:tr>
+        <w:tc>
+          <w:tcPr>
+            <w:tcW w:type="dxa" w:w="4873"/>
+            <w:tcBorders>
+              <w:bottom w:val="single" w:sz="8" w:space="0" w:color="E8ECF0"/>
+            </w:tcBorders>
+          </w:tcPr>
+          <w:p>
+            <w:r/>
+            <w:r>
+              <w:rPr>
+                <w:rFonts w:ascii="BIZ UDGothic" w:hAnsi="BIZ UDGothic" w:eastAsia="BIZ UDGothic"/>
+                <w:b w:val="0"/>
+                <w:i w:val="0"/>
+                <w:sz w:val="18"/>
+              </w:rPr>
               <w:t>reapplyDict / reapplyDictPage</w:t>
             </w:r>
           </w:p>
@@ -2754,7 +2796,7 @@
           <w:i w:val="0"/>
           <w:sz w:val="20"/>
         </w:rPr>
-        <w:t>）には全 21 メソッドが登録されている。上表はその全件。</w:t>
+        <w:t>）には全 22 メソッドが登録されている。上表はその全件。</w:t>
       </w:r>
     </w:p>
     <w:p>

--- a/docs/pdf-to-svg/PdfToSvg_設計書.docx
+++ b/docs/pdf-to-svg/PdfToSvg_設計書.docx
@@ -79,6 +79,7 @@
         <w:keepNext/>
         <w:keepLines/>
         <w:spacing w:before="200" w:after="60"/>
+        <w:outlineLvl w:val="0"/>
         <w:pBdr>
           <w:bottom w:val="single" w:sz="6" w:space="4" w:color="CDD5DD"/>
         </w:pBdr>
@@ -246,6 +247,7 @@
         <w:keepNext/>
         <w:keepLines/>
         <w:spacing w:before="200" w:after="60"/>
+        <w:outlineLvl w:val="0"/>
         <w:pBdr>
           <w:bottom w:val="single" w:sz="6" w:space="4" w:color="CDD5DD"/>
         </w:pBdr>
@@ -282,12 +284,16 @@
         <w:gridCol w:w="4873"/>
       </w:tblGrid>
       <w:tr>
+        <w:trPr>
+          <w:tblHeader/>
+        </w:trPr>
         <w:tc>
           <w:tcPr>
             <w:tcW w:type="dxa" w:w="4873"/>
             <w:tcBorders>
               <w:bottom w:val="single" w:sz="12" w:space="0" w:color="20242C"/>
             </w:tcBorders>
+            <w:shd w:val="clear" w:color="auto" w:fill="F4F6F8"/>
           </w:tcPr>
           <w:p>
             <w:r/>
@@ -309,6 +315,7 @@
             <w:tcBorders>
               <w:bottom w:val="single" w:sz="12" w:space="0" w:color="20242C"/>
             </w:tcBorders>
+            <w:shd w:val="clear" w:color="auto" w:fill="F4F6F8"/>
           </w:tcPr>
           <w:p>
             <w:r/>
@@ -326,6 +333,9 @@
         </w:tc>
       </w:tr>
       <w:tr>
+        <w:trPr>
+          <w:cantSplit/>
+        </w:trPr>
         <w:tc>
           <w:tcPr>
             <w:tcW w:type="dxa" w:w="4873"/>
@@ -368,6 +378,9 @@
         </w:tc>
       </w:tr>
       <w:tr>
+        <w:trPr>
+          <w:cantSplit/>
+        </w:trPr>
         <w:tc>
           <w:tcPr>
             <w:tcW w:type="dxa" w:w="4873"/>
@@ -410,6 +423,9 @@
         </w:tc>
       </w:tr>
       <w:tr>
+        <w:trPr>
+          <w:cantSplit/>
+        </w:trPr>
         <w:tc>
           <w:tcPr>
             <w:tcW w:type="dxa" w:w="4873"/>
@@ -452,6 +468,9 @@
         </w:tc>
       </w:tr>
       <w:tr>
+        <w:trPr>
+          <w:cantSplit/>
+        </w:trPr>
         <w:tc>
           <w:tcPr>
             <w:tcW w:type="dxa" w:w="4873"/>
@@ -494,6 +513,9 @@
         </w:tc>
       </w:tr>
       <w:tr>
+        <w:trPr>
+          <w:cantSplit/>
+        </w:trPr>
         <w:tc>
           <w:tcPr>
             <w:tcW w:type="dxa" w:w="4873"/>
@@ -555,6 +577,7 @@
         <w:keepNext/>
         <w:keepLines/>
         <w:spacing w:before="200" w:after="60"/>
+        <w:outlineLvl w:val="0"/>
         <w:pBdr>
           <w:bottom w:val="single" w:sz="6" w:space="4" w:color="CDD5DD"/>
         </w:pBdr>
@@ -899,6 +922,7 @@
         <w:keepNext/>
         <w:keepLines/>
         <w:spacing w:before="200" w:after="60"/>
+        <w:outlineLvl w:val="0"/>
         <w:pBdr>
           <w:bottom w:val="single" w:sz="6" w:space="4" w:color="CDD5DD"/>
         </w:pBdr>
@@ -949,12 +973,16 @@
         <w:gridCol w:w="4873"/>
       </w:tblGrid>
       <w:tr>
+        <w:trPr>
+          <w:tblHeader/>
+        </w:trPr>
         <w:tc>
           <w:tcPr>
             <w:tcW w:type="dxa" w:w="4873"/>
             <w:tcBorders>
               <w:bottom w:val="single" w:sz="12" w:space="0" w:color="20242C"/>
             </w:tcBorders>
+            <w:shd w:val="clear" w:color="auto" w:fill="F4F6F8"/>
           </w:tcPr>
           <w:p>
             <w:r/>
@@ -976,6 +1004,7 @@
             <w:tcBorders>
               <w:bottom w:val="single" w:sz="12" w:space="0" w:color="20242C"/>
             </w:tcBorders>
+            <w:shd w:val="clear" w:color="auto" w:fill="F4F6F8"/>
           </w:tcPr>
           <w:p>
             <w:r/>
@@ -993,6 +1022,9 @@
         </w:tc>
       </w:tr>
       <w:tr>
+        <w:trPr>
+          <w:cantSplit/>
+        </w:trPr>
         <w:tc>
           <w:tcPr>
             <w:tcW w:type="dxa" w:w="4873"/>
@@ -1035,12 +1067,16 @@
         </w:tc>
       </w:tr>
       <w:tr>
+        <w:trPr>
+          <w:cantSplit/>
+        </w:trPr>
         <w:tc>
           <w:tcPr>
             <w:tcW w:type="dxa" w:w="4873"/>
             <w:tcBorders>
               <w:bottom w:val="single" w:sz="8" w:space="0" w:color="E8ECF0"/>
             </w:tcBorders>
+            <w:shd w:val="clear" w:color="auto" w:fill="F5F8FB"/>
           </w:tcPr>
           <w:p>
             <w:r/>
@@ -1061,6 +1097,7 @@
             <w:tcBorders>
               <w:bottom w:val="single" w:sz="8" w:space="0" w:color="E8ECF0"/>
             </w:tcBorders>
+            <w:shd w:val="clear" w:color="auto" w:fill="F5F8FB"/>
           </w:tcPr>
           <w:p>
             <w:r/>
@@ -1077,6 +1114,9 @@
         </w:tc>
       </w:tr>
       <w:tr>
+        <w:trPr>
+          <w:cantSplit/>
+        </w:trPr>
         <w:tc>
           <w:tcPr>
             <w:tcW w:type="dxa" w:w="4873"/>
@@ -1119,12 +1159,16 @@
         </w:tc>
       </w:tr>
       <w:tr>
+        <w:trPr>
+          <w:cantSplit/>
+        </w:trPr>
         <w:tc>
           <w:tcPr>
             <w:tcW w:type="dxa" w:w="4873"/>
             <w:tcBorders>
               <w:bottom w:val="single" w:sz="8" w:space="0" w:color="E8ECF0"/>
             </w:tcBorders>
+            <w:shd w:val="clear" w:color="auto" w:fill="F5F8FB"/>
           </w:tcPr>
           <w:p>
             <w:r/>
@@ -1145,6 +1189,7 @@
             <w:tcBorders>
               <w:bottom w:val="single" w:sz="8" w:space="0" w:color="E8ECF0"/>
             </w:tcBorders>
+            <w:shd w:val="clear" w:color="auto" w:fill="F5F8FB"/>
           </w:tcPr>
           <w:p>
             <w:r/>
@@ -1161,6 +1206,9 @@
         </w:tc>
       </w:tr>
       <w:tr>
+        <w:trPr>
+          <w:cantSplit/>
+        </w:trPr>
         <w:tc>
           <w:tcPr>
             <w:tcW w:type="dxa" w:w="4873"/>
@@ -1203,12 +1251,16 @@
         </w:tc>
       </w:tr>
       <w:tr>
+        <w:trPr>
+          <w:cantSplit/>
+        </w:trPr>
         <w:tc>
           <w:tcPr>
             <w:tcW w:type="dxa" w:w="4873"/>
             <w:tcBorders>
               <w:bottom w:val="single" w:sz="8" w:space="0" w:color="E8ECF0"/>
             </w:tcBorders>
+            <w:shd w:val="clear" w:color="auto" w:fill="F5F8FB"/>
           </w:tcPr>
           <w:p>
             <w:r/>
@@ -1229,6 +1281,7 @@
             <w:tcBorders>
               <w:bottom w:val="single" w:sz="8" w:space="0" w:color="E8ECF0"/>
             </w:tcBorders>
+            <w:shd w:val="clear" w:color="auto" w:fill="F5F8FB"/>
           </w:tcPr>
           <w:p>
             <w:r/>
@@ -1245,6 +1298,9 @@
         </w:tc>
       </w:tr>
       <w:tr>
+        <w:trPr>
+          <w:cantSplit/>
+        </w:trPr>
         <w:tc>
           <w:tcPr>
             <w:tcW w:type="dxa" w:w="4873"/>
@@ -1287,12 +1343,16 @@
         </w:tc>
       </w:tr>
       <w:tr>
+        <w:trPr>
+          <w:cantSplit/>
+        </w:trPr>
         <w:tc>
           <w:tcPr>
             <w:tcW w:type="dxa" w:w="4873"/>
             <w:tcBorders>
               <w:bottom w:val="single" w:sz="8" w:space="0" w:color="E8ECF0"/>
             </w:tcBorders>
+            <w:shd w:val="clear" w:color="auto" w:fill="F5F8FB"/>
           </w:tcPr>
           <w:p>
             <w:r/>
@@ -1313,6 +1373,7 @@
             <w:tcBorders>
               <w:bottom w:val="single" w:sz="8" w:space="0" w:color="E8ECF0"/>
             </w:tcBorders>
+            <w:shd w:val="clear" w:color="auto" w:fill="F5F8FB"/>
           </w:tcPr>
           <w:p>
             <w:r/>
@@ -1329,6 +1390,9 @@
         </w:tc>
       </w:tr>
       <w:tr>
+        <w:trPr>
+          <w:cantSplit/>
+        </w:trPr>
         <w:tc>
           <w:tcPr>
             <w:tcW w:type="dxa" w:w="4873"/>
@@ -1371,12 +1435,16 @@
         </w:tc>
       </w:tr>
       <w:tr>
+        <w:trPr>
+          <w:cantSplit/>
+        </w:trPr>
         <w:tc>
           <w:tcPr>
             <w:tcW w:type="dxa" w:w="4873"/>
             <w:tcBorders>
               <w:bottom w:val="single" w:sz="8" w:space="0" w:color="E8ECF0"/>
             </w:tcBorders>
+            <w:shd w:val="clear" w:color="auto" w:fill="F5F8FB"/>
           </w:tcPr>
           <w:p>
             <w:r/>
@@ -1397,6 +1465,7 @@
             <w:tcBorders>
               <w:bottom w:val="single" w:sz="8" w:space="0" w:color="E8ECF0"/>
             </w:tcBorders>
+            <w:shd w:val="clear" w:color="auto" w:fill="F5F8FB"/>
           </w:tcPr>
           <w:p>
             <w:r/>
@@ -1413,6 +1482,9 @@
         </w:tc>
       </w:tr>
       <w:tr>
+        <w:trPr>
+          <w:cantSplit/>
+        </w:trPr>
         <w:tc>
           <w:tcPr>
             <w:tcW w:type="dxa" w:w="4873"/>
@@ -1455,12 +1527,16 @@
         </w:tc>
       </w:tr>
       <w:tr>
+        <w:trPr>
+          <w:cantSplit/>
+        </w:trPr>
         <w:tc>
           <w:tcPr>
             <w:tcW w:type="dxa" w:w="4873"/>
             <w:tcBorders>
               <w:bottom w:val="single" w:sz="8" w:space="0" w:color="E8ECF0"/>
             </w:tcBorders>
+            <w:shd w:val="clear" w:color="auto" w:fill="F5F8FB"/>
           </w:tcPr>
           <w:p>
             <w:r/>
@@ -1481,6 +1557,7 @@
             <w:tcBorders>
               <w:bottom w:val="single" w:sz="8" w:space="0" w:color="E8ECF0"/>
             </w:tcBorders>
+            <w:shd w:val="clear" w:color="auto" w:fill="F5F8FB"/>
           </w:tcPr>
           <w:p>
             <w:r/>
@@ -1497,6 +1574,9 @@
         </w:tc>
       </w:tr>
       <w:tr>
+        <w:trPr>
+          <w:cantSplit/>
+        </w:trPr>
         <w:tc>
           <w:tcPr>
             <w:tcW w:type="dxa" w:w="4873"/>
@@ -1539,12 +1619,16 @@
         </w:tc>
       </w:tr>
       <w:tr>
+        <w:trPr>
+          <w:cantSplit/>
+        </w:trPr>
         <w:tc>
           <w:tcPr>
             <w:tcW w:type="dxa" w:w="4873"/>
             <w:tcBorders>
               <w:bottom w:val="single" w:sz="8" w:space="0" w:color="E8ECF0"/>
             </w:tcBorders>
+            <w:shd w:val="clear" w:color="auto" w:fill="F5F8FB"/>
           </w:tcPr>
           <w:p>
             <w:r/>
@@ -1565,6 +1649,7 @@
             <w:tcBorders>
               <w:bottom w:val="single" w:sz="8" w:space="0" w:color="E8ECF0"/>
             </w:tcBorders>
+            <w:shd w:val="clear" w:color="auto" w:fill="F5F8FB"/>
           </w:tcPr>
           <w:p>
             <w:r/>
@@ -1581,6 +1666,9 @@
         </w:tc>
       </w:tr>
       <w:tr>
+        <w:trPr>
+          <w:cantSplit/>
+        </w:trPr>
         <w:tc>
           <w:tcPr>
             <w:tcW w:type="dxa" w:w="4873"/>
@@ -1623,12 +1711,16 @@
         </w:tc>
       </w:tr>
       <w:tr>
+        <w:trPr>
+          <w:cantSplit/>
+        </w:trPr>
         <w:tc>
           <w:tcPr>
             <w:tcW w:type="dxa" w:w="4873"/>
             <w:tcBorders>
               <w:bottom w:val="single" w:sz="8" w:space="0" w:color="E8ECF0"/>
             </w:tcBorders>
+            <w:shd w:val="clear" w:color="auto" w:fill="F5F8FB"/>
           </w:tcPr>
           <w:p>
             <w:r/>
@@ -1649,6 +1741,7 @@
             <w:tcBorders>
               <w:bottom w:val="single" w:sz="8" w:space="0" w:color="E8ECF0"/>
             </w:tcBorders>
+            <w:shd w:val="clear" w:color="auto" w:fill="F5F8FB"/>
           </w:tcPr>
           <w:p>
             <w:r/>
@@ -1665,6 +1758,9 @@
         </w:tc>
       </w:tr>
       <w:tr>
+        <w:trPr>
+          <w:cantSplit/>
+        </w:trPr>
         <w:tc>
           <w:tcPr>
             <w:tcW w:type="dxa" w:w="4873"/>
@@ -1707,12 +1803,16 @@
         </w:tc>
       </w:tr>
       <w:tr>
+        <w:trPr>
+          <w:cantSplit/>
+        </w:trPr>
         <w:tc>
           <w:tcPr>
             <w:tcW w:type="dxa" w:w="4873"/>
             <w:tcBorders>
               <w:bottom w:val="single" w:sz="8" w:space="0" w:color="E8ECF0"/>
             </w:tcBorders>
+            <w:shd w:val="clear" w:color="auto" w:fill="F5F8FB"/>
           </w:tcPr>
           <w:p>
             <w:r/>
@@ -1733,6 +1833,7 @@
             <w:tcBorders>
               <w:bottom w:val="single" w:sz="8" w:space="0" w:color="E8ECF0"/>
             </w:tcBorders>
+            <w:shd w:val="clear" w:color="auto" w:fill="F5F8FB"/>
           </w:tcPr>
           <w:p>
             <w:r/>
@@ -1749,6 +1850,9 @@
         </w:tc>
       </w:tr>
       <w:tr>
+        <w:trPr>
+          <w:cantSplit/>
+        </w:trPr>
         <w:tc>
           <w:tcPr>
             <w:tcW w:type="dxa" w:w="4873"/>
@@ -1796,6 +1900,7 @@
         <w:keepNext/>
         <w:keepLines/>
         <w:spacing w:before="140" w:after="60"/>
+        <w:outlineLvl w:val="1"/>
       </w:pPr>
       <w:r>
         <w:rPr>
@@ -1829,12 +1934,16 @@
         <w:gridCol w:w="4873"/>
       </w:tblGrid>
       <w:tr>
+        <w:trPr>
+          <w:tblHeader/>
+        </w:trPr>
         <w:tc>
           <w:tcPr>
             <w:tcW w:type="dxa" w:w="4873"/>
             <w:tcBorders>
               <w:bottom w:val="single" w:sz="12" w:space="0" w:color="20242C"/>
             </w:tcBorders>
+            <w:shd w:val="clear" w:color="auto" w:fill="F4F6F8"/>
           </w:tcPr>
           <w:p>
             <w:r/>
@@ -1856,6 +1965,7 @@
             <w:tcBorders>
               <w:bottom w:val="single" w:sz="12" w:space="0" w:color="20242C"/>
             </w:tcBorders>
+            <w:shd w:val="clear" w:color="auto" w:fill="F4F6F8"/>
           </w:tcPr>
           <w:p>
             <w:r/>
@@ -1873,6 +1983,9 @@
         </w:tc>
       </w:tr>
       <w:tr>
+        <w:trPr>
+          <w:cantSplit/>
+        </w:trPr>
         <w:tc>
           <w:tcPr>
             <w:tcW w:type="dxa" w:w="4873"/>
@@ -1924,6 +2037,9 @@
         </w:tc>
       </w:tr>
       <w:tr>
+        <w:trPr>
+          <w:cantSplit/>
+        </w:trPr>
         <w:tc>
           <w:tcPr>
             <w:tcW w:type="dxa" w:w="4873"/>
@@ -1966,6 +2082,9 @@
         </w:tc>
       </w:tr>
       <w:tr>
+        <w:trPr>
+          <w:cantSplit/>
+        </w:trPr>
         <w:tc>
           <w:tcPr>
             <w:tcW w:type="dxa" w:w="4873"/>
@@ -2008,6 +2127,9 @@
         </w:tc>
       </w:tr>
       <w:tr>
+        <w:trPr>
+          <w:cantSplit/>
+        </w:trPr>
         <w:tc>
           <w:tcPr>
             <w:tcW w:type="dxa" w:w="4873"/>
@@ -2050,6 +2172,9 @@
         </w:tc>
       </w:tr>
       <w:tr>
+        <w:trPr>
+          <w:cantSplit/>
+        </w:trPr>
         <w:tc>
           <w:tcPr>
             <w:tcW w:type="dxa" w:w="4873"/>
@@ -2129,6 +2254,7 @@
         <w:keepNext/>
         <w:keepLines/>
         <w:spacing w:before="140" w:after="60"/>
+        <w:outlineLvl w:val="1"/>
       </w:pPr>
       <w:r>
         <w:rPr>
@@ -2162,12 +2288,16 @@
         <w:gridCol w:w="4873"/>
       </w:tblGrid>
       <w:tr>
+        <w:trPr>
+          <w:tblHeader/>
+        </w:trPr>
         <w:tc>
           <w:tcPr>
             <w:tcW w:type="dxa" w:w="4873"/>
             <w:tcBorders>
               <w:bottom w:val="single" w:sz="12" w:space="0" w:color="20242C"/>
             </w:tcBorders>
+            <w:shd w:val="clear" w:color="auto" w:fill="F4F6F8"/>
           </w:tcPr>
           <w:p>
             <w:r/>
@@ -2189,6 +2319,7 @@
             <w:tcBorders>
               <w:bottom w:val="single" w:sz="12" w:space="0" w:color="20242C"/>
             </w:tcBorders>
+            <w:shd w:val="clear" w:color="auto" w:fill="F4F6F8"/>
           </w:tcPr>
           <w:p>
             <w:r/>
@@ -2206,6 +2337,9 @@
         </w:tc>
       </w:tr>
       <w:tr>
+        <w:trPr>
+          <w:cantSplit/>
+        </w:trPr>
         <w:tc>
           <w:tcPr>
             <w:tcW w:type="dxa" w:w="4873"/>
@@ -2248,12 +2382,16 @@
         </w:tc>
       </w:tr>
       <w:tr>
+        <w:trPr>
+          <w:cantSplit/>
+        </w:trPr>
         <w:tc>
           <w:tcPr>
             <w:tcW w:type="dxa" w:w="4873"/>
             <w:tcBorders>
               <w:bottom w:val="single" w:sz="8" w:space="0" w:color="E8ECF0"/>
             </w:tcBorders>
+            <w:shd w:val="clear" w:color="auto" w:fill="F5F8FB"/>
           </w:tcPr>
           <w:p>
             <w:r/>
@@ -2274,6 +2412,7 @@
             <w:tcBorders>
               <w:bottom w:val="single" w:sz="8" w:space="0" w:color="E8ECF0"/>
             </w:tcBorders>
+            <w:shd w:val="clear" w:color="auto" w:fill="F5F8FB"/>
           </w:tcPr>
           <w:p>
             <w:r/>
@@ -2290,6 +2429,9 @@
         </w:tc>
       </w:tr>
       <w:tr>
+        <w:trPr>
+          <w:cantSplit/>
+        </w:trPr>
         <w:tc>
           <w:tcPr>
             <w:tcW w:type="dxa" w:w="4873"/>
@@ -2332,12 +2474,16 @@
         </w:tc>
       </w:tr>
       <w:tr>
+        <w:trPr>
+          <w:cantSplit/>
+        </w:trPr>
         <w:tc>
           <w:tcPr>
             <w:tcW w:type="dxa" w:w="4873"/>
             <w:tcBorders>
               <w:bottom w:val="single" w:sz="8" w:space="0" w:color="E8ECF0"/>
             </w:tcBorders>
+            <w:shd w:val="clear" w:color="auto" w:fill="F5F8FB"/>
           </w:tcPr>
           <w:p>
             <w:r/>
@@ -2358,6 +2504,7 @@
             <w:tcBorders>
               <w:bottom w:val="single" w:sz="8" w:space="0" w:color="E8ECF0"/>
             </w:tcBorders>
+            <w:shd w:val="clear" w:color="auto" w:fill="F5F8FB"/>
           </w:tcPr>
           <w:p>
             <w:r/>
@@ -2374,6 +2521,9 @@
         </w:tc>
       </w:tr>
       <w:tr>
+        <w:trPr>
+          <w:cantSplit/>
+        </w:trPr>
         <w:tc>
           <w:tcPr>
             <w:tcW w:type="dxa" w:w="4873"/>
@@ -2416,12 +2566,16 @@
         </w:tc>
       </w:tr>
       <w:tr>
+        <w:trPr>
+          <w:cantSplit/>
+        </w:trPr>
         <w:tc>
           <w:tcPr>
             <w:tcW w:type="dxa" w:w="4873"/>
             <w:tcBorders>
               <w:bottom w:val="single" w:sz="8" w:space="0" w:color="E8ECF0"/>
             </w:tcBorders>
+            <w:shd w:val="clear" w:color="auto" w:fill="F5F8FB"/>
           </w:tcPr>
           <w:p>
             <w:r/>
@@ -2442,6 +2596,7 @@
             <w:tcBorders>
               <w:bottom w:val="single" w:sz="8" w:space="0" w:color="E8ECF0"/>
             </w:tcBorders>
+            <w:shd w:val="clear" w:color="auto" w:fill="F5F8FB"/>
           </w:tcPr>
           <w:p>
             <w:r/>
@@ -2458,6 +2613,9 @@
         </w:tc>
       </w:tr>
       <w:tr>
+        <w:trPr>
+          <w:cantSplit/>
+        </w:trPr>
         <w:tc>
           <w:tcPr>
             <w:tcW w:type="dxa" w:w="4873"/>
@@ -2500,12 +2658,16 @@
         </w:tc>
       </w:tr>
       <w:tr>
+        <w:trPr>
+          <w:cantSplit/>
+        </w:trPr>
         <w:tc>
           <w:tcPr>
             <w:tcW w:type="dxa" w:w="4873"/>
             <w:tcBorders>
               <w:bottom w:val="single" w:sz="8" w:space="0" w:color="E8ECF0"/>
             </w:tcBorders>
+            <w:shd w:val="clear" w:color="auto" w:fill="F5F8FB"/>
           </w:tcPr>
           <w:p>
             <w:r/>
@@ -2526,6 +2688,7 @@
             <w:tcBorders>
               <w:bottom w:val="single" w:sz="8" w:space="0" w:color="E8ECF0"/>
             </w:tcBorders>
+            <w:shd w:val="clear" w:color="auto" w:fill="F5F8FB"/>
           </w:tcPr>
           <w:p>
             <w:r/>
@@ -2542,6 +2705,9 @@
         </w:tc>
       </w:tr>
       <w:tr>
+        <w:trPr>
+          <w:cantSplit/>
+        </w:trPr>
         <w:tc>
           <w:tcPr>
             <w:tcW w:type="dxa" w:w="4873"/>
@@ -2584,12 +2750,16 @@
         </w:tc>
       </w:tr>
       <w:tr>
+        <w:trPr>
+          <w:cantSplit/>
+        </w:trPr>
         <w:tc>
           <w:tcPr>
             <w:tcW w:type="dxa" w:w="4873"/>
             <w:tcBorders>
               <w:bottom w:val="single" w:sz="8" w:space="0" w:color="E8ECF0"/>
             </w:tcBorders>
+            <w:shd w:val="clear" w:color="auto" w:fill="F5F8FB"/>
           </w:tcPr>
           <w:p>
             <w:r/>
@@ -2610,6 +2780,7 @@
             <w:tcBorders>
               <w:bottom w:val="single" w:sz="8" w:space="0" w:color="E8ECF0"/>
             </w:tcBorders>
+            <w:shd w:val="clear" w:color="auto" w:fill="F5F8FB"/>
           </w:tcPr>
           <w:p>
             <w:r/>
@@ -2626,6 +2797,9 @@
         </w:tc>
       </w:tr>
       <w:tr>
+        <w:trPr>
+          <w:cantSplit/>
+        </w:trPr>
         <w:tc>
           <w:tcPr>
             <w:tcW w:type="dxa" w:w="4873"/>
@@ -2668,12 +2842,16 @@
         </w:tc>
       </w:tr>
       <w:tr>
+        <w:trPr>
+          <w:cantSplit/>
+        </w:trPr>
         <w:tc>
           <w:tcPr>
             <w:tcW w:type="dxa" w:w="4873"/>
             <w:tcBorders>
               <w:bottom w:val="single" w:sz="8" w:space="0" w:color="E8ECF0"/>
             </w:tcBorders>
+            <w:shd w:val="clear" w:color="auto" w:fill="F5F8FB"/>
           </w:tcPr>
           <w:p>
             <w:r/>
@@ -2694,6 +2872,7 @@
             <w:tcBorders>
               <w:bottom w:val="single" w:sz="8" w:space="0" w:color="E8ECF0"/>
             </w:tcBorders>
+            <w:shd w:val="clear" w:color="auto" w:fill="F5F8FB"/>
           </w:tcPr>
           <w:p>
             <w:r/>
@@ -2710,6 +2889,9 @@
         </w:tc>
       </w:tr>
       <w:tr>
+        <w:trPr>
+          <w:cantSplit/>
+        </w:trPr>
         <w:tc>
           <w:tcPr>
             <w:tcW w:type="dxa" w:w="4873"/>
@@ -2804,6 +2986,7 @@
         <w:keepNext/>
         <w:keepLines/>
         <w:spacing w:before="200" w:after="60"/>
+        <w:outlineLvl w:val="0"/>
         <w:pBdr>
           <w:bottom w:val="single" w:sz="6" w:space="4" w:color="CDD5DD"/>
         </w:pBdr>
@@ -2842,12 +3025,16 @@
         <w:gridCol w:w="2436"/>
       </w:tblGrid>
       <w:tr>
+        <w:trPr>
+          <w:tblHeader/>
+        </w:trPr>
         <w:tc>
           <w:tcPr>
             <w:tcW w:type="dxa" w:w="2436"/>
             <w:tcBorders>
               <w:bottom w:val="single" w:sz="12" w:space="0" w:color="20242C"/>
             </w:tcBorders>
+            <w:shd w:val="clear" w:color="auto" w:fill="F4F6F8"/>
           </w:tcPr>
           <w:p>
             <w:r/>
@@ -2869,6 +3056,7 @@
             <w:tcBorders>
               <w:bottom w:val="single" w:sz="12" w:space="0" w:color="20242C"/>
             </w:tcBorders>
+            <w:shd w:val="clear" w:color="auto" w:fill="F4F6F8"/>
           </w:tcPr>
           <w:p>
             <w:r/>
@@ -2890,6 +3078,7 @@
             <w:tcBorders>
               <w:bottom w:val="single" w:sz="12" w:space="0" w:color="20242C"/>
             </w:tcBorders>
+            <w:shd w:val="clear" w:color="auto" w:fill="F4F6F8"/>
           </w:tcPr>
           <w:p>
             <w:r/>
@@ -2911,6 +3100,7 @@
             <w:tcBorders>
               <w:bottom w:val="single" w:sz="12" w:space="0" w:color="20242C"/>
             </w:tcBorders>
+            <w:shd w:val="clear" w:color="auto" w:fill="F4F6F8"/>
           </w:tcPr>
           <w:p>
             <w:r/>
@@ -2928,6 +3118,9 @@
         </w:tc>
       </w:tr>
       <w:tr>
+        <w:trPr>
+          <w:cantSplit/>
+        </w:trPr>
         <w:tc>
           <w:tcPr>
             <w:tcW w:type="dxa" w:w="2436"/>
@@ -3010,6 +3203,9 @@
         </w:tc>
       </w:tr>
       <w:tr>
+        <w:trPr>
+          <w:cantSplit/>
+        </w:trPr>
         <w:tc>
           <w:tcPr>
             <w:tcW w:type="dxa" w:w="2436"/>
@@ -3092,6 +3288,9 @@
         </w:tc>
       </w:tr>
       <w:tr>
+        <w:trPr>
+          <w:cantSplit/>
+        </w:trPr>
         <w:tc>
           <w:tcPr>
             <w:tcW w:type="dxa" w:w="2436"/>
@@ -3174,6 +3373,9 @@
         </w:tc>
       </w:tr>
       <w:tr>
+        <w:trPr>
+          <w:cantSplit/>
+        </w:trPr>
         <w:tc>
           <w:tcPr>
             <w:tcW w:type="dxa" w:w="2436"/>
@@ -3256,6 +3458,9 @@
         </w:tc>
       </w:tr>
       <w:tr>
+        <w:trPr>
+          <w:cantSplit/>
+        </w:trPr>
         <w:tc>
           <w:tcPr>
             <w:tcW w:type="dxa" w:w="2436"/>
@@ -3338,6 +3543,9 @@
         </w:tc>
       </w:tr>
       <w:tr>
+        <w:trPr>
+          <w:cantSplit/>
+        </w:trPr>
         <w:tc>
           <w:tcPr>
             <w:tcW w:type="dxa" w:w="2436"/>
@@ -3420,6 +3628,9 @@
         </w:tc>
       </w:tr>
       <w:tr>
+        <w:trPr>
+          <w:cantSplit/>
+        </w:trPr>
         <w:tc>
           <w:tcPr>
             <w:tcW w:type="dxa" w:w="2436"/>
@@ -3521,6 +3732,7 @@
         <w:keepNext/>
         <w:keepLines/>
         <w:spacing w:before="200" w:after="60"/>
+        <w:outlineLvl w:val="0"/>
         <w:pBdr>
           <w:bottom w:val="single" w:sz="6" w:space="4" w:color="CDD5DD"/>
         </w:pBdr>
@@ -3589,12 +3801,16 @@
         <w:gridCol w:w="4873"/>
       </w:tblGrid>
       <w:tr>
+        <w:trPr>
+          <w:tblHeader/>
+        </w:trPr>
         <w:tc>
           <w:tcPr>
             <w:tcW w:type="dxa" w:w="4873"/>
             <w:tcBorders>
               <w:bottom w:val="single" w:sz="12" w:space="0" w:color="20242C"/>
             </w:tcBorders>
+            <w:shd w:val="clear" w:color="auto" w:fill="F4F6F8"/>
           </w:tcPr>
           <w:p>
             <w:r/>
@@ -3616,6 +3832,7 @@
             <w:tcBorders>
               <w:bottom w:val="single" w:sz="12" w:space="0" w:color="20242C"/>
             </w:tcBorders>
+            <w:shd w:val="clear" w:color="auto" w:fill="F4F6F8"/>
           </w:tcPr>
           <w:p>
             <w:r/>
@@ -3633,6 +3850,9 @@
         </w:tc>
       </w:tr>
       <w:tr>
+        <w:trPr>
+          <w:cantSplit/>
+        </w:trPr>
         <w:tc>
           <w:tcPr>
             <w:tcW w:type="dxa" w:w="4873"/>
@@ -3675,6 +3895,9 @@
         </w:tc>
       </w:tr>
       <w:tr>
+        <w:trPr>
+          <w:cantSplit/>
+        </w:trPr>
         <w:tc>
           <w:tcPr>
             <w:tcW w:type="dxa" w:w="4873"/>
@@ -3717,6 +3940,9 @@
         </w:tc>
       </w:tr>
       <w:tr>
+        <w:trPr>
+          <w:cantSplit/>
+        </w:trPr>
         <w:tc>
           <w:tcPr>
             <w:tcW w:type="dxa" w:w="4873"/>
@@ -3759,6 +3985,9 @@
         </w:tc>
       </w:tr>
       <w:tr>
+        <w:trPr>
+          <w:cantSplit/>
+        </w:trPr>
         <w:tc>
           <w:tcPr>
             <w:tcW w:type="dxa" w:w="4873"/>
@@ -3819,6 +4048,9 @@
         </w:tc>
       </w:tr>
       <w:tr>
+        <w:trPr>
+          <w:cantSplit/>
+        </w:trPr>
         <w:tc>
           <w:tcPr>
             <w:tcW w:type="dxa" w:w="4873"/>
@@ -3947,6 +4179,7 @@
         <w:keepNext/>
         <w:keepLines/>
         <w:spacing w:before="200" w:after="60"/>
+        <w:outlineLvl w:val="0"/>
         <w:pBdr>
           <w:bottom w:val="single" w:sz="6" w:space="4" w:color="CDD5DD"/>
         </w:pBdr>
@@ -4027,6 +4260,7 @@
         <w:keepNext/>
         <w:keepLines/>
         <w:spacing w:before="200" w:after="60"/>
+        <w:outlineLvl w:val="0"/>
         <w:pBdr>
           <w:bottom w:val="single" w:sz="6" w:space="4" w:color="CDD5DD"/>
         </w:pBdr>
@@ -4200,6 +4434,7 @@
         <w:keepNext/>
         <w:keepLines/>
         <w:spacing w:before="200" w:after="60"/>
+        <w:outlineLvl w:val="0"/>
         <w:pBdr>
           <w:bottom w:val="single" w:sz="6" w:space="4" w:color="CDD5DD"/>
         </w:pBdr>
@@ -4631,7 +4866,6 @@
     </w:p>
     <w:p>
       <w:pPr>
-        <w:keepLines/>
         <w:spacing w:before="80" w:after="120"/>
         <w:ind w:left="113"/>
         <w:pBdr>
@@ -4888,6 +5122,7 @@
         <w:keepNext/>
         <w:keepLines/>
         <w:spacing w:before="200" w:after="60"/>
+        <w:outlineLvl w:val="0"/>
         <w:pBdr>
           <w:bottom w:val="single" w:sz="6" w:space="4" w:color="CDD5DD"/>
         </w:pBdr>
@@ -4959,6 +5194,7 @@
         <w:keepNext/>
         <w:keepLines/>
         <w:spacing w:before="200" w:after="60"/>
+        <w:outlineLvl w:val="0"/>
         <w:pBdr>
           <w:bottom w:val="single" w:sz="6" w:space="4" w:color="CDD5DD"/>
         </w:pBdr>
@@ -5086,6 +5322,7 @@
       </w:r>
     </w:p>
     <w:sectPr>
+      <w:footerReference w:type="default" r:id="rId9"/>
       <w:pgSz w:w="12240" w:h="15840"/>
       <w:pgMar w:top="1134" w:right="1247" w:bottom="1134" w:left="1247" w:header="720" w:footer="720" w:gutter="0"/>
       <w:cols w:space="720"/>
@@ -5093,6 +5330,76 @@
     </w:sectPr>
   </w:body>
 </w:document>
+</file>
+
+<file path=word/footer1.xml><?xml version="1.0" encoding="utf-8"?>
+<w:ftr xmlns:m="http://schemas.openxmlformats.org/officeDocument/2006/math" xmlns:mc="http://schemas.openxmlformats.org/markup-compatibility/2006" xmlns:mo="http://schemas.microsoft.com/office/mac/office/2008/main" xmlns:mv="urn:schemas-microsoft-com:mac:vml" xmlns:o="urn:schemas-microsoft-com:office:office" xmlns:r="http://schemas.openxmlformats.org/officeDocument/2006/relationships" xmlns:v="urn:schemas-microsoft-com:vml" xmlns:w10="urn:schemas-microsoft-com:office:word" xmlns:w14="http://schemas.microsoft.com/office/word/2010/wordml" xmlns:w="http://schemas.openxmlformats.org/wordprocessingml/2006/main" xmlns:wne="http://schemas.microsoft.com/office/word/2006/wordml" xmlns:wp14="http://schemas.microsoft.com/office/word/2010/wordprocessingDrawing" xmlns:wp="http://schemas.openxmlformats.org/drawingml/2006/wordprocessingDrawing" xmlns:wpc="http://schemas.microsoft.com/office/word/2010/wordprocessingCanvas" xmlns:wpg="http://schemas.microsoft.com/office/word/2010/wordprocessingGroup" xmlns:wpi="http://schemas.microsoft.com/office/word/2010/wordprocessingInk" xmlns:wps="http://schemas.microsoft.com/office/word/2010/wordprocessingShape" mc:Ignorable="w14 wp14">
+  <w:p>
+    <w:pPr>
+      <w:pBdr>
+        <w:top w:val="single" w:sz="4" w:space="4" w:color="CDD5DD"/>
+      </w:pBdr>
+      <w:tabs>
+        <w:tab w:pos="9746" w:val="right"/>
+      </w:tabs>
+    </w:pPr>
+    <w:r>
+      <w:rPr>
+        <w:rFonts w:ascii="BIZ UDPGothic" w:hAnsi="BIZ UDPGothic" w:eastAsia="BIZ UDPGothic"/>
+        <w:b w:val="0"/>
+        <w:i w:val="0"/>
+        <w:color w:val="606874"/>
+        <w:sz w:val="16"/>
+      </w:rPr>
+      <w:t>PdfToSvg 詳細設計書　v1.0</w:t>
+    </w:r>
+    <w:r>
+      <w:tab/>
+    </w:r>
+    <w:r>
+      <w:fldChar w:fldCharType="begin"/>
+    </w:r>
+    <w:r>
+      <w:rPr>
+        <w:rFonts w:ascii="BIZ UDGothic" w:hAnsi="BIZ UDGothic" w:eastAsia="BIZ UDGothic"/>
+        <w:b w:val="0"/>
+        <w:i w:val="0"/>
+        <w:color w:val="606874"/>
+        <w:sz w:val="16"/>
+      </w:rPr>
+      <w:instrText xml:space="preserve"> PAGE </w:instrText>
+    </w:r>
+    <w:r>
+      <w:fldChar w:fldCharType="end"/>
+    </w:r>
+    <w:r>
+      <w:rPr>
+        <w:rFonts w:ascii="BIZ UDGothic" w:hAnsi="BIZ UDGothic" w:eastAsia="BIZ UDGothic"/>
+        <w:b w:val="0"/>
+        <w:i w:val="0"/>
+        <w:color w:val="606874"/>
+        <w:sz w:val="16"/>
+      </w:rPr>
+      <w:t xml:space="preserve"> / </w:t>
+    </w:r>
+    <w:r>
+      <w:fldChar w:fldCharType="begin"/>
+    </w:r>
+    <w:r>
+      <w:rPr>
+        <w:rFonts w:ascii="BIZ UDGothic" w:hAnsi="BIZ UDGothic" w:eastAsia="BIZ UDGothic"/>
+        <w:b w:val="0"/>
+        <w:i w:val="0"/>
+        <w:color w:val="606874"/>
+        <w:sz w:val="16"/>
+      </w:rPr>
+      <w:instrText xml:space="preserve"> NUMPAGES </w:instrText>
+    </w:r>
+    <w:r>
+      <w:fldChar w:fldCharType="end"/>
+    </w:r>
+  </w:p>
+</w:ftr>
 </file>
 
 <file path=word/numbering.xml><?xml version="1.0" encoding="utf-8"?>

--- a/docs/pdf-to-svg/PdfToSvg_設計書.docx
+++ b/docs/pdf-to-svg/PdfToSvg_設計書.docx
@@ -58,6 +58,463 @@
           <w:sz w:val="20"/>
         </w:rPr>
         <w:t>PDF → 編集可能 SVG 変換ツール ／ エンジニア向け（保守・改修用）</w:t>
+      </w:r>
+    </w:p>
+    <w:p>
+      <w:pPr>
+        <w:spacing w:before="200" w:after="120"/>
+        <w:pBdr>
+          <w:bottom w:val="single" w:sz="6" w:space="4" w:color="CDD5DD"/>
+        </w:pBdr>
+      </w:pPr>
+      <w:r>
+        <w:rPr>
+          <w:rFonts w:ascii="BIZ UDPGothic" w:hAnsi="BIZ UDPGothic" w:eastAsia="BIZ UDPGothic"/>
+          <w:b/>
+          <w:i w:val="0"/>
+          <w:color w:val="20242C"/>
+          <w:sz w:val="30"/>
+        </w:rPr>
+        <w:t>目次</w:t>
+      </w:r>
+    </w:p>
+    <w:p>
+      <w:pPr>
+        <w:spacing w:after="40"/>
+      </w:pPr>
+      <w:r>
+        <w:rPr>
+          <w:rFonts w:ascii="BIZ UDGothic" w:hAnsi="BIZ UDGothic" w:eastAsia="BIZ UDGothic"/>
+          <w:b/>
+          <w:i w:val="0"/>
+          <w:color w:val="1F5C99"/>
+          <w:sz w:val="21"/>
+        </w:rPr>
+        <w:t xml:space="preserve">1. </w:t>
+      </w:r>
+      <w:r>
+        <w:rPr>
+          <w:rFonts w:ascii="BIZ UDPGothic" w:hAnsi="BIZ UDPGothic" w:eastAsia="BIZ UDPGothic"/>
+          <w:b/>
+          <w:i w:val="0"/>
+          <w:color w:val="20242C"/>
+          <w:sz w:val="21"/>
+        </w:rPr>
+        <w:t>概要・目的</w:t>
+      </w:r>
+    </w:p>
+    <w:p>
+      <w:pPr>
+        <w:spacing w:after="40"/>
+        <w:ind w:left="283"/>
+      </w:pPr>
+      <w:r>
+        <w:rPr>
+          <w:rFonts w:ascii="BIZ UDGothic" w:hAnsi="BIZ UDGothic" w:eastAsia="BIZ UDGothic"/>
+          <w:b w:val="0"/>
+          <w:i w:val="0"/>
+          <w:color w:val="606874"/>
+          <w:sz w:val="19"/>
+        </w:rPr>
+        <w:t xml:space="preserve">1.1 </w:t>
+      </w:r>
+      <w:r>
+        <w:rPr>
+          <w:rFonts w:ascii="BIZ UDPGothic" w:hAnsi="BIZ UDPGothic" w:eastAsia="BIZ UDPGothic"/>
+          <w:b w:val="0"/>
+          <w:i w:val="0"/>
+          <w:color w:val="606874"/>
+          <w:sz w:val="19"/>
+        </w:rPr>
+        <w:t>動作環境</w:t>
+      </w:r>
+    </w:p>
+    <w:p>
+      <w:pPr>
+        <w:spacing w:after="40"/>
+      </w:pPr>
+      <w:r>
+        <w:rPr>
+          <w:rFonts w:ascii="BIZ UDGothic" w:hAnsi="BIZ UDGothic" w:eastAsia="BIZ UDGothic"/>
+          <w:b/>
+          <w:i w:val="0"/>
+          <w:color w:val="1F5C99"/>
+          <w:sz w:val="21"/>
+        </w:rPr>
+        <w:t xml:space="preserve">2. </w:t>
+      </w:r>
+      <w:r>
+        <w:rPr>
+          <w:rFonts w:ascii="BIZ UDPGothic" w:hAnsi="BIZ UDPGothic" w:eastAsia="BIZ UDPGothic"/>
+          <w:b/>
+          <w:i w:val="0"/>
+          <w:color w:val="20242C"/>
+          <w:sz w:val="21"/>
+        </w:rPr>
+        <w:t>アーキテクチャ</w:t>
+      </w:r>
+    </w:p>
+    <w:p>
+      <w:pPr>
+        <w:spacing w:after="40"/>
+        <w:ind w:left="283"/>
+      </w:pPr>
+      <w:r>
+        <w:rPr>
+          <w:rFonts w:ascii="BIZ UDGothic" w:hAnsi="BIZ UDGothic" w:eastAsia="BIZ UDGothic"/>
+          <w:b w:val="0"/>
+          <w:i w:val="0"/>
+          <w:color w:val="606874"/>
+          <w:sz w:val="19"/>
+        </w:rPr>
+        <w:t xml:space="preserve">2.1 </w:t>
+      </w:r>
+      <w:r>
+        <w:rPr>
+          <w:rFonts w:ascii="BIZ UDPGothic" w:hAnsi="BIZ UDPGothic" w:eastAsia="BIZ UDPGothic"/>
+          <w:b w:val="0"/>
+          <w:i w:val="0"/>
+          <w:color w:val="606874"/>
+          <w:sz w:val="19"/>
+        </w:rPr>
+        <w:t>代表的な操作の流れ（用語置換）</w:t>
+      </w:r>
+    </w:p>
+    <w:p>
+      <w:pPr>
+        <w:spacing w:after="40"/>
+      </w:pPr>
+      <w:r>
+        <w:rPr>
+          <w:rFonts w:ascii="BIZ UDGothic" w:hAnsi="BIZ UDGothic" w:eastAsia="BIZ UDGothic"/>
+          <w:b/>
+          <w:i w:val="0"/>
+          <w:color w:val="1F5C99"/>
+          <w:sz w:val="21"/>
+        </w:rPr>
+        <w:t xml:space="preserve">3. </w:t>
+      </w:r>
+      <w:r>
+        <w:rPr>
+          <w:rFonts w:ascii="BIZ UDPGothic" w:hAnsi="BIZ UDPGothic" w:eastAsia="BIZ UDPGothic"/>
+          <w:b/>
+          <w:i w:val="0"/>
+          <w:color w:val="20242C"/>
+          <w:sz w:val="21"/>
+        </w:rPr>
+        <w:t>モジュール構成</w:t>
+      </w:r>
+    </w:p>
+    <w:p>
+      <w:pPr>
+        <w:spacing w:after="40"/>
+        <w:ind w:left="283"/>
+      </w:pPr>
+      <w:r>
+        <w:rPr>
+          <w:rFonts w:ascii="BIZ UDGothic" w:hAnsi="BIZ UDGothic" w:eastAsia="BIZ UDGothic"/>
+          <w:b w:val="0"/>
+          <w:i w:val="0"/>
+          <w:color w:val="606874"/>
+          <w:sz w:val="19"/>
+        </w:rPr>
+        <w:t xml:space="preserve">3.1 </w:t>
+      </w:r>
+      <w:r>
+        <w:rPr>
+          <w:rFonts w:ascii="BIZ UDPGothic" w:hAnsi="BIZ UDPGothic" w:eastAsia="BIZ UDPGothic"/>
+          <w:b w:val="0"/>
+          <w:i w:val="0"/>
+          <w:color w:val="606874"/>
+          <w:sz w:val="19"/>
+        </w:rPr>
+        <w:t>HTTP エンドポイント</w:t>
+      </w:r>
+    </w:p>
+    <w:p>
+      <w:pPr>
+        <w:spacing w:after="40"/>
+        <w:ind w:left="283"/>
+      </w:pPr>
+      <w:r>
+        <w:rPr>
+          <w:rFonts w:ascii="BIZ UDGothic" w:hAnsi="BIZ UDGothic" w:eastAsia="BIZ UDGothic"/>
+          <w:b w:val="0"/>
+          <w:i w:val="0"/>
+          <w:color w:val="606874"/>
+          <w:sz w:val="19"/>
+        </w:rPr>
+        <w:t xml:space="preserve">3.2 </w:t>
+      </w:r>
+      <w:r>
+        <w:rPr>
+          <w:rFonts w:ascii="BIZ UDPGothic" w:hAnsi="BIZ UDPGothic" w:eastAsia="BIZ UDPGothic"/>
+          <w:b w:val="0"/>
+          <w:i w:val="0"/>
+          <w:color w:val="606874"/>
+          <w:sz w:val="19"/>
+        </w:rPr>
+        <w:t>主な RPC メソッド</w:t>
+      </w:r>
+    </w:p>
+    <w:p>
+      <w:pPr>
+        <w:spacing w:after="40"/>
+      </w:pPr>
+      <w:r>
+        <w:rPr>
+          <w:rFonts w:ascii="BIZ UDGothic" w:hAnsi="BIZ UDGothic" w:eastAsia="BIZ UDGothic"/>
+          <w:b/>
+          <w:i w:val="0"/>
+          <w:color w:val="1F5C99"/>
+          <w:sz w:val="21"/>
+        </w:rPr>
+        <w:t xml:space="preserve">4. </w:t>
+      </w:r>
+      <w:r>
+        <w:rPr>
+          <w:rFonts w:ascii="BIZ UDPGothic" w:hAnsi="BIZ UDPGothic" w:eastAsia="BIZ UDPGothic"/>
+          <w:b/>
+          <w:i w:val="0"/>
+          <w:color w:val="20242C"/>
+          <w:sz w:val="21"/>
+        </w:rPr>
+        <w:t>技術スタック・依存</w:t>
+      </w:r>
+    </w:p>
+    <w:p>
+      <w:pPr>
+        <w:spacing w:after="40"/>
+      </w:pPr>
+      <w:r>
+        <w:rPr>
+          <w:rFonts w:ascii="BIZ UDGothic" w:hAnsi="BIZ UDGothic" w:eastAsia="BIZ UDGothic"/>
+          <w:b/>
+          <w:i w:val="0"/>
+          <w:color w:val="1F5C99"/>
+          <w:sz w:val="21"/>
+        </w:rPr>
+        <w:t xml:space="preserve">5. </w:t>
+      </w:r>
+      <w:r>
+        <w:rPr>
+          <w:rFonts w:ascii="BIZ UDPGothic" w:hAnsi="BIZ UDPGothic" w:eastAsia="BIZ UDPGothic"/>
+          <w:b/>
+          <w:i w:val="0"/>
+          <w:color w:val="20242C"/>
+          <w:sz w:val="21"/>
+        </w:rPr>
+        <w:t>データ・設定・フォント</w:t>
+      </w:r>
+    </w:p>
+    <w:p>
+      <w:pPr>
+        <w:spacing w:after="40"/>
+        <w:ind w:left="283"/>
+      </w:pPr>
+      <w:r>
+        <w:rPr>
+          <w:rFonts w:ascii="BIZ UDGothic" w:hAnsi="BIZ UDGothic" w:eastAsia="BIZ UDGothic"/>
+          <w:b w:val="0"/>
+          <w:i w:val="0"/>
+          <w:color w:val="606874"/>
+          <w:sz w:val="19"/>
+        </w:rPr>
+        <w:t xml:space="preserve">5.1 </w:t>
+      </w:r>
+      <w:r>
+        <w:rPr>
+          <w:rFonts w:ascii="BIZ UDPGothic" w:hAnsi="BIZ UDPGothic" w:eastAsia="BIZ UDPGothic"/>
+          <w:b w:val="0"/>
+          <w:i w:val="0"/>
+          <w:color w:val="606874"/>
+          <w:sz w:val="19"/>
+        </w:rPr>
+        <w:t>データ・設定</w:t>
+      </w:r>
+    </w:p>
+    <w:p>
+      <w:pPr>
+        <w:spacing w:after="40"/>
+        <w:ind w:left="283"/>
+      </w:pPr>
+      <w:r>
+        <w:rPr>
+          <w:rFonts w:ascii="BIZ UDGothic" w:hAnsi="BIZ UDGothic" w:eastAsia="BIZ UDGothic"/>
+          <w:b w:val="0"/>
+          <w:i w:val="0"/>
+          <w:color w:val="606874"/>
+          <w:sz w:val="19"/>
+        </w:rPr>
+        <w:t xml:space="preserve">5.2 </w:t>
+      </w:r>
+      <w:r>
+        <w:rPr>
+          <w:rFonts w:ascii="BIZ UDPGothic" w:hAnsi="BIZ UDPGothic" w:eastAsia="BIZ UDPGothic"/>
+          <w:b w:val="0"/>
+          <w:i w:val="0"/>
+          <w:color w:val="606874"/>
+          <w:sz w:val="19"/>
+        </w:rPr>
+        <w:t>フォント</w:t>
+      </w:r>
+    </w:p>
+    <w:p>
+      <w:pPr>
+        <w:spacing w:after="40"/>
+      </w:pPr>
+      <w:r>
+        <w:rPr>
+          <w:rFonts w:ascii="BIZ UDGothic" w:hAnsi="BIZ UDGothic" w:eastAsia="BIZ UDGothic"/>
+          <w:b/>
+          <w:i w:val="0"/>
+          <w:color w:val="1F5C99"/>
+          <w:sz w:val="21"/>
+        </w:rPr>
+        <w:t xml:space="preserve">6. </w:t>
+      </w:r>
+      <w:r>
+        <w:rPr>
+          <w:rFonts w:ascii="BIZ UDPGothic" w:hAnsi="BIZ UDPGothic" w:eastAsia="BIZ UDPGothic"/>
+          <w:b/>
+          <w:i w:val="0"/>
+          <w:color w:val="20242C"/>
+          <w:sz w:val="21"/>
+        </w:rPr>
+        <w:t>ビルド・配布と起動ライフサイクル</w:t>
+      </w:r>
+    </w:p>
+    <w:p>
+      <w:pPr>
+        <w:spacing w:after="40"/>
+        <w:ind w:left="283"/>
+      </w:pPr>
+      <w:r>
+        <w:rPr>
+          <w:rFonts w:ascii="BIZ UDGothic" w:hAnsi="BIZ UDGothic" w:eastAsia="BIZ UDGothic"/>
+          <w:b w:val="0"/>
+          <w:i w:val="0"/>
+          <w:color w:val="606874"/>
+          <w:sz w:val="19"/>
+        </w:rPr>
+        <w:t xml:space="preserve">6.1 </w:t>
+      </w:r>
+      <w:r>
+        <w:rPr>
+          <w:rFonts w:ascii="BIZ UDPGothic" w:hAnsi="BIZ UDPGothic" w:eastAsia="BIZ UDPGothic"/>
+          <w:b w:val="0"/>
+          <w:i w:val="0"/>
+          <w:color w:val="606874"/>
+          <w:sz w:val="19"/>
+        </w:rPr>
+        <w:t>ビルド・配布</w:t>
+      </w:r>
+    </w:p>
+    <w:p>
+      <w:pPr>
+        <w:spacing w:after="40"/>
+        <w:ind w:left="283"/>
+      </w:pPr>
+      <w:r>
+        <w:rPr>
+          <w:rFonts w:ascii="BIZ UDGothic" w:hAnsi="BIZ UDGothic" w:eastAsia="BIZ UDGothic"/>
+          <w:b w:val="0"/>
+          <w:i w:val="0"/>
+          <w:color w:val="606874"/>
+          <w:sz w:val="19"/>
+        </w:rPr>
+        <w:t xml:space="preserve">6.2 </w:t>
+      </w:r>
+      <w:r>
+        <w:rPr>
+          <w:rFonts w:ascii="BIZ UDPGothic" w:hAnsi="BIZ UDPGothic" w:eastAsia="BIZ UDPGothic"/>
+          <w:b w:val="0"/>
+          <w:i w:val="0"/>
+          <w:color w:val="606874"/>
+          <w:sz w:val="19"/>
+        </w:rPr>
+        <w:t>起動ライフサイクル</w:t>
+      </w:r>
+    </w:p>
+    <w:p>
+      <w:pPr>
+        <w:spacing w:after="40"/>
+        <w:ind w:left="283"/>
+      </w:pPr>
+      <w:r>
+        <w:rPr>
+          <w:rFonts w:ascii="BIZ UDGothic" w:hAnsi="BIZ UDGothic" w:eastAsia="BIZ UDGothic"/>
+          <w:b w:val="0"/>
+          <w:i w:val="0"/>
+          <w:color w:val="606874"/>
+          <w:sz w:val="19"/>
+        </w:rPr>
+        <w:t xml:space="preserve">6.3 </w:t>
+      </w:r>
+      <w:r>
+        <w:rPr>
+          <w:rFonts w:ascii="BIZ UDPGothic" w:hAnsi="BIZ UDPGothic" w:eastAsia="BIZ UDPGothic"/>
+          <w:b w:val="0"/>
+          <w:i w:val="0"/>
+          <w:color w:val="606874"/>
+          <w:sz w:val="19"/>
+        </w:rPr>
+        <w:t>VDI/リモートデスクトップ対応</w:t>
+      </w:r>
+    </w:p>
+    <w:p>
+      <w:pPr>
+        <w:spacing w:after="40"/>
+      </w:pPr>
+      <w:r>
+        <w:rPr>
+          <w:rFonts w:ascii="BIZ UDGothic" w:hAnsi="BIZ UDGothic" w:eastAsia="BIZ UDGothic"/>
+          <w:b/>
+          <w:i w:val="0"/>
+          <w:color w:val="1F5C99"/>
+          <w:sz w:val="21"/>
+        </w:rPr>
+        <w:t xml:space="preserve">7. </w:t>
+      </w:r>
+      <w:r>
+        <w:rPr>
+          <w:rFonts w:ascii="BIZ UDPGothic" w:hAnsi="BIZ UDPGothic" w:eastAsia="BIZ UDPGothic"/>
+          <w:b/>
+          <w:i w:val="0"/>
+          <w:color w:val="20242C"/>
+          <w:sz w:val="21"/>
+        </w:rPr>
+        <w:t>テスト</w:t>
+      </w:r>
+    </w:p>
+    <w:p>
+      <w:pPr>
+        <w:spacing w:after="40"/>
+      </w:pPr>
+      <w:r>
+        <w:rPr>
+          <w:rFonts w:ascii="BIZ UDGothic" w:hAnsi="BIZ UDGothic" w:eastAsia="BIZ UDGothic"/>
+          <w:b/>
+          <w:i w:val="0"/>
+          <w:color w:val="1F5C99"/>
+          <w:sz w:val="21"/>
+        </w:rPr>
+        <w:t xml:space="preserve">8. </w:t>
+      </w:r>
+      <w:r>
+        <w:rPr>
+          <w:rFonts w:ascii="BIZ UDPGothic" w:hAnsi="BIZ UDPGothic" w:eastAsia="BIZ UDPGothic"/>
+          <w:b/>
+          <w:i w:val="0"/>
+          <w:color w:val="20242C"/>
+          <w:sz w:val="21"/>
+        </w:rPr>
+        <w:t>ライセンス上の注意</w:t>
+      </w:r>
+    </w:p>
+    <w:p>
+      <w:r>
+        <w:br w:type="page"/>
       </w:r>
     </w:p>
     <w:p>
@@ -246,11 +703,8 @@
       <w:pPr>
         <w:keepNext/>
         <w:keepLines/>
-        <w:spacing w:before="200" w:after="60"/>
-        <w:outlineLvl w:val="0"/>
-        <w:pBdr>
-          <w:bottom w:val="single" w:sz="6" w:space="4" w:color="CDD5DD"/>
-        </w:pBdr>
+        <w:spacing w:before="140" w:after="60"/>
+        <w:outlineLvl w:val="1"/>
       </w:pPr>
       <w:r>
         <w:rPr>
@@ -258,9 +712,9 @@
           <w:b/>
           <w:i w:val="0"/>
           <w:color w:val="1F5C99"/>
-          <w:sz w:val="30"/>
+          <w:sz w:val="26"/>
         </w:rPr>
-        <w:t xml:space="preserve">2. </w:t>
+        <w:t xml:space="preserve">1.1 </w:t>
       </w:r>
       <w:r>
         <w:rPr>
@@ -268,7 +722,7 @@
           <w:b/>
           <w:i w:val="0"/>
           <w:color w:val="20242C"/>
-          <w:sz w:val="30"/>
+          <w:sz w:val="26"/>
         </w:rPr>
         <w:t>動作環境</w:t>
       </w:r>
@@ -576,6 +1030,7 @@
       <w:pPr>
         <w:keepNext/>
         <w:keepLines/>
+        <w:pageBreakBefore/>
         <w:spacing w:before="200" w:after="60"/>
         <w:outlineLvl w:val="0"/>
         <w:pBdr>
@@ -590,7 +1045,7 @@
           <w:color w:val="1F5C99"/>
           <w:sz w:val="30"/>
         </w:rPr>
-        <w:t xml:space="preserve">3. </w:t>
+        <w:t xml:space="preserve">2. </w:t>
       </w:r>
       <w:r>
         <w:rPr>
@@ -688,16 +1143,30 @@
     </w:p>
     <w:p>
       <w:pPr>
-        <w:spacing w:after="80"/>
+        <w:keepNext/>
+        <w:keepLines/>
+        <w:spacing w:before="140" w:after="60"/>
+        <w:outlineLvl w:val="1"/>
       </w:pPr>
       <w:r>
         <w:rPr>
+          <w:rFonts w:ascii="BIZ UDGothic" w:hAnsi="BIZ UDGothic" w:eastAsia="BIZ UDGothic"/>
+          <w:b/>
+          <w:i w:val="0"/>
+          <w:color w:val="1F5C99"/>
+          <w:sz w:val="26"/>
+        </w:rPr>
+        <w:t xml:space="preserve">2.1 </w:t>
+      </w:r>
+      <w:r>
+        <w:rPr>
           <w:rFonts w:ascii="BIZ UDPGothic" w:hAnsi="BIZ UDPGothic" w:eastAsia="BIZ UDPGothic"/>
-          <w:b w:val="0"/>
+          <w:b/>
           <w:i w:val="0"/>
-          <w:sz w:val="21"/>
+          <w:color w:val="20242C"/>
+          <w:sz w:val="26"/>
         </w:rPr>
-        <w:t>代表的な操作の流れ（用語置換）:</w:t>
+        <w:t>代表的な操作の流れ（用語置換）</w:t>
       </w:r>
     </w:p>
     <w:p>
@@ -921,6 +1390,7 @@
       <w:pPr>
         <w:keepNext/>
         <w:keepLines/>
+        <w:pageBreakBefore/>
         <w:spacing w:before="200" w:after="60"/>
         <w:outlineLvl w:val="0"/>
         <w:pBdr>
@@ -935,7 +1405,7 @@
           <w:color w:val="1F5C99"/>
           <w:sz w:val="30"/>
         </w:rPr>
-        <w:t xml:space="preserve">4. </w:t>
+        <w:t xml:space="preserve">3. </w:t>
       </w:r>
       <w:r>
         <w:rPr>
@@ -1910,7 +2380,7 @@
           <w:color w:val="1F5C99"/>
           <w:sz w:val="26"/>
         </w:rPr>
-        <w:t xml:space="preserve">4.1 </w:t>
+        <w:t xml:space="preserve">3.1 </w:t>
       </w:r>
       <w:r>
         <w:rPr>
@@ -2264,7 +2734,7 @@
           <w:color w:val="1F5C99"/>
           <w:sz w:val="26"/>
         </w:rPr>
-        <w:t xml:space="preserve">4.2 </w:t>
+        <w:t xml:space="preserve">3.2 </w:t>
       </w:r>
       <w:r>
         <w:rPr>
@@ -2985,6 +3455,7 @@
       <w:pPr>
         <w:keepNext/>
         <w:keepLines/>
+        <w:pageBreakBefore/>
         <w:spacing w:before="200" w:after="60"/>
         <w:outlineLvl w:val="0"/>
         <w:pBdr>
@@ -2999,7 +3470,7 @@
           <w:color w:val="1F5C99"/>
           <w:sz w:val="30"/>
         </w:rPr>
-        <w:t xml:space="preserve">5. </w:t>
+        <w:t xml:space="preserve">4. </w:t>
       </w:r>
       <w:r>
         <w:rPr>
@@ -3731,6 +4202,7 @@
       <w:pPr>
         <w:keepNext/>
         <w:keepLines/>
+        <w:pageBreakBefore/>
         <w:spacing w:before="200" w:after="60"/>
         <w:outlineLvl w:val="0"/>
         <w:pBdr>
@@ -3745,7 +4217,7 @@
           <w:color w:val="1F5C99"/>
           <w:sz w:val="30"/>
         </w:rPr>
-        <w:t xml:space="preserve">6. </w:t>
+        <w:t xml:space="preserve">5. </w:t>
       </w:r>
       <w:r>
         <w:rPr>
@@ -3754,6 +4226,48 @@
           <w:i w:val="0"/>
           <w:color w:val="20242C"/>
           <w:sz w:val="30"/>
+        </w:rPr>
+        <w:t>データ・設定・フォント</w:t>
+      </w:r>
+    </w:p>
+    <w:p>
+      <w:pPr>
+        <w:spacing w:after="80"/>
+      </w:pPr>
+      <w:r>
+        <w:rPr>
+          <w:rFonts w:ascii="BIZ UDPGothic" w:hAnsi="BIZ UDPGothic" w:eastAsia="BIZ UDPGothic"/>
+          <w:b w:val="0"/>
+          <w:i w:val="0"/>
+          <w:sz w:val="21"/>
+        </w:rPr>
+        <w:t>exe と一緒に持ち運ぶデータ（辞書・設定・ログ）と、同梱フォントの扱いを示す。</w:t>
+      </w:r>
+    </w:p>
+    <w:p>
+      <w:pPr>
+        <w:keepNext/>
+        <w:keepLines/>
+        <w:spacing w:before="140" w:after="60"/>
+        <w:outlineLvl w:val="1"/>
+      </w:pPr>
+      <w:r>
+        <w:rPr>
+          <w:rFonts w:ascii="BIZ UDGothic" w:hAnsi="BIZ UDGothic" w:eastAsia="BIZ UDGothic"/>
+          <w:b/>
+          <w:i w:val="0"/>
+          <w:color w:val="1F5C99"/>
+          <w:sz w:val="26"/>
+        </w:rPr>
+        <w:t xml:space="preserve">5.1 </w:t>
+      </w:r>
+      <w:r>
+        <w:rPr>
+          <w:rFonts w:ascii="BIZ UDPGothic" w:hAnsi="BIZ UDPGothic" w:eastAsia="BIZ UDPGothic"/>
+          <w:b/>
+          <w:i w:val="0"/>
+          <w:color w:val="20242C"/>
+          <w:sz w:val="26"/>
         </w:rPr>
         <w:t>データ・設定</w:t>
       </w:r>
@@ -4178,11 +4692,8 @@
       <w:pPr>
         <w:keepNext/>
         <w:keepLines/>
-        <w:spacing w:before="200" w:after="60"/>
-        <w:outlineLvl w:val="0"/>
-        <w:pBdr>
-          <w:bottom w:val="single" w:sz="6" w:space="4" w:color="CDD5DD"/>
-        </w:pBdr>
+        <w:spacing w:before="140" w:after="60"/>
+        <w:outlineLvl w:val="1"/>
       </w:pPr>
       <w:r>
         <w:rPr>
@@ -4190,9 +4701,9 @@
           <w:b/>
           <w:i w:val="0"/>
           <w:color w:val="1F5C99"/>
-          <w:sz w:val="30"/>
+          <w:sz w:val="26"/>
         </w:rPr>
-        <w:t xml:space="preserve">7. </w:t>
+        <w:t xml:space="preserve">5.2 </w:t>
       </w:r>
       <w:r>
         <w:rPr>
@@ -4200,7 +4711,7 @@
           <w:b/>
           <w:i w:val="0"/>
           <w:color w:val="20242C"/>
-          <w:sz w:val="30"/>
+          <w:sz w:val="26"/>
         </w:rPr>
         <w:t>フォント</w:t>
       </w:r>
@@ -4259,6 +4770,7 @@
       <w:pPr>
         <w:keepNext/>
         <w:keepLines/>
+        <w:pageBreakBefore/>
         <w:spacing w:before="200" w:after="60"/>
         <w:outlineLvl w:val="0"/>
         <w:pBdr>
@@ -4273,7 +4785,7 @@
           <w:color w:val="1F5C99"/>
           <w:sz w:val="30"/>
         </w:rPr>
-        <w:t xml:space="preserve">8. </w:t>
+        <w:t xml:space="preserve">6. </w:t>
       </w:r>
       <w:r>
         <w:rPr>
@@ -4282,6 +4794,48 @@
           <w:i w:val="0"/>
           <w:color w:val="20242C"/>
           <w:sz w:val="30"/>
+        </w:rPr>
+        <w:t>ビルド・配布と起動ライフサイクル</w:t>
+      </w:r>
+    </w:p>
+    <w:p>
+      <w:pPr>
+        <w:spacing w:after="80"/>
+      </w:pPr>
+      <w:r>
+        <w:rPr>
+          <w:rFonts w:ascii="BIZ UDPGothic" w:hAnsi="BIZ UDPGothic" w:eastAsia="BIZ UDPGothic"/>
+          <w:b w:val="0"/>
+          <w:i w:val="0"/>
+          <w:sz w:val="21"/>
+        </w:rPr>
+        <w:t>配布物の作り方と、exe 起動から終了までの流れ・VDI 環境での注意点を示す。</w:t>
+      </w:r>
+    </w:p>
+    <w:p>
+      <w:pPr>
+        <w:keepNext/>
+        <w:keepLines/>
+        <w:spacing w:before="140" w:after="60"/>
+        <w:outlineLvl w:val="1"/>
+      </w:pPr>
+      <w:r>
+        <w:rPr>
+          <w:rFonts w:ascii="BIZ UDGothic" w:hAnsi="BIZ UDGothic" w:eastAsia="BIZ UDGothic"/>
+          <w:b/>
+          <w:i w:val="0"/>
+          <w:color w:val="1F5C99"/>
+          <w:sz w:val="26"/>
+        </w:rPr>
+        <w:t xml:space="preserve">6.1 </w:t>
+      </w:r>
+      <w:r>
+        <w:rPr>
+          <w:rFonts w:ascii="BIZ UDPGothic" w:hAnsi="BIZ UDPGothic" w:eastAsia="BIZ UDPGothic"/>
+          <w:b/>
+          <w:i w:val="0"/>
+          <w:color w:val="20242C"/>
+          <w:sz w:val="26"/>
         </w:rPr>
         <w:t>ビルド・配布</w:t>
       </w:r>
@@ -4433,11 +4987,8 @@
       <w:pPr>
         <w:keepNext/>
         <w:keepLines/>
-        <w:spacing w:before="200" w:after="60"/>
-        <w:outlineLvl w:val="0"/>
-        <w:pBdr>
-          <w:bottom w:val="single" w:sz="6" w:space="4" w:color="CDD5DD"/>
-        </w:pBdr>
+        <w:spacing w:before="140" w:after="60"/>
+        <w:outlineLvl w:val="1"/>
       </w:pPr>
       <w:r>
         <w:rPr>
@@ -4445,9 +4996,9 @@
           <w:b/>
           <w:i w:val="0"/>
           <w:color w:val="1F5C99"/>
-          <w:sz w:val="30"/>
+          <w:sz w:val="26"/>
         </w:rPr>
-        <w:t xml:space="preserve">9. </w:t>
+        <w:t xml:space="preserve">6.2 </w:t>
       </w:r>
       <w:r>
         <w:rPr>
@@ -4455,7 +5006,7 @@
           <w:b/>
           <w:i w:val="0"/>
           <w:color w:val="20242C"/>
-          <w:sz w:val="30"/>
+          <w:sz w:val="26"/>
         </w:rPr>
         <w:t>起動ライフサイクル</w:t>
       </w:r>
@@ -4866,6 +5417,35 @@
     </w:p>
     <w:p>
       <w:pPr>
+        <w:keepNext/>
+        <w:keepLines/>
+        <w:spacing w:before="140" w:after="60"/>
+        <w:outlineLvl w:val="1"/>
+      </w:pPr>
+      <w:r>
+        <w:rPr>
+          <w:rFonts w:ascii="BIZ UDGothic" w:hAnsi="BIZ UDGothic" w:eastAsia="BIZ UDGothic"/>
+          <w:b/>
+          <w:i w:val="0"/>
+          <w:color w:val="1F5C99"/>
+          <w:sz w:val="26"/>
+        </w:rPr>
+        <w:t xml:space="preserve">6.3 </w:t>
+      </w:r>
+      <w:r>
+        <w:rPr>
+          <w:rFonts w:ascii="BIZ UDPGothic" w:hAnsi="BIZ UDPGothic" w:eastAsia="BIZ UDPGothic"/>
+          <w:b/>
+          <w:i w:val="0"/>
+          <w:color w:val="20242C"/>
+          <w:sz w:val="26"/>
+        </w:rPr>
+        <w:t>VDI/リモートデスクトップ対応</w:t>
+      </w:r>
+    </w:p>
+    <w:p>
+      <w:pPr>
+        <w:keepLines/>
         <w:spacing w:before="80" w:after="120"/>
         <w:ind w:left="113"/>
         <w:pBdr>
@@ -4880,16 +5460,7 @@
           <w:color w:val="1F5C99"/>
           <w:sz w:val="19"/>
         </w:rPr>
-        <w:t xml:space="preserve">INFO — </w:t>
-      </w:r>
-      <w:r>
-        <w:rPr>
-          <w:rFonts w:ascii="BIZ UDPGothic" w:hAnsi="BIZ UDPGothic" w:eastAsia="BIZ UDPGothic"/>
-          <w:b/>
-          <w:i w:val="0"/>
-          <w:sz w:val="20"/>
-        </w:rPr>
-        <w:t>VDI/リモートデスクトップ対応（重要）</w:t>
+        <w:t xml:space="preserve">注意 — </w:t>
       </w:r>
       <w:r>
         <w:rPr>
@@ -4898,14 +5469,28 @@
           <w:i w:val="0"/>
           <w:sz w:val="20"/>
         </w:rPr>
-        <w:t xml:space="preserve">: 当初は隔離 </w:t>
+        <w:t>VDI ではアプリ窓（Edge）の起動フラグ構成が安定性を左右する。本節の経緯を踏まえずに起動フラグを追加しないこと。</w:t>
+      </w:r>
+    </w:p>
+    <w:p>
+      <w:pPr>
+        <w:spacing w:after="80"/>
+      </w:pPr>
+      <w:r>
+        <w:rPr>
+          <w:rFonts w:ascii="BIZ UDPGothic" w:hAnsi="BIZ UDPGothic" w:eastAsia="BIZ UDPGothic"/>
+          <w:b w:val="0"/>
+          <w:i w:val="0"/>
+          <w:sz w:val="21"/>
+        </w:rPr>
+        <w:t xml:space="preserve">当初は隔離 </w:t>
       </w:r>
       <w:r>
         <w:rPr>
           <w:rFonts w:ascii="BIZ UDGothic" w:hAnsi="BIZ UDGothic" w:eastAsia="BIZ UDGothic"/>
           <w:b w:val="0"/>
           <w:i w:val="0"/>
-          <w:sz w:val="19"/>
+          <w:sz w:val="20"/>
         </w:rPr>
         <w:t>--user-data-dir</w:t>
       </w:r>
@@ -4914,7 +5499,7 @@
           <w:rFonts w:ascii="BIZ UDPGothic" w:hAnsi="BIZ UDPGothic" w:eastAsia="BIZ UDPGothic"/>
           <w:b w:val="0"/>
           <w:i w:val="0"/>
-          <w:sz w:val="20"/>
+          <w:sz w:val="21"/>
         </w:rPr>
         <w:t xml:space="preserve"> ＋ </w:t>
       </w:r>
@@ -4923,7 +5508,7 @@
           <w:rFonts w:ascii="BIZ UDGothic" w:hAnsi="BIZ UDGothic" w:eastAsia="BIZ UDGothic"/>
           <w:b w:val="0"/>
           <w:i w:val="0"/>
-          <w:sz w:val="19"/>
+          <w:sz w:val="20"/>
         </w:rPr>
         <w:t>--disable-gpu</w:t>
       </w:r>
@@ -4932,7 +5517,7 @@
           <w:rFonts w:ascii="BIZ UDPGothic" w:hAnsi="BIZ UDPGothic" w:eastAsia="BIZ UDPGothic"/>
           <w:b w:val="0"/>
           <w:i w:val="0"/>
-          <w:sz w:val="20"/>
+          <w:sz w:val="21"/>
         </w:rPr>
         <w:t>（ソフトウェア描画固定）で起動していたが、VDI ではこの非標準構成だと Edge のレンダラが不安定で</w:t>
       </w:r>
@@ -4941,7 +5526,7 @@
           <w:rFonts w:ascii="BIZ UDPGothic" w:hAnsi="BIZ UDPGothic" w:eastAsia="BIZ UDPGothic"/>
           <w:b/>
           <w:i w:val="0"/>
-          <w:sz w:val="20"/>
+          <w:sz w:val="21"/>
         </w:rPr>
         <w:t>アプリ窓がクラッシュ</w:t>
       </w:r>
@@ -4950,7 +5535,7 @@
           <w:rFonts w:ascii="BIZ UDPGothic" w:hAnsi="BIZ UDPGothic" w:eastAsia="BIZ UDPGothic"/>
           <w:b w:val="0"/>
           <w:i w:val="0"/>
-          <w:sz w:val="20"/>
+          <w:sz w:val="21"/>
         </w:rPr>
         <w:t>した（</w:t>
       </w:r>
@@ -4959,7 +5544,7 @@
           <w:rFonts w:ascii="BIZ UDGothic" w:hAnsi="BIZ UDGothic" w:eastAsia="BIZ UDGothic"/>
           <w:b w:val="0"/>
           <w:i w:val="0"/>
-          <w:sz w:val="19"/>
+          <w:sz w:val="20"/>
         </w:rPr>
         <w:t>edge.log</w:t>
       </w:r>
@@ -4968,7 +5553,7 @@
           <w:rFonts w:ascii="BIZ UDPGothic" w:hAnsi="BIZ UDPGothic" w:eastAsia="BIZ UDPGothic"/>
           <w:b w:val="0"/>
           <w:i w:val="0"/>
-          <w:sz w:val="20"/>
+          <w:sz w:val="21"/>
         </w:rPr>
         <w:t xml:space="preserve"> に </w:t>
       </w:r>
@@ -4977,7 +5562,7 @@
           <w:rFonts w:ascii="BIZ UDGothic" w:hAnsi="BIZ UDGothic" w:eastAsia="BIZ UDGothic"/>
           <w:b w:val="0"/>
           <w:i w:val="0"/>
-          <w:sz w:val="19"/>
+          <w:sz w:val="20"/>
         </w:rPr>
         <w:t>GetGpuDriverOverlayInfo failed to retrieve video device</w:t>
       </w:r>
@@ -4986,7 +5571,7 @@
           <w:rFonts w:ascii="BIZ UDPGothic" w:hAnsi="BIZ UDPGothic" w:eastAsia="BIZ UDPGothic"/>
           <w:b w:val="0"/>
           <w:i w:val="0"/>
-          <w:sz w:val="20"/>
+          <w:sz w:val="21"/>
         </w:rPr>
         <w:t>。通常の Edge ブラウジング自体は安定）。そこで</w:t>
       </w:r>
@@ -4995,7 +5580,7 @@
           <w:rFonts w:ascii="BIZ UDPGothic" w:hAnsi="BIZ UDPGothic" w:eastAsia="BIZ UDPGothic"/>
           <w:b/>
           <w:i w:val="0"/>
-          <w:sz w:val="20"/>
+          <w:sz w:val="21"/>
         </w:rPr>
         <w:t>余計なフラグを付けず、安定動作している既定 Edge と同じ構成</w:t>
       </w:r>
@@ -5004,16 +5589,30 @@
           <w:rFonts w:ascii="BIZ UDPGothic" w:hAnsi="BIZ UDPGothic" w:eastAsia="BIZ UDPGothic"/>
           <w:b w:val="0"/>
           <w:i w:val="0"/>
-          <w:sz w:val="20"/>
+          <w:sz w:val="21"/>
         </w:rPr>
-        <w:t>で開く方針に変更した。あわせて、ファイルの開く/保存は File System Access API のネイティブピッカー（</w:t>
+        <w:t>で開く方針に変更した。</w:t>
+      </w:r>
+    </w:p>
+    <w:p>
+      <w:pPr>
+        <w:spacing w:after="80"/>
+      </w:pPr>
+      <w:r>
+        <w:rPr>
+          <w:rFonts w:ascii="BIZ UDPGothic" w:hAnsi="BIZ UDPGothic" w:eastAsia="BIZ UDPGothic"/>
+          <w:b w:val="0"/>
+          <w:i w:val="0"/>
+          <w:sz w:val="21"/>
+        </w:rPr>
+        <w:t>あわせて、ファイルの開く/保存は File System Access API のネイティブピッカー（</w:t>
       </w:r>
       <w:r>
         <w:rPr>
           <w:rFonts w:ascii="BIZ UDGothic" w:hAnsi="BIZ UDGothic" w:eastAsia="BIZ UDGothic"/>
           <w:b w:val="0"/>
           <w:i w:val="0"/>
-          <w:sz w:val="19"/>
+          <w:sz w:val="20"/>
         </w:rPr>
         <w:t>showOpenFilePicker</w:t>
       </w:r>
@@ -5022,7 +5621,7 @@
           <w:rFonts w:ascii="BIZ UDPGothic" w:hAnsi="BIZ UDPGothic" w:eastAsia="BIZ UDPGothic"/>
           <w:b w:val="0"/>
           <w:i w:val="0"/>
-          <w:sz w:val="20"/>
+          <w:sz w:val="21"/>
         </w:rPr>
         <w:t>/</w:t>
       </w:r>
@@ -5031,7 +5630,7 @@
           <w:rFonts w:ascii="BIZ UDGothic" w:hAnsi="BIZ UDGothic" w:eastAsia="BIZ UDGothic"/>
           <w:b w:val="0"/>
           <w:i w:val="0"/>
-          <w:sz w:val="19"/>
+          <w:sz w:val="20"/>
         </w:rPr>
         <w:t>showSaveFilePicker</w:t>
       </w:r>
@@ -5040,7 +5639,7 @@
           <w:rFonts w:ascii="BIZ UDPGothic" w:hAnsi="BIZ UDPGothic" w:eastAsia="BIZ UDPGothic"/>
           <w:b w:val="0"/>
           <w:i w:val="0"/>
-          <w:sz w:val="20"/>
+          <w:sz w:val="21"/>
         </w:rPr>
         <w:t>/</w:t>
       </w:r>
@@ -5049,7 +5648,7 @@
           <w:rFonts w:ascii="BIZ UDGothic" w:hAnsi="BIZ UDGothic" w:eastAsia="BIZ UDGothic"/>
           <w:b w:val="0"/>
           <w:i w:val="0"/>
-          <w:sz w:val="19"/>
+          <w:sz w:val="20"/>
         </w:rPr>
         <w:t>showDirectoryPicker</w:t>
       </w:r>
@@ -5058,7 +5657,7 @@
           <w:rFonts w:ascii="BIZ UDPGothic" w:hAnsi="BIZ UDPGothic" w:eastAsia="BIZ UDPGothic"/>
           <w:b w:val="0"/>
           <w:i w:val="0"/>
-          <w:sz w:val="20"/>
+          <w:sz w:val="21"/>
         </w:rPr>
         <w:t>）が VDI でレンダラごとクラッシュするため使わず、</w:t>
       </w:r>
@@ -5067,7 +5666,7 @@
           <w:rFonts w:ascii="BIZ UDPGothic" w:hAnsi="BIZ UDPGothic" w:eastAsia="BIZ UDPGothic"/>
           <w:b/>
           <w:i w:val="0"/>
-          <w:sz w:val="20"/>
+          <w:sz w:val="21"/>
         </w:rPr>
         <w:t>従来型 `&lt;input type=file&gt;` ＋ ダウンロード</w:t>
       </w:r>
@@ -5076,16 +5675,30 @@
           <w:rFonts w:ascii="BIZ UDPGothic" w:hAnsi="BIZ UDPGothic" w:eastAsia="BIZ UDPGothic"/>
           <w:b w:val="0"/>
           <w:i w:val="0"/>
-          <w:sz w:val="20"/>
+          <w:sz w:val="21"/>
         </w:rPr>
-        <w:t xml:space="preserve">に統一した（保存先はダウンロードフォルダ固定）。ドラッグ＆ドロップでも読み込める。なお落ちる場合は </w:t>
+        <w:t>に統一した（保存先はダウンロードフォルダ固定）。ドラッグ＆ドロップでも読み込める。</w:t>
+      </w:r>
+    </w:p>
+    <w:p>
+      <w:pPr>
+        <w:spacing w:after="80"/>
+      </w:pPr>
+      <w:r>
+        <w:rPr>
+          <w:rFonts w:ascii="BIZ UDPGothic" w:hAnsi="BIZ UDPGothic" w:eastAsia="BIZ UDPGothic"/>
+          <w:b w:val="0"/>
+          <w:i w:val="0"/>
+          <w:sz w:val="21"/>
+        </w:rPr>
+        <w:t xml:space="preserve">なお落ちる場合は </w:t>
       </w:r>
       <w:r>
         <w:rPr>
           <w:rFonts w:ascii="BIZ UDGothic" w:hAnsi="BIZ UDGothic" w:eastAsia="BIZ UDGothic"/>
           <w:b w:val="0"/>
           <w:i w:val="0"/>
-          <w:sz w:val="19"/>
+          <w:sz w:val="20"/>
         </w:rPr>
         <w:t>data/logs/startup.log</w:t>
       </w:r>
@@ -5094,7 +5707,7 @@
           <w:rFonts w:ascii="BIZ UDPGothic" w:hAnsi="BIZ UDPGothic" w:eastAsia="BIZ UDPGothic"/>
           <w:b w:val="0"/>
           <w:i w:val="0"/>
-          <w:sz w:val="20"/>
+          <w:sz w:val="21"/>
         </w:rPr>
         <w:t xml:space="preserve">（Python 側）と </w:t>
       </w:r>
@@ -5103,7 +5716,7 @@
           <w:rFonts w:ascii="BIZ UDGothic" w:hAnsi="BIZ UDGothic" w:eastAsia="BIZ UDGothic"/>
           <w:b w:val="0"/>
           <w:i w:val="0"/>
-          <w:sz w:val="19"/>
+          <w:sz w:val="20"/>
         </w:rPr>
         <w:t>data/logs/edge.log</w:t>
       </w:r>
@@ -5112,7 +5725,7 @@
           <w:rFonts w:ascii="BIZ UDPGothic" w:hAnsi="BIZ UDPGothic" w:eastAsia="BIZ UDPGothic"/>
           <w:b w:val="0"/>
           <w:i w:val="0"/>
-          <w:sz w:val="20"/>
+          <w:sz w:val="21"/>
         </w:rPr>
         <w:t>（Edge 側）で要因を切り分ける。</w:t>
       </w:r>
@@ -5121,6 +5734,7 @@
       <w:pPr>
         <w:keepNext/>
         <w:keepLines/>
+        <w:pageBreakBefore/>
         <w:spacing w:before="200" w:after="60"/>
         <w:outlineLvl w:val="0"/>
         <w:pBdr>
@@ -5135,7 +5749,7 @@
           <w:color w:val="1F5C99"/>
           <w:sz w:val="30"/>
         </w:rPr>
-        <w:t xml:space="preserve">10. </w:t>
+        <w:t xml:space="preserve">7. </w:t>
       </w:r>
       <w:r>
         <w:rPr>
@@ -5193,6 +5807,7 @@
       <w:pPr>
         <w:keepNext/>
         <w:keepLines/>
+        <w:pageBreakBefore/>
         <w:spacing w:before="200" w:after="60"/>
         <w:outlineLvl w:val="0"/>
         <w:pBdr>
@@ -5207,7 +5822,7 @@
           <w:color w:val="1F5C99"/>
           <w:sz w:val="30"/>
         </w:rPr>
-        <w:t xml:space="preserve">11. </w:t>
+        <w:t xml:space="preserve">8. </w:t>
       </w:r>
       <w:r>
         <w:rPr>

--- a/docs/pdf-to-svg/PdfToSvg_設計書.docx
+++ b/docs/pdf-to-svg/PdfToSvg_設計書.docx
@@ -1108,37 +1108,95 @@
         <w:t xml:space="preserve"> 経由でコマンドを Undo スタックへ push してモデルを更新し、SVG はモデルから直接書き出す（決定的・GUI 非依存でユニットテスト可能）。</w:t>
       </w:r>
     </w:p>
+    <w:tbl>
+      <w:tblPr>
+        <w:tblW w:type="auto" w:w="0"/>
+        <w:jc w:val="center"/>
+        <w:tblLook w:firstColumn="1" w:firstRow="1" w:lastColumn="0" w:lastRow="0" w:noHBand="0" w:noVBand="1" w:val="04A0"/>
+      </w:tblPr>
+      <w:tblGrid>
+        <w:gridCol w:w="9746"/>
+      </w:tblGrid>
+      <w:tr>
+        <w:trPr>
+          <w:cantSplit/>
+        </w:trPr>
+        <w:tc>
+          <w:tcPr>
+            <w:tcW w:type="dxa" w:w="9746"/>
+            <w:tcBorders>
+              <w:top w:val="single" w:sz="8" w:space="0" w:color="DCE3EA"/>
+              <w:left w:val="single" w:sz="8" w:space="0" w:color="DCE3EA"/>
+              <w:bottom w:val="single" w:sz="8" w:space="0" w:color="DCE3EA"/>
+              <w:right w:val="single" w:sz="8" w:space="0" w:color="DCE3EA"/>
+            </w:tcBorders>
+          </w:tcPr>
+          <w:p>
+            <w:pPr>
+              <w:jc w:val="center"/>
+            </w:pPr>
+            <w:r>
+              <w:drawing>
+                <wp:inline xmlns:a="http://schemas.openxmlformats.org/drawingml/2006/main" xmlns:pic="http://schemas.openxmlformats.org/drawingml/2006/picture">
+                  <wp:extent cx="5760000" cy="3264000"/>
+                  <wp:docPr id="1" name="Picture 1"/>
+                  <wp:cNvGraphicFramePr>
+                    <a:graphicFrameLocks noChangeAspect="1"/>
+                  </wp:cNvGraphicFramePr>
+                  <a:graphic>
+                    <a:graphicData uri="http://schemas.openxmlformats.org/drawingml/2006/picture">
+                      <pic:pic>
+                        <pic:nvPicPr>
+                          <pic:cNvPr id="0" name="architecture.png"/>
+                          <pic:cNvPicPr/>
+                        </pic:nvPicPr>
+                        <pic:blipFill>
+                          <a:blip r:embed="rId10"/>
+                          <a:stretch>
+                            <a:fillRect/>
+                          </a:stretch>
+                        </pic:blipFill>
+                        <pic:spPr>
+                          <a:xfrm>
+                            <a:off x="0" y="0"/>
+                            <a:ext cx="5760000" cy="3264000"/>
+                          </a:xfrm>
+                          <a:prstGeom prst="rect"/>
+                        </pic:spPr>
+                      </pic:pic>
+                    </a:graphicData>
+                  </a:graphic>
+                </wp:inline>
+              </w:drawing>
+            </w:r>
+          </w:p>
+        </w:tc>
+      </w:tr>
+    </w:tbl>
     <w:p>
       <w:pPr>
-        <w:spacing w:before="60" w:after="120"/>
-        <w:ind w:left="170"/>
-        <w:shd w:val="clear" w:color="auto" w:fill="F4F6F8"/>
-        <w:keepLines/>
-        <w:pBdr>
-          <w:left w:val="single" w:sz="16" w:space="6" w:color="C4CCD4"/>
-        </w:pBdr>
+        <w:spacing w:after="160"/>
+        <w:jc w:val="center"/>
       </w:pPr>
       <w:r>
         <w:rPr>
           <w:rFonts w:ascii="BIZ UDGothic" w:hAnsi="BIZ UDGothic" w:eastAsia="BIZ UDGothic"/>
           <w:b w:val="0"/>
           <w:i w:val="0"/>
+          <w:color w:val="606874"/>
           <w:sz w:val="18"/>
         </w:rPr>
-        <w:t>PDF</w:t>
-        <w:br/>
-        <w:t xml:space="preserve"> └→ engine (PyMuPDF抽出 + vector/scan判定)</w:t>
-        <w:br/>
-        <w:t xml:space="preserve">      └→ model (Document / Page / Element)</w:t>
-        <w:br/>
-        <w:t xml:space="preserve">           └→ dictionary (NFKC正規化 + ヘッダ検出 + 自動適用)</w:t>
-        <w:br/>
-        <w:t xml:space="preserve">                └→ export (model→SVG 決定的シリアライズ) ……出力 &amp; 画面プレビュー</w:t>
-        <w:br/>
-        <w:br/>
-        <w:t xml:space="preserve">          ↑↓  web.server (127.0.0.1 HTTP  /rpc・/upload)</w:t>
-        <w:br/>
-        <w:t xml:space="preserve">          ←→  resources/web (Edge アプリ窓の UI)</w:t>
+        <w:t xml:space="preserve">fig.1 </w:t>
+      </w:r>
+      <w:r>
+        <w:rPr>
+          <w:rFonts w:ascii="BIZ UDPGothic" w:hAnsi="BIZ UDPGothic" w:eastAsia="BIZ UDPGothic"/>
+          <w:b w:val="0"/>
+          <w:i w:val="0"/>
+          <w:color w:val="606874"/>
+          <w:sz w:val="18"/>
+        </w:rPr>
+        <w:t>PdfToSvg 全体アーキテクチャ（変換パイプラインと Web UI）</w:t>
       </w:r>
     </w:p>
     <w:p>

--- a/docs/pdf-to-svg/PdfToSvg_設計書.docx
+++ b/docs/pdf-to-svg/PdfToSvg_設計書.docx
@@ -42,7 +42,7 @@
           <w:color w:val="606874"/>
           <w:sz w:val="22"/>
         </w:rPr>
-        <w:t xml:space="preserve">   v2.0</w:t>
+        <w:t xml:space="preserve">   v2.1</w:t>
       </w:r>
     </w:p>
     <w:p>
@@ -58,6 +58,372 @@
           <w:sz w:val="20"/>
         </w:rPr>
         <w:t>PDF → 編集可能 SVG 変換ツール ／ エンジニア向け（保守・改修用）</w:t>
+      </w:r>
+    </w:p>
+    <w:p>
+      <w:pPr>
+        <w:spacing w:before="360" w:after="120"/>
+        <w:pBdr>
+          <w:bottom w:val="single" w:sz="6" w:space="4" w:color="CDD5DD"/>
+        </w:pBdr>
+      </w:pPr>
+      <w:r>
+        <w:rPr>
+          <w:rFonts w:ascii="BIZ UDPGothic" w:hAnsi="BIZ UDPGothic" w:eastAsia="BIZ UDPGothic"/>
+          <w:b/>
+          <w:i w:val="0"/>
+          <w:color w:val="20242C"/>
+          <w:sz w:val="30"/>
+        </w:rPr>
+        <w:t>改訂履歴</w:t>
+      </w:r>
+    </w:p>
+    <w:tbl>
+      <w:tblPr>
+        <w:tblW w:type="auto" w:w="0"/>
+        <w:jc w:val="left"/>
+        <w:tblLook w:firstColumn="1" w:firstRow="1" w:lastColumn="0" w:lastRow="0" w:noHBand="0" w:noVBand="1" w:val="04A0"/>
+      </w:tblPr>
+      <w:tblGrid>
+        <w:gridCol w:w="3249"/>
+        <w:gridCol w:w="3249"/>
+        <w:gridCol w:w="3249"/>
+      </w:tblGrid>
+      <w:tr>
+        <w:trPr>
+          <w:tblHeader/>
+        </w:trPr>
+        <w:tc>
+          <w:tcPr>
+            <w:tcW w:type="dxa" w:w="1134"/>
+            <w:tcBorders>
+              <w:bottom w:val="single" w:sz="12" w:space="0" w:color="20242C"/>
+            </w:tcBorders>
+            <w:shd w:val="clear" w:color="auto" w:fill="F4F6F8"/>
+          </w:tcPr>
+          <w:p>
+            <w:r/>
+            <w:r>
+              <w:rPr>
+                <w:rFonts w:ascii="BIZ UDPGothic" w:hAnsi="BIZ UDPGothic" w:eastAsia="BIZ UDPGothic"/>
+                <w:b/>
+                <w:i w:val="0"/>
+                <w:color w:val="1F5C99"/>
+                <w:sz w:val="20"/>
+              </w:rPr>
+              <w:t>版数</w:t>
+            </w:r>
+          </w:p>
+        </w:tc>
+        <w:tc>
+          <w:tcPr>
+            <w:tcW w:type="dxa" w:w="1814"/>
+            <w:tcBorders>
+              <w:bottom w:val="single" w:sz="12" w:space="0" w:color="20242C"/>
+            </w:tcBorders>
+            <w:shd w:val="clear" w:color="auto" w:fill="F4F6F8"/>
+          </w:tcPr>
+          <w:p>
+            <w:r/>
+            <w:r>
+              <w:rPr>
+                <w:rFonts w:ascii="BIZ UDPGothic" w:hAnsi="BIZ UDPGothic" w:eastAsia="BIZ UDPGothic"/>
+                <w:b/>
+                <w:i w:val="0"/>
+                <w:color w:val="1F5C99"/>
+                <w:sz w:val="20"/>
+              </w:rPr>
+              <w:t>日付</w:t>
+            </w:r>
+          </w:p>
+        </w:tc>
+        <w:tc>
+          <w:tcPr>
+            <w:tcW w:type="dxa" w:w="6463"/>
+            <w:tcBorders>
+              <w:bottom w:val="single" w:sz="12" w:space="0" w:color="20242C"/>
+            </w:tcBorders>
+            <w:shd w:val="clear" w:color="auto" w:fill="F4F6F8"/>
+          </w:tcPr>
+          <w:p>
+            <w:r/>
+            <w:r>
+              <w:rPr>
+                <w:rFonts w:ascii="BIZ UDPGothic" w:hAnsi="BIZ UDPGothic" w:eastAsia="BIZ UDPGothic"/>
+                <w:b/>
+                <w:i w:val="0"/>
+                <w:color w:val="1F5C99"/>
+                <w:sz w:val="20"/>
+              </w:rPr>
+              <w:t>変更内容</w:t>
+            </w:r>
+          </w:p>
+        </w:tc>
+      </w:tr>
+      <w:tr>
+        <w:trPr>
+          <w:cantSplit/>
+        </w:trPr>
+        <w:tc>
+          <w:tcPr>
+            <w:tcW w:type="dxa" w:w="1134"/>
+            <w:tcBorders>
+              <w:bottom w:val="single" w:sz="8" w:space="0" w:color="E8ECF0"/>
+            </w:tcBorders>
+          </w:tcPr>
+          <w:p>
+            <w:r/>
+            <w:r>
+              <w:rPr>
+                <w:rFonts w:ascii="BIZ UDPGothic" w:hAnsi="BIZ UDPGothic" w:eastAsia="BIZ UDPGothic"/>
+                <w:b w:val="0"/>
+                <w:i w:val="0"/>
+                <w:sz w:val="19"/>
+              </w:rPr>
+              <w:t>1.0</w:t>
+            </w:r>
+          </w:p>
+        </w:tc>
+        <w:tc>
+          <w:tcPr>
+            <w:tcW w:type="dxa" w:w="1814"/>
+            <w:tcBorders>
+              <w:bottom w:val="single" w:sz="8" w:space="0" w:color="E8ECF0"/>
+            </w:tcBorders>
+          </w:tcPr>
+          <w:p>
+            <w:r/>
+            <w:r>
+              <w:rPr>
+                <w:rFonts w:ascii="BIZ UDPGothic" w:hAnsi="BIZ UDPGothic" w:eastAsia="BIZ UDPGothic"/>
+                <w:b w:val="0"/>
+                <w:i w:val="0"/>
+                <w:sz w:val="19"/>
+              </w:rPr>
+              <w:t>2026-06-19</w:t>
+            </w:r>
+          </w:p>
+        </w:tc>
+        <w:tc>
+          <w:tcPr>
+            <w:tcW w:type="dxa" w:w="6463"/>
+            <w:tcBorders>
+              <w:bottom w:val="single" w:sz="8" w:space="0" w:color="E8ECF0"/>
+            </w:tcBorders>
+          </w:tcPr>
+          <w:p>
+            <w:r/>
+            <w:r>
+              <w:rPr>
+                <w:rFonts w:ascii="BIZ UDPGothic" w:hAnsi="BIZ UDPGothic" w:eastAsia="BIZ UDPGothic"/>
+                <w:b w:val="0"/>
+                <w:i w:val="0"/>
+                <w:sz w:val="19"/>
+              </w:rPr>
+              <w:t>初版</w:t>
+            </w:r>
+          </w:p>
+        </w:tc>
+      </w:tr>
+      <w:tr>
+        <w:trPr>
+          <w:cantSplit/>
+        </w:trPr>
+        <w:tc>
+          <w:tcPr>
+            <w:tcW w:type="dxa" w:w="1134"/>
+            <w:tcBorders>
+              <w:bottom w:val="single" w:sz="8" w:space="0" w:color="E8ECF0"/>
+            </w:tcBorders>
+          </w:tcPr>
+          <w:p>
+            <w:r/>
+            <w:r>
+              <w:rPr>
+                <w:rFonts w:ascii="BIZ UDPGothic" w:hAnsi="BIZ UDPGothic" w:eastAsia="BIZ UDPGothic"/>
+                <w:b w:val="0"/>
+                <w:i w:val="0"/>
+                <w:sz w:val="19"/>
+              </w:rPr>
+              <w:t>1.1</w:t>
+            </w:r>
+          </w:p>
+        </w:tc>
+        <w:tc>
+          <w:tcPr>
+            <w:tcW w:type="dxa" w:w="1814"/>
+            <w:tcBorders>
+              <w:bottom w:val="single" w:sz="8" w:space="0" w:color="E8ECF0"/>
+            </w:tcBorders>
+          </w:tcPr>
+          <w:p>
+            <w:r/>
+            <w:r>
+              <w:rPr>
+                <w:rFonts w:ascii="BIZ UDPGothic" w:hAnsi="BIZ UDPGothic" w:eastAsia="BIZ UDPGothic"/>
+                <w:b w:val="0"/>
+                <w:i w:val="0"/>
+                <w:sz w:val="19"/>
+              </w:rPr>
+              <w:t>2026-06-24</w:t>
+            </w:r>
+          </w:p>
+        </w:tc>
+        <w:tc>
+          <w:tcPr>
+            <w:tcW w:type="dxa" w:w="6463"/>
+            <w:tcBorders>
+              <w:bottom w:val="single" w:sz="8" w:space="0" w:color="E8ECF0"/>
+            </w:tcBorders>
+          </w:tcPr>
+          <w:p>
+            <w:r/>
+            <w:r>
+              <w:rPr>
+                <w:rFonts w:ascii="BIZ UDPGothic" w:hAnsi="BIZ UDPGothic" w:eastAsia="BIZ UDPGothic"/>
+                <w:b w:val="0"/>
+                <w:i w:val="0"/>
+                <w:sz w:val="19"/>
+              </w:rPr>
+              <w:t>実装の最新化に伴う全面見直し</w:t>
+            </w:r>
+          </w:p>
+        </w:tc>
+      </w:tr>
+      <w:tr>
+        <w:trPr>
+          <w:cantSplit/>
+        </w:trPr>
+        <w:tc>
+          <w:tcPr>
+            <w:tcW w:type="dxa" w:w="1134"/>
+            <w:tcBorders>
+              <w:bottom w:val="single" w:sz="8" w:space="0" w:color="E8ECF0"/>
+            </w:tcBorders>
+          </w:tcPr>
+          <w:p>
+            <w:r/>
+            <w:r>
+              <w:rPr>
+                <w:rFonts w:ascii="BIZ UDPGothic" w:hAnsi="BIZ UDPGothic" w:eastAsia="BIZ UDPGothic"/>
+                <w:b w:val="0"/>
+                <w:i w:val="0"/>
+                <w:sz w:val="19"/>
+              </w:rPr>
+              <w:t>2.0</w:t>
+            </w:r>
+          </w:p>
+        </w:tc>
+        <w:tc>
+          <w:tcPr>
+            <w:tcW w:type="dxa" w:w="1814"/>
+            <w:tcBorders>
+              <w:bottom w:val="single" w:sz="8" w:space="0" w:color="E8ECF0"/>
+            </w:tcBorders>
+          </w:tcPr>
+          <w:p>
+            <w:r/>
+            <w:r>
+              <w:rPr>
+                <w:rFonts w:ascii="BIZ UDPGothic" w:hAnsi="BIZ UDPGothic" w:eastAsia="BIZ UDPGothic"/>
+                <w:b w:val="0"/>
+                <w:i w:val="0"/>
+                <w:sz w:val="19"/>
+              </w:rPr>
+              <w:t>2026-07-04</w:t>
+            </w:r>
+          </w:p>
+        </w:tc>
+        <w:tc>
+          <w:tcPr>
+            <w:tcW w:type="dxa" w:w="6463"/>
+            <w:tcBorders>
+              <w:bottom w:val="single" w:sz="8" w:space="0" w:color="E8ECF0"/>
+            </w:tcBorders>
+          </w:tcPr>
+          <w:p>
+            <w:r/>
+            <w:r>
+              <w:rPr>
+                <w:rFonts w:ascii="BIZ UDPGothic" w:hAnsi="BIZ UDPGothic" w:eastAsia="BIZ UDPGothic"/>
+                <w:b w:val="0"/>
+                <w:i w:val="0"/>
+                <w:sz w:val="19"/>
+              </w:rPr>
+              <w:t>章立ての階層化・アーキテクチャ図の追加・層別詳解への拡充</w:t>
+            </w:r>
+          </w:p>
+        </w:tc>
+      </w:tr>
+      <w:tr>
+        <w:trPr>
+          <w:cantSplit/>
+        </w:trPr>
+        <w:tc>
+          <w:tcPr>
+            <w:tcW w:type="dxa" w:w="1134"/>
+            <w:tcBorders>
+              <w:bottom w:val="single" w:sz="8" w:space="0" w:color="E8ECF0"/>
+            </w:tcBorders>
+          </w:tcPr>
+          <w:p>
+            <w:r/>
+            <w:r>
+              <w:rPr>
+                <w:rFonts w:ascii="BIZ UDPGothic" w:hAnsi="BIZ UDPGothic" w:eastAsia="BIZ UDPGothic"/>
+                <w:b w:val="0"/>
+                <w:i w:val="0"/>
+                <w:sz w:val="19"/>
+              </w:rPr>
+              <w:t>2.1</w:t>
+            </w:r>
+          </w:p>
+        </w:tc>
+        <w:tc>
+          <w:tcPr>
+            <w:tcW w:type="dxa" w:w="1814"/>
+            <w:tcBorders>
+              <w:bottom w:val="single" w:sz="8" w:space="0" w:color="E8ECF0"/>
+            </w:tcBorders>
+          </w:tcPr>
+          <w:p>
+            <w:r/>
+            <w:r>
+              <w:rPr>
+                <w:rFonts w:ascii="BIZ UDPGothic" w:hAnsi="BIZ UDPGothic" w:eastAsia="BIZ UDPGothic"/>
+                <w:b w:val="0"/>
+                <w:i w:val="0"/>
+                <w:sz w:val="19"/>
+              </w:rPr>
+              <w:t>2026-07-05</w:t>
+            </w:r>
+          </w:p>
+        </w:tc>
+        <w:tc>
+          <w:tcPr>
+            <w:tcW w:type="dxa" w:w="6463"/>
+            <w:tcBorders>
+              <w:bottom w:val="single" w:sz="8" w:space="0" w:color="E8ECF0"/>
+            </w:tcBorders>
+          </w:tcPr>
+          <w:p>
+            <w:r/>
+            <w:r>
+              <w:rPr>
+                <w:rFonts w:ascii="BIZ UDPGothic" w:hAnsi="BIZ UDPGothic" w:eastAsia="BIZ UDPGothic"/>
+                <w:b w:val="0"/>
+                <w:i w:val="0"/>
+                <w:sz w:val="19"/>
+              </w:rPr>
+              <w:t>表紙・改訂履歴の新設、経緯記述の整理と文章の推敲</w:t>
+            </w:r>
+          </w:p>
+        </w:tc>
+      </w:tr>
+    </w:tbl>
+    <w:p>
+      <w:r>
+        <w:br w:type="page"/>
       </w:r>
     </w:p>
     <w:p>
@@ -1759,7 +2125,7 @@
           <w:i w:val="0"/>
           <w:sz w:val="21"/>
         </w:rPr>
-        <w:t>Edge をアプリモードで開く方式のため QtWebEngine ランタイムを同梱せずに済み、配布物が 150–200MB から ~50MB へ縮小されている。</w:t>
+        <w:t>Edge をアプリモードで開く方式のため QtWebEngine ランタイムを同梱せずに済み、配布物は ~50MB に収まる。</w:t>
       </w:r>
     </w:p>
     <w:p>
@@ -6005,7 +6371,7 @@
           <w:i w:val="0"/>
           <w:sz w:val="21"/>
         </w:rPr>
-        <w:t xml:space="preserve"> は常にページ全体で、クロップ（切り抜き）という概念は持たない——UI の「範囲削除」は矩形内要素の一括論理削除である。</w:t>
+        <w:t xml:space="preserve"> は常にページ全体で、クロップ（切り抜き）という概念は持たない。UI の「範囲削除」は矩形内要素の一括論理削除である。</w:t>
       </w:r>
     </w:p>
     <w:p>
@@ -7782,7 +8148,7 @@
           <w:i w:val="0"/>
           <w:sz w:val="21"/>
         </w:rPr>
-        <w:t>テキストの直列化には「未編集はベースライン原点 / 置換後は箱の縦中央」という重要な分岐がある。置換後の文字列は元と幅が違うため、元のベースラインに置くと表のセル内で上下にずれて見える——そこで置換したものだけ外接箱の縦中央へ据え直す:</w:t>
+        <w:t>テキストの直列化には「未編集はベースライン原点 / 置換後は箱の縦中央」という重要な分岐がある。置換後の文字列は元と幅が違うため、元のベースラインに置くと表のセル内で上下にずれて見える。そこで置換したものだけ外接箱の縦中央へ据え直す:</w:t>
       </w:r>
     </w:p>
     <w:p>
@@ -11296,7 +11662,7 @@
           <w:i w:val="0"/>
           <w:sz w:val="21"/>
         </w:rPr>
-        <w:t xml:space="preserve"> は旧値を書き戻すだけ——コマンドパターンの教科書どおりの形:</w:t>
+        <w:t xml:space="preserve"> は旧値を書き戻すだけの、コマンドパターンの教科書どおりの形:</w:t>
       </w:r>
     </w:p>
     <w:p>
@@ -13621,7 +13987,7 @@
           <w:i w:val="0"/>
           <w:sz w:val="20"/>
         </w:rPr>
-        <w:t>VDI ではアプリ窓（Edge）の起動フラグ構成が安定性を左右する。本節の経緯を踏まえずに起動フラグを追加しないこと。</w:t>
+        <w:t>VDI ではアプリ窓（Edge）の起動フラグ構成が安定性を左右する。本節の制約を踏まえずに起動フラグを追加しないこと。</w:t>
       </w:r>
     </w:p>
     <w:p>
@@ -13635,7 +14001,25 @@
           <w:i w:val="0"/>
           <w:sz w:val="21"/>
         </w:rPr>
-        <w:t xml:space="preserve">当初は隔離 </w:t>
+        <w:t>Edge は</w:t>
+      </w:r>
+      <w:r>
+        <w:rPr>
+          <w:rFonts w:ascii="BIZ UDPGothic" w:hAnsi="BIZ UDPGothic" w:eastAsia="BIZ UDPGothic"/>
+          <w:b/>
+          <w:i w:val="0"/>
+          <w:sz w:val="21"/>
+        </w:rPr>
+        <w:t>余計なフラグを付けず、安定動作している既定 Edge と同じ構成</w:t>
+      </w:r>
+      <w:r>
+        <w:rPr>
+          <w:rFonts w:ascii="BIZ UDPGothic" w:hAnsi="BIZ UDPGothic" w:eastAsia="BIZ UDPGothic"/>
+          <w:b w:val="0"/>
+          <w:i w:val="0"/>
+          <w:sz w:val="21"/>
+        </w:rPr>
+        <w:t xml:space="preserve">で開く。隔離 </w:t>
       </w:r>
       <w:r>
         <w:rPr>
@@ -13671,7 +14055,7 @@
           <w:i w:val="0"/>
           <w:sz w:val="21"/>
         </w:rPr>
-        <w:t>（ソフトウェア描画固定）で起動していたが、VDI ではこの非標準構成だと Edge のレンダラが不安定で</w:t>
+        <w:t>（ソフトウェア描画固定）のような非標準構成は、VDI では Edge のレンダラが不安定になり</w:t>
       </w:r>
       <w:r>
         <w:rPr>
@@ -13689,7 +14073,7 @@
           <w:i w:val="0"/>
           <w:sz w:val="21"/>
         </w:rPr>
-        <w:t>した（</w:t>
+        <w:t>するため使わない（</w:t>
       </w:r>
       <w:r>
         <w:rPr>
@@ -13725,25 +14109,7 @@
           <w:i w:val="0"/>
           <w:sz w:val="21"/>
         </w:rPr>
-        <w:t>。通常の Edge ブラウジング自体は安定）。そこで</w:t>
-      </w:r>
-      <w:r>
-        <w:rPr>
-          <w:rFonts w:ascii="BIZ UDPGothic" w:hAnsi="BIZ UDPGothic" w:eastAsia="BIZ UDPGothic"/>
-          <w:b/>
-          <w:i w:val="0"/>
-          <w:sz w:val="21"/>
-        </w:rPr>
-        <w:t>余計なフラグを付けず、安定動作している既定 Edge と同じ構成</w:t>
-      </w:r>
-      <w:r>
-        <w:rPr>
-          <w:rFonts w:ascii="BIZ UDPGothic" w:hAnsi="BIZ UDPGothic" w:eastAsia="BIZ UDPGothic"/>
-          <w:b w:val="0"/>
-          <w:i w:val="0"/>
-          <w:sz w:val="21"/>
-        </w:rPr>
-        <w:t>で開く方針に変更した。</w:t>
+        <w:t xml:space="preserve"> が出る。通常の Edge ブラウジング自体は安定）。</w:t>
       </w:r>
     </w:p>
     <w:p>
@@ -13757,7 +14123,7 @@
           <w:i w:val="0"/>
           <w:sz w:val="21"/>
         </w:rPr>
-        <w:t>あわせて、ファイルの開く/保存は File System Access API のネイティブピッカー（</w:t>
+        <w:t>ファイルの開く/保存も同じ理由で File System Access API のネイティブピッカー（</w:t>
       </w:r>
       <w:r>
         <w:rPr>
@@ -13811,7 +14177,7 @@
           <w:i w:val="0"/>
           <w:sz w:val="21"/>
         </w:rPr>
-        <w:t>）が VDI でレンダラごとクラッシュするため使わず、</w:t>
+        <w:t>）を使わない（VDI でレンダラごとクラッシュする）。開くは</w:t>
       </w:r>
       <w:r>
         <w:rPr>
@@ -13820,7 +14186,7 @@
           <w:i w:val="0"/>
           <w:sz w:val="21"/>
         </w:rPr>
-        <w:t>従来型 `&lt;input type=file&gt;` ＋ ダウンロード</w:t>
+        <w:t>従来型 `&lt;input type=file&gt;`、保存はダウンロード</w:t>
       </w:r>
       <w:r>
         <w:rPr>
@@ -13829,7 +14195,7 @@
           <w:i w:val="0"/>
           <w:sz w:val="21"/>
         </w:rPr>
-        <w:t>に統一した（保存先はダウンロードフォルダ固定）。ドラッグ＆ドロップでも読み込める。</w:t>
+        <w:t>に統一する（保存先はダウンロードフォルダ固定）。ドラッグ＆ドロップでも読み込める。</w:t>
       </w:r>
     </w:p>
     <w:p>
@@ -15335,7 +15701,7 @@
         <w:color w:val="606874"/>
         <w:sz w:val="16"/>
       </w:rPr>
-      <w:t>PdfToSvg 詳細設計書　v2.0</w:t>
+      <w:t>PdfToSvg 詳細設計書　v2.1</w:t>
     </w:r>
     <w:r>
       <w:tab/>
